--- a/docs/tech/ezEKP_Java_DB_Schema_export_방법(Oracle).docx
+++ b/docs/tech/ezEKP_Java_DB_Schema_export_방법(Oracle).docx
@@ -1,6 +1,6 @@
 
 <file path=word/document.xml><?xml version="1.0" encoding="utf-8"?>
-<w:document xmlns:wpc="http://schemas.microsoft.com/office/word/2010/wordprocessingCanvas" xmlns:mc="http://schemas.openxmlformats.org/markup-compatibility/2006" xmlns:o="urn:schemas-microsoft-com:office:office" xmlns:r="http://schemas.openxmlformats.org/officeDocument/2006/relationships" xmlns:m="http://schemas.openxmlformats.org/officeDocument/2006/math" xmlns:v="urn:schemas-microsoft-com:vml" xmlns:wp14="http://schemas.microsoft.com/office/word/2010/wordprocessingDrawing" xmlns:wp="http://schemas.openxmlformats.org/drawingml/2006/wordprocessingDrawing" xmlns:w10="urn:schemas-microsoft-com:office:word" xmlns:w="http://schemas.openxmlformats.org/wordprocessingml/2006/main" xmlns:w14="http://schemas.microsoft.com/office/word/2010/wordml" xmlns:w15="http://schemas.microsoft.com/office/word/2012/wordml" xmlns:wpg="http://schemas.microsoft.com/office/word/2010/wordprocessingGroup" xmlns:wpi="http://schemas.microsoft.com/office/word/2010/wordprocessingInk" xmlns:wne="http://schemas.microsoft.com/office/word/2006/wordml" xmlns:wps="http://schemas.microsoft.com/office/word/2010/wordprocessingShape" mc:Ignorable="w14 w15 wp14">
+<w:document xmlns:wpc="http://schemas.microsoft.com/office/word/2010/wordprocessingCanvas" xmlns:cx="http://schemas.microsoft.com/office/drawing/2014/chartex" xmlns:mc="http://schemas.openxmlformats.org/markup-compatibility/2006" xmlns:o="urn:schemas-microsoft-com:office:office" xmlns:r="http://schemas.openxmlformats.org/officeDocument/2006/relationships" xmlns:m="http://schemas.openxmlformats.org/officeDocument/2006/math" xmlns:v="urn:schemas-microsoft-com:vml" xmlns:wp14="http://schemas.microsoft.com/office/word/2010/wordprocessingDrawing" xmlns:wp="http://schemas.openxmlformats.org/drawingml/2006/wordprocessingDrawing" xmlns:w10="urn:schemas-microsoft-com:office:word" xmlns:w="http://schemas.openxmlformats.org/wordprocessingml/2006/main" xmlns:w14="http://schemas.microsoft.com/office/word/2010/wordml" xmlns:w15="http://schemas.microsoft.com/office/word/2012/wordml" xmlns:w16se="http://schemas.microsoft.com/office/word/2015/wordml/symex" xmlns:wpg="http://schemas.microsoft.com/office/word/2010/wordprocessingGroup" xmlns:wpi="http://schemas.microsoft.com/office/word/2010/wordprocessingInk" xmlns:wne="http://schemas.microsoft.com/office/word/2006/wordml" xmlns:wps="http://schemas.microsoft.com/office/word/2010/wordprocessingShape" mc:Ignorable="w14 w15 w16se wp14">
   <w:body>
     <w:p>
       <w:pPr>
@@ -85,32 +85,41 @@
         <w:pStyle w:val="a3"/>
         <w:spacing w:before="0" w:beforeAutospacing="0" w:after="0" w:afterAutospacing="0" w:line="300" w:lineRule="atLeast"/>
         <w:rPr>
-          <w:rFonts w:ascii="맑은 고딕" w:eastAsia="맑은 고딕" w:hAnsi="맑은 고딕" w:hint="eastAsia"/>
-          <w:color w:val="000000"/>
-          <w:sz w:val="20"/>
-          <w:szCs w:val="20"/>
-        </w:rPr>
-      </w:pPr>
-    </w:p>
-    <w:p>
-      <w:pPr>
-        <w:pStyle w:val="a3"/>
-        <w:spacing w:before="0" w:beforeAutospacing="0" w:after="0" w:afterAutospacing="0" w:line="300" w:lineRule="atLeast"/>
-        <w:rPr>
-          <w:rFonts w:ascii="맑은 고딕" w:eastAsia="맑은 고딕" w:hAnsi="맑은 고딕" w:hint="eastAsia"/>
-          <w:color w:val="000000"/>
-          <w:sz w:val="20"/>
-          <w:szCs w:val="20"/>
-        </w:rPr>
-      </w:pPr>
-      <w:r>
-        <w:rPr>
-          <w:rFonts w:ascii="맑은 고딕" w:eastAsia="맑은 고딕" w:hAnsi="맑은 고딕" w:hint="eastAsia"/>
-          <w:color w:val="000000"/>
-          <w:sz w:val="21"/>
-          <w:szCs w:val="21"/>
-        </w:rPr>
-        <w:t>1. 오라클디벨로퍼에서도구 &gt; </w:t>
+          <w:rFonts w:ascii="맑은 고딕" w:eastAsia="맑은 고딕" w:hAnsi="맑은 고딕"/>
+          <w:color w:val="000000"/>
+          <w:sz w:val="20"/>
+          <w:szCs w:val="20"/>
+        </w:rPr>
+      </w:pPr>
+    </w:p>
+    <w:p>
+      <w:pPr>
+        <w:pStyle w:val="a3"/>
+        <w:spacing w:before="0" w:beforeAutospacing="0" w:after="0" w:afterAutospacing="0" w:line="300" w:lineRule="atLeast"/>
+        <w:rPr>
+          <w:rFonts w:ascii="맑은 고딕" w:eastAsia="맑은 고딕" w:hAnsi="맑은 고딕"/>
+          <w:color w:val="000000"/>
+          <w:sz w:val="20"/>
+          <w:szCs w:val="20"/>
+        </w:rPr>
+      </w:pPr>
+      <w:r>
+        <w:rPr>
+          <w:rFonts w:ascii="맑은 고딕" w:eastAsia="맑은 고딕" w:hAnsi="맑은 고딕" w:hint="eastAsia"/>
+          <w:color w:val="000000"/>
+          <w:sz w:val="21"/>
+          <w:szCs w:val="21"/>
+        </w:rPr>
+        <w:t>1. 오라클</w:t>
+      </w:r>
+      <w:r>
+        <w:rPr>
+          <w:rFonts w:ascii="맑은 고딕" w:eastAsia="맑은 고딕" w:hAnsi="맑은 고딕" w:hint="eastAsia"/>
+          <w:color w:val="000000"/>
+          <w:sz w:val="21"/>
+          <w:szCs w:val="21"/>
+        </w:rPr>
+        <w:t xml:space="preserve"> </w:t>
       </w:r>
       <w:proofErr w:type="spellStart"/>
       <w:r>
@@ -120,28 +129,84 @@
           <w:sz w:val="21"/>
           <w:szCs w:val="21"/>
         </w:rPr>
-        <w:t>데이터베이스익스포트클릭</w:t>
+        <w:t>디벨로퍼에서</w:t>
       </w:r>
       <w:proofErr w:type="spellEnd"/>
-    </w:p>
-    <w:p>
-      <w:pPr>
-        <w:pStyle w:val="a3"/>
-        <w:spacing w:before="0" w:beforeAutospacing="0" w:after="0" w:afterAutospacing="0" w:line="300" w:lineRule="atLeast"/>
-        <w:rPr>
-          <w:rFonts w:ascii="맑은 고딕" w:eastAsia="맑은 고딕" w:hAnsi="맑은 고딕" w:hint="eastAsia"/>
-          <w:color w:val="000000"/>
-          <w:sz w:val="20"/>
-          <w:szCs w:val="20"/>
-        </w:rPr>
-      </w:pPr>
-    </w:p>
-    <w:p>
-      <w:pPr>
-        <w:pStyle w:val="a3"/>
-        <w:spacing w:before="0" w:beforeAutospacing="0" w:after="0" w:afterAutospacing="0" w:line="300" w:lineRule="atLeast"/>
-        <w:rPr>
-          <w:rFonts w:ascii="맑은 고딕" w:eastAsia="맑은 고딕" w:hAnsi="맑은 고딕" w:hint="eastAsia"/>
+      <w:r>
+        <w:rPr>
+          <w:rFonts w:ascii="맑은 고딕" w:eastAsia="맑은 고딕" w:hAnsi="맑은 고딕" w:hint="eastAsia"/>
+          <w:color w:val="000000"/>
+          <w:sz w:val="21"/>
+          <w:szCs w:val="21"/>
+        </w:rPr>
+        <w:t xml:space="preserve"> </w:t>
+      </w:r>
+      <w:r>
+        <w:rPr>
+          <w:rFonts w:ascii="맑은 고딕" w:eastAsia="맑은 고딕" w:hAnsi="맑은 고딕" w:hint="eastAsia"/>
+          <w:color w:val="000000"/>
+          <w:sz w:val="21"/>
+          <w:szCs w:val="21"/>
+        </w:rPr>
+        <w:t>도구 &gt; 데이터베이스</w:t>
+      </w:r>
+      <w:r>
+        <w:rPr>
+          <w:rFonts w:ascii="맑은 고딕" w:eastAsia="맑은 고딕" w:hAnsi="맑은 고딕" w:hint="eastAsia"/>
+          <w:color w:val="000000"/>
+          <w:sz w:val="21"/>
+          <w:szCs w:val="21"/>
+        </w:rPr>
+        <w:t xml:space="preserve"> </w:t>
+      </w:r>
+      <w:proofErr w:type="spellStart"/>
+      <w:r>
+        <w:rPr>
+          <w:rFonts w:ascii="맑은 고딕" w:eastAsia="맑은 고딕" w:hAnsi="맑은 고딕" w:hint="eastAsia"/>
+          <w:color w:val="000000"/>
+          <w:sz w:val="21"/>
+          <w:szCs w:val="21"/>
+        </w:rPr>
+        <w:t>익스포트</w:t>
+      </w:r>
+      <w:proofErr w:type="spellEnd"/>
+      <w:r>
+        <w:rPr>
+          <w:rFonts w:ascii="맑은 고딕" w:eastAsia="맑은 고딕" w:hAnsi="맑은 고딕" w:hint="eastAsia"/>
+          <w:color w:val="000000"/>
+          <w:sz w:val="21"/>
+          <w:szCs w:val="21"/>
+        </w:rPr>
+        <w:t xml:space="preserve"> </w:t>
+      </w:r>
+      <w:r>
+        <w:rPr>
+          <w:rFonts w:ascii="맑은 고딕" w:eastAsia="맑은 고딕" w:hAnsi="맑은 고딕" w:hint="eastAsia"/>
+          <w:color w:val="000000"/>
+          <w:sz w:val="21"/>
+          <w:szCs w:val="21"/>
+        </w:rPr>
+        <w:t>클릭</w:t>
+      </w:r>
+    </w:p>
+    <w:p>
+      <w:pPr>
+        <w:pStyle w:val="a3"/>
+        <w:spacing w:before="0" w:beforeAutospacing="0" w:after="0" w:afterAutospacing="0" w:line="300" w:lineRule="atLeast"/>
+        <w:rPr>
+          <w:rFonts w:ascii="맑은 고딕" w:eastAsia="맑은 고딕" w:hAnsi="맑은 고딕"/>
+          <w:color w:val="000000"/>
+          <w:sz w:val="20"/>
+          <w:szCs w:val="20"/>
+        </w:rPr>
+      </w:pPr>
+    </w:p>
+    <w:p>
+      <w:pPr>
+        <w:pStyle w:val="a3"/>
+        <w:spacing w:before="0" w:beforeAutospacing="0" w:after="0" w:afterAutospacing="0" w:line="300" w:lineRule="atLeast"/>
+        <w:rPr>
+          <w:rFonts w:ascii="맑은 고딕" w:eastAsia="맑은 고딕" w:hAnsi="맑은 고딕"/>
           <w:color w:val="000000"/>
           <w:sz w:val="20"/>
           <w:szCs w:val="20"/>
@@ -220,32 +285,41 @@
         <w:pStyle w:val="a3"/>
         <w:spacing w:before="0" w:beforeAutospacing="0" w:after="0" w:afterAutospacing="0" w:line="300" w:lineRule="atLeast"/>
         <w:rPr>
-          <w:rFonts w:ascii="맑은 고딕" w:eastAsia="맑은 고딕" w:hAnsi="맑은 고딕" w:hint="eastAsia"/>
-          <w:color w:val="000000"/>
-          <w:sz w:val="20"/>
-          <w:szCs w:val="20"/>
-        </w:rPr>
-      </w:pPr>
-    </w:p>
-    <w:p>
-      <w:pPr>
-        <w:pStyle w:val="a3"/>
-        <w:spacing w:before="0" w:beforeAutospacing="0" w:after="0" w:afterAutospacing="0" w:line="300" w:lineRule="atLeast"/>
-        <w:rPr>
-          <w:rFonts w:ascii="맑은 고딕" w:eastAsia="맑은 고딕" w:hAnsi="맑은 고딕" w:hint="eastAsia"/>
-          <w:color w:val="000000"/>
-          <w:sz w:val="20"/>
-          <w:szCs w:val="20"/>
-        </w:rPr>
-      </w:pPr>
-      <w:r>
-        <w:rPr>
-          <w:rFonts w:ascii="맑은 고딕" w:eastAsia="맑은 고딕" w:hAnsi="맑은 고딕" w:hint="eastAsia"/>
-          <w:color w:val="000000"/>
-          <w:sz w:val="21"/>
-          <w:szCs w:val="21"/>
-        </w:rPr>
-        <w:t xml:space="preserve">2. </w:t>
+          <w:rFonts w:ascii="맑은 고딕" w:eastAsia="맑은 고딕" w:hAnsi="맑은 고딕"/>
+          <w:color w:val="000000"/>
+          <w:sz w:val="20"/>
+          <w:szCs w:val="20"/>
+        </w:rPr>
+      </w:pPr>
+    </w:p>
+    <w:p>
+      <w:pPr>
+        <w:pStyle w:val="a3"/>
+        <w:spacing w:before="0" w:beforeAutospacing="0" w:after="0" w:afterAutospacing="0" w:line="300" w:lineRule="atLeast"/>
+        <w:rPr>
+          <w:rFonts w:ascii="맑은 고딕" w:eastAsia="맑은 고딕" w:hAnsi="맑은 고딕"/>
+          <w:color w:val="000000"/>
+          <w:sz w:val="20"/>
+          <w:szCs w:val="20"/>
+        </w:rPr>
+      </w:pPr>
+      <w:r>
+        <w:rPr>
+          <w:rFonts w:ascii="맑은 고딕" w:eastAsia="맑은 고딕" w:hAnsi="맑은 고딕" w:hint="eastAsia"/>
+          <w:color w:val="000000"/>
+          <w:sz w:val="21"/>
+          <w:szCs w:val="21"/>
+        </w:rPr>
+        <w:t>2. 접속</w:t>
+      </w:r>
+      <w:r>
+        <w:rPr>
+          <w:rFonts w:ascii="맑은 고딕" w:eastAsia="맑은 고딕" w:hAnsi="맑은 고딕" w:hint="eastAsia"/>
+          <w:color w:val="000000"/>
+          <w:sz w:val="21"/>
+          <w:szCs w:val="21"/>
+        </w:rPr>
+        <w:t xml:space="preserve"> </w:t>
       </w:r>
       <w:proofErr w:type="spellStart"/>
       <w:r>
@@ -255,7 +329,7 @@
           <w:sz w:val="21"/>
           <w:szCs w:val="21"/>
         </w:rPr>
-        <w:t>접속셀렉트에서익스포트할</w:t>
+        <w:t>셀렉트에서</w:t>
       </w:r>
       <w:proofErr w:type="spellEnd"/>
       <w:r>
@@ -265,6 +339,26 @@
           <w:sz w:val="21"/>
           <w:szCs w:val="21"/>
         </w:rPr>
+        <w:t xml:space="preserve"> </w:t>
+      </w:r>
+      <w:proofErr w:type="spellStart"/>
+      <w:r>
+        <w:rPr>
+          <w:rFonts w:ascii="맑은 고딕" w:eastAsia="맑은 고딕" w:hAnsi="맑은 고딕" w:hint="eastAsia"/>
+          <w:color w:val="000000"/>
+          <w:sz w:val="21"/>
+          <w:szCs w:val="21"/>
+        </w:rPr>
+        <w:t>익스포트할</w:t>
+      </w:r>
+      <w:proofErr w:type="spellEnd"/>
+      <w:r>
+        <w:rPr>
+          <w:rFonts w:ascii="맑은 고딕" w:eastAsia="맑은 고딕" w:hAnsi="맑은 고딕" w:hint="eastAsia"/>
+          <w:color w:val="000000"/>
+          <w:sz w:val="21"/>
+          <w:szCs w:val="21"/>
+        </w:rPr>
         <w:t> 스키마 선택</w:t>
       </w:r>
     </w:p>
@@ -273,7 +367,7 @@
         <w:pStyle w:val="a3"/>
         <w:spacing w:before="0" w:beforeAutospacing="0" w:after="0" w:afterAutospacing="0" w:line="300" w:lineRule="atLeast"/>
         <w:rPr>
-          <w:rFonts w:ascii="맑은 고딕" w:eastAsia="맑은 고딕" w:hAnsi="맑은 고딕" w:hint="eastAsia"/>
+          <w:rFonts w:ascii="맑은 고딕" w:eastAsia="맑은 고딕" w:hAnsi="맑은 고딕"/>
           <w:color w:val="000000"/>
           <w:sz w:val="22"/>
           <w:szCs w:val="22"/>
@@ -285,12 +379,37 @@
         <w:pStyle w:val="a3"/>
         <w:spacing w:before="0" w:beforeAutospacing="0" w:after="0" w:afterAutospacing="0" w:line="300" w:lineRule="atLeast"/>
         <w:rPr>
-          <w:rFonts w:ascii="맑은 고딕" w:eastAsia="맑은 고딕" w:hAnsi="맑은 고딕" w:hint="eastAsia"/>
-          <w:color w:val="000000"/>
-          <w:sz w:val="20"/>
-          <w:szCs w:val="20"/>
-        </w:rPr>
-      </w:pPr>
+          <w:rFonts w:ascii="맑은 고딕" w:eastAsia="맑은 고딕" w:hAnsi="맑은 고딕"/>
+          <w:color w:val="000000"/>
+          <w:sz w:val="20"/>
+          <w:szCs w:val="20"/>
+        </w:rPr>
+      </w:pPr>
+    </w:p>
+    <w:p>
+      <w:pPr>
+        <w:pStyle w:val="a3"/>
+        <w:spacing w:before="0" w:beforeAutospacing="0" w:after="0" w:afterAutospacing="0" w:line="300" w:lineRule="atLeast"/>
+        <w:rPr>
+          <w:rFonts w:ascii="맑은 고딕" w:eastAsia="맑은 고딕" w:hAnsi="맑은 고딕"/>
+          <w:color w:val="000000"/>
+          <w:sz w:val="20"/>
+          <w:szCs w:val="20"/>
+        </w:rPr>
+      </w:pPr>
+    </w:p>
+    <w:p>
+      <w:pPr>
+        <w:pStyle w:val="a3"/>
+        <w:spacing w:before="0" w:beforeAutospacing="0" w:after="0" w:afterAutospacing="0" w:line="300" w:lineRule="atLeast"/>
+        <w:rPr>
+          <w:rFonts w:ascii="맑은 고딕" w:eastAsia="맑은 고딕" w:hAnsi="맑은 고딕"/>
+          <w:color w:val="000000"/>
+          <w:sz w:val="20"/>
+          <w:szCs w:val="20"/>
+        </w:rPr>
+      </w:pPr>
+      <w:bookmarkStart w:id="0" w:name="_GoBack"/>
       <w:r>
         <w:rPr>
           <w:rFonts w:ascii="맑은 고딕" w:eastAsia="맑은 고딕" w:hAnsi="맑은 고딕"/>
@@ -302,9 +421,9 @@
         <w:lastRenderedPageBreak/>
         <w:drawing>
           <wp:inline distT="0" distB="0" distL="0" distR="0">
-            <wp:extent cx="6721475" cy="5466080"/>
-            <wp:effectExtent l="0" t="0" r="3175" b="1270"/>
-            <wp:docPr id="19" name="그림 19" descr="http://gw.kaoni.com/fileroot/0/files/upload_common/mhtImage/3b7bd452-1c66-4334-85cc-83ee856a4a8e.png"/>
+            <wp:extent cx="5943600" cy="4633595"/>
+            <wp:effectExtent l="0" t="0" r="0" b="0"/>
+            <wp:docPr id="19" name="그림 19"/>
             <wp:cNvGraphicFramePr>
               <a:graphicFrameLocks xmlns:a="http://schemas.openxmlformats.org/drawingml/2006/main" noChangeAspect="1"/>
             </wp:cNvGraphicFramePr>
@@ -312,10 +431,8 @@
               <a:graphicData uri="http://schemas.openxmlformats.org/drawingml/2006/picture">
                 <pic:pic xmlns:pic="http://schemas.openxmlformats.org/drawingml/2006/picture">
                   <pic:nvPicPr>
-                    <pic:cNvPr id="0" name="Picture 3" descr="http://gw.kaoni.com/fileroot/0/files/upload_common/mhtImage/3b7bd452-1c66-4334-85cc-83ee856a4a8e.png"/>
-                    <pic:cNvPicPr>
-                      <a:picLocks noChangeAspect="1" noChangeArrowheads="1"/>
-                    </pic:cNvPicPr>
+                    <pic:cNvPr id="19" name="2.PNG"/>
+                    <pic:cNvPicPr/>
                   </pic:nvPicPr>
                   <pic:blipFill>
                     <a:blip r:embed="rId6">
@@ -325,23 +442,18 @@
                         </a:ext>
                       </a:extLst>
                     </a:blip>
-                    <a:srcRect/>
                     <a:stretch>
                       <a:fillRect/>
                     </a:stretch>
                   </pic:blipFill>
-                  <pic:spPr bwMode="auto">
+                  <pic:spPr>
                     <a:xfrm>
                       <a:off x="0" y="0"/>
-                      <a:ext cx="6721475" cy="5466080"/>
+                      <a:ext cx="5943600" cy="4633595"/>
                     </a:xfrm>
                     <a:prstGeom prst="rect">
                       <a:avLst/>
                     </a:prstGeom>
-                    <a:noFill/>
-                    <a:ln>
-                      <a:noFill/>
-                    </a:ln>
                   </pic:spPr>
                 </pic:pic>
               </a:graphicData>
@@ -349,38 +461,48 @@
           </wp:inline>
         </w:drawing>
       </w:r>
-    </w:p>
-    <w:p>
-      <w:pPr>
-        <w:pStyle w:val="a3"/>
-        <w:spacing w:before="0" w:beforeAutospacing="0" w:after="0" w:afterAutospacing="0" w:line="300" w:lineRule="atLeast"/>
-        <w:rPr>
-          <w:rFonts w:ascii="맑은 고딕" w:eastAsia="맑은 고딕" w:hAnsi="맑은 고딕" w:hint="eastAsia"/>
-          <w:color w:val="000000"/>
-          <w:sz w:val="20"/>
-          <w:szCs w:val="20"/>
-        </w:rPr>
-      </w:pPr>
-    </w:p>
-    <w:p>
-      <w:pPr>
-        <w:pStyle w:val="a3"/>
-        <w:spacing w:before="0" w:beforeAutospacing="0" w:after="0" w:afterAutospacing="0" w:line="300" w:lineRule="atLeast"/>
-        <w:rPr>
-          <w:rFonts w:ascii="맑은 고딕" w:eastAsia="맑은 고딕" w:hAnsi="맑은 고딕" w:hint="eastAsia"/>
-          <w:color w:val="000000"/>
-          <w:sz w:val="20"/>
-          <w:szCs w:val="20"/>
-        </w:rPr>
-      </w:pPr>
-      <w:r>
-        <w:rPr>
-          <w:rFonts w:ascii="맑은 고딕" w:eastAsia="맑은 고딕" w:hAnsi="맑은 고딕" w:hint="eastAsia"/>
-          <w:color w:val="000000"/>
-          <w:sz w:val="21"/>
-          <w:szCs w:val="21"/>
-        </w:rPr>
-        <w:t>3. 데이터는뽑지않을것으로, </w:t>
+      <w:bookmarkEnd w:id="0"/>
+    </w:p>
+    <w:p>
+      <w:pPr>
+        <w:pStyle w:val="a3"/>
+        <w:spacing w:before="0" w:beforeAutospacing="0" w:after="0" w:afterAutospacing="0" w:line="300" w:lineRule="atLeast"/>
+        <w:rPr>
+          <w:rFonts w:ascii="맑은 고딕" w:eastAsia="맑은 고딕" w:hAnsi="맑은 고딕"/>
+          <w:color w:val="000000"/>
+          <w:sz w:val="20"/>
+          <w:szCs w:val="20"/>
+        </w:rPr>
+      </w:pPr>
+    </w:p>
+    <w:p>
+      <w:pPr>
+        <w:pStyle w:val="a3"/>
+        <w:spacing w:before="0" w:beforeAutospacing="0" w:after="0" w:afterAutospacing="0" w:line="300" w:lineRule="atLeast"/>
+        <w:rPr>
+          <w:rFonts w:ascii="맑은 고딕" w:eastAsia="맑은 고딕" w:hAnsi="맑은 고딕"/>
+          <w:color w:val="000000"/>
+          <w:sz w:val="20"/>
+          <w:szCs w:val="20"/>
+        </w:rPr>
+      </w:pPr>
+      <w:r>
+        <w:rPr>
+          <w:rFonts w:ascii="맑은 고딕" w:eastAsia="맑은 고딕" w:hAnsi="맑은 고딕" w:hint="eastAsia"/>
+          <w:color w:val="000000"/>
+          <w:sz w:val="21"/>
+          <w:szCs w:val="21"/>
+        </w:rPr>
+        <w:t>3. 데이터는</w:t>
+      </w:r>
+      <w:r>
+        <w:rPr>
+          <w:rFonts w:ascii="맑은 고딕" w:eastAsia="맑은 고딕" w:hAnsi="맑은 고딕" w:hint="eastAsia"/>
+          <w:color w:val="000000"/>
+          <w:sz w:val="21"/>
+          <w:szCs w:val="21"/>
+        </w:rPr>
+        <w:t xml:space="preserve"> </w:t>
       </w:r>
       <w:proofErr w:type="spellStart"/>
       <w:r>
@@ -390,7 +512,7 @@
           <w:sz w:val="21"/>
           <w:szCs w:val="21"/>
         </w:rPr>
-        <w:t>데이터익스포트체크해제</w:t>
+        <w:t>뽑지않을것으로</w:t>
       </w:r>
       <w:proofErr w:type="spellEnd"/>
       <w:r>
@@ -400,7 +522,16 @@
           <w:sz w:val="21"/>
           <w:szCs w:val="21"/>
         </w:rPr>
-        <w:t>, </w:t>
+        <w:t>, 데이터</w:t>
+      </w:r>
+      <w:r>
+        <w:rPr>
+          <w:rFonts w:ascii="맑은 고딕" w:eastAsia="맑은 고딕" w:hAnsi="맑은 고딕" w:hint="eastAsia"/>
+          <w:color w:val="000000"/>
+          <w:sz w:val="21"/>
+          <w:szCs w:val="21"/>
+        </w:rPr>
+        <w:t xml:space="preserve"> </w:t>
       </w:r>
       <w:proofErr w:type="spellStart"/>
       <w:r>
@@ -410,6 +541,35 @@
           <w:sz w:val="21"/>
           <w:szCs w:val="21"/>
         </w:rPr>
+        <w:t>익스포트</w:t>
+      </w:r>
+      <w:proofErr w:type="spellEnd"/>
+      <w:r>
+        <w:rPr>
+          <w:rFonts w:ascii="맑은 고딕" w:eastAsia="맑은 고딕" w:hAnsi="맑은 고딕" w:hint="eastAsia"/>
+          <w:color w:val="000000"/>
+          <w:sz w:val="21"/>
+          <w:szCs w:val="21"/>
+        </w:rPr>
+        <w:t xml:space="preserve"> </w:t>
+      </w:r>
+      <w:r>
+        <w:rPr>
+          <w:rFonts w:ascii="맑은 고딕" w:eastAsia="맑은 고딕" w:hAnsi="맑은 고딕" w:hint="eastAsia"/>
+          <w:color w:val="000000"/>
+          <w:sz w:val="21"/>
+          <w:szCs w:val="21"/>
+        </w:rPr>
+        <w:t>체크해제, </w:t>
+      </w:r>
+      <w:proofErr w:type="spellStart"/>
+      <w:r>
+        <w:rPr>
+          <w:rFonts w:ascii="맑은 고딕" w:eastAsia="맑은 고딕" w:hAnsi="맑은 고딕" w:hint="eastAsia"/>
+          <w:color w:val="000000"/>
+          <w:sz w:val="21"/>
+          <w:szCs w:val="21"/>
+        </w:rPr>
         <w:t>인코딩은</w:t>
       </w:r>
       <w:proofErr w:type="spellEnd"/>
@@ -438,201 +598,247 @@
         <w:pStyle w:val="a3"/>
         <w:spacing w:before="0" w:beforeAutospacing="0" w:after="0" w:afterAutospacing="0" w:line="300" w:lineRule="atLeast"/>
         <w:rPr>
-          <w:rFonts w:ascii="맑은 고딕" w:eastAsia="맑은 고딕" w:hAnsi="맑은 고딕" w:hint="eastAsia"/>
-          <w:color w:val="000000"/>
-          <w:sz w:val="20"/>
-          <w:szCs w:val="20"/>
-        </w:rPr>
-      </w:pPr>
-    </w:p>
-    <w:p>
-      <w:pPr>
-        <w:pStyle w:val="a3"/>
-        <w:spacing w:before="0" w:beforeAutospacing="0" w:after="0" w:afterAutospacing="0" w:line="300" w:lineRule="atLeast"/>
-        <w:rPr>
-          <w:rFonts w:ascii="맑은 고딕" w:eastAsia="맑은 고딕" w:hAnsi="맑은 고딕" w:hint="eastAsia"/>
-          <w:color w:val="000000"/>
-          <w:sz w:val="20"/>
-          <w:szCs w:val="20"/>
-        </w:rPr>
-      </w:pPr>
-      <w:r>
-        <w:rPr>
-          <w:rFonts w:ascii="맑은 고딕" w:eastAsia="맑은 고딕" w:hAnsi="맑은 고딕" w:hint="eastAsia"/>
-          <w:color w:val="000000"/>
-          <w:sz w:val="21"/>
-          <w:szCs w:val="21"/>
-        </w:rPr>
-        <w:t xml:space="preserve">4. DDL </w:t>
+          <w:rFonts w:ascii="맑은 고딕" w:eastAsia="맑은 고딕" w:hAnsi="맑은 고딕"/>
+          <w:color w:val="000000"/>
+          <w:sz w:val="20"/>
+          <w:szCs w:val="20"/>
+        </w:rPr>
+      </w:pPr>
+    </w:p>
+    <w:p>
+      <w:pPr>
+        <w:spacing w:after="0" w:line="240" w:lineRule="auto"/>
+        <w:rPr>
+          <w:rFonts w:ascii="맑은 고딕" w:eastAsia="맑은 고딕" w:hAnsi="맑은 고딕" w:cs="굴림"/>
+          <w:color w:val="000000"/>
+          <w:sz w:val="21"/>
+          <w:szCs w:val="21"/>
+          <w:lang w:eastAsia="ko-KR"/>
+        </w:rPr>
+      </w:pPr>
+      <w:r>
+        <w:rPr>
+          <w:rFonts w:ascii="맑은 고딕" w:eastAsia="맑은 고딕" w:hAnsi="맑은 고딕" w:cs="굴림" w:hint="eastAsia"/>
+          <w:color w:val="000000"/>
+          <w:sz w:val="21"/>
+          <w:szCs w:val="21"/>
+          <w:lang w:eastAsia="ko-KR"/>
+        </w:rPr>
+        <w:t>4. ​먼저, 우리 표준에는 byte는 표기하지 않을 것이므로 DDL익스포트 옵션에서 byte키워드 추가를 체크해제한다. </w:t>
+      </w:r>
+    </w:p>
+    <w:p>
+      <w:pPr>
+        <w:spacing w:after="0" w:line="240" w:lineRule="auto"/>
+        <w:rPr>
+          <w:rFonts w:ascii="맑은 고딕" w:eastAsia="맑은 고딕" w:hAnsi="맑은 고딕" w:cs="굴림"/>
+          <w:color w:val="000000"/>
+          <w:sz w:val="21"/>
+          <w:szCs w:val="21"/>
+          <w:lang w:eastAsia="ko-KR"/>
+        </w:rPr>
+      </w:pPr>
+      <w:r>
+        <w:rPr>
+          <w:rFonts w:ascii="맑은 고딕" w:eastAsia="맑은 고딕" w:hAnsi="맑은 고딕" w:cs="굴림" w:hint="eastAsia"/>
+          <w:color w:val="000000"/>
+          <w:sz w:val="21"/>
+          <w:szCs w:val="21"/>
+          <w:lang w:eastAsia="ko-KR"/>
+        </w:rPr>
+        <w:t>DDL익스포트 옵션</w:t>
+      </w:r>
+      <w:r>
+        <w:rPr>
+          <w:rFonts w:ascii="맑은 고딕" w:eastAsia="맑은 고딕" w:hAnsi="맑은 고딕" w:cs="굴림" w:hint="eastAsia"/>
+          <w:color w:val="000000"/>
+          <w:sz w:val="21"/>
+          <w:szCs w:val="21"/>
+          <w:lang w:eastAsia="ko-KR"/>
+        </w:rPr>
+        <w:t xml:space="preserve"> </w:t>
+      </w:r>
+      <w:r>
+        <w:rPr>
+          <w:rFonts w:ascii="맑은 고딕" w:eastAsia="맑은 고딕" w:hAnsi="맑은 고딕" w:cs="굴림"/>
+          <w:color w:val="000000"/>
+          <w:sz w:val="21"/>
+          <w:szCs w:val="21"/>
+          <w:lang w:eastAsia="ko-KR"/>
+        </w:rPr>
+        <w:t>5</w:t>
+      </w:r>
+      <w:r>
+        <w:rPr>
+          <w:rFonts w:ascii="맑은 고딕" w:eastAsia="맑은 고딕" w:hAnsi="맑은 고딕" w:cs="굴림" w:hint="eastAsia"/>
+          <w:color w:val="000000"/>
+          <w:sz w:val="21"/>
+          <w:szCs w:val="21"/>
+          <w:lang w:eastAsia="ko-KR"/>
+        </w:rPr>
+        <w:t>가지</w:t>
+      </w:r>
+      <w:r>
+        <w:rPr>
+          <w:rFonts w:ascii="맑은 고딕" w:eastAsia="맑은 고딕" w:hAnsi="맑은 고딕" w:cs="굴림" w:hint="eastAsia"/>
+          <w:color w:val="000000"/>
+          <w:sz w:val="21"/>
+          <w:szCs w:val="21"/>
+          <w:lang w:eastAsia="ko-KR"/>
+        </w:rPr>
+        <w:t>(보기</w:t>
+      </w:r>
+      <w:r>
+        <w:rPr>
+          <w:rFonts w:ascii="맑은 고딕" w:eastAsia="맑은 고딕" w:hAnsi="맑은 고딕" w:cs="굴림" w:hint="eastAsia"/>
+          <w:color w:val="000000"/>
+          <w:sz w:val="21"/>
+          <w:szCs w:val="21"/>
+          <w:lang w:eastAsia="ko-KR"/>
+        </w:rPr>
+        <w:t xml:space="preserve"> </w:t>
+      </w:r>
+      <w:r>
+        <w:rPr>
+          <w:rFonts w:ascii="맑은 고딕" w:eastAsia="맑은 고딕" w:hAnsi="맑은 고딕" w:cs="굴림" w:hint="eastAsia"/>
+          <w:color w:val="000000"/>
+          <w:sz w:val="21"/>
+          <w:szCs w:val="21"/>
+          <w:lang w:eastAsia="ko-KR"/>
+        </w:rPr>
+        <w:t>쉽게</w:t>
+      </w:r>
+      <w:r>
+        <w:rPr>
+          <w:rFonts w:ascii="맑은 고딕" w:eastAsia="맑은 고딕" w:hAnsi="맑은 고딕" w:cs="굴림" w:hint="eastAsia"/>
+          <w:color w:val="000000"/>
+          <w:sz w:val="21"/>
+          <w:szCs w:val="21"/>
+          <w:lang w:eastAsia="ko-KR"/>
+        </w:rPr>
+        <w:t xml:space="preserve"> </w:t>
+      </w:r>
+      <w:r>
+        <w:rPr>
+          <w:rFonts w:ascii="맑은 고딕" w:eastAsia="맑은 고딕" w:hAnsi="맑은 고딕" w:cs="굴림" w:hint="eastAsia"/>
+          <w:color w:val="000000"/>
+          <w:sz w:val="21"/>
+          <w:szCs w:val="21"/>
+          <w:lang w:eastAsia="ko-KR"/>
+        </w:rPr>
+        <w:t>인쇄, 스키마에</w:t>
+      </w:r>
+      <w:r>
+        <w:rPr>
+          <w:rFonts w:ascii="맑은 고딕" w:eastAsia="맑은 고딕" w:hAnsi="맑은 고딕" w:cs="굴림" w:hint="eastAsia"/>
+          <w:color w:val="000000"/>
+          <w:sz w:val="21"/>
+          <w:szCs w:val="21"/>
+          <w:lang w:eastAsia="ko-KR"/>
+        </w:rPr>
+        <w:t xml:space="preserve"> </w:t>
+      </w:r>
+      <w:r>
+        <w:rPr>
+          <w:rFonts w:ascii="맑은 고딕" w:eastAsia="맑은 고딕" w:hAnsi="맑은 고딕" w:cs="굴림" w:hint="eastAsia"/>
+          <w:color w:val="000000"/>
+          <w:sz w:val="21"/>
+          <w:szCs w:val="21"/>
+          <w:lang w:eastAsia="ko-KR"/>
+        </w:rPr>
+        <w:t>표시, 터미네이터, 뷰에</w:t>
       </w:r>
       <w:proofErr w:type="spellStart"/>
       <w:r>
         <w:rPr>
-          <w:rFonts w:ascii="맑은 고딕" w:eastAsia="맑은 고딕" w:hAnsi="맑은 고딕" w:hint="eastAsia"/>
-          <w:color w:val="000000"/>
-          <w:sz w:val="21"/>
-          <w:szCs w:val="21"/>
-        </w:rPr>
-        <w:t>익스포트</w:t>
+          <w:rFonts w:ascii="맑은 고딕" w:eastAsia="맑은 고딕" w:hAnsi="맑은 고딕" w:cs="굴림" w:hint="eastAsia"/>
+          <w:color w:val="000000"/>
+          <w:sz w:val="21"/>
+          <w:szCs w:val="21"/>
+          <w:lang w:val="x-none" w:eastAsia="ko-KR"/>
+        </w:rPr>
+        <w:t>force</w:t>
+      </w:r>
+      <w:r>
+        <w:rPr>
+          <w:rFonts w:ascii="맑은 고딕" w:eastAsia="맑은 고딕" w:hAnsi="맑은 고딕" w:cs="굴림" w:hint="eastAsia"/>
+          <w:color w:val="000000"/>
+          <w:sz w:val="21"/>
+          <w:szCs w:val="21"/>
+          <w:lang w:eastAsia="ko-KR"/>
+        </w:rPr>
+        <w:t>추가</w:t>
       </w:r>
       <w:proofErr w:type="spellEnd"/>
       <w:r>
         <w:rPr>
-          <w:rFonts w:ascii="맑은 고딕" w:eastAsia="맑은 고딕" w:hAnsi="맑은 고딕" w:hint="eastAsia"/>
-          <w:color w:val="000000"/>
-          <w:sz w:val="21"/>
-          <w:szCs w:val="21"/>
-        </w:rPr>
-        <w:t> </w:t>
-      </w:r>
-      <w:proofErr w:type="gramStart"/>
-      <w:r>
-        <w:rPr>
-          <w:rFonts w:ascii="맑은 고딕" w:eastAsia="맑은 고딕" w:hAnsi="맑은 고딕" w:hint="eastAsia"/>
-          <w:color w:val="000000"/>
-          <w:sz w:val="21"/>
-          <w:szCs w:val="21"/>
-        </w:rPr>
-        <w:t>옵션(</w:t>
-      </w:r>
-      <w:proofErr w:type="spellStart"/>
-      <w:proofErr w:type="gramEnd"/>
-      <w:r>
-        <w:rPr>
-          <w:rFonts w:ascii="맑은 고딕" w:eastAsia="맑은 고딕" w:hAnsi="맑은 고딕" w:hint="eastAsia"/>
-          <w:color w:val="000000"/>
-          <w:sz w:val="21"/>
-          <w:szCs w:val="21"/>
-        </w:rPr>
-        <w:t>보기쉽게인쇄</w:t>
-      </w:r>
-      <w:proofErr w:type="spellEnd"/>
-      <w:r>
-        <w:rPr>
-          <w:rFonts w:ascii="맑은 고딕" w:eastAsia="맑은 고딕" w:hAnsi="맑은 고딕" w:hint="eastAsia"/>
-          <w:color w:val="000000"/>
-          <w:sz w:val="21"/>
-          <w:szCs w:val="21"/>
-        </w:rPr>
-        <w:t>, </w:t>
-      </w:r>
-      <w:proofErr w:type="spellStart"/>
-      <w:r>
-        <w:rPr>
-          <w:rFonts w:ascii="맑은 고딕" w:eastAsia="맑은 고딕" w:hAnsi="맑은 고딕" w:hint="eastAsia"/>
-          <w:color w:val="000000"/>
-          <w:sz w:val="21"/>
-          <w:szCs w:val="21"/>
-        </w:rPr>
-        <w:t>스키마에표시</w:t>
-      </w:r>
-      <w:proofErr w:type="spellEnd"/>
-      <w:r>
-        <w:rPr>
-          <w:rFonts w:ascii="맑은 고딕" w:eastAsia="맑은 고딕" w:hAnsi="맑은 고딕" w:hint="eastAsia"/>
-          <w:color w:val="000000"/>
-          <w:sz w:val="21"/>
-          <w:szCs w:val="21"/>
-        </w:rPr>
-        <w:t>, </w:t>
-      </w:r>
-      <w:proofErr w:type="spellStart"/>
-      <w:r>
-        <w:rPr>
-          <w:rFonts w:ascii="맑은 고딕" w:eastAsia="맑은 고딕" w:hAnsi="맑은 고딕" w:hint="eastAsia"/>
-          <w:color w:val="000000"/>
-          <w:sz w:val="21"/>
-          <w:szCs w:val="21"/>
-        </w:rPr>
-        <w:t>터미네이터</w:t>
-      </w:r>
-      <w:proofErr w:type="spellEnd"/>
-      <w:r>
-        <w:rPr>
-          <w:rFonts w:ascii="맑은 고딕" w:eastAsia="맑은 고딕" w:hAnsi="맑은 고딕" w:hint="eastAsia"/>
-          <w:color w:val="000000"/>
-          <w:sz w:val="21"/>
-          <w:szCs w:val="21"/>
-        </w:rPr>
-        <w:t>, </w:t>
-      </w:r>
-      <w:proofErr w:type="spellStart"/>
-      <w:r>
-        <w:rPr>
-          <w:rFonts w:ascii="맑은 고딕" w:eastAsia="맑은 고딕" w:hAnsi="맑은 고딕" w:hint="eastAsia"/>
-          <w:color w:val="000000"/>
-          <w:sz w:val="21"/>
-          <w:szCs w:val="21"/>
-        </w:rPr>
-        <w:t>뷰에</w:t>
-      </w:r>
-      <w:r>
-        <w:rPr>
-          <w:rFonts w:ascii="맑은 고딕" w:eastAsia="맑은 고딕" w:hAnsi="맑은 고딕" w:hint="eastAsia"/>
-          <w:color w:val="000000"/>
-          <w:sz w:val="21"/>
-          <w:szCs w:val="21"/>
-          <w:lang w:val="x-none"/>
-        </w:rPr>
-        <w:t>force</w:t>
-      </w:r>
-      <w:r>
-        <w:rPr>
-          <w:rFonts w:ascii="맑은 고딕" w:eastAsia="맑은 고딕" w:hAnsi="맑은 고딕" w:hint="eastAsia"/>
-          <w:color w:val="000000"/>
-          <w:sz w:val="21"/>
-          <w:szCs w:val="21"/>
-        </w:rPr>
-        <w:t>추가</w:t>
-      </w:r>
-      <w:proofErr w:type="spellEnd"/>
-      <w:r>
-        <w:rPr>
-          <w:rFonts w:ascii="맑은 고딕" w:eastAsia="맑은 고딕" w:hAnsi="맑은 고딕" w:hint="eastAsia"/>
-          <w:color w:val="000000"/>
-          <w:sz w:val="21"/>
-          <w:szCs w:val="21"/>
-        </w:rPr>
-        <w:t>, 저장영역)</w:t>
-      </w:r>
-      <w:proofErr w:type="spellStart"/>
-      <w:r>
-        <w:rPr>
-          <w:rFonts w:ascii="맑은 고딕" w:eastAsia="맑은 고딕" w:hAnsi="맑은 고딕" w:hint="eastAsia"/>
-          <w:color w:val="000000"/>
-          <w:sz w:val="21"/>
-          <w:szCs w:val="21"/>
-        </w:rPr>
-        <w:t>을선택후다음을누른다</w:t>
-      </w:r>
-      <w:proofErr w:type="spellEnd"/>
-      <w:r>
-        <w:rPr>
-          <w:rFonts w:ascii="맑은 고딕" w:eastAsia="맑은 고딕" w:hAnsi="맑은 고딕" w:hint="eastAsia"/>
-          <w:color w:val="000000"/>
-          <w:sz w:val="21"/>
-          <w:szCs w:val="21"/>
-        </w:rPr>
-        <w:t>.</w:t>
-      </w:r>
-    </w:p>
-    <w:p>
-      <w:pPr>
-        <w:pStyle w:val="a3"/>
-        <w:spacing w:before="0" w:beforeAutospacing="0" w:after="0" w:afterAutospacing="0" w:line="300" w:lineRule="atLeast"/>
-        <w:rPr>
-          <w:rFonts w:ascii="맑은 고딕" w:eastAsia="맑은 고딕" w:hAnsi="맑은 고딕" w:hint="eastAsia"/>
-          <w:color w:val="000000"/>
-          <w:sz w:val="20"/>
-          <w:szCs w:val="20"/>
-        </w:rPr>
-      </w:pPr>
-      <w:r>
-        <w:rPr>
-          <w:rFonts w:ascii="맑은 고딕" w:eastAsia="맑은 고딕" w:hAnsi="맑은 고딕" w:hint="eastAsia"/>
-          <w:color w:val="000000"/>
-          <w:sz w:val="21"/>
-          <w:szCs w:val="21"/>
+          <w:rFonts w:ascii="맑은 고딕" w:eastAsia="맑은 고딕" w:hAnsi="맑은 고딕" w:cs="굴림" w:hint="eastAsia"/>
+          <w:color w:val="000000"/>
+          <w:sz w:val="21"/>
+          <w:szCs w:val="21"/>
+          <w:lang w:eastAsia="ko-KR"/>
+        </w:rPr>
+        <w:t>, 저장</w:t>
+      </w:r>
+      <w:r>
+        <w:rPr>
+          <w:rFonts w:ascii="맑은 고딕" w:eastAsia="맑은 고딕" w:hAnsi="맑은 고딕" w:cs="굴림" w:hint="eastAsia"/>
+          <w:color w:val="000000"/>
+          <w:sz w:val="21"/>
+          <w:szCs w:val="21"/>
+          <w:lang w:eastAsia="ko-KR"/>
+        </w:rPr>
+        <w:t xml:space="preserve"> </w:t>
+      </w:r>
+      <w:r>
+        <w:rPr>
+          <w:rFonts w:ascii="맑은 고딕" w:eastAsia="맑은 고딕" w:hAnsi="맑은 고딕" w:cs="굴림" w:hint="eastAsia"/>
+          <w:color w:val="000000"/>
+          <w:sz w:val="21"/>
+          <w:szCs w:val="21"/>
+          <w:lang w:eastAsia="ko-KR"/>
+        </w:rPr>
+        <w:t>영역)</w:t>
+      </w:r>
+      <w:r>
+        <w:rPr>
+          <w:rFonts w:ascii="맑은 고딕" w:eastAsia="맑은 고딕" w:hAnsi="맑은 고딕" w:cs="굴림"/>
+          <w:color w:val="000000"/>
+          <w:sz w:val="21"/>
+          <w:szCs w:val="21"/>
+          <w:lang w:eastAsia="ko-KR"/>
+        </w:rPr>
+        <w:t xml:space="preserve"> </w:t>
+      </w:r>
+      <w:r>
+        <w:rPr>
+          <w:rFonts w:ascii="맑은 고딕" w:eastAsia="맑은 고딕" w:hAnsi="맑은 고딕" w:cs="굴림" w:hint="eastAsia"/>
+          <w:color w:val="000000"/>
+          <w:sz w:val="21"/>
+          <w:szCs w:val="21"/>
+          <w:lang w:eastAsia="ko-KR"/>
+        </w:rPr>
+        <w:t>가 체크가 잘 되어있는지 확인 후 다음을 누른다.</w:t>
+      </w:r>
+    </w:p>
+    <w:p>
+      <w:pPr>
+        <w:spacing w:after="0" w:line="240" w:lineRule="auto"/>
+        <w:rPr>
+          <w:rFonts w:ascii="맑은 고딕" w:eastAsia="맑은 고딕" w:hAnsi="맑은 고딕" w:cs="굴림"/>
+          <w:color w:val="000000"/>
+          <w:sz w:val="21"/>
+          <w:szCs w:val="21"/>
+          <w:lang w:eastAsia="ko-KR"/>
+        </w:rPr>
+      </w:pPr>
+      <w:r>
+        <w:rPr>
+          <w:rFonts w:ascii="맑은 고딕" w:eastAsia="맑은 고딕" w:hAnsi="맑은 고딕" w:cs="굴림" w:hint="eastAsia"/>
+          <w:color w:val="000000"/>
+          <w:sz w:val="21"/>
+          <w:szCs w:val="21"/>
+          <w:lang w:eastAsia="ko-KR"/>
         </w:rPr>
         <w:t>(옵션에 대한 설명은 맨 아래에 참고)</w:t>
       </w:r>
@@ -642,7 +848,7 @@
         <w:pStyle w:val="a3"/>
         <w:spacing w:before="0" w:beforeAutospacing="0" w:after="0" w:afterAutospacing="0" w:line="300" w:lineRule="atLeast"/>
         <w:rPr>
-          <w:rFonts w:ascii="맑은 고딕" w:eastAsia="맑은 고딕" w:hAnsi="맑은 고딕" w:hint="eastAsia"/>
+          <w:rFonts w:ascii="맑은 고딕" w:eastAsia="맑은 고딕" w:hAnsi="맑은 고딕"/>
           <w:color w:val="000000"/>
           <w:sz w:val="22"/>
           <w:szCs w:val="22"/>
@@ -654,7 +860,7 @@
         <w:pStyle w:val="a3"/>
         <w:spacing w:before="0" w:beforeAutospacing="0" w:after="0" w:afterAutospacing="0" w:line="300" w:lineRule="atLeast"/>
         <w:rPr>
-          <w:rFonts w:ascii="맑은 고딕" w:eastAsia="맑은 고딕" w:hAnsi="맑은 고딕" w:hint="eastAsia"/>
+          <w:rFonts w:ascii="맑은 고딕" w:eastAsia="맑은 고딕" w:hAnsi="맑은 고딕"/>
           <w:color w:val="000000"/>
           <w:sz w:val="22"/>
           <w:szCs w:val="22"/>
@@ -724,7 +930,7 @@
         <w:pStyle w:val="a3"/>
         <w:spacing w:before="0" w:beforeAutospacing="0" w:after="0" w:afterAutospacing="0" w:line="300" w:lineRule="atLeast"/>
         <w:rPr>
-          <w:rFonts w:ascii="맑은 고딕" w:eastAsia="맑은 고딕" w:hAnsi="맑은 고딕" w:hint="eastAsia"/>
+          <w:rFonts w:ascii="맑은 고딕" w:eastAsia="맑은 고딕" w:hAnsi="맑은 고딕"/>
           <w:color w:val="000000"/>
           <w:sz w:val="22"/>
           <w:szCs w:val="22"/>
@@ -736,7 +942,7 @@
         <w:pStyle w:val="a3"/>
         <w:spacing w:before="0" w:beforeAutospacing="0" w:after="0" w:afterAutospacing="0" w:line="300" w:lineRule="atLeast"/>
         <w:rPr>
-          <w:rFonts w:ascii="맑은 고딕" w:eastAsia="맑은 고딕" w:hAnsi="맑은 고딕" w:hint="eastAsia"/>
+          <w:rFonts w:ascii="맑은 고딕" w:eastAsia="맑은 고딕" w:hAnsi="맑은 고딕"/>
           <w:color w:val="000000"/>
           <w:sz w:val="20"/>
           <w:szCs w:val="20"/>
@@ -752,7 +958,6 @@
         <w:t xml:space="preserve">5. </w:t>
       </w:r>
       <w:proofErr w:type="spellStart"/>
-      <w:proofErr w:type="gramStart"/>
       <w:r>
         <w:rPr>
           <w:rFonts w:ascii="맑은 고딕" w:eastAsia="맑은 고딕" w:hAnsi="맑은 고딕" w:hint="eastAsia"/>
@@ -770,65 +975,15 @@
           <w:sz w:val="21"/>
           <w:szCs w:val="21"/>
         </w:rPr>
-        <w:t>(</w:t>
-      </w:r>
-      <w:proofErr w:type="gramEnd"/>
-      <w:r>
-        <w:rPr>
-          <w:rFonts w:ascii="맑은 고딕" w:eastAsia="맑은 고딕" w:hAnsi="맑은 고딕" w:hint="eastAsia"/>
-          <w:color w:val="000000"/>
-          <w:sz w:val="21"/>
-          <w:szCs w:val="21"/>
-        </w:rPr>
-        <w:t xml:space="preserve">테이블, </w:t>
-      </w:r>
-      <w:proofErr w:type="spellStart"/>
-      <w:r>
-        <w:rPr>
-          <w:rFonts w:ascii="맑은 고딕" w:eastAsia="맑은 고딕" w:hAnsi="맑은 고딕" w:hint="eastAsia"/>
-          <w:color w:val="000000"/>
-          <w:sz w:val="21"/>
-          <w:szCs w:val="21"/>
-        </w:rPr>
-        <w:t>뷰</w:t>
-      </w:r>
-      <w:proofErr w:type="spellEnd"/>
-      <w:r>
-        <w:rPr>
-          <w:rFonts w:ascii="맑은 고딕" w:eastAsia="맑은 고딕" w:hAnsi="맑은 고딕" w:hint="eastAsia"/>
-          <w:color w:val="000000"/>
-          <w:sz w:val="21"/>
-          <w:szCs w:val="21"/>
-        </w:rPr>
-        <w:t xml:space="preserve">, 인덱스, </w:t>
-      </w:r>
-      <w:proofErr w:type="spellStart"/>
-      <w:r>
-        <w:rPr>
-          <w:rFonts w:ascii="맑은 고딕" w:eastAsia="맑은 고딕" w:hAnsi="맑은 고딕" w:hint="eastAsia"/>
-          <w:color w:val="000000"/>
-          <w:sz w:val="21"/>
-          <w:szCs w:val="21"/>
-        </w:rPr>
-        <w:t>트리거</w:t>
-      </w:r>
-      <w:proofErr w:type="spellEnd"/>
-      <w:r>
-        <w:rPr>
-          <w:rFonts w:ascii="맑은 고딕" w:eastAsia="맑은 고딕" w:hAnsi="맑은 고딕" w:hint="eastAsia"/>
-          <w:color w:val="000000"/>
-          <w:sz w:val="21"/>
-          <w:szCs w:val="21"/>
-        </w:rPr>
-        <w:t>, 제약 조건, 참조 제약 조건, 시퀀스)선택한다 &gt; 다음</w:t>
-      </w:r>
-    </w:p>
-    <w:p>
-      <w:pPr>
-        <w:pStyle w:val="a3"/>
-        <w:spacing w:before="0" w:beforeAutospacing="0" w:after="0" w:afterAutospacing="0" w:line="300" w:lineRule="atLeast"/>
-        <w:rPr>
-          <w:rFonts w:ascii="맑은 고딕" w:eastAsia="맑은 고딕" w:hAnsi="맑은 고딕" w:hint="eastAsia"/>
+        <w:t>(테이블, 뷰, 인덱스, 트리거, 제약 조건, 참조 제약 조건, 시퀀스)선택한다 &gt; 다음</w:t>
+      </w:r>
+    </w:p>
+    <w:p>
+      <w:pPr>
+        <w:pStyle w:val="a3"/>
+        <w:spacing w:before="0" w:beforeAutospacing="0" w:after="0" w:afterAutospacing="0" w:line="300" w:lineRule="atLeast"/>
+        <w:rPr>
+          <w:rFonts w:ascii="맑은 고딕" w:eastAsia="맑은 고딕" w:hAnsi="맑은 고딕"/>
           <w:color w:val="000000"/>
           <w:sz w:val="22"/>
           <w:szCs w:val="22"/>
@@ -840,7 +995,7 @@
         <w:pStyle w:val="a3"/>
         <w:spacing w:before="0" w:beforeAutospacing="0" w:after="0" w:afterAutospacing="0" w:line="300" w:lineRule="atLeast"/>
         <w:rPr>
-          <w:rFonts w:ascii="맑은 고딕" w:eastAsia="맑은 고딕" w:hAnsi="맑은 고딕" w:hint="eastAsia"/>
+          <w:rFonts w:ascii="맑은 고딕" w:eastAsia="맑은 고딕" w:hAnsi="맑은 고딕"/>
           <w:color w:val="000000"/>
           <w:sz w:val="22"/>
           <w:szCs w:val="22"/>
@@ -910,7 +1065,7 @@
         <w:pStyle w:val="a3"/>
         <w:spacing w:before="0" w:beforeAutospacing="0" w:after="0" w:afterAutospacing="0" w:line="300" w:lineRule="atLeast"/>
         <w:rPr>
-          <w:rFonts w:ascii="맑은 고딕" w:eastAsia="맑은 고딕" w:hAnsi="맑은 고딕" w:hint="eastAsia"/>
+          <w:rFonts w:ascii="맑은 고딕" w:eastAsia="맑은 고딕" w:hAnsi="맑은 고딕"/>
           <w:color w:val="000000"/>
           <w:sz w:val="22"/>
           <w:szCs w:val="22"/>
@@ -922,7 +1077,7 @@
         <w:pStyle w:val="a3"/>
         <w:spacing w:before="0" w:beforeAutospacing="0" w:after="0" w:afterAutospacing="0" w:line="300" w:lineRule="atLeast"/>
         <w:rPr>
-          <w:rFonts w:ascii="맑은 고딕" w:eastAsia="맑은 고딕" w:hAnsi="맑은 고딕" w:hint="eastAsia"/>
+          <w:rFonts w:ascii="맑은 고딕" w:eastAsia="맑은 고딕" w:hAnsi="맑은 고딕"/>
           <w:color w:val="000000"/>
           <w:sz w:val="20"/>
           <w:szCs w:val="20"/>
@@ -943,7 +1098,7 @@
         <w:pStyle w:val="a3"/>
         <w:spacing w:before="0" w:beforeAutospacing="0" w:after="0" w:afterAutospacing="0" w:line="300" w:lineRule="atLeast"/>
         <w:rPr>
-          <w:rFonts w:ascii="맑은 고딕" w:eastAsia="맑은 고딕" w:hAnsi="맑은 고딕" w:hint="eastAsia"/>
+          <w:rFonts w:ascii="맑은 고딕" w:eastAsia="맑은 고딕" w:hAnsi="맑은 고딕"/>
           <w:color w:val="000000"/>
           <w:sz w:val="22"/>
           <w:szCs w:val="22"/>
@@ -955,7 +1110,7 @@
         <w:pStyle w:val="a3"/>
         <w:spacing w:before="0" w:beforeAutospacing="0" w:after="0" w:afterAutospacing="0" w:line="300" w:lineRule="atLeast"/>
         <w:rPr>
-          <w:rFonts w:ascii="맑은 고딕" w:eastAsia="맑은 고딕" w:hAnsi="맑은 고딕" w:hint="eastAsia"/>
+          <w:rFonts w:ascii="맑은 고딕" w:eastAsia="맑은 고딕" w:hAnsi="맑은 고딕"/>
           <w:color w:val="000000"/>
           <w:sz w:val="22"/>
           <w:szCs w:val="22"/>
@@ -1025,7 +1180,7 @@
         <w:pStyle w:val="a3"/>
         <w:spacing w:before="0" w:beforeAutospacing="0" w:after="0" w:afterAutospacing="0" w:line="300" w:lineRule="atLeast"/>
         <w:rPr>
-          <w:rFonts w:ascii="맑은 고딕" w:eastAsia="맑은 고딕" w:hAnsi="맑은 고딕" w:hint="eastAsia"/>
+          <w:rFonts w:ascii="맑은 고딕" w:eastAsia="맑은 고딕" w:hAnsi="맑은 고딕"/>
           <w:color w:val="000000"/>
           <w:sz w:val="22"/>
           <w:szCs w:val="22"/>
@@ -1037,7 +1192,7 @@
         <w:pStyle w:val="a3"/>
         <w:spacing w:before="0" w:beforeAutospacing="0" w:after="0" w:afterAutospacing="0" w:line="300" w:lineRule="atLeast"/>
         <w:rPr>
-          <w:rFonts w:ascii="맑은 고딕" w:eastAsia="맑은 고딕" w:hAnsi="맑은 고딕" w:hint="eastAsia"/>
+          <w:rFonts w:ascii="맑은 고딕" w:eastAsia="맑은 고딕" w:hAnsi="맑은 고딕"/>
           <w:color w:val="000000"/>
           <w:sz w:val="20"/>
           <w:szCs w:val="20"/>
@@ -1058,7 +1213,7 @@
         <w:pStyle w:val="a3"/>
         <w:spacing w:before="0" w:beforeAutospacing="0" w:after="0" w:afterAutospacing="0" w:line="300" w:lineRule="atLeast"/>
         <w:rPr>
-          <w:rFonts w:ascii="맑은 고딕" w:eastAsia="맑은 고딕" w:hAnsi="맑은 고딕" w:hint="eastAsia"/>
+          <w:rFonts w:ascii="맑은 고딕" w:eastAsia="맑은 고딕" w:hAnsi="맑은 고딕"/>
           <w:color w:val="000000"/>
           <w:sz w:val="22"/>
           <w:szCs w:val="22"/>
@@ -1070,7 +1225,7 @@
         <w:pStyle w:val="a3"/>
         <w:spacing w:before="0" w:beforeAutospacing="0" w:after="0" w:afterAutospacing="0" w:line="300" w:lineRule="atLeast"/>
         <w:rPr>
-          <w:rFonts w:ascii="맑은 고딕" w:eastAsia="맑은 고딕" w:hAnsi="맑은 고딕" w:hint="eastAsia"/>
+          <w:rFonts w:ascii="맑은 고딕" w:eastAsia="맑은 고딕" w:hAnsi="맑은 고딕"/>
           <w:color w:val="000000"/>
           <w:sz w:val="22"/>
           <w:szCs w:val="22"/>
@@ -1140,7 +1295,7 @@
         <w:pStyle w:val="a3"/>
         <w:spacing w:before="0" w:beforeAutospacing="0" w:after="0" w:afterAutospacing="0" w:line="300" w:lineRule="atLeast"/>
         <w:rPr>
-          <w:rFonts w:ascii="맑은 고딕" w:eastAsia="맑은 고딕" w:hAnsi="맑은 고딕" w:hint="eastAsia"/>
+          <w:rFonts w:ascii="맑은 고딕" w:eastAsia="맑은 고딕" w:hAnsi="맑은 고딕"/>
           <w:color w:val="000000"/>
           <w:sz w:val="22"/>
           <w:szCs w:val="22"/>
@@ -1152,7 +1307,7 @@
         <w:pStyle w:val="a3"/>
         <w:spacing w:before="0" w:beforeAutospacing="0" w:after="0" w:afterAutospacing="0" w:line="300" w:lineRule="atLeast"/>
         <w:rPr>
-          <w:rFonts w:ascii="맑은 고딕" w:eastAsia="맑은 고딕" w:hAnsi="맑은 고딕" w:hint="eastAsia"/>
+          <w:rFonts w:ascii="맑은 고딕" w:eastAsia="맑은 고딕" w:hAnsi="맑은 고딕"/>
           <w:color w:val="000000"/>
           <w:sz w:val="20"/>
           <w:szCs w:val="20"/>
@@ -1213,7 +1368,7 @@
         <w:pStyle w:val="a3"/>
         <w:spacing w:before="0" w:beforeAutospacing="0" w:after="0" w:afterAutospacing="0" w:line="300" w:lineRule="atLeast"/>
         <w:rPr>
-          <w:rFonts w:ascii="맑은 고딕" w:eastAsia="맑은 고딕" w:hAnsi="맑은 고딕" w:hint="eastAsia"/>
+          <w:rFonts w:ascii="맑은 고딕" w:eastAsia="맑은 고딕" w:hAnsi="맑은 고딕"/>
           <w:color w:val="000000"/>
           <w:sz w:val="22"/>
           <w:szCs w:val="22"/>
@@ -1225,7 +1380,7 @@
         <w:pStyle w:val="a3"/>
         <w:spacing w:before="0" w:beforeAutospacing="0" w:after="0" w:afterAutospacing="0" w:line="300" w:lineRule="atLeast"/>
         <w:rPr>
-          <w:rFonts w:ascii="맑은 고딕" w:eastAsia="맑은 고딕" w:hAnsi="맑은 고딕" w:hint="eastAsia"/>
+          <w:rFonts w:ascii="맑은 고딕" w:eastAsia="맑은 고딕" w:hAnsi="맑은 고딕"/>
           <w:color w:val="000000"/>
           <w:sz w:val="20"/>
           <w:szCs w:val="20"/>
@@ -1246,7 +1401,7 @@
         <w:pStyle w:val="a3"/>
         <w:spacing w:before="0" w:beforeAutospacing="0" w:after="0" w:afterAutospacing="0" w:line="300" w:lineRule="atLeast"/>
         <w:rPr>
-          <w:rFonts w:ascii="맑은 고딕" w:eastAsia="맑은 고딕" w:hAnsi="맑은 고딕" w:hint="eastAsia"/>
+          <w:rFonts w:ascii="맑은 고딕" w:eastAsia="맑은 고딕" w:hAnsi="맑은 고딕"/>
           <w:color w:val="000000"/>
           <w:sz w:val="22"/>
           <w:szCs w:val="22"/>
@@ -1258,7 +1413,7 @@
         <w:pStyle w:val="a3"/>
         <w:spacing w:before="0" w:beforeAutospacing="0" w:after="0" w:afterAutospacing="0" w:line="300" w:lineRule="atLeast"/>
         <w:rPr>
-          <w:rFonts w:ascii="맑은 고딕" w:eastAsia="맑은 고딕" w:hAnsi="맑은 고딕" w:hint="eastAsia"/>
+          <w:rFonts w:ascii="맑은 고딕" w:eastAsia="맑은 고딕" w:hAnsi="맑은 고딕"/>
           <w:color w:val="000000"/>
           <w:sz w:val="22"/>
           <w:szCs w:val="22"/>
@@ -1328,7 +1483,7 @@
         <w:pStyle w:val="a3"/>
         <w:spacing w:before="0" w:beforeAutospacing="0" w:after="0" w:afterAutospacing="0" w:line="300" w:lineRule="atLeast"/>
         <w:rPr>
-          <w:rFonts w:ascii="맑은 고딕" w:eastAsia="맑은 고딕" w:hAnsi="맑은 고딕" w:hint="eastAsia"/>
+          <w:rFonts w:ascii="맑은 고딕" w:eastAsia="맑은 고딕" w:hAnsi="맑은 고딕"/>
           <w:color w:val="000000"/>
           <w:sz w:val="22"/>
           <w:szCs w:val="22"/>
@@ -1340,7 +1495,7 @@
         <w:pStyle w:val="a3"/>
         <w:spacing w:before="0" w:beforeAutospacing="0" w:after="0" w:afterAutospacing="0" w:line="300" w:lineRule="atLeast"/>
         <w:rPr>
-          <w:rFonts w:ascii="맑은 고딕" w:eastAsia="맑은 고딕" w:hAnsi="맑은 고딕" w:hint="eastAsia"/>
+          <w:rFonts w:ascii="맑은 고딕" w:eastAsia="맑은 고딕" w:hAnsi="맑은 고딕"/>
           <w:color w:val="000000"/>
           <w:sz w:val="20"/>
           <w:szCs w:val="20"/>
@@ -1361,7 +1516,7 @@
         <w:pStyle w:val="a3"/>
         <w:spacing w:before="0" w:beforeAutospacing="0" w:after="0" w:afterAutospacing="0" w:line="300" w:lineRule="atLeast"/>
         <w:rPr>
-          <w:rFonts w:ascii="맑은 고딕" w:eastAsia="맑은 고딕" w:hAnsi="맑은 고딕" w:hint="eastAsia"/>
+          <w:rFonts w:ascii="맑은 고딕" w:eastAsia="맑은 고딕" w:hAnsi="맑은 고딕"/>
           <w:color w:val="000000"/>
           <w:sz w:val="22"/>
           <w:szCs w:val="22"/>
@@ -1373,7 +1528,7 @@
         <w:pStyle w:val="a3"/>
         <w:spacing w:before="0" w:beforeAutospacing="0" w:after="0" w:afterAutospacing="0" w:line="300" w:lineRule="atLeast"/>
         <w:rPr>
-          <w:rFonts w:ascii="맑은 고딕" w:eastAsia="맑은 고딕" w:hAnsi="맑은 고딕" w:hint="eastAsia"/>
+          <w:rFonts w:ascii="맑은 고딕" w:eastAsia="맑은 고딕" w:hAnsi="맑은 고딕"/>
           <w:color w:val="000000"/>
           <w:sz w:val="22"/>
           <w:szCs w:val="22"/>
@@ -1443,7 +1598,7 @@
         <w:pStyle w:val="a3"/>
         <w:spacing w:before="0" w:beforeAutospacing="0" w:after="0" w:afterAutospacing="0" w:line="300" w:lineRule="atLeast"/>
         <w:rPr>
-          <w:rFonts w:ascii="맑은 고딕" w:eastAsia="맑은 고딕" w:hAnsi="맑은 고딕" w:hint="eastAsia"/>
+          <w:rFonts w:ascii="맑은 고딕" w:eastAsia="맑은 고딕" w:hAnsi="맑은 고딕"/>
           <w:color w:val="000000"/>
           <w:sz w:val="22"/>
           <w:szCs w:val="22"/>
@@ -1455,7 +1610,7 @@
         <w:pStyle w:val="a3"/>
         <w:spacing w:before="0" w:beforeAutospacing="0" w:after="0" w:afterAutospacing="0" w:line="300" w:lineRule="atLeast"/>
         <w:rPr>
-          <w:rFonts w:ascii="맑은 고딕" w:eastAsia="맑은 고딕" w:hAnsi="맑은 고딕" w:hint="eastAsia"/>
+          <w:rFonts w:ascii="맑은 고딕" w:eastAsia="맑은 고딕" w:hAnsi="맑은 고딕"/>
           <w:color w:val="000000"/>
           <w:sz w:val="20"/>
           <w:szCs w:val="20"/>
@@ -1476,31 +1631,31 @@
         <w:pStyle w:val="a3"/>
         <w:spacing w:before="0" w:beforeAutospacing="0" w:after="0" w:afterAutospacing="0" w:line="300" w:lineRule="atLeast"/>
         <w:rPr>
-          <w:rFonts w:ascii="맑은 고딕" w:eastAsia="맑은 고딕" w:hAnsi="맑은 고딕" w:hint="eastAsia"/>
-          <w:color w:val="000000"/>
-          <w:sz w:val="20"/>
-          <w:szCs w:val="20"/>
-        </w:rPr>
-      </w:pPr>
-    </w:p>
-    <w:p>
-      <w:pPr>
-        <w:pStyle w:val="a3"/>
-        <w:spacing w:before="0" w:beforeAutospacing="0" w:after="0" w:afterAutospacing="0" w:line="300" w:lineRule="atLeast"/>
-        <w:rPr>
-          <w:rFonts w:ascii="맑은 고딕" w:eastAsia="맑은 고딕" w:hAnsi="맑은 고딕" w:hint="eastAsia"/>
-          <w:color w:val="000000"/>
-          <w:sz w:val="20"/>
-          <w:szCs w:val="20"/>
-        </w:rPr>
-      </w:pPr>
-    </w:p>
-    <w:p>
-      <w:pPr>
-        <w:pStyle w:val="a3"/>
-        <w:spacing w:before="0" w:beforeAutospacing="0" w:after="0" w:afterAutospacing="0" w:line="300" w:lineRule="atLeast"/>
-        <w:rPr>
-          <w:rFonts w:ascii="맑은 고딕" w:eastAsia="맑은 고딕" w:hAnsi="맑은 고딕" w:hint="eastAsia"/>
+          <w:rFonts w:ascii="맑은 고딕" w:eastAsia="맑은 고딕" w:hAnsi="맑은 고딕"/>
+          <w:color w:val="000000"/>
+          <w:sz w:val="20"/>
+          <w:szCs w:val="20"/>
+        </w:rPr>
+      </w:pPr>
+    </w:p>
+    <w:p>
+      <w:pPr>
+        <w:pStyle w:val="a3"/>
+        <w:spacing w:before="0" w:beforeAutospacing="0" w:after="0" w:afterAutospacing="0" w:line="300" w:lineRule="atLeast"/>
+        <w:rPr>
+          <w:rFonts w:ascii="맑은 고딕" w:eastAsia="맑은 고딕" w:hAnsi="맑은 고딕"/>
+          <w:color w:val="000000"/>
+          <w:sz w:val="20"/>
+          <w:szCs w:val="20"/>
+        </w:rPr>
+      </w:pPr>
+    </w:p>
+    <w:p>
+      <w:pPr>
+        <w:pStyle w:val="a3"/>
+        <w:spacing w:before="0" w:beforeAutospacing="0" w:after="0" w:afterAutospacing="0" w:line="300" w:lineRule="atLeast"/>
+        <w:rPr>
+          <w:rFonts w:ascii="맑은 고딕" w:eastAsia="맑은 고딕" w:hAnsi="맑은 고딕"/>
           <w:color w:val="000000"/>
           <w:sz w:val="20"/>
           <w:szCs w:val="20"/>
@@ -1528,533 +1683,529 @@
           <w:sz w:val="27"/>
           <w:szCs w:val="27"/>
         </w:rPr>
-        <w:t xml:space="preserve"> 한 후에 </w:t>
+        <w:t xml:space="preserve"> 한 후에 해야할 일</w:t>
+      </w:r>
+    </w:p>
+    <w:p>
+      <w:pPr>
+        <w:pStyle w:val="a3"/>
+        <w:spacing w:before="0" w:beforeAutospacing="0" w:after="0" w:afterAutospacing="0" w:line="300" w:lineRule="atLeast"/>
+        <w:rPr>
+          <w:rFonts w:ascii="맑은 고딕" w:eastAsia="맑은 고딕" w:hAnsi="맑은 고딕"/>
+          <w:color w:val="000000"/>
+          <w:sz w:val="20"/>
+          <w:szCs w:val="20"/>
+        </w:rPr>
+      </w:pPr>
+    </w:p>
+    <w:p>
+      <w:pPr>
+        <w:pStyle w:val="a3"/>
+        <w:spacing w:before="0" w:beforeAutospacing="0" w:after="0" w:afterAutospacing="0" w:line="300" w:lineRule="atLeast"/>
+        <w:rPr>
+          <w:rFonts w:ascii="맑은 고딕" w:eastAsia="맑은 고딕" w:hAnsi="맑은 고딕"/>
+          <w:color w:val="000000"/>
+          <w:sz w:val="20"/>
+          <w:szCs w:val="20"/>
+        </w:rPr>
+      </w:pPr>
+      <w:r>
+        <w:rPr>
+          <w:rFonts w:ascii="맑은 고딕" w:eastAsia="맑은 고딕" w:hAnsi="맑은 고딕" w:hint="eastAsia"/>
+          <w:color w:val="000000"/>
+          <w:sz w:val="21"/>
+          <w:szCs w:val="21"/>
+        </w:rPr>
+        <w:t xml:space="preserve">1. </w:t>
       </w:r>
       <w:proofErr w:type="spellStart"/>
+      <w:r>
+        <w:rPr>
+          <w:rFonts w:ascii="맑은 고딕" w:eastAsia="맑은 고딕" w:hAnsi="맑은 고딕" w:hint="eastAsia"/>
+          <w:color w:val="000000"/>
+          <w:sz w:val="21"/>
+          <w:szCs w:val="21"/>
+        </w:rPr>
+        <w:t>익스포트한</w:t>
+      </w:r>
+      <w:proofErr w:type="spellEnd"/>
+      <w:r>
+        <w:rPr>
+          <w:rFonts w:ascii="맑은 고딕" w:eastAsia="맑은 고딕" w:hAnsi="맑은 고딕" w:hint="eastAsia"/>
+          <w:color w:val="000000"/>
+          <w:sz w:val="21"/>
+          <w:szCs w:val="21"/>
+        </w:rPr>
+        <w:t xml:space="preserve"> 파일을 Notepad++ 에디터로 연다.</w:t>
+      </w:r>
+    </w:p>
+    <w:p>
+      <w:pPr>
+        <w:pStyle w:val="a3"/>
+        <w:spacing w:before="0" w:beforeAutospacing="0" w:after="0" w:afterAutospacing="0" w:line="300" w:lineRule="atLeast"/>
+        <w:rPr>
+          <w:rFonts w:ascii="맑은 고딕" w:eastAsia="맑은 고딕" w:hAnsi="맑은 고딕"/>
+          <w:color w:val="000000"/>
+          <w:sz w:val="20"/>
+          <w:szCs w:val="20"/>
+        </w:rPr>
+      </w:pPr>
+    </w:p>
+    <w:p>
+      <w:pPr>
+        <w:pStyle w:val="a3"/>
+        <w:spacing w:before="0" w:beforeAutospacing="0" w:after="0" w:afterAutospacing="0" w:line="300" w:lineRule="atLeast"/>
+        <w:rPr>
+          <w:rFonts w:ascii="맑은 고딕" w:eastAsia="맑은 고딕" w:hAnsi="맑은 고딕"/>
+          <w:color w:val="000000"/>
+          <w:sz w:val="20"/>
+          <w:szCs w:val="20"/>
+        </w:rPr>
+      </w:pPr>
+      <w:r>
+        <w:rPr>
+          <w:rFonts w:ascii="맑은 고딕" w:eastAsia="맑은 고딕" w:hAnsi="맑은 고딕" w:hint="eastAsia"/>
+          <w:color w:val="000000"/>
+          <w:sz w:val="21"/>
+          <w:szCs w:val="21"/>
+        </w:rPr>
+        <w:t>2. 저장영역부분을 보면 TABLESPACE "EZEKP2017" 로 되어있는데 이것을 TABLESPACE "USERS" </w:t>
+      </w:r>
+      <w:proofErr w:type="spellStart"/>
+      <w:r>
+        <w:rPr>
+          <w:rFonts w:ascii="맑은 고딕" w:eastAsia="맑은 고딕" w:hAnsi="맑은 고딕" w:hint="eastAsia"/>
+          <w:color w:val="000000"/>
+          <w:sz w:val="21"/>
+          <w:szCs w:val="21"/>
+        </w:rPr>
+        <w:t>로변경해</w:t>
+      </w:r>
+      <w:proofErr w:type="spellEnd"/>
+      <w:r>
+        <w:rPr>
+          <w:rFonts w:ascii="맑은 고딕" w:eastAsia="맑은 고딕" w:hAnsi="맑은 고딕" w:hint="eastAsia"/>
+          <w:color w:val="000000"/>
+          <w:sz w:val="21"/>
+          <w:szCs w:val="21"/>
+        </w:rPr>
+        <w:t xml:space="preserve"> 주어야 한다. </w:t>
+      </w:r>
+    </w:p>
+    <w:p>
+      <w:pPr>
+        <w:pStyle w:val="a3"/>
+        <w:spacing w:before="0" w:beforeAutospacing="0" w:after="0" w:afterAutospacing="0" w:line="300" w:lineRule="atLeast"/>
+        <w:rPr>
+          <w:rFonts w:ascii="맑은 고딕" w:eastAsia="맑은 고딕" w:hAnsi="맑은 고딕"/>
+          <w:color w:val="000000"/>
+          <w:sz w:val="20"/>
+          <w:szCs w:val="20"/>
+        </w:rPr>
+      </w:pPr>
+    </w:p>
+    <w:p>
+      <w:pPr>
+        <w:pStyle w:val="a3"/>
+        <w:spacing w:before="0" w:beforeAutospacing="0" w:after="0" w:afterAutospacing="0" w:line="300" w:lineRule="atLeast"/>
+        <w:rPr>
+          <w:rFonts w:ascii="맑은 고딕" w:eastAsia="맑은 고딕" w:hAnsi="맑은 고딕"/>
+          <w:color w:val="000000"/>
+          <w:sz w:val="20"/>
+          <w:szCs w:val="20"/>
+        </w:rPr>
+      </w:pPr>
+      <w:r>
+        <w:rPr>
+          <w:rFonts w:ascii="맑은 고딕" w:eastAsia="맑은 고딕" w:hAnsi="맑은 고딕" w:hint="eastAsia"/>
+          <w:color w:val="000000"/>
+          <w:sz w:val="21"/>
+          <w:szCs w:val="21"/>
+        </w:rPr>
+        <w:lastRenderedPageBreak/>
+        <w:t>3.  SEQUENCE </w:t>
+      </w:r>
+      <w:proofErr w:type="spellStart"/>
+      <w:r>
+        <w:rPr>
+          <w:rFonts w:ascii="맑은 고딕" w:eastAsia="맑은 고딕" w:hAnsi="맑은 고딕" w:hint="eastAsia"/>
+          <w:color w:val="000000"/>
+          <w:sz w:val="21"/>
+          <w:szCs w:val="21"/>
+        </w:rPr>
+        <w:t>생성부분에</w:t>
+      </w:r>
+      <w:proofErr w:type="spellEnd"/>
+      <w:r>
+        <w:rPr>
+          <w:rFonts w:ascii="맑은 고딕" w:eastAsia="맑은 고딕" w:hAnsi="맑은 고딕" w:hint="eastAsia"/>
+          <w:color w:val="000000"/>
+          <w:sz w:val="21"/>
+          <w:szCs w:val="21"/>
+        </w:rPr>
+        <w:t> START WITH </w:t>
+      </w:r>
+      <w:proofErr w:type="spellStart"/>
+      <w:r>
+        <w:rPr>
+          <w:rFonts w:ascii="맑은 고딕" w:eastAsia="맑은 고딕" w:hAnsi="맑은 고딕" w:hint="eastAsia"/>
+          <w:color w:val="000000"/>
+          <w:sz w:val="21"/>
+          <w:szCs w:val="21"/>
+        </w:rPr>
+        <w:t>뒤의숫자는현재기준으로되어있으므로파일에</w:t>
+      </w:r>
+      <w:proofErr w:type="spellEnd"/>
+      <w:r>
+        <w:rPr>
+          <w:rFonts w:ascii="맑은 고딕" w:eastAsia="맑은 고딕" w:hAnsi="맑은 고딕" w:hint="eastAsia"/>
+          <w:color w:val="000000"/>
+          <w:sz w:val="21"/>
+          <w:szCs w:val="21"/>
+        </w:rPr>
+        <w:t xml:space="preserve"> </w:t>
+      </w:r>
+      <w:proofErr w:type="spellStart"/>
+      <w:r>
+        <w:rPr>
+          <w:rFonts w:ascii="맑은 고딕" w:eastAsia="맑은 고딕" w:hAnsi="맑은 고딕" w:hint="eastAsia"/>
+          <w:color w:val="000000"/>
+          <w:sz w:val="21"/>
+          <w:szCs w:val="21"/>
+        </w:rPr>
+        <w:t>들어갈것은</w:t>
+      </w:r>
+      <w:proofErr w:type="spellEnd"/>
+      <w:r>
+        <w:rPr>
+          <w:rFonts w:ascii="맑은 고딕" w:eastAsia="맑은 고딕" w:hAnsi="맑은 고딕" w:hint="eastAsia"/>
+          <w:color w:val="000000"/>
+          <w:sz w:val="21"/>
+          <w:szCs w:val="21"/>
+        </w:rPr>
+        <w:t> 1로바꾸어주어야한다.  </w:t>
+      </w:r>
+      <w:proofErr w:type="spellStart"/>
+      <w:r>
+        <w:rPr>
+          <w:rFonts w:ascii="맑은 고딕" w:eastAsia="맑은 고딕" w:hAnsi="맑은 고딕" w:hint="eastAsia"/>
+          <w:color w:val="000000"/>
+          <w:sz w:val="21"/>
+          <w:szCs w:val="21"/>
+        </w:rPr>
+        <w:t>찾기옵션에정규식찾기를통해</w:t>
+      </w:r>
+      <w:proofErr w:type="spellEnd"/>
+      <w:r>
+        <w:rPr>
+          <w:rFonts w:ascii="맑은 고딕" w:eastAsia="맑은 고딕" w:hAnsi="맑은 고딕" w:hint="eastAsia"/>
+          <w:color w:val="000000"/>
+          <w:sz w:val="21"/>
+          <w:szCs w:val="21"/>
+        </w:rPr>
+        <w:t> START WITH</w:t>
+      </w:r>
+      <w:r>
+        <w:rPr>
+          <w:rFonts w:ascii="맑은 고딕" w:eastAsia="맑은 고딕" w:hAnsi="맑은 고딕" w:hint="eastAsia"/>
+          <w:color w:val="000000"/>
+          <w:sz w:val="21"/>
+          <w:szCs w:val="21"/>
+          <w:lang w:val="x-none"/>
+        </w:rPr>
+        <w:t> \d+</w:t>
+      </w:r>
+      <w:r>
+        <w:rPr>
+          <w:rFonts w:ascii="맑은 고딕" w:eastAsia="맑은 고딕" w:hAnsi="맑은 고딕" w:hint="eastAsia"/>
+          <w:color w:val="000000"/>
+          <w:sz w:val="21"/>
+          <w:szCs w:val="21"/>
+        </w:rPr>
+        <w:t xml:space="preserve"> 정규식을 이용하여 START </w:t>
+      </w:r>
+      <w:proofErr w:type="gramStart"/>
+      <w:r>
+        <w:rPr>
+          <w:rFonts w:ascii="맑은 고딕" w:eastAsia="맑은 고딕" w:hAnsi="맑은 고딕" w:hint="eastAsia"/>
+          <w:color w:val="000000"/>
+          <w:sz w:val="21"/>
+          <w:szCs w:val="21"/>
+        </w:rPr>
+        <w:t>WITH  </w:t>
+      </w:r>
+      <w:proofErr w:type="spellStart"/>
+      <w:r>
+        <w:rPr>
+          <w:rFonts w:ascii="맑은 고딕" w:eastAsia="맑은 고딕" w:hAnsi="맑은 고딕" w:hint="eastAsia"/>
+          <w:color w:val="000000"/>
+          <w:sz w:val="21"/>
+          <w:szCs w:val="21"/>
+        </w:rPr>
+        <w:t>뒤의값을</w:t>
+      </w:r>
+      <w:proofErr w:type="spellEnd"/>
+      <w:proofErr w:type="gramEnd"/>
+      <w:r>
+        <w:rPr>
+          <w:rFonts w:ascii="맑은 고딕" w:eastAsia="맑은 고딕" w:hAnsi="맑은 고딕" w:hint="eastAsia"/>
+          <w:color w:val="000000"/>
+          <w:sz w:val="21"/>
+          <w:szCs w:val="21"/>
+        </w:rPr>
+        <w:t> 1로바꿔준다.</w:t>
+      </w:r>
+    </w:p>
+    <w:p>
+      <w:pPr>
+        <w:pStyle w:val="a3"/>
+        <w:spacing w:before="0" w:beforeAutospacing="0" w:after="0" w:afterAutospacing="0" w:line="300" w:lineRule="atLeast"/>
+        <w:rPr>
+          <w:rFonts w:ascii="맑은 고딕" w:eastAsia="맑은 고딕" w:hAnsi="맑은 고딕"/>
+          <w:color w:val="000000"/>
+          <w:sz w:val="20"/>
+          <w:szCs w:val="20"/>
+        </w:rPr>
+      </w:pPr>
+    </w:p>
+    <w:p>
+      <w:pPr>
+        <w:pStyle w:val="a3"/>
+        <w:spacing w:before="0" w:beforeAutospacing="0" w:after="0" w:afterAutospacing="0" w:line="300" w:lineRule="atLeast"/>
+        <w:rPr>
+          <w:rFonts w:ascii="맑은 고딕" w:eastAsia="맑은 고딕" w:hAnsi="맑은 고딕"/>
+          <w:color w:val="000000"/>
+          <w:sz w:val="20"/>
+          <w:szCs w:val="20"/>
+        </w:rPr>
+      </w:pPr>
+      <w:r>
+        <w:rPr>
+          <w:rFonts w:ascii="맑은 고딕" w:eastAsia="맑은 고딕" w:hAnsi="맑은 고딕" w:hint="eastAsia"/>
+          <w:color w:val="000000"/>
+          <w:sz w:val="21"/>
+          <w:szCs w:val="21"/>
+        </w:rPr>
+        <w:t xml:space="preserve">4. 이전에는 시퀀스 </w:t>
+      </w:r>
+      <w:proofErr w:type="spellStart"/>
+      <w:r>
+        <w:rPr>
+          <w:rFonts w:ascii="맑은 고딕" w:eastAsia="맑은 고딕" w:hAnsi="맑은 고딕" w:hint="eastAsia"/>
+          <w:color w:val="000000"/>
+          <w:sz w:val="21"/>
+          <w:szCs w:val="21"/>
+        </w:rPr>
+        <w:t>생성문을</w:t>
+      </w:r>
+      <w:proofErr w:type="spellEnd"/>
+      <w:r>
+        <w:rPr>
+          <w:rFonts w:ascii="맑은 고딕" w:eastAsia="맑은 고딕" w:hAnsi="맑은 고딕" w:hint="eastAsia"/>
+          <w:color w:val="000000"/>
+          <w:sz w:val="21"/>
+          <w:szCs w:val="21"/>
+        </w:rPr>
+        <w:t xml:space="preserve"> 보면 맨 끝에, NOCYCLE뒤에 NOKEEP NOSCALE GLOBAL 옵션이 붙었으나, 11g버전부터는 사용하지 않으므로 붙이지 않는다.</w:t>
+      </w:r>
+    </w:p>
+    <w:p>
+      <w:pPr>
+        <w:pStyle w:val="a3"/>
+        <w:spacing w:before="0" w:beforeAutospacing="0" w:after="0" w:afterAutospacing="0" w:line="300" w:lineRule="atLeast"/>
+        <w:rPr>
+          <w:rFonts w:ascii="맑은 고딕" w:eastAsia="맑은 고딕" w:hAnsi="맑은 고딕"/>
+          <w:color w:val="000000"/>
+          <w:sz w:val="20"/>
+          <w:szCs w:val="20"/>
+        </w:rPr>
+      </w:pPr>
+      <w:r>
+        <w:rPr>
+          <w:rFonts w:ascii="맑은 고딕" w:eastAsia="맑은 고딕" w:hAnsi="맑은 고딕" w:hint="eastAsia"/>
+          <w:color w:val="000000"/>
+          <w:sz w:val="21"/>
+          <w:szCs w:val="21"/>
+        </w:rPr>
+        <w:t>   (</w:t>
+      </w:r>
+      <w:proofErr w:type="gramStart"/>
+      <w:r>
+        <w:rPr>
+          <w:rFonts w:ascii="맑은 고딕" w:eastAsia="맑은 고딕" w:hAnsi="맑은 고딕" w:hint="eastAsia"/>
+          <w:color w:val="000000"/>
+          <w:sz w:val="21"/>
+          <w:szCs w:val="21"/>
+        </w:rPr>
+        <w:t>참고 :</w:t>
+      </w:r>
+      <w:proofErr w:type="gramEnd"/>
+      <w:r>
+        <w:rPr>
+          <w:rFonts w:ascii="맑은 고딕" w:eastAsia="맑은 고딕" w:hAnsi="맑은 고딕" w:hint="eastAsia"/>
+          <w:color w:val="000000"/>
+          <w:sz w:val="21"/>
+          <w:szCs w:val="21"/>
+        </w:rPr>
+        <w:t xml:space="preserve"> NOKEEP옵션-</w:t>
+      </w:r>
+      <w:proofErr w:type="spellStart"/>
+      <w:r>
+        <w:rPr>
+          <w:rFonts w:ascii="맑은 고딕" w:eastAsia="맑은 고딕" w:hAnsi="맑은 고딕" w:hint="eastAsia"/>
+          <w:color w:val="000000"/>
+          <w:sz w:val="21"/>
+          <w:szCs w:val="21"/>
+        </w:rPr>
+        <w:t>프로그램테스트혹은성능시험을하는동안현재값보호하지</w:t>
+      </w:r>
+      <w:proofErr w:type="spellEnd"/>
+      <w:r>
+        <w:rPr>
+          <w:rFonts w:ascii="맑은 고딕" w:eastAsia="맑은 고딕" w:hAnsi="맑은 고딕" w:hint="eastAsia"/>
+          <w:color w:val="000000"/>
+          <w:sz w:val="21"/>
+          <w:szCs w:val="21"/>
+        </w:rPr>
+        <w:t xml:space="preserve"> 않음. NOSCALE-SCALE옵션을 사용하게 되면 시퀀스 값 앞에 3자리 세션오프셋과 3자리 인스턴스 오프셋</w:t>
+      </w:r>
+      <w:proofErr w:type="gramStart"/>
+      <w:r>
+        <w:rPr>
+          <w:rFonts w:ascii="맑은 고딕" w:eastAsia="맑은 고딕" w:hAnsi="맑은 고딕" w:hint="eastAsia"/>
+          <w:color w:val="000000"/>
+          <w:sz w:val="21"/>
+          <w:szCs w:val="21"/>
+        </w:rPr>
+        <w:t>,총</w:t>
+      </w:r>
+      <w:proofErr w:type="gramEnd"/>
+      <w:r>
+        <w:rPr>
+          <w:rFonts w:ascii="맑은 고딕" w:eastAsia="맑은 고딕" w:hAnsi="맑은 고딕" w:hint="eastAsia"/>
+          <w:color w:val="000000"/>
+          <w:sz w:val="21"/>
+          <w:szCs w:val="21"/>
+        </w:rPr>
+        <w:t xml:space="preserve"> 6자리의 접두사가 붙는데 이것을 사용하지 </w:t>
+      </w:r>
+      <w:proofErr w:type="spellStart"/>
+      <w:r>
+        <w:rPr>
+          <w:rFonts w:ascii="맑은 고딕" w:eastAsia="맑은 고딕" w:hAnsi="맑은 고딕" w:hint="eastAsia"/>
+          <w:color w:val="000000"/>
+          <w:sz w:val="21"/>
+          <w:szCs w:val="21"/>
+        </w:rPr>
+        <w:t>않는다는것</w:t>
+      </w:r>
+      <w:proofErr w:type="spellEnd"/>
+      <w:r>
+        <w:rPr>
+          <w:rFonts w:ascii="맑은 고딕" w:eastAsia="맑은 고딕" w:hAnsi="맑은 고딕" w:hint="eastAsia"/>
+          <w:color w:val="000000"/>
+          <w:sz w:val="21"/>
+          <w:szCs w:val="21"/>
+        </w:rPr>
+        <w:t>. GLOBAL-</w:t>
+      </w:r>
+      <w:proofErr w:type="spellStart"/>
+      <w:r>
+        <w:rPr>
+          <w:rFonts w:ascii="맑은 고딕" w:eastAsia="맑은 고딕" w:hAnsi="맑은 고딕" w:hint="eastAsia"/>
+          <w:color w:val="000000"/>
+          <w:sz w:val="21"/>
+          <w:szCs w:val="21"/>
+        </w:rPr>
+        <w:t>해당시퀀스를여러사용자가사용가능하다는</w:t>
+      </w:r>
+      <w:proofErr w:type="spellEnd"/>
+      <w:r>
+        <w:rPr>
+          <w:rFonts w:ascii="맑은 고딕" w:eastAsia="맑은 고딕" w:hAnsi="맑은 고딕" w:hint="eastAsia"/>
+          <w:color w:val="000000"/>
+          <w:sz w:val="21"/>
+          <w:szCs w:val="21"/>
+        </w:rPr>
+        <w:t xml:space="preserve"> 것.)</w:t>
+      </w:r>
+    </w:p>
+    <w:p>
+      <w:pPr>
+        <w:pStyle w:val="a3"/>
+        <w:spacing w:before="0" w:beforeAutospacing="0" w:after="0" w:afterAutospacing="0" w:line="300" w:lineRule="atLeast"/>
+        <w:rPr>
+          <w:rFonts w:ascii="맑은 고딕" w:eastAsia="맑은 고딕" w:hAnsi="맑은 고딕"/>
+          <w:color w:val="000000"/>
+          <w:sz w:val="20"/>
+          <w:szCs w:val="20"/>
+        </w:rPr>
+      </w:pPr>
+    </w:p>
+    <w:p>
+      <w:pPr>
+        <w:pStyle w:val="a3"/>
+        <w:spacing w:before="0" w:beforeAutospacing="0" w:after="0" w:afterAutospacing="0" w:line="300" w:lineRule="atLeast"/>
+        <w:rPr>
+          <w:rFonts w:ascii="맑은 고딕" w:eastAsia="맑은 고딕" w:hAnsi="맑은 고딕"/>
+          <w:color w:val="000000"/>
+          <w:sz w:val="20"/>
+          <w:szCs w:val="20"/>
+        </w:rPr>
+      </w:pPr>
+    </w:p>
+    <w:p>
+      <w:pPr>
+        <w:pStyle w:val="a3"/>
+        <w:spacing w:before="0" w:beforeAutospacing="0" w:after="0" w:afterAutospacing="0" w:line="300" w:lineRule="atLeast"/>
+        <w:rPr>
+          <w:rFonts w:ascii="맑은 고딕" w:eastAsia="맑은 고딕" w:hAnsi="맑은 고딕"/>
+          <w:color w:val="000000"/>
+          <w:sz w:val="20"/>
+          <w:szCs w:val="20"/>
+        </w:rPr>
+      </w:pPr>
+    </w:p>
+    <w:p>
+      <w:pPr>
+        <w:pStyle w:val="a3"/>
+        <w:spacing w:before="0" w:beforeAutospacing="0" w:after="0" w:afterAutospacing="0" w:line="300" w:lineRule="atLeast"/>
+        <w:rPr>
+          <w:rFonts w:ascii="맑은 고딕" w:eastAsia="맑은 고딕" w:hAnsi="맑은 고딕"/>
+          <w:color w:val="000000"/>
+          <w:sz w:val="20"/>
+          <w:szCs w:val="20"/>
+        </w:rPr>
+      </w:pPr>
+      <w:r>
+        <w:rPr>
+          <w:rFonts w:ascii="맑은 고딕" w:eastAsia="맑은 고딕" w:hAnsi="맑은 고딕" w:hint="eastAsia"/>
+          <w:color w:val="000000"/>
+          <w:sz w:val="20"/>
+          <w:szCs w:val="20"/>
+        </w:rPr>
+        <w:t>위의 4번의 </w:t>
+      </w:r>
       <w:r>
         <w:rPr>
           <w:rFonts w:ascii="맑은 고딕" w:eastAsia="맑은 고딕" w:hAnsi="맑은 고딕" w:hint="eastAsia"/>
           <w:b/>
           <w:bCs/>
           <w:color w:val="000000"/>
-          <w:sz w:val="27"/>
-          <w:szCs w:val="27"/>
-        </w:rPr>
-        <w:t>해야할</w:t>
-      </w:r>
-      <w:proofErr w:type="spellEnd"/>
+        </w:rPr>
+        <w:t xml:space="preserve">DDL </w:t>
+      </w:r>
+      <w:proofErr w:type="spellStart"/>
       <w:r>
         <w:rPr>
           <w:rFonts w:ascii="맑은 고딕" w:eastAsia="맑은 고딕" w:hAnsi="맑은 고딕" w:hint="eastAsia"/>
           <w:b/>
           <w:bCs/>
           <w:color w:val="000000"/>
-          <w:sz w:val="27"/>
-          <w:szCs w:val="27"/>
-        </w:rPr>
-        <w:t xml:space="preserve"> 일</w:t>
-      </w:r>
-    </w:p>
-    <w:p>
-      <w:pPr>
-        <w:pStyle w:val="a3"/>
-        <w:spacing w:before="0" w:beforeAutospacing="0" w:after="0" w:afterAutospacing="0" w:line="300" w:lineRule="atLeast"/>
-        <w:rPr>
-          <w:rFonts w:ascii="맑은 고딕" w:eastAsia="맑은 고딕" w:hAnsi="맑은 고딕" w:hint="eastAsia"/>
-          <w:color w:val="000000"/>
-          <w:sz w:val="20"/>
-          <w:szCs w:val="20"/>
-        </w:rPr>
-      </w:pPr>
-    </w:p>
-    <w:p>
-      <w:pPr>
-        <w:pStyle w:val="a3"/>
-        <w:spacing w:before="0" w:beforeAutospacing="0" w:after="0" w:afterAutospacing="0" w:line="300" w:lineRule="atLeast"/>
-        <w:rPr>
-          <w:rFonts w:ascii="맑은 고딕" w:eastAsia="맑은 고딕" w:hAnsi="맑은 고딕" w:hint="eastAsia"/>
-          <w:color w:val="000000"/>
-          <w:sz w:val="20"/>
-          <w:szCs w:val="20"/>
-        </w:rPr>
-      </w:pPr>
-      <w:r>
-        <w:rPr>
-          <w:rFonts w:ascii="맑은 고딕" w:eastAsia="맑은 고딕" w:hAnsi="맑은 고딕" w:hint="eastAsia"/>
-          <w:color w:val="000000"/>
-          <w:sz w:val="21"/>
-          <w:szCs w:val="21"/>
-        </w:rPr>
-        <w:t xml:space="preserve">1. </w:t>
-      </w:r>
-      <w:proofErr w:type="spellStart"/>
-      <w:r>
-        <w:rPr>
-          <w:rFonts w:ascii="맑은 고딕" w:eastAsia="맑은 고딕" w:hAnsi="맑은 고딕" w:hint="eastAsia"/>
-          <w:color w:val="000000"/>
-          <w:sz w:val="21"/>
-          <w:szCs w:val="21"/>
-        </w:rPr>
-        <w:t>익스포트한</w:t>
+        </w:rPr>
+        <w:t>익스포트</w:t>
       </w:r>
       <w:proofErr w:type="spellEnd"/>
-      <w:r>
-        <w:rPr>
-          <w:rFonts w:ascii="맑은 고딕" w:eastAsia="맑은 고딕" w:hAnsi="맑은 고딕" w:hint="eastAsia"/>
-          <w:color w:val="000000"/>
-          <w:sz w:val="21"/>
-          <w:szCs w:val="21"/>
-        </w:rPr>
-        <w:t xml:space="preserve"> 파일을 Notepad++ 에디터로 연다.</w:t>
-      </w:r>
-    </w:p>
-    <w:p>
-      <w:pPr>
-        <w:pStyle w:val="a3"/>
-        <w:spacing w:before="0" w:beforeAutospacing="0" w:after="0" w:afterAutospacing="0" w:line="300" w:lineRule="atLeast"/>
-        <w:rPr>
-          <w:rFonts w:ascii="맑은 고딕" w:eastAsia="맑은 고딕" w:hAnsi="맑은 고딕" w:hint="eastAsia"/>
-          <w:color w:val="000000"/>
-          <w:sz w:val="20"/>
-          <w:szCs w:val="20"/>
-        </w:rPr>
-      </w:pPr>
-    </w:p>
-    <w:p>
-      <w:pPr>
-        <w:pStyle w:val="a3"/>
-        <w:spacing w:before="0" w:beforeAutospacing="0" w:after="0" w:afterAutospacing="0" w:line="300" w:lineRule="atLeast"/>
-        <w:rPr>
-          <w:rFonts w:ascii="맑은 고딕" w:eastAsia="맑은 고딕" w:hAnsi="맑은 고딕" w:hint="eastAsia"/>
-          <w:color w:val="000000"/>
-          <w:sz w:val="20"/>
-          <w:szCs w:val="20"/>
-        </w:rPr>
-      </w:pPr>
-      <w:r>
-        <w:rPr>
-          <w:rFonts w:ascii="맑은 고딕" w:eastAsia="맑은 고딕" w:hAnsi="맑은 고딕" w:hint="eastAsia"/>
-          <w:color w:val="000000"/>
-          <w:sz w:val="21"/>
-          <w:szCs w:val="21"/>
-        </w:rPr>
-        <w:t>2. 저장영역부분을 보면 TABLESPACE "EZEKP2017" 로 되어있는데 이것을 TABLESPACE "USERS" </w:t>
-      </w:r>
-      <w:proofErr w:type="spellStart"/>
-      <w:r>
-        <w:rPr>
-          <w:rFonts w:ascii="맑은 고딕" w:eastAsia="맑은 고딕" w:hAnsi="맑은 고딕" w:hint="eastAsia"/>
-          <w:color w:val="000000"/>
-          <w:sz w:val="21"/>
-          <w:szCs w:val="21"/>
-        </w:rPr>
-        <w:t>로변경해</w:t>
-      </w:r>
-      <w:proofErr w:type="spellEnd"/>
-      <w:r>
-        <w:rPr>
-          <w:rFonts w:ascii="맑은 고딕" w:eastAsia="맑은 고딕" w:hAnsi="맑은 고딕" w:hint="eastAsia"/>
-          <w:color w:val="000000"/>
-          <w:sz w:val="21"/>
-          <w:szCs w:val="21"/>
-        </w:rPr>
-        <w:t xml:space="preserve"> 주어야 한다. </w:t>
-      </w:r>
-    </w:p>
-    <w:p>
-      <w:pPr>
-        <w:pStyle w:val="a3"/>
-        <w:spacing w:before="0" w:beforeAutospacing="0" w:after="0" w:afterAutospacing="0" w:line="300" w:lineRule="atLeast"/>
-        <w:rPr>
-          <w:rFonts w:ascii="맑은 고딕" w:eastAsia="맑은 고딕" w:hAnsi="맑은 고딕" w:hint="eastAsia"/>
-          <w:color w:val="000000"/>
-          <w:sz w:val="20"/>
-          <w:szCs w:val="20"/>
-        </w:rPr>
-      </w:pPr>
-    </w:p>
-    <w:p>
-      <w:pPr>
-        <w:pStyle w:val="a3"/>
-        <w:spacing w:before="0" w:beforeAutospacing="0" w:after="0" w:afterAutospacing="0" w:line="300" w:lineRule="atLeast"/>
-        <w:rPr>
-          <w:rFonts w:ascii="맑은 고딕" w:eastAsia="맑은 고딕" w:hAnsi="맑은 고딕" w:hint="eastAsia"/>
-          <w:color w:val="000000"/>
-          <w:sz w:val="20"/>
-          <w:szCs w:val="20"/>
-        </w:rPr>
-      </w:pPr>
-      <w:r>
-        <w:rPr>
-          <w:rFonts w:ascii="맑은 고딕" w:eastAsia="맑은 고딕" w:hAnsi="맑은 고딕" w:hint="eastAsia"/>
-          <w:color w:val="000000"/>
-          <w:sz w:val="21"/>
-          <w:szCs w:val="21"/>
-        </w:rPr>
-        <w:lastRenderedPageBreak/>
-        <w:t>3.  SEQUENCE 생성부분에 START WITH </w:t>
-      </w:r>
-      <w:proofErr w:type="spellStart"/>
-      <w:r>
-        <w:rPr>
-          <w:rFonts w:ascii="맑은 고딕" w:eastAsia="맑은 고딕" w:hAnsi="맑은 고딕" w:hint="eastAsia"/>
-          <w:color w:val="000000"/>
-          <w:sz w:val="21"/>
-          <w:szCs w:val="21"/>
-        </w:rPr>
-        <w:t>뒤의숫자는현재기준으로되어있으므로파일에</w:t>
-      </w:r>
-      <w:proofErr w:type="spellEnd"/>
-      <w:r>
-        <w:rPr>
-          <w:rFonts w:ascii="맑은 고딕" w:eastAsia="맑은 고딕" w:hAnsi="맑은 고딕" w:hint="eastAsia"/>
-          <w:color w:val="000000"/>
-          <w:sz w:val="21"/>
-          <w:szCs w:val="21"/>
-        </w:rPr>
-        <w:t xml:space="preserve"> </w:t>
-      </w:r>
-      <w:proofErr w:type="spellStart"/>
-      <w:r>
-        <w:rPr>
-          <w:rFonts w:ascii="맑은 고딕" w:eastAsia="맑은 고딕" w:hAnsi="맑은 고딕" w:hint="eastAsia"/>
-          <w:color w:val="000000"/>
-          <w:sz w:val="21"/>
-          <w:szCs w:val="21"/>
-        </w:rPr>
-        <w:t>들어갈것은</w:t>
-      </w:r>
-      <w:proofErr w:type="spellEnd"/>
-      <w:r>
-        <w:rPr>
-          <w:rFonts w:ascii="맑은 고딕" w:eastAsia="맑은 고딕" w:hAnsi="맑은 고딕" w:hint="eastAsia"/>
-          <w:color w:val="000000"/>
-          <w:sz w:val="21"/>
-          <w:szCs w:val="21"/>
-        </w:rPr>
-        <w:t> 1로바꾸어주어야한다.  </w:t>
-      </w:r>
-      <w:proofErr w:type="spellStart"/>
-      <w:r>
-        <w:rPr>
-          <w:rFonts w:ascii="맑은 고딕" w:eastAsia="맑은 고딕" w:hAnsi="맑은 고딕" w:hint="eastAsia"/>
-          <w:color w:val="000000"/>
-          <w:sz w:val="21"/>
-          <w:szCs w:val="21"/>
-        </w:rPr>
-        <w:t>찾기옵션에정규식찾기를통해</w:t>
-      </w:r>
-      <w:proofErr w:type="spellEnd"/>
-      <w:r>
-        <w:rPr>
-          <w:rFonts w:ascii="맑은 고딕" w:eastAsia="맑은 고딕" w:hAnsi="맑은 고딕" w:hint="eastAsia"/>
-          <w:color w:val="000000"/>
-          <w:sz w:val="21"/>
-          <w:szCs w:val="21"/>
-        </w:rPr>
-        <w:t> START WITH</w:t>
-      </w:r>
-      <w:r>
-        <w:rPr>
-          <w:rFonts w:ascii="맑은 고딕" w:eastAsia="맑은 고딕" w:hAnsi="맑은 고딕" w:hint="eastAsia"/>
-          <w:color w:val="000000"/>
-          <w:sz w:val="21"/>
-          <w:szCs w:val="21"/>
-          <w:lang w:val="x-none"/>
-        </w:rPr>
-        <w:t> \d+</w:t>
-      </w:r>
-      <w:r>
-        <w:rPr>
-          <w:rFonts w:ascii="맑은 고딕" w:eastAsia="맑은 고딕" w:hAnsi="맑은 고딕" w:hint="eastAsia"/>
-          <w:color w:val="000000"/>
-          <w:sz w:val="21"/>
-          <w:szCs w:val="21"/>
-        </w:rPr>
-        <w:t xml:space="preserve"> 정규식을 이용하여 START </w:t>
-      </w:r>
-      <w:proofErr w:type="gramStart"/>
-      <w:r>
-        <w:rPr>
-          <w:rFonts w:ascii="맑은 고딕" w:eastAsia="맑은 고딕" w:hAnsi="맑은 고딕" w:hint="eastAsia"/>
-          <w:color w:val="000000"/>
-          <w:sz w:val="21"/>
-          <w:szCs w:val="21"/>
-        </w:rPr>
-        <w:t>WITH  </w:t>
-      </w:r>
-      <w:proofErr w:type="spellStart"/>
-      <w:r>
-        <w:rPr>
-          <w:rFonts w:ascii="맑은 고딕" w:eastAsia="맑은 고딕" w:hAnsi="맑은 고딕" w:hint="eastAsia"/>
-          <w:color w:val="000000"/>
-          <w:sz w:val="21"/>
-          <w:szCs w:val="21"/>
-        </w:rPr>
-        <w:t>뒤의값을</w:t>
-      </w:r>
-      <w:proofErr w:type="spellEnd"/>
-      <w:proofErr w:type="gramEnd"/>
-      <w:r>
-        <w:rPr>
-          <w:rFonts w:ascii="맑은 고딕" w:eastAsia="맑은 고딕" w:hAnsi="맑은 고딕" w:hint="eastAsia"/>
-          <w:color w:val="000000"/>
-          <w:sz w:val="21"/>
-          <w:szCs w:val="21"/>
-        </w:rPr>
-        <w:t> 1로바꿔준다.</w:t>
-      </w:r>
-    </w:p>
-    <w:p>
-      <w:pPr>
-        <w:pStyle w:val="a3"/>
-        <w:spacing w:before="0" w:beforeAutospacing="0" w:after="0" w:afterAutospacing="0" w:line="300" w:lineRule="atLeast"/>
-        <w:rPr>
-          <w:rFonts w:ascii="맑은 고딕" w:eastAsia="맑은 고딕" w:hAnsi="맑은 고딕" w:hint="eastAsia"/>
-          <w:color w:val="000000"/>
-          <w:sz w:val="20"/>
-          <w:szCs w:val="20"/>
-        </w:rPr>
-      </w:pPr>
-    </w:p>
-    <w:p>
-      <w:pPr>
-        <w:pStyle w:val="a3"/>
-        <w:spacing w:before="0" w:beforeAutospacing="0" w:after="0" w:afterAutospacing="0" w:line="300" w:lineRule="atLeast"/>
-        <w:rPr>
-          <w:rFonts w:ascii="맑은 고딕" w:eastAsia="맑은 고딕" w:hAnsi="맑은 고딕" w:hint="eastAsia"/>
-          <w:color w:val="000000"/>
-          <w:sz w:val="20"/>
-          <w:szCs w:val="20"/>
-        </w:rPr>
-      </w:pPr>
-      <w:r>
-        <w:rPr>
-          <w:rFonts w:ascii="맑은 고딕" w:eastAsia="맑은 고딕" w:hAnsi="맑은 고딕" w:hint="eastAsia"/>
-          <w:color w:val="000000"/>
-          <w:sz w:val="21"/>
-          <w:szCs w:val="21"/>
-        </w:rPr>
-        <w:t xml:space="preserve">4. 이전에는 시퀀스 </w:t>
-      </w:r>
-      <w:proofErr w:type="spellStart"/>
-      <w:r>
-        <w:rPr>
-          <w:rFonts w:ascii="맑은 고딕" w:eastAsia="맑은 고딕" w:hAnsi="맑은 고딕" w:hint="eastAsia"/>
-          <w:color w:val="000000"/>
-          <w:sz w:val="21"/>
-          <w:szCs w:val="21"/>
-        </w:rPr>
-        <w:t>생성문을</w:t>
-      </w:r>
-      <w:proofErr w:type="spellEnd"/>
-      <w:r>
-        <w:rPr>
-          <w:rFonts w:ascii="맑은 고딕" w:eastAsia="맑은 고딕" w:hAnsi="맑은 고딕" w:hint="eastAsia"/>
-          <w:color w:val="000000"/>
-          <w:sz w:val="21"/>
-          <w:szCs w:val="21"/>
-        </w:rPr>
-        <w:t xml:space="preserve"> 보면 맨 끝에, NOCYCLE뒤에 NOKEEP NOSCALE GLOBAL 옵션이 붙었으나, 11g버전부터는 사용하지 않으므로 붙이지 않는다.</w:t>
-      </w:r>
-    </w:p>
-    <w:p>
-      <w:pPr>
-        <w:pStyle w:val="a3"/>
-        <w:spacing w:before="0" w:beforeAutospacing="0" w:after="0" w:afterAutospacing="0" w:line="300" w:lineRule="atLeast"/>
-        <w:rPr>
-          <w:rFonts w:ascii="맑은 고딕" w:eastAsia="맑은 고딕" w:hAnsi="맑은 고딕" w:hint="eastAsia"/>
-          <w:color w:val="000000"/>
-          <w:sz w:val="20"/>
-          <w:szCs w:val="20"/>
-        </w:rPr>
-      </w:pPr>
-      <w:r>
-        <w:rPr>
-          <w:rFonts w:ascii="맑은 고딕" w:eastAsia="맑은 고딕" w:hAnsi="맑은 고딕" w:hint="eastAsia"/>
-          <w:color w:val="000000"/>
-          <w:sz w:val="21"/>
-          <w:szCs w:val="21"/>
-        </w:rPr>
-        <w:t>   (</w:t>
-      </w:r>
-      <w:proofErr w:type="gramStart"/>
-      <w:r>
-        <w:rPr>
-          <w:rFonts w:ascii="맑은 고딕" w:eastAsia="맑은 고딕" w:hAnsi="맑은 고딕" w:hint="eastAsia"/>
-          <w:color w:val="000000"/>
-          <w:sz w:val="21"/>
-          <w:szCs w:val="21"/>
-        </w:rPr>
-        <w:t>참고 :</w:t>
-      </w:r>
-      <w:proofErr w:type="gramEnd"/>
-      <w:r>
-        <w:rPr>
-          <w:rFonts w:ascii="맑은 고딕" w:eastAsia="맑은 고딕" w:hAnsi="맑은 고딕" w:hint="eastAsia"/>
-          <w:color w:val="000000"/>
-          <w:sz w:val="21"/>
-          <w:szCs w:val="21"/>
-        </w:rPr>
-        <w:t xml:space="preserve"> NOKEEP옵션-</w:t>
-      </w:r>
-      <w:proofErr w:type="spellStart"/>
-      <w:r>
-        <w:rPr>
-          <w:rFonts w:ascii="맑은 고딕" w:eastAsia="맑은 고딕" w:hAnsi="맑은 고딕" w:hint="eastAsia"/>
-          <w:color w:val="000000"/>
-          <w:sz w:val="21"/>
-          <w:szCs w:val="21"/>
-        </w:rPr>
-        <w:t>프로그램테스트혹은성능시험을하는동안현재값보호하지</w:t>
-      </w:r>
-      <w:proofErr w:type="spellEnd"/>
-      <w:r>
-        <w:rPr>
-          <w:rFonts w:ascii="맑은 고딕" w:eastAsia="맑은 고딕" w:hAnsi="맑은 고딕" w:hint="eastAsia"/>
-          <w:color w:val="000000"/>
-          <w:sz w:val="21"/>
-          <w:szCs w:val="21"/>
-        </w:rPr>
-        <w:t xml:space="preserve"> 않음. NOSCALE-SCALE옵션을 사용하게 되면 시퀀스 값 앞에 3자리 세션오프셋과 3자리 </w:t>
-      </w:r>
-      <w:proofErr w:type="spellStart"/>
-      <w:r>
-        <w:rPr>
-          <w:rFonts w:ascii="맑은 고딕" w:eastAsia="맑은 고딕" w:hAnsi="맑은 고딕" w:hint="eastAsia"/>
-          <w:color w:val="000000"/>
-          <w:sz w:val="21"/>
-          <w:szCs w:val="21"/>
-        </w:rPr>
-        <w:t>인스턴스</w:t>
-      </w:r>
-      <w:proofErr w:type="spellEnd"/>
-      <w:r>
-        <w:rPr>
-          <w:rFonts w:ascii="맑은 고딕" w:eastAsia="맑은 고딕" w:hAnsi="맑은 고딕" w:hint="eastAsia"/>
-          <w:color w:val="000000"/>
-          <w:sz w:val="21"/>
-          <w:szCs w:val="21"/>
-        </w:rPr>
-        <w:t xml:space="preserve"> 오프셋</w:t>
-      </w:r>
-      <w:proofErr w:type="gramStart"/>
-      <w:r>
-        <w:rPr>
-          <w:rFonts w:ascii="맑은 고딕" w:eastAsia="맑은 고딕" w:hAnsi="맑은 고딕" w:hint="eastAsia"/>
-          <w:color w:val="000000"/>
-          <w:sz w:val="21"/>
-          <w:szCs w:val="21"/>
-        </w:rPr>
-        <w:t>,총</w:t>
-      </w:r>
-      <w:proofErr w:type="gramEnd"/>
-      <w:r>
-        <w:rPr>
-          <w:rFonts w:ascii="맑은 고딕" w:eastAsia="맑은 고딕" w:hAnsi="맑은 고딕" w:hint="eastAsia"/>
-          <w:color w:val="000000"/>
-          <w:sz w:val="21"/>
-          <w:szCs w:val="21"/>
-        </w:rPr>
-        <w:t xml:space="preserve"> 6자리의 접두사가 붙는데 이것을 사용하지 </w:t>
-      </w:r>
-      <w:proofErr w:type="spellStart"/>
-      <w:r>
-        <w:rPr>
-          <w:rFonts w:ascii="맑은 고딕" w:eastAsia="맑은 고딕" w:hAnsi="맑은 고딕" w:hint="eastAsia"/>
-          <w:color w:val="000000"/>
-          <w:sz w:val="21"/>
-          <w:szCs w:val="21"/>
-        </w:rPr>
-        <w:t>않는다는것</w:t>
-      </w:r>
-      <w:proofErr w:type="spellEnd"/>
-      <w:r>
-        <w:rPr>
-          <w:rFonts w:ascii="맑은 고딕" w:eastAsia="맑은 고딕" w:hAnsi="맑은 고딕" w:hint="eastAsia"/>
-          <w:color w:val="000000"/>
-          <w:sz w:val="21"/>
-          <w:szCs w:val="21"/>
-        </w:rPr>
-        <w:t>. GLOBAL-</w:t>
-      </w:r>
-      <w:proofErr w:type="spellStart"/>
-      <w:r>
-        <w:rPr>
-          <w:rFonts w:ascii="맑은 고딕" w:eastAsia="맑은 고딕" w:hAnsi="맑은 고딕" w:hint="eastAsia"/>
-          <w:color w:val="000000"/>
-          <w:sz w:val="21"/>
-          <w:szCs w:val="21"/>
-        </w:rPr>
-        <w:t>해당시퀀스를여러사용자가사용가능하다는</w:t>
-      </w:r>
-      <w:proofErr w:type="spellEnd"/>
-      <w:r>
-        <w:rPr>
-          <w:rFonts w:ascii="맑은 고딕" w:eastAsia="맑은 고딕" w:hAnsi="맑은 고딕" w:hint="eastAsia"/>
-          <w:color w:val="000000"/>
-          <w:sz w:val="21"/>
-          <w:szCs w:val="21"/>
-        </w:rPr>
-        <w:t xml:space="preserve"> 것.)</w:t>
-      </w:r>
-    </w:p>
-    <w:p>
-      <w:pPr>
-        <w:pStyle w:val="a3"/>
-        <w:spacing w:before="0" w:beforeAutospacing="0" w:after="0" w:afterAutospacing="0" w:line="300" w:lineRule="atLeast"/>
-        <w:rPr>
-          <w:rFonts w:ascii="맑은 고딕" w:eastAsia="맑은 고딕" w:hAnsi="맑은 고딕" w:hint="eastAsia"/>
-          <w:color w:val="000000"/>
-          <w:sz w:val="20"/>
-          <w:szCs w:val="20"/>
-        </w:rPr>
-      </w:pPr>
-    </w:p>
-    <w:p>
-      <w:pPr>
-        <w:pStyle w:val="a3"/>
-        <w:spacing w:before="0" w:beforeAutospacing="0" w:after="0" w:afterAutospacing="0" w:line="300" w:lineRule="atLeast"/>
-        <w:rPr>
-          <w:rFonts w:ascii="맑은 고딕" w:eastAsia="맑은 고딕" w:hAnsi="맑은 고딕" w:hint="eastAsia"/>
-          <w:color w:val="000000"/>
-          <w:sz w:val="20"/>
-          <w:szCs w:val="20"/>
-        </w:rPr>
-      </w:pPr>
-    </w:p>
-    <w:p>
-      <w:pPr>
-        <w:pStyle w:val="a3"/>
-        <w:spacing w:before="0" w:beforeAutospacing="0" w:after="0" w:afterAutospacing="0" w:line="300" w:lineRule="atLeast"/>
-        <w:rPr>
-          <w:rFonts w:ascii="맑은 고딕" w:eastAsia="맑은 고딕" w:hAnsi="맑은 고딕" w:hint="eastAsia"/>
-          <w:color w:val="000000"/>
-          <w:sz w:val="20"/>
-          <w:szCs w:val="20"/>
-        </w:rPr>
-      </w:pPr>
-    </w:p>
-    <w:p>
-      <w:pPr>
-        <w:pStyle w:val="a3"/>
-        <w:spacing w:before="0" w:beforeAutospacing="0" w:after="0" w:afterAutospacing="0" w:line="300" w:lineRule="atLeast"/>
-        <w:rPr>
-          <w:rFonts w:ascii="맑은 고딕" w:eastAsia="맑은 고딕" w:hAnsi="맑은 고딕" w:hint="eastAsia"/>
-          <w:color w:val="000000"/>
-          <w:sz w:val="20"/>
-          <w:szCs w:val="20"/>
-        </w:rPr>
-      </w:pPr>
-      <w:r>
-        <w:rPr>
-          <w:rFonts w:ascii="맑은 고딕" w:eastAsia="맑은 고딕" w:hAnsi="맑은 고딕" w:hint="eastAsia"/>
-          <w:color w:val="000000"/>
-          <w:sz w:val="20"/>
-          <w:szCs w:val="20"/>
-        </w:rPr>
-        <w:t>위의 4번의 </w:t>
-      </w:r>
       <w:r>
         <w:rPr>
           <w:rFonts w:ascii="맑은 고딕" w:eastAsia="맑은 고딕" w:hAnsi="맑은 고딕" w:hint="eastAsia"/>
@@ -2062,7 +2213,7 @@
           <w:bCs/>
           <w:color w:val="000000"/>
         </w:rPr>
-        <w:t xml:space="preserve">DDL </w:t>
+        <w:t xml:space="preserve"> </w:t>
       </w:r>
       <w:proofErr w:type="spellStart"/>
       <w:r>
@@ -2072,71 +2223,62 @@
           <w:bCs/>
           <w:color w:val="000000"/>
         </w:rPr>
-        <w:t>익스포트</w:t>
+        <w:t>옵션</w:t>
+      </w:r>
+      <w:r>
+        <w:rPr>
+          <w:rFonts w:ascii="맑은 고딕" w:eastAsia="맑은 고딕" w:hAnsi="맑은 고딕" w:hint="eastAsia"/>
+          <w:color w:val="000000"/>
+          <w:sz w:val="20"/>
+          <w:szCs w:val="20"/>
+        </w:rPr>
+        <w:t>설명</w:t>
       </w:r>
       <w:proofErr w:type="spellEnd"/>
-      <w:r>
-        <w:rPr>
-          <w:rFonts w:ascii="맑은 고딕" w:eastAsia="맑은 고딕" w:hAnsi="맑은 고딕" w:hint="eastAsia"/>
-          <w:b/>
-          <w:bCs/>
-          <w:color w:val="000000"/>
-        </w:rPr>
-        <w:t xml:space="preserve"> 옵션</w:t>
-      </w:r>
-      <w:r>
-        <w:rPr>
-          <w:rFonts w:ascii="맑은 고딕" w:eastAsia="맑은 고딕" w:hAnsi="맑은 고딕" w:hint="eastAsia"/>
-          <w:color w:val="000000"/>
-          <w:sz w:val="20"/>
-          <w:szCs w:val="20"/>
-        </w:rPr>
-        <w:t>설명</w:t>
-      </w:r>
-    </w:p>
-    <w:p>
-      <w:pPr>
-        <w:pStyle w:val="a3"/>
-        <w:spacing w:before="0" w:beforeAutospacing="0" w:after="0" w:afterAutospacing="0" w:line="300" w:lineRule="atLeast"/>
-        <w:rPr>
-          <w:rFonts w:ascii="맑은 고딕" w:eastAsia="맑은 고딕" w:hAnsi="맑은 고딕" w:hint="eastAsia"/>
-          <w:color w:val="000000"/>
-          <w:sz w:val="20"/>
-          <w:szCs w:val="20"/>
-        </w:rPr>
-      </w:pPr>
-    </w:p>
-    <w:p>
-      <w:pPr>
-        <w:pStyle w:val="a3"/>
-        <w:spacing w:before="0" w:beforeAutospacing="0" w:after="0" w:afterAutospacing="0" w:line="300" w:lineRule="atLeast"/>
-        <w:rPr>
-          <w:rFonts w:ascii="맑은 고딕" w:eastAsia="맑은 고딕" w:hAnsi="맑은 고딕" w:hint="eastAsia"/>
-          <w:color w:val="000000"/>
-          <w:sz w:val="20"/>
-          <w:szCs w:val="20"/>
-        </w:rPr>
-      </w:pPr>
-    </w:p>
-    <w:p>
-      <w:pPr>
-        <w:pStyle w:val="a3"/>
-        <w:spacing w:before="0" w:beforeAutospacing="0" w:after="0" w:afterAutospacing="0" w:line="300" w:lineRule="atLeast"/>
-        <w:rPr>
-          <w:rFonts w:ascii="맑은 고딕" w:eastAsia="맑은 고딕" w:hAnsi="맑은 고딕" w:hint="eastAsia"/>
-          <w:color w:val="000000"/>
-          <w:sz w:val="20"/>
-          <w:szCs w:val="20"/>
-        </w:rPr>
-      </w:pPr>
-      <w:r>
-        <w:rPr>
-          <w:rFonts w:ascii="맑은 고딕" w:eastAsia="맑은 고딕" w:hAnsi="맑은 고딕" w:hint="eastAsia"/>
-          <w:color w:val="000000"/>
-          <w:sz w:val="21"/>
-          <w:szCs w:val="21"/>
-        </w:rPr>
-        <w:t xml:space="preserve">옵션1. 보기 쉽게 인쇄 - </w:t>
+    </w:p>
+    <w:p>
+      <w:pPr>
+        <w:pStyle w:val="a3"/>
+        <w:spacing w:before="0" w:beforeAutospacing="0" w:after="0" w:afterAutospacing="0" w:line="300" w:lineRule="atLeast"/>
+        <w:rPr>
+          <w:rFonts w:ascii="맑은 고딕" w:eastAsia="맑은 고딕" w:hAnsi="맑은 고딕"/>
+          <w:color w:val="000000"/>
+          <w:sz w:val="20"/>
+          <w:szCs w:val="20"/>
+        </w:rPr>
+      </w:pPr>
+    </w:p>
+    <w:p>
+      <w:pPr>
+        <w:pStyle w:val="a3"/>
+        <w:spacing w:before="0" w:beforeAutospacing="0" w:after="0" w:afterAutospacing="0" w:line="300" w:lineRule="atLeast"/>
+        <w:rPr>
+          <w:rFonts w:ascii="맑은 고딕" w:eastAsia="맑은 고딕" w:hAnsi="맑은 고딕"/>
+          <w:color w:val="000000"/>
+          <w:sz w:val="20"/>
+          <w:szCs w:val="20"/>
+        </w:rPr>
+      </w:pPr>
+    </w:p>
+    <w:p>
+      <w:pPr>
+        <w:pStyle w:val="a3"/>
+        <w:spacing w:before="0" w:beforeAutospacing="0" w:after="0" w:afterAutospacing="0" w:line="300" w:lineRule="atLeast"/>
+        <w:rPr>
+          <w:rFonts w:ascii="맑은 고딕" w:eastAsia="맑은 고딕" w:hAnsi="맑은 고딕"/>
+          <w:color w:val="000000"/>
+          <w:sz w:val="20"/>
+          <w:szCs w:val="20"/>
+        </w:rPr>
+      </w:pPr>
+      <w:r>
+        <w:rPr>
+          <w:rFonts w:ascii="맑은 고딕" w:eastAsia="맑은 고딕" w:hAnsi="맑은 고딕" w:hint="eastAsia"/>
+          <w:color w:val="000000"/>
+          <w:sz w:val="21"/>
+          <w:szCs w:val="21"/>
+        </w:rPr>
+        <w:t xml:space="preserve">옵션1. 보기 쉽게 인쇄 - 말그대로 보기 쉽게, </w:t>
       </w:r>
       <w:proofErr w:type="spellStart"/>
       <w:r>
@@ -2146,7 +2288,7 @@
           <w:sz w:val="21"/>
           <w:szCs w:val="21"/>
         </w:rPr>
-        <w:t>말그대로</w:t>
+        <w:t>개행을</w:t>
       </w:r>
       <w:proofErr w:type="spellEnd"/>
       <w:r>
@@ -2156,26 +2298,6 @@
           <w:sz w:val="21"/>
           <w:szCs w:val="21"/>
         </w:rPr>
-        <w:t xml:space="preserve"> 보기 쉽게, </w:t>
-      </w:r>
-      <w:proofErr w:type="spellStart"/>
-      <w:r>
-        <w:rPr>
-          <w:rFonts w:ascii="맑은 고딕" w:eastAsia="맑은 고딕" w:hAnsi="맑은 고딕" w:hint="eastAsia"/>
-          <w:color w:val="000000"/>
-          <w:sz w:val="21"/>
-          <w:szCs w:val="21"/>
-        </w:rPr>
-        <w:t>개행을</w:t>
-      </w:r>
-      <w:proofErr w:type="spellEnd"/>
-      <w:r>
-        <w:rPr>
-          <w:rFonts w:ascii="맑은 고딕" w:eastAsia="맑은 고딕" w:hAnsi="맑은 고딕" w:hint="eastAsia"/>
-          <w:color w:val="000000"/>
-          <w:sz w:val="21"/>
-          <w:szCs w:val="21"/>
-        </w:rPr>
         <w:t xml:space="preserve"> 해서 보여준다.</w:t>
       </w:r>
     </w:p>
@@ -2184,7 +2306,7 @@
         <w:pStyle w:val="a3"/>
         <w:spacing w:before="0" w:beforeAutospacing="0" w:after="0" w:afterAutospacing="0" w:line="300" w:lineRule="atLeast"/>
         <w:rPr>
-          <w:rFonts w:ascii="맑은 고딕" w:eastAsia="맑은 고딕" w:hAnsi="맑은 고딕" w:hint="eastAsia"/>
+          <w:rFonts w:ascii="맑은 고딕" w:eastAsia="맑은 고딕" w:hAnsi="맑은 고딕"/>
           <w:color w:val="000000"/>
           <w:sz w:val="20"/>
           <w:szCs w:val="20"/>
@@ -2254,31 +2376,31 @@
         <w:pStyle w:val="a3"/>
         <w:spacing w:before="0" w:beforeAutospacing="0" w:after="0" w:afterAutospacing="0" w:line="300" w:lineRule="atLeast"/>
         <w:rPr>
-          <w:rFonts w:ascii="맑은 고딕" w:eastAsia="맑은 고딕" w:hAnsi="맑은 고딕" w:hint="eastAsia"/>
-          <w:color w:val="000000"/>
-          <w:sz w:val="20"/>
-          <w:szCs w:val="20"/>
-        </w:rPr>
-      </w:pPr>
-    </w:p>
-    <w:p>
-      <w:pPr>
-        <w:pStyle w:val="a3"/>
-        <w:spacing w:before="0" w:beforeAutospacing="0" w:after="0" w:afterAutospacing="0" w:line="300" w:lineRule="atLeast"/>
-        <w:rPr>
-          <w:rFonts w:ascii="맑은 고딕" w:eastAsia="맑은 고딕" w:hAnsi="맑은 고딕" w:hint="eastAsia"/>
-          <w:color w:val="000000"/>
-          <w:sz w:val="20"/>
-          <w:szCs w:val="20"/>
-        </w:rPr>
-      </w:pPr>
-    </w:p>
-    <w:p>
-      <w:pPr>
-        <w:pStyle w:val="a3"/>
-        <w:spacing w:before="0" w:beforeAutospacing="0" w:after="0" w:afterAutospacing="0" w:line="300" w:lineRule="atLeast"/>
-        <w:rPr>
-          <w:rFonts w:ascii="맑은 고딕" w:eastAsia="맑은 고딕" w:hAnsi="맑은 고딕" w:hint="eastAsia"/>
+          <w:rFonts w:ascii="맑은 고딕" w:eastAsia="맑은 고딕" w:hAnsi="맑은 고딕"/>
+          <w:color w:val="000000"/>
+          <w:sz w:val="20"/>
+          <w:szCs w:val="20"/>
+        </w:rPr>
+      </w:pPr>
+    </w:p>
+    <w:p>
+      <w:pPr>
+        <w:pStyle w:val="a3"/>
+        <w:spacing w:before="0" w:beforeAutospacing="0" w:after="0" w:afterAutospacing="0" w:line="300" w:lineRule="atLeast"/>
+        <w:rPr>
+          <w:rFonts w:ascii="맑은 고딕" w:eastAsia="맑은 고딕" w:hAnsi="맑은 고딕"/>
+          <w:color w:val="000000"/>
+          <w:sz w:val="20"/>
+          <w:szCs w:val="20"/>
+        </w:rPr>
+      </w:pPr>
+    </w:p>
+    <w:p>
+      <w:pPr>
+        <w:pStyle w:val="a3"/>
+        <w:spacing w:before="0" w:beforeAutospacing="0" w:after="0" w:afterAutospacing="0" w:line="300" w:lineRule="atLeast"/>
+        <w:rPr>
+          <w:rFonts w:ascii="맑은 고딕" w:eastAsia="맑은 고딕" w:hAnsi="맑은 고딕"/>
           <w:color w:val="000000"/>
           <w:sz w:val="20"/>
           <w:szCs w:val="20"/>
@@ -2348,43 +2470,43 @@
         <w:pStyle w:val="a3"/>
         <w:spacing w:before="0" w:beforeAutospacing="0" w:after="0" w:afterAutospacing="0" w:line="300" w:lineRule="atLeast"/>
         <w:rPr>
-          <w:rFonts w:ascii="맑은 고딕" w:eastAsia="맑은 고딕" w:hAnsi="맑은 고딕" w:hint="eastAsia"/>
-          <w:color w:val="000000"/>
-          <w:sz w:val="20"/>
-          <w:szCs w:val="20"/>
-        </w:rPr>
-      </w:pPr>
-    </w:p>
-    <w:p>
-      <w:pPr>
-        <w:pStyle w:val="a3"/>
-        <w:spacing w:before="0" w:beforeAutospacing="0" w:after="0" w:afterAutospacing="0" w:line="300" w:lineRule="atLeast"/>
-        <w:rPr>
-          <w:rFonts w:ascii="맑은 고딕" w:eastAsia="맑은 고딕" w:hAnsi="맑은 고딕" w:hint="eastAsia"/>
-          <w:color w:val="000000"/>
-          <w:sz w:val="20"/>
-          <w:szCs w:val="20"/>
-        </w:rPr>
-      </w:pPr>
-    </w:p>
-    <w:p>
-      <w:pPr>
-        <w:pStyle w:val="a3"/>
-        <w:spacing w:before="0" w:beforeAutospacing="0" w:after="0" w:afterAutospacing="0" w:line="300" w:lineRule="atLeast"/>
-        <w:rPr>
-          <w:rFonts w:ascii="맑은 고딕" w:eastAsia="맑은 고딕" w:hAnsi="맑은 고딕" w:hint="eastAsia"/>
-          <w:color w:val="000000"/>
-          <w:sz w:val="20"/>
-          <w:szCs w:val="20"/>
-        </w:rPr>
-      </w:pPr>
-    </w:p>
-    <w:p>
-      <w:pPr>
-        <w:pStyle w:val="a3"/>
-        <w:spacing w:before="0" w:beforeAutospacing="0" w:after="0" w:afterAutospacing="0" w:line="300" w:lineRule="atLeast"/>
-        <w:rPr>
-          <w:rFonts w:ascii="맑은 고딕" w:eastAsia="맑은 고딕" w:hAnsi="맑은 고딕" w:hint="eastAsia"/>
+          <w:rFonts w:ascii="맑은 고딕" w:eastAsia="맑은 고딕" w:hAnsi="맑은 고딕"/>
+          <w:color w:val="000000"/>
+          <w:sz w:val="20"/>
+          <w:szCs w:val="20"/>
+        </w:rPr>
+      </w:pPr>
+    </w:p>
+    <w:p>
+      <w:pPr>
+        <w:pStyle w:val="a3"/>
+        <w:spacing w:before="0" w:beforeAutospacing="0" w:after="0" w:afterAutospacing="0" w:line="300" w:lineRule="atLeast"/>
+        <w:rPr>
+          <w:rFonts w:ascii="맑은 고딕" w:eastAsia="맑은 고딕" w:hAnsi="맑은 고딕"/>
+          <w:color w:val="000000"/>
+          <w:sz w:val="20"/>
+          <w:szCs w:val="20"/>
+        </w:rPr>
+      </w:pPr>
+    </w:p>
+    <w:p>
+      <w:pPr>
+        <w:pStyle w:val="a3"/>
+        <w:spacing w:before="0" w:beforeAutospacing="0" w:after="0" w:afterAutospacing="0" w:line="300" w:lineRule="atLeast"/>
+        <w:rPr>
+          <w:rFonts w:ascii="맑은 고딕" w:eastAsia="맑은 고딕" w:hAnsi="맑은 고딕"/>
+          <w:color w:val="000000"/>
+          <w:sz w:val="20"/>
+          <w:szCs w:val="20"/>
+        </w:rPr>
+      </w:pPr>
+    </w:p>
+    <w:p>
+      <w:pPr>
+        <w:pStyle w:val="a3"/>
+        <w:spacing w:before="0" w:beforeAutospacing="0" w:after="0" w:afterAutospacing="0" w:line="300" w:lineRule="atLeast"/>
+        <w:rPr>
+          <w:rFonts w:ascii="맑은 고딕" w:eastAsia="맑은 고딕" w:hAnsi="맑은 고딕"/>
           <w:color w:val="000000"/>
           <w:sz w:val="20"/>
           <w:szCs w:val="20"/>
@@ -2425,7 +2547,7 @@
         <w:pStyle w:val="a3"/>
         <w:spacing w:before="0" w:beforeAutospacing="0" w:after="0" w:afterAutospacing="0" w:line="300" w:lineRule="atLeast"/>
         <w:rPr>
-          <w:rFonts w:ascii="맑은 고딕" w:eastAsia="맑은 고딕" w:hAnsi="맑은 고딕" w:hint="eastAsia"/>
+          <w:rFonts w:ascii="맑은 고딕" w:eastAsia="맑은 고딕" w:hAnsi="맑은 고딕"/>
           <w:color w:val="000000"/>
           <w:sz w:val="20"/>
           <w:szCs w:val="20"/>
@@ -2495,19 +2617,19 @@
         <w:pStyle w:val="a3"/>
         <w:spacing w:before="0" w:beforeAutospacing="0" w:after="0" w:afterAutospacing="0" w:line="300" w:lineRule="atLeast"/>
         <w:rPr>
-          <w:rFonts w:ascii="맑은 고딕" w:eastAsia="맑은 고딕" w:hAnsi="맑은 고딕" w:hint="eastAsia"/>
-          <w:color w:val="000000"/>
-          <w:sz w:val="20"/>
-          <w:szCs w:val="20"/>
-        </w:rPr>
-      </w:pPr>
-    </w:p>
-    <w:p>
-      <w:pPr>
-        <w:pStyle w:val="a3"/>
-        <w:spacing w:before="0" w:beforeAutospacing="0" w:after="0" w:afterAutospacing="0" w:line="300" w:lineRule="atLeast"/>
-        <w:rPr>
-          <w:rFonts w:ascii="맑은 고딕" w:eastAsia="맑은 고딕" w:hAnsi="맑은 고딕" w:hint="eastAsia"/>
+          <w:rFonts w:ascii="맑은 고딕" w:eastAsia="맑은 고딕" w:hAnsi="맑은 고딕"/>
+          <w:color w:val="000000"/>
+          <w:sz w:val="20"/>
+          <w:szCs w:val="20"/>
+        </w:rPr>
+      </w:pPr>
+    </w:p>
+    <w:p>
+      <w:pPr>
+        <w:pStyle w:val="a3"/>
+        <w:spacing w:before="0" w:beforeAutospacing="0" w:after="0" w:afterAutospacing="0" w:line="300" w:lineRule="atLeast"/>
+        <w:rPr>
+          <w:rFonts w:ascii="맑은 고딕" w:eastAsia="맑은 고딕" w:hAnsi="맑은 고딕"/>
           <w:color w:val="000000"/>
           <w:sz w:val="20"/>
           <w:szCs w:val="20"/>
@@ -2576,31 +2698,31 @@
         <w:pStyle w:val="a3"/>
         <w:spacing w:before="0" w:beforeAutospacing="0" w:after="0" w:afterAutospacing="0" w:line="300" w:lineRule="atLeast"/>
         <w:rPr>
-          <w:rFonts w:ascii="맑은 고딕" w:eastAsia="맑은 고딕" w:hAnsi="맑은 고딕" w:hint="eastAsia"/>
-          <w:color w:val="000000"/>
-          <w:sz w:val="20"/>
-          <w:szCs w:val="20"/>
-        </w:rPr>
-      </w:pPr>
-    </w:p>
-    <w:p>
-      <w:pPr>
-        <w:pStyle w:val="a3"/>
-        <w:spacing w:before="0" w:beforeAutospacing="0" w:after="0" w:afterAutospacing="0" w:line="300" w:lineRule="atLeast"/>
-        <w:rPr>
-          <w:rFonts w:ascii="맑은 고딕" w:eastAsia="맑은 고딕" w:hAnsi="맑은 고딕" w:hint="eastAsia"/>
-          <w:color w:val="000000"/>
-          <w:sz w:val="20"/>
-          <w:szCs w:val="20"/>
-        </w:rPr>
-      </w:pPr>
-    </w:p>
-    <w:p>
-      <w:pPr>
-        <w:pStyle w:val="a3"/>
-        <w:spacing w:before="0" w:beforeAutospacing="0" w:after="0" w:afterAutospacing="0" w:line="300" w:lineRule="atLeast"/>
-        <w:rPr>
-          <w:rFonts w:ascii="맑은 고딕" w:eastAsia="맑은 고딕" w:hAnsi="맑은 고딕" w:hint="eastAsia"/>
+          <w:rFonts w:ascii="맑은 고딕" w:eastAsia="맑은 고딕" w:hAnsi="맑은 고딕"/>
+          <w:color w:val="000000"/>
+          <w:sz w:val="20"/>
+          <w:szCs w:val="20"/>
+        </w:rPr>
+      </w:pPr>
+    </w:p>
+    <w:p>
+      <w:pPr>
+        <w:pStyle w:val="a3"/>
+        <w:spacing w:before="0" w:beforeAutospacing="0" w:after="0" w:afterAutospacing="0" w:line="300" w:lineRule="atLeast"/>
+        <w:rPr>
+          <w:rFonts w:ascii="맑은 고딕" w:eastAsia="맑은 고딕" w:hAnsi="맑은 고딕"/>
+          <w:color w:val="000000"/>
+          <w:sz w:val="20"/>
+          <w:szCs w:val="20"/>
+        </w:rPr>
+      </w:pPr>
+    </w:p>
+    <w:p>
+      <w:pPr>
+        <w:pStyle w:val="a3"/>
+        <w:spacing w:before="0" w:beforeAutospacing="0" w:after="0" w:afterAutospacing="0" w:line="300" w:lineRule="atLeast"/>
+        <w:rPr>
+          <w:rFonts w:ascii="맑은 고딕" w:eastAsia="맑은 고딕" w:hAnsi="맑은 고딕"/>
           <w:color w:val="000000"/>
           <w:sz w:val="20"/>
           <w:szCs w:val="20"/>
@@ -2691,7 +2813,7 @@
         <w:pStyle w:val="a3"/>
         <w:spacing w:before="0" w:beforeAutospacing="0" w:after="0" w:afterAutospacing="0" w:line="300" w:lineRule="atLeast"/>
         <w:rPr>
-          <w:rFonts w:ascii="맑은 고딕" w:eastAsia="맑은 고딕" w:hAnsi="맑은 고딕" w:hint="eastAsia"/>
+          <w:rFonts w:ascii="맑은 고딕" w:eastAsia="맑은 고딕" w:hAnsi="맑은 고딕"/>
           <w:color w:val="000000"/>
           <w:sz w:val="20"/>
           <w:szCs w:val="20"/>
@@ -2760,7 +2882,7 @@
         <w:pStyle w:val="a3"/>
         <w:spacing w:before="0" w:beforeAutospacing="0" w:after="0" w:afterAutospacing="0" w:line="300" w:lineRule="atLeast"/>
         <w:rPr>
-          <w:rFonts w:ascii="맑은 고딕" w:eastAsia="맑은 고딕" w:hAnsi="맑은 고딕" w:hint="eastAsia"/>
+          <w:rFonts w:ascii="맑은 고딕" w:eastAsia="맑은 고딕" w:hAnsi="맑은 고딕"/>
           <w:color w:val="000000"/>
           <w:sz w:val="20"/>
           <w:szCs w:val="20"/>
@@ -2829,31 +2951,31 @@
         <w:pStyle w:val="a3"/>
         <w:spacing w:before="0" w:beforeAutospacing="0" w:after="0" w:afterAutospacing="0" w:line="300" w:lineRule="atLeast"/>
         <w:rPr>
-          <w:rFonts w:ascii="맑은 고딕" w:eastAsia="맑은 고딕" w:hAnsi="맑은 고딕" w:hint="eastAsia"/>
-          <w:color w:val="000000"/>
-          <w:sz w:val="20"/>
-          <w:szCs w:val="20"/>
-        </w:rPr>
-      </w:pPr>
-    </w:p>
-    <w:p>
-      <w:pPr>
-        <w:pStyle w:val="a3"/>
-        <w:spacing w:before="0" w:beforeAutospacing="0" w:after="0" w:afterAutospacing="0" w:line="300" w:lineRule="atLeast"/>
-        <w:rPr>
-          <w:rFonts w:ascii="맑은 고딕" w:eastAsia="맑은 고딕" w:hAnsi="맑은 고딕" w:hint="eastAsia"/>
-          <w:color w:val="000000"/>
-          <w:sz w:val="20"/>
-          <w:szCs w:val="20"/>
-        </w:rPr>
-      </w:pPr>
-    </w:p>
-    <w:p>
-      <w:pPr>
-        <w:pStyle w:val="a3"/>
-        <w:spacing w:before="0" w:beforeAutospacing="0" w:after="0" w:afterAutospacing="0" w:line="300" w:lineRule="atLeast"/>
-        <w:rPr>
-          <w:rFonts w:ascii="맑은 고딕" w:eastAsia="맑은 고딕" w:hAnsi="맑은 고딕" w:hint="eastAsia"/>
+          <w:rFonts w:ascii="맑은 고딕" w:eastAsia="맑은 고딕" w:hAnsi="맑은 고딕"/>
+          <w:color w:val="000000"/>
+          <w:sz w:val="20"/>
+          <w:szCs w:val="20"/>
+        </w:rPr>
+      </w:pPr>
+    </w:p>
+    <w:p>
+      <w:pPr>
+        <w:pStyle w:val="a3"/>
+        <w:spacing w:before="0" w:beforeAutospacing="0" w:after="0" w:afterAutospacing="0" w:line="300" w:lineRule="atLeast"/>
+        <w:rPr>
+          <w:rFonts w:ascii="맑은 고딕" w:eastAsia="맑은 고딕" w:hAnsi="맑은 고딕"/>
+          <w:color w:val="000000"/>
+          <w:sz w:val="20"/>
+          <w:szCs w:val="20"/>
+        </w:rPr>
+      </w:pPr>
+    </w:p>
+    <w:p>
+      <w:pPr>
+        <w:pStyle w:val="a3"/>
+        <w:spacing w:before="0" w:beforeAutospacing="0" w:after="0" w:afterAutospacing="0" w:line="300" w:lineRule="atLeast"/>
+        <w:rPr>
+          <w:rFonts w:ascii="맑은 고딕" w:eastAsia="맑은 고딕" w:hAnsi="맑은 고딕"/>
           <w:color w:val="000000"/>
           <w:sz w:val="20"/>
           <w:szCs w:val="20"/>
@@ -2867,7 +2989,7 @@
           <w:szCs w:val="21"/>
         </w:rPr>
         <w:lastRenderedPageBreak/>
-        <w:t xml:space="preserve">옵션4. </w:t>
+        <w:t>옵션4. 터미네이터 - </w:t>
       </w:r>
       <w:proofErr w:type="spellStart"/>
       <w:r>
@@ -2877,7 +2999,7 @@
           <w:sz w:val="21"/>
           <w:szCs w:val="21"/>
         </w:rPr>
-        <w:t>터미네이터</w:t>
+        <w:t>맨끝에세미클론이붙는다</w:t>
       </w:r>
       <w:proofErr w:type="spellEnd"/>
       <w:r>
@@ -2887,26 +3009,6 @@
           <w:sz w:val="21"/>
           <w:szCs w:val="21"/>
         </w:rPr>
-        <w:t xml:space="preserve"> - </w:t>
-      </w:r>
-      <w:proofErr w:type="spellStart"/>
-      <w:r>
-        <w:rPr>
-          <w:rFonts w:ascii="맑은 고딕" w:eastAsia="맑은 고딕" w:hAnsi="맑은 고딕" w:hint="eastAsia"/>
-          <w:color w:val="000000"/>
-          <w:sz w:val="21"/>
-          <w:szCs w:val="21"/>
-        </w:rPr>
-        <w:t>맨끝에세미클론이붙는다</w:t>
-      </w:r>
-      <w:proofErr w:type="spellEnd"/>
-      <w:r>
-        <w:rPr>
-          <w:rFonts w:ascii="맑은 고딕" w:eastAsia="맑은 고딕" w:hAnsi="맑은 고딕" w:hint="eastAsia"/>
-          <w:color w:val="000000"/>
-          <w:sz w:val="21"/>
-          <w:szCs w:val="21"/>
-        </w:rPr>
         <w:t>.</w:t>
       </w:r>
     </w:p>
@@ -2915,7 +3017,7 @@
         <w:pStyle w:val="a3"/>
         <w:spacing w:before="0" w:beforeAutospacing="0" w:after="0" w:afterAutospacing="0" w:line="300" w:lineRule="atLeast"/>
         <w:rPr>
-          <w:rFonts w:ascii="맑은 고딕" w:eastAsia="맑은 고딕" w:hAnsi="맑은 고딕" w:hint="eastAsia"/>
+          <w:rFonts w:ascii="맑은 고딕" w:eastAsia="맑은 고딕" w:hAnsi="맑은 고딕"/>
           <w:color w:val="000000"/>
           <w:sz w:val="20"/>
           <w:szCs w:val="20"/>
@@ -2984,7 +3086,7 @@
         <w:pStyle w:val="a3"/>
         <w:spacing w:before="0" w:beforeAutospacing="0" w:after="0" w:afterAutospacing="0" w:line="300" w:lineRule="atLeast"/>
         <w:rPr>
-          <w:rFonts w:ascii="맑은 고딕" w:eastAsia="맑은 고딕" w:hAnsi="맑은 고딕" w:hint="eastAsia"/>
+          <w:rFonts w:ascii="맑은 고딕" w:eastAsia="맑은 고딕" w:hAnsi="맑은 고딕"/>
           <w:color w:val="000000"/>
           <w:sz w:val="20"/>
           <w:szCs w:val="20"/>
@@ -3053,31 +3155,31 @@
         <w:pStyle w:val="a3"/>
         <w:spacing w:before="0" w:beforeAutospacing="0" w:after="0" w:afterAutospacing="0" w:line="300" w:lineRule="atLeast"/>
         <w:rPr>
-          <w:rFonts w:ascii="맑은 고딕" w:eastAsia="맑은 고딕" w:hAnsi="맑은 고딕" w:hint="eastAsia"/>
-          <w:color w:val="000000"/>
-          <w:sz w:val="20"/>
-          <w:szCs w:val="20"/>
-        </w:rPr>
-      </w:pPr>
-    </w:p>
-    <w:p>
-      <w:pPr>
-        <w:pStyle w:val="a3"/>
-        <w:spacing w:before="0" w:beforeAutospacing="0" w:after="0" w:afterAutospacing="0" w:line="300" w:lineRule="atLeast"/>
-        <w:rPr>
-          <w:rFonts w:ascii="맑은 고딕" w:eastAsia="맑은 고딕" w:hAnsi="맑은 고딕" w:hint="eastAsia"/>
-          <w:color w:val="000000"/>
-          <w:sz w:val="20"/>
-          <w:szCs w:val="20"/>
-        </w:rPr>
-      </w:pPr>
-    </w:p>
-    <w:p>
-      <w:pPr>
-        <w:pStyle w:val="a3"/>
-        <w:spacing w:before="0" w:beforeAutospacing="0" w:after="0" w:afterAutospacing="0" w:line="300" w:lineRule="atLeast"/>
-        <w:rPr>
-          <w:rFonts w:ascii="맑은 고딕" w:eastAsia="맑은 고딕" w:hAnsi="맑은 고딕" w:hint="eastAsia"/>
+          <w:rFonts w:ascii="맑은 고딕" w:eastAsia="맑은 고딕" w:hAnsi="맑은 고딕"/>
+          <w:color w:val="000000"/>
+          <w:sz w:val="20"/>
+          <w:szCs w:val="20"/>
+        </w:rPr>
+      </w:pPr>
+    </w:p>
+    <w:p>
+      <w:pPr>
+        <w:pStyle w:val="a3"/>
+        <w:spacing w:before="0" w:beforeAutospacing="0" w:after="0" w:afterAutospacing="0" w:line="300" w:lineRule="atLeast"/>
+        <w:rPr>
+          <w:rFonts w:ascii="맑은 고딕" w:eastAsia="맑은 고딕" w:hAnsi="맑은 고딕"/>
+          <w:color w:val="000000"/>
+          <w:sz w:val="20"/>
+          <w:szCs w:val="20"/>
+        </w:rPr>
+      </w:pPr>
+    </w:p>
+    <w:p>
+      <w:pPr>
+        <w:pStyle w:val="a3"/>
+        <w:spacing w:before="0" w:beforeAutospacing="0" w:after="0" w:afterAutospacing="0" w:line="300" w:lineRule="atLeast"/>
+        <w:rPr>
+          <w:rFonts w:ascii="맑은 고딕" w:eastAsia="맑은 고딕" w:hAnsi="맑은 고딕"/>
           <w:color w:val="000000"/>
           <w:sz w:val="20"/>
           <w:szCs w:val="20"/>
@@ -3121,7 +3223,7 @@
           <w:sz w:val="21"/>
           <w:szCs w:val="21"/>
         </w:rPr>
-        <w:t xml:space="preserve"> - </w:t>
+        <w:t xml:space="preserve"> - 뷰생성쿼리에</w:t>
       </w:r>
       <w:proofErr w:type="spellStart"/>
       <w:r>
@@ -3130,15 +3232,6 @@
           <w:color w:val="000000"/>
           <w:sz w:val="21"/>
           <w:szCs w:val="21"/>
-        </w:rPr>
-        <w:t>뷰생성쿼리에</w:t>
-      </w:r>
-      <w:r>
-        <w:rPr>
-          <w:rFonts w:ascii="맑은 고딕" w:eastAsia="맑은 고딕" w:hAnsi="맑은 고딕" w:hint="eastAsia"/>
-          <w:color w:val="000000"/>
-          <w:sz w:val="21"/>
-          <w:szCs w:val="21"/>
           <w:lang w:val="x-none"/>
         </w:rPr>
         <w:t>FORCE</w:t>
@@ -3168,19 +3261,19 @@
         <w:pStyle w:val="a3"/>
         <w:spacing w:before="0" w:beforeAutospacing="0" w:after="0" w:afterAutospacing="0" w:line="300" w:lineRule="atLeast"/>
         <w:rPr>
-          <w:rFonts w:ascii="맑은 고딕" w:eastAsia="맑은 고딕" w:hAnsi="맑은 고딕" w:hint="eastAsia"/>
-          <w:color w:val="000000"/>
-          <w:sz w:val="20"/>
-          <w:szCs w:val="20"/>
-        </w:rPr>
-      </w:pPr>
-    </w:p>
-    <w:p>
-      <w:pPr>
-        <w:pStyle w:val="a3"/>
-        <w:spacing w:before="0" w:beforeAutospacing="0" w:after="0" w:afterAutospacing="0" w:line="300" w:lineRule="atLeast"/>
-        <w:rPr>
-          <w:rFonts w:ascii="맑은 고딕" w:eastAsia="맑은 고딕" w:hAnsi="맑은 고딕" w:hint="eastAsia"/>
+          <w:rFonts w:ascii="맑은 고딕" w:eastAsia="맑은 고딕" w:hAnsi="맑은 고딕"/>
+          <w:color w:val="000000"/>
+          <w:sz w:val="20"/>
+          <w:szCs w:val="20"/>
+        </w:rPr>
+      </w:pPr>
+    </w:p>
+    <w:p>
+      <w:pPr>
+        <w:pStyle w:val="a3"/>
+        <w:spacing w:before="0" w:beforeAutospacing="0" w:after="0" w:afterAutospacing="0" w:line="300" w:lineRule="atLeast"/>
+        <w:rPr>
+          <w:rFonts w:ascii="맑은 고딕" w:eastAsia="맑은 고딕" w:hAnsi="맑은 고딕"/>
           <w:color w:val="000000"/>
           <w:sz w:val="20"/>
           <w:szCs w:val="20"/>
@@ -3234,7 +3327,7 @@
           <w:sz w:val="21"/>
           <w:szCs w:val="21"/>
         </w:rPr>
-        <w:t xml:space="preserve"> (Table) 가 없어도 </w:t>
+        <w:t xml:space="preserve"> (Table) 가 없어도 뷰 (View) 를 </w:t>
       </w:r>
       <w:proofErr w:type="spellStart"/>
       <w:r>
@@ -3244,7 +3337,7 @@
           <w:sz w:val="21"/>
           <w:szCs w:val="21"/>
         </w:rPr>
-        <w:t>뷰</w:t>
+        <w:t>만든다는것</w:t>
       </w:r>
       <w:proofErr w:type="spellEnd"/>
       <w:r>
@@ -3254,26 +3347,6 @@
           <w:sz w:val="21"/>
           <w:szCs w:val="21"/>
         </w:rPr>
-        <w:t xml:space="preserve"> (View) 를 </w:t>
-      </w:r>
-      <w:proofErr w:type="spellStart"/>
-      <w:r>
-        <w:rPr>
-          <w:rFonts w:ascii="맑은 고딕" w:eastAsia="맑은 고딕" w:hAnsi="맑은 고딕" w:hint="eastAsia"/>
-          <w:color w:val="000000"/>
-          <w:sz w:val="21"/>
-          <w:szCs w:val="21"/>
-        </w:rPr>
-        <w:t>만든다는것</w:t>
-      </w:r>
-      <w:proofErr w:type="spellEnd"/>
-      <w:r>
-        <w:rPr>
-          <w:rFonts w:ascii="맑은 고딕" w:eastAsia="맑은 고딕" w:hAnsi="맑은 고딕" w:hint="eastAsia"/>
-          <w:color w:val="000000"/>
-          <w:sz w:val="21"/>
-          <w:szCs w:val="21"/>
-        </w:rPr>
         <w:t>.</w:t>
       </w:r>
     </w:p>
@@ -3282,7 +3355,7 @@
         <w:pStyle w:val="a3"/>
         <w:spacing w:before="0" w:beforeAutospacing="0" w:after="0" w:afterAutospacing="0" w:line="300" w:lineRule="atLeast"/>
         <w:rPr>
-          <w:rFonts w:ascii="맑은 고딕" w:eastAsia="맑은 고딕" w:hAnsi="맑은 고딕" w:hint="eastAsia"/>
+          <w:rFonts w:ascii="맑은 고딕" w:eastAsia="맑은 고딕" w:hAnsi="맑은 고딕"/>
           <w:color w:val="000000"/>
           <w:sz w:val="22"/>
           <w:szCs w:val="22"/>
@@ -3351,19 +3424,19 @@
         <w:pStyle w:val="a3"/>
         <w:spacing w:before="0" w:beforeAutospacing="0" w:after="0" w:afterAutospacing="0" w:line="300" w:lineRule="atLeast"/>
         <w:rPr>
-          <w:rFonts w:ascii="맑은 고딕" w:eastAsia="맑은 고딕" w:hAnsi="맑은 고딕" w:hint="eastAsia"/>
-          <w:color w:val="000000"/>
-          <w:sz w:val="20"/>
-          <w:szCs w:val="20"/>
-        </w:rPr>
-      </w:pPr>
-    </w:p>
-    <w:p>
-      <w:pPr>
-        <w:pStyle w:val="a3"/>
-        <w:spacing w:before="0" w:beforeAutospacing="0" w:after="0" w:afterAutospacing="0" w:line="300" w:lineRule="atLeast"/>
-        <w:rPr>
-          <w:rFonts w:ascii="맑은 고딕" w:eastAsia="맑은 고딕" w:hAnsi="맑은 고딕" w:hint="eastAsia"/>
+          <w:rFonts w:ascii="맑은 고딕" w:eastAsia="맑은 고딕" w:hAnsi="맑은 고딕"/>
+          <w:color w:val="000000"/>
+          <w:sz w:val="20"/>
+          <w:szCs w:val="20"/>
+        </w:rPr>
+      </w:pPr>
+    </w:p>
+    <w:p>
+      <w:pPr>
+        <w:pStyle w:val="a3"/>
+        <w:spacing w:before="0" w:beforeAutospacing="0" w:after="0" w:afterAutospacing="0" w:line="300" w:lineRule="atLeast"/>
+        <w:rPr>
+          <w:rFonts w:ascii="맑은 고딕" w:eastAsia="맑은 고딕" w:hAnsi="맑은 고딕"/>
           <w:color w:val="000000"/>
           <w:sz w:val="20"/>
           <w:szCs w:val="20"/>
@@ -3433,19 +3506,19 @@
         <w:pStyle w:val="a3"/>
         <w:spacing w:before="0" w:beforeAutospacing="0" w:after="0" w:afterAutospacing="0" w:line="300" w:lineRule="atLeast"/>
         <w:rPr>
-          <w:rFonts w:ascii="맑은 고딕" w:eastAsia="맑은 고딕" w:hAnsi="맑은 고딕" w:hint="eastAsia"/>
-          <w:color w:val="000000"/>
-          <w:sz w:val="20"/>
-          <w:szCs w:val="20"/>
-        </w:rPr>
-      </w:pPr>
-    </w:p>
-    <w:p>
-      <w:pPr>
-        <w:pStyle w:val="a3"/>
-        <w:spacing w:before="0" w:beforeAutospacing="0" w:after="0" w:afterAutospacing="0" w:line="300" w:lineRule="atLeast"/>
-        <w:rPr>
-          <w:rFonts w:ascii="맑은 고딕" w:eastAsia="맑은 고딕" w:hAnsi="맑은 고딕" w:hint="eastAsia"/>
+          <w:rFonts w:ascii="맑은 고딕" w:eastAsia="맑은 고딕" w:hAnsi="맑은 고딕"/>
+          <w:color w:val="000000"/>
+          <w:sz w:val="20"/>
+          <w:szCs w:val="20"/>
+        </w:rPr>
+      </w:pPr>
+    </w:p>
+    <w:p>
+      <w:pPr>
+        <w:pStyle w:val="a3"/>
+        <w:spacing w:before="0" w:beforeAutospacing="0" w:after="0" w:afterAutospacing="0" w:line="300" w:lineRule="atLeast"/>
+        <w:rPr>
+          <w:rFonts w:ascii="맑은 고딕" w:eastAsia="맑은 고딕" w:hAnsi="맑은 고딕"/>
           <w:color w:val="000000"/>
           <w:sz w:val="22"/>
           <w:szCs w:val="22"/>
@@ -3457,20 +3530,20 @@
         <w:pStyle w:val="a3"/>
         <w:spacing w:before="0" w:beforeAutospacing="0" w:after="0" w:afterAutospacing="0" w:line="300" w:lineRule="atLeast"/>
         <w:rPr>
-          <w:rFonts w:ascii="맑은 고딕" w:eastAsia="맑은 고딕" w:hAnsi="맑은 고딕" w:hint="eastAsia"/>
-          <w:color w:val="000000"/>
-          <w:sz w:val="20"/>
-          <w:szCs w:val="20"/>
-        </w:rPr>
-      </w:pPr>
-      <w:r>
-        <w:rPr>
-          <w:rFonts w:ascii="맑은 고딕" w:eastAsia="맑은 고딕" w:hAnsi="맑은 고딕" w:hint="eastAsia"/>
-          <w:color w:val="000000"/>
-          <w:sz w:val="21"/>
-          <w:szCs w:val="21"/>
-        </w:rPr>
-        <w:t>옵션6. 저장영역 - </w:t>
+          <w:rFonts w:ascii="맑은 고딕" w:eastAsia="맑은 고딕" w:hAnsi="맑은 고딕"/>
+          <w:color w:val="000000"/>
+          <w:sz w:val="20"/>
+          <w:szCs w:val="20"/>
+        </w:rPr>
+      </w:pPr>
+      <w:r>
+        <w:rPr>
+          <w:rFonts w:ascii="맑은 고딕" w:eastAsia="맑은 고딕" w:hAnsi="맑은 고딕" w:hint="eastAsia"/>
+          <w:color w:val="000000"/>
+          <w:sz w:val="21"/>
+          <w:szCs w:val="21"/>
+        </w:rPr>
+        <w:t>옵션6. </w:t>
       </w:r>
       <w:proofErr w:type="spellStart"/>
       <w:r>
@@ -3480,6 +3553,26 @@
           <w:sz w:val="21"/>
           <w:szCs w:val="21"/>
         </w:rPr>
+        <w:t>저장영역</w:t>
+      </w:r>
+      <w:proofErr w:type="spellEnd"/>
+      <w:r>
+        <w:rPr>
+          <w:rFonts w:ascii="맑은 고딕" w:eastAsia="맑은 고딕" w:hAnsi="맑은 고딕" w:hint="eastAsia"/>
+          <w:color w:val="000000"/>
+          <w:sz w:val="21"/>
+          <w:szCs w:val="21"/>
+        </w:rPr>
+        <w:t xml:space="preserve"> - </w:t>
+      </w:r>
+      <w:proofErr w:type="spellStart"/>
+      <w:r>
+        <w:rPr>
+          <w:rFonts w:ascii="맑은 고딕" w:eastAsia="맑은 고딕" w:hAnsi="맑은 고딕" w:hint="eastAsia"/>
+          <w:color w:val="000000"/>
+          <w:sz w:val="21"/>
+          <w:szCs w:val="21"/>
+        </w:rPr>
         <w:t>저장영역이표시된다</w:t>
       </w:r>
       <w:proofErr w:type="spellEnd"/>
@@ -3498,7 +3591,7 @@
         <w:pStyle w:val="a3"/>
         <w:spacing w:before="0" w:beforeAutospacing="0" w:after="0" w:afterAutospacing="0" w:line="300" w:lineRule="atLeast"/>
         <w:rPr>
-          <w:rFonts w:ascii="맑은 고딕" w:eastAsia="맑은 고딕" w:hAnsi="맑은 고딕" w:hint="eastAsia"/>
+          <w:rFonts w:ascii="맑은 고딕" w:eastAsia="맑은 고딕" w:hAnsi="맑은 고딕"/>
           <w:color w:val="000000"/>
           <w:sz w:val="22"/>
           <w:szCs w:val="22"/>
@@ -3568,7 +3661,7 @@
         <w:pStyle w:val="a3"/>
         <w:spacing w:before="0" w:beforeAutospacing="0" w:after="0" w:afterAutospacing="0" w:line="300" w:lineRule="atLeast"/>
         <w:rPr>
-          <w:rFonts w:ascii="맑은 고딕" w:eastAsia="맑은 고딕" w:hAnsi="맑은 고딕" w:hint="eastAsia"/>
+          <w:rFonts w:ascii="맑은 고딕" w:eastAsia="맑은 고딕" w:hAnsi="맑은 고딕"/>
           <w:color w:val="000000"/>
           <w:sz w:val="20"/>
           <w:szCs w:val="20"/>
@@ -3633,10 +3726,7 @@
         </w:drawing>
       </w:r>
     </w:p>
-    <w:p>
-      <w:bookmarkStart w:id="0" w:name="_GoBack"/>
-      <w:bookmarkEnd w:id="0"/>
-    </w:p>
+    <w:p/>
     <w:sectPr>
       <w:pgSz w:w="12240" w:h="15840"/>
       <w:pgMar w:top="1701" w:right="1440" w:bottom="1440" w:left="1440" w:header="708" w:footer="708" w:gutter="0"/>
@@ -3648,7 +3738,7 @@
 </file>
 
 <file path=word/styles.xml><?xml version="1.0" encoding="utf-8"?>
-<w:styles xmlns:mc="http://schemas.openxmlformats.org/markup-compatibility/2006" xmlns:r="http://schemas.openxmlformats.org/officeDocument/2006/relationships" xmlns:w="http://schemas.openxmlformats.org/wordprocessingml/2006/main" xmlns:w14="http://schemas.microsoft.com/office/word/2010/wordml" xmlns:w15="http://schemas.microsoft.com/office/word/2012/wordml" mc:Ignorable="w14 w15">
+<w:styles xmlns:mc="http://schemas.openxmlformats.org/markup-compatibility/2006" xmlns:r="http://schemas.openxmlformats.org/officeDocument/2006/relationships" xmlns:w="http://schemas.openxmlformats.org/wordprocessingml/2006/main" xmlns:w14="http://schemas.microsoft.com/office/word/2010/wordml" xmlns:w15="http://schemas.microsoft.com/office/word/2012/wordml" xmlns:w16se="http://schemas.microsoft.com/office/word/2015/wordml/symex" mc:Ignorable="w14 w15 w16se">
   <w:docDefaults>
     <w:rPrDefault>
       <w:rPr>

--- a/docs/tech/ezEKP_Java_DB_Schema_export_방법(Oracle).docx
+++ b/docs/tech/ezEKP_Java_DB_Schema_export_방법(Oracle).docx
@@ -1,6 +1,6 @@
 
 <file path=word/document.xml><?xml version="1.0" encoding="utf-8"?>
-<w:document xmlns:wpc="http://schemas.microsoft.com/office/word/2010/wordprocessingCanvas" xmlns:cx="http://schemas.microsoft.com/office/drawing/2014/chartex" xmlns:mc="http://schemas.openxmlformats.org/markup-compatibility/2006" xmlns:o="urn:schemas-microsoft-com:office:office" xmlns:r="http://schemas.openxmlformats.org/officeDocument/2006/relationships" xmlns:m="http://schemas.openxmlformats.org/officeDocument/2006/math" xmlns:v="urn:schemas-microsoft-com:vml" xmlns:wp14="http://schemas.microsoft.com/office/word/2010/wordprocessingDrawing" xmlns:wp="http://schemas.openxmlformats.org/drawingml/2006/wordprocessingDrawing" xmlns:w10="urn:schemas-microsoft-com:office:word" xmlns:w="http://schemas.openxmlformats.org/wordprocessingml/2006/main" xmlns:w14="http://schemas.microsoft.com/office/word/2010/wordml" xmlns:w15="http://schemas.microsoft.com/office/word/2012/wordml" xmlns:w16se="http://schemas.microsoft.com/office/word/2015/wordml/symex" xmlns:wpg="http://schemas.microsoft.com/office/word/2010/wordprocessingGroup" xmlns:wpi="http://schemas.microsoft.com/office/word/2010/wordprocessingInk" xmlns:wne="http://schemas.microsoft.com/office/word/2006/wordml" xmlns:wps="http://schemas.microsoft.com/office/word/2010/wordprocessingShape" mc:Ignorable="w14 w15 w16se wp14">
+<w:document xmlns:wpc="http://schemas.microsoft.com/office/word/2010/wordprocessingCanvas" xmlns:mc="http://schemas.openxmlformats.org/markup-compatibility/2006" xmlns:o="urn:schemas-microsoft-com:office:office" xmlns:r="http://schemas.openxmlformats.org/officeDocument/2006/relationships" xmlns:m="http://schemas.openxmlformats.org/officeDocument/2006/math" xmlns:v="urn:schemas-microsoft-com:vml" xmlns:wp14="http://schemas.microsoft.com/office/word/2010/wordprocessingDrawing" xmlns:wp="http://schemas.openxmlformats.org/drawingml/2006/wordprocessingDrawing" xmlns:w10="urn:schemas-microsoft-com:office:word" xmlns:w="http://schemas.openxmlformats.org/wordprocessingml/2006/main" xmlns:w14="http://schemas.microsoft.com/office/word/2010/wordml" xmlns:w15="http://schemas.microsoft.com/office/word/2012/wordml" xmlns:wpg="http://schemas.microsoft.com/office/word/2010/wordprocessingGroup" xmlns:wpi="http://schemas.microsoft.com/office/word/2010/wordprocessingInk" xmlns:wne="http://schemas.microsoft.com/office/word/2006/wordml" xmlns:wps="http://schemas.microsoft.com/office/word/2010/wordprocessingShape" mc:Ignorable="w14 w15 wp14">
   <w:body>
     <w:p>
       <w:pPr>
@@ -15,13 +15,73 @@
       </w:pPr>
       <w:r>
         <w:rPr>
-          <w:rFonts w:ascii="맑은 고딕" w:eastAsia="맑은 고딕" w:hAnsi="맑은 고딕" w:hint="eastAsia"/>
-          <w:color w:val="000000"/>
-          <w:sz w:val="20"/>
-          <w:szCs w:val="20"/>
-        </w:rPr>
-        <w:br/>
-      </w:r>
+          <w:rFonts w:ascii="맑은 고딕" w:eastAsia="맑은 고딕" w:hAnsi="맑은 고딕"/>
+          <w:color w:val="000000"/>
+          <w:sz w:val="20"/>
+          <w:szCs w:val="20"/>
+        </w:rPr>
+        <w:t>Oracle SQL Developer 19.2.1</w:t>
+      </w:r>
+      <w:r>
+        <w:rPr>
+          <w:rFonts w:ascii="맑은 고딕" w:eastAsia="맑은 고딕" w:hAnsi="맑은 고딕" w:hint="eastAsia"/>
+          <w:color w:val="000000"/>
+          <w:sz w:val="20"/>
+          <w:szCs w:val="20"/>
+        </w:rPr>
+        <w:t>을 기준으로</w:t>
+      </w:r>
+      <w:r>
+        <w:rPr>
+          <w:rFonts w:ascii="맑은 고딕" w:eastAsia="맑은 고딕" w:hAnsi="맑은 고딕"/>
+          <w:color w:val="000000"/>
+          <w:sz w:val="20"/>
+          <w:szCs w:val="20"/>
+        </w:rPr>
+        <w:t>create_tables_oracle.sql</w:t>
+      </w:r>
+      <w:r>
+        <w:rPr>
+          <w:rFonts w:ascii="맑은 고딕" w:eastAsia="맑은 고딕" w:hAnsi="맑은 고딕"/>
+          <w:color w:val="000000"/>
+          <w:sz w:val="20"/>
+          <w:szCs w:val="20"/>
+        </w:rPr>
+        <w:t xml:space="preserve"> </w:t>
+      </w:r>
+      <w:r>
+        <w:rPr>
+          <w:rFonts w:ascii="맑은 고딕" w:eastAsia="맑은 고딕" w:hAnsi="맑은 고딕" w:hint="eastAsia"/>
+          <w:color w:val="000000"/>
+          <w:sz w:val="20"/>
+          <w:szCs w:val="20"/>
+        </w:rPr>
+        <w:t>파일을 생성하는 방법을 서술한다.</w:t>
+      </w:r>
+    </w:p>
+    <w:p>
+      <w:pPr>
+        <w:pStyle w:val="a3"/>
+        <w:spacing w:before="0" w:beforeAutospacing="0" w:after="0" w:afterAutospacing="0" w:line="300" w:lineRule="atLeast"/>
+        <w:rPr>
+          <w:rFonts w:ascii="맑은 고딕" w:eastAsia="맑은 고딕" w:hAnsi="맑은 고딕"/>
+          <w:color w:val="000000"/>
+          <w:sz w:val="20"/>
+          <w:szCs w:val="20"/>
+        </w:rPr>
+      </w:pPr>
+    </w:p>
+    <w:p>
+      <w:pPr>
+        <w:pStyle w:val="a3"/>
+        <w:spacing w:before="0" w:beforeAutospacing="0" w:after="0" w:afterAutospacing="0" w:line="300" w:lineRule="atLeast"/>
+        <w:rPr>
+          <w:rFonts w:ascii="맑은 고딕" w:eastAsia="맑은 고딕" w:hAnsi="맑은 고딕"/>
+          <w:color w:val="000000"/>
+          <w:sz w:val="20"/>
+          <w:szCs w:val="20"/>
+        </w:rPr>
+      </w:pPr>
       <w:r>
         <w:rPr>
           <w:rFonts w:ascii="맑은 고딕" w:eastAsia="맑은 고딕" w:hAnsi="맑은 고딕"/>
@@ -32,9 +92,9 @@
         </w:rPr>
         <w:drawing>
           <wp:inline distT="0" distB="0" distL="0" distR="0">
-            <wp:extent cx="10208260" cy="6018530"/>
-            <wp:effectExtent l="0" t="0" r="2540" b="1270"/>
-            <wp:docPr id="21" name="그림 21" descr="http://gw.kaoni.com/fileroot/0/files/upload_common/mhtImage/cf0d9891-e3f7-4239-a1a4-d7c8df892421.png"/>
+            <wp:extent cx="5956246" cy="2990850"/>
+            <wp:effectExtent l="0" t="0" r="6985" b="0"/>
+            <wp:docPr id="22" name="그림 22"/>
             <wp:cNvGraphicFramePr>
               <a:graphicFrameLocks xmlns:a="http://schemas.openxmlformats.org/drawingml/2006/main" noChangeAspect="1"/>
             </wp:cNvGraphicFramePr>
@@ -42,10 +102,8 @@
               <a:graphicData uri="http://schemas.openxmlformats.org/drawingml/2006/picture">
                 <pic:pic xmlns:pic="http://schemas.openxmlformats.org/drawingml/2006/picture">
                   <pic:nvPicPr>
-                    <pic:cNvPr id="0" name="Picture 1" descr="http://gw.kaoni.com/fileroot/0/files/upload_common/mhtImage/cf0d9891-e3f7-4239-a1a4-d7c8df892421.png"/>
-                    <pic:cNvPicPr>
-                      <a:picLocks noChangeAspect="1" noChangeArrowheads="1"/>
-                    </pic:cNvPicPr>
+                    <pic:cNvPr id="22" name="Screen Shot 2020-01-03 at 5.32.39 PM.png"/>
+                    <pic:cNvPicPr/>
                   </pic:nvPicPr>
                   <pic:blipFill>
                     <a:blip r:embed="rId4">
@@ -55,23 +113,18 @@
                         </a:ext>
                       </a:extLst>
                     </a:blip>
-                    <a:srcRect/>
                     <a:stretch>
                       <a:fillRect/>
                     </a:stretch>
                   </pic:blipFill>
-                  <pic:spPr bwMode="auto">
+                  <pic:spPr>
                     <a:xfrm>
                       <a:off x="0" y="0"/>
-                      <a:ext cx="10208260" cy="6018530"/>
+                      <a:ext cx="5967533" cy="2996518"/>
                     </a:xfrm>
                     <a:prstGeom prst="rect">
                       <a:avLst/>
                     </a:prstGeom>
-                    <a:noFill/>
-                    <a:ln>
-                      <a:noFill/>
-                    </a:ln>
                   </pic:spPr>
                 </pic:pic>
               </a:graphicData>
@@ -110,7 +163,34 @@
           <w:sz w:val="21"/>
           <w:szCs w:val="21"/>
         </w:rPr>
-        <w:t>1. 오라클</w:t>
+        <w:t>1. </w:t>
+      </w:r>
+      <w:r>
+        <w:rPr>
+          <w:rFonts w:ascii="맑은 고딕" w:eastAsia="맑은 고딕" w:hAnsi="맑은 고딕" w:hint="eastAsia"/>
+          <w:color w:val="000000"/>
+          <w:sz w:val="21"/>
+          <w:szCs w:val="21"/>
+        </w:rPr>
+        <w:t>O</w:t>
+      </w:r>
+      <w:r>
+        <w:rPr>
+          <w:rFonts w:ascii="맑은 고딕" w:eastAsia="맑은 고딕" w:hAnsi="맑은 고딕"/>
+          <w:color w:val="000000"/>
+          <w:sz w:val="21"/>
+          <w:szCs w:val="21"/>
+        </w:rPr>
+        <w:t>racle SQL Developer</w:t>
+      </w:r>
+      <w:r>
+        <w:rPr>
+          <w:rFonts w:ascii="맑은 고딕" w:eastAsia="맑은 고딕" w:hAnsi="맑은 고딕" w:hint="eastAsia"/>
+          <w:color w:val="000000"/>
+          <w:sz w:val="21"/>
+          <w:szCs w:val="21"/>
+        </w:rPr>
+        <w:t>에서</w:t>
       </w:r>
       <w:r>
         <w:rPr>
@@ -121,17 +201,15 @@
         </w:rPr>
         <w:t xml:space="preserve"> </w:t>
       </w:r>
-      <w:proofErr w:type="spellStart"/>
-      <w:r>
-        <w:rPr>
-          <w:rFonts w:ascii="맑은 고딕" w:eastAsia="맑은 고딕" w:hAnsi="맑은 고딕" w:hint="eastAsia"/>
-          <w:color w:val="000000"/>
-          <w:sz w:val="21"/>
-          <w:szCs w:val="21"/>
-        </w:rPr>
-        <w:t>디벨로퍼에서</w:t>
-      </w:r>
-      <w:proofErr w:type="spellEnd"/>
+      <w:r>
+        <w:rPr>
+          <w:rFonts w:ascii="맑은 고딕" w:eastAsia="맑은 고딕" w:hAnsi="맑은 고딕" w:hint="eastAsia"/>
+          <w:color w:val="000000"/>
+          <w:sz w:val="21"/>
+          <w:szCs w:val="21"/>
+        </w:rPr>
+        <w:t>도구 &gt; 데이터베이스</w:t>
+      </w:r>
       <w:r>
         <w:rPr>
           <w:rFonts w:ascii="맑은 고딕" w:eastAsia="맑은 고딕" w:hAnsi="맑은 고딕" w:hint="eastAsia"/>
@@ -148,7 +226,7 @@
           <w:sz w:val="21"/>
           <w:szCs w:val="21"/>
         </w:rPr>
-        <w:t>도구 &gt; 데이터베이스</w:t>
+        <w:t>익스포트</w:t>
       </w:r>
       <w:r>
         <w:rPr>
@@ -159,26 +237,6 @@
         </w:rPr>
         <w:t xml:space="preserve"> </w:t>
       </w:r>
-      <w:proofErr w:type="spellStart"/>
-      <w:r>
-        <w:rPr>
-          <w:rFonts w:ascii="맑은 고딕" w:eastAsia="맑은 고딕" w:hAnsi="맑은 고딕" w:hint="eastAsia"/>
-          <w:color w:val="000000"/>
-          <w:sz w:val="21"/>
-          <w:szCs w:val="21"/>
-        </w:rPr>
-        <w:t>익스포트</w:t>
-      </w:r>
-      <w:proofErr w:type="spellEnd"/>
-      <w:r>
-        <w:rPr>
-          <w:rFonts w:ascii="맑은 고딕" w:eastAsia="맑은 고딕" w:hAnsi="맑은 고딕" w:hint="eastAsia"/>
-          <w:color w:val="000000"/>
-          <w:sz w:val="21"/>
-          <w:szCs w:val="21"/>
-        </w:rPr>
-        <w:t xml:space="preserve"> </w:t>
-      </w:r>
       <w:r>
         <w:rPr>
           <w:rFonts w:ascii="맑은 고딕" w:eastAsia="맑은 고딕" w:hAnsi="맑은 고딕" w:hint="eastAsia"/>
@@ -214,7 +272,7 @@
       </w:pPr>
       <w:r>
         <w:rPr>
-          <w:rFonts w:ascii="맑은 고딕" w:eastAsia="맑은 고딕" w:hAnsi="맑은 고딕"/>
+          <w:rFonts w:ascii="맑은 고딕" w:eastAsia="맑은 고딕" w:hAnsi="맑은 고딕" w:hint="eastAsia"/>
           <w:noProof/>
           <w:color w:val="000000"/>
           <w:sz w:val="22"/>
@@ -223,9 +281,9 @@
         <w:lastRenderedPageBreak/>
         <w:drawing>
           <wp:inline distT="0" distB="0" distL="0" distR="0">
-            <wp:extent cx="6721475" cy="5466080"/>
-            <wp:effectExtent l="0" t="0" r="3175" b="1270"/>
-            <wp:docPr id="20" name="그림 20" descr="http://gw.kaoni.com/fileroot/0/files/upload_common/mhtImage/c5372cde-b881-4fad-96ca-11b6b4d1fe50.png"/>
+            <wp:extent cx="5943600" cy="4566920"/>
+            <wp:effectExtent l="0" t="0" r="0" b="5080"/>
+            <wp:docPr id="23" name="그림 23"/>
             <wp:cNvGraphicFramePr>
               <a:graphicFrameLocks xmlns:a="http://schemas.openxmlformats.org/drawingml/2006/main" noChangeAspect="1"/>
             </wp:cNvGraphicFramePr>
@@ -233,10 +291,8 @@
               <a:graphicData uri="http://schemas.openxmlformats.org/drawingml/2006/picture">
                 <pic:pic xmlns:pic="http://schemas.openxmlformats.org/drawingml/2006/picture">
                   <pic:nvPicPr>
-                    <pic:cNvPr id="0" name="Picture 2" descr="http://gw.kaoni.com/fileroot/0/files/upload_common/mhtImage/c5372cde-b881-4fad-96ca-11b6b4d1fe50.png"/>
-                    <pic:cNvPicPr>
-                      <a:picLocks noChangeAspect="1" noChangeArrowheads="1"/>
-                    </pic:cNvPicPr>
+                    <pic:cNvPr id="23" name="Screen Shot 2020-01-03 at 5.34.45 PM.png"/>
+                    <pic:cNvPicPr/>
                   </pic:nvPicPr>
                   <pic:blipFill>
                     <a:blip r:embed="rId5">
@@ -246,23 +302,18 @@
                         </a:ext>
                       </a:extLst>
                     </a:blip>
-                    <a:srcRect/>
                     <a:stretch>
                       <a:fillRect/>
                     </a:stretch>
                   </pic:blipFill>
-                  <pic:spPr bwMode="auto">
+                  <pic:spPr>
                     <a:xfrm>
                       <a:off x="0" y="0"/>
-                      <a:ext cx="6721475" cy="5466080"/>
+                      <a:ext cx="5943600" cy="4566920"/>
                     </a:xfrm>
                     <a:prstGeom prst="rect">
                       <a:avLst/>
                     </a:prstGeom>
-                    <a:noFill/>
-                    <a:ln>
-                      <a:noFill/>
-                    </a:ln>
                   </pic:spPr>
                 </pic:pic>
               </a:graphicData>
@@ -310,7 +361,25 @@
           <w:sz w:val="21"/>
           <w:szCs w:val="21"/>
         </w:rPr>
-        <w:t>2. 접속</w:t>
+        <w:t xml:space="preserve">2. </w:t>
+      </w:r>
+      <w:r>
+        <w:rPr>
+          <w:rFonts w:ascii="맑은 고딕" w:eastAsia="맑은 고딕" w:hAnsi="맑은 고딕" w:hint="eastAsia"/>
+          <w:color w:val="000000"/>
+          <w:sz w:val="21"/>
+          <w:szCs w:val="21"/>
+        </w:rPr>
+        <w:t>C</w:t>
+      </w:r>
+      <w:r>
+        <w:rPr>
+          <w:rFonts w:ascii="맑은 고딕" w:eastAsia="맑은 고딕" w:hAnsi="맑은 고딕"/>
+          <w:color w:val="000000"/>
+          <w:sz w:val="21"/>
+          <w:szCs w:val="21"/>
+        </w:rPr>
+        <w:t>onnection</w:t>
       </w:r>
       <w:r>
         <w:rPr>
@@ -321,7 +390,6 @@
         </w:rPr>
         <w:t xml:space="preserve"> </w:t>
       </w:r>
-      <w:proofErr w:type="spellStart"/>
       <w:r>
         <w:rPr>
           <w:rFonts w:ascii="맑은 고딕" w:eastAsia="맑은 고딕" w:hAnsi="맑은 고딕" w:hint="eastAsia"/>
@@ -331,7 +399,6 @@
         </w:rPr>
         <w:t>셀렉트에서</w:t>
       </w:r>
-      <w:proofErr w:type="spellEnd"/>
       <w:r>
         <w:rPr>
           <w:rFonts w:ascii="맑은 고딕" w:eastAsia="맑은 고딕" w:hAnsi="맑은 고딕" w:hint="eastAsia"/>
@@ -341,25 +408,14 @@
         </w:rPr>
         <w:t xml:space="preserve"> </w:t>
       </w:r>
-      <w:proofErr w:type="spellStart"/>
-      <w:r>
-        <w:rPr>
-          <w:rFonts w:ascii="맑은 고딕" w:eastAsia="맑은 고딕" w:hAnsi="맑은 고딕" w:hint="eastAsia"/>
-          <w:color w:val="000000"/>
-          <w:sz w:val="21"/>
-          <w:szCs w:val="21"/>
-        </w:rPr>
-        <w:t>익스포트할</w:t>
-      </w:r>
-      <w:proofErr w:type="spellEnd"/>
-      <w:r>
-        <w:rPr>
-          <w:rFonts w:ascii="맑은 고딕" w:eastAsia="맑은 고딕" w:hAnsi="맑은 고딕" w:hint="eastAsia"/>
-          <w:color w:val="000000"/>
-          <w:sz w:val="21"/>
-          <w:szCs w:val="21"/>
-        </w:rPr>
-        <w:t> 스키마 선택</w:t>
+      <w:r>
+        <w:rPr>
+          <w:rFonts w:ascii="맑은 고딕" w:eastAsia="맑은 고딕" w:hAnsi="맑은 고딕" w:hint="eastAsia"/>
+          <w:color w:val="000000"/>
+          <w:sz w:val="21"/>
+          <w:szCs w:val="21"/>
+        </w:rPr>
+        <w:t>익스포트할 스키마 선택</w:t>
       </w:r>
     </w:p>
     <w:p>
@@ -385,31 +441,6 @@
           <w:szCs w:val="20"/>
         </w:rPr>
       </w:pPr>
-    </w:p>
-    <w:p>
-      <w:pPr>
-        <w:pStyle w:val="a3"/>
-        <w:spacing w:before="0" w:beforeAutospacing="0" w:after="0" w:afterAutospacing="0" w:line="300" w:lineRule="atLeast"/>
-        <w:rPr>
-          <w:rFonts w:ascii="맑은 고딕" w:eastAsia="맑은 고딕" w:hAnsi="맑은 고딕"/>
-          <w:color w:val="000000"/>
-          <w:sz w:val="20"/>
-          <w:szCs w:val="20"/>
-        </w:rPr>
-      </w:pPr>
-    </w:p>
-    <w:p>
-      <w:pPr>
-        <w:pStyle w:val="a3"/>
-        <w:spacing w:before="0" w:beforeAutospacing="0" w:after="0" w:afterAutospacing="0" w:line="300" w:lineRule="atLeast"/>
-        <w:rPr>
-          <w:rFonts w:ascii="맑은 고딕" w:eastAsia="맑은 고딕" w:hAnsi="맑은 고딕"/>
-          <w:color w:val="000000"/>
-          <w:sz w:val="20"/>
-          <w:szCs w:val="20"/>
-        </w:rPr>
-      </w:pPr>
-      <w:bookmarkStart w:id="0" w:name="_GoBack"/>
       <w:r>
         <w:rPr>
           <w:rFonts w:ascii="맑은 고딕" w:eastAsia="맑은 고딕" w:hAnsi="맑은 고딕"/>
@@ -421,9 +452,9 @@
         <w:lastRenderedPageBreak/>
         <w:drawing>
           <wp:inline distT="0" distB="0" distL="0" distR="0">
-            <wp:extent cx="5943600" cy="4633595"/>
+            <wp:extent cx="5943600" cy="4806950"/>
             <wp:effectExtent l="0" t="0" r="0" b="0"/>
-            <wp:docPr id="19" name="그림 19"/>
+            <wp:docPr id="25" name="그림 25"/>
             <wp:cNvGraphicFramePr>
               <a:graphicFrameLocks xmlns:a="http://schemas.openxmlformats.org/drawingml/2006/main" noChangeAspect="1"/>
             </wp:cNvGraphicFramePr>
@@ -431,7 +462,7 @@
               <a:graphicData uri="http://schemas.openxmlformats.org/drawingml/2006/picture">
                 <pic:pic xmlns:pic="http://schemas.openxmlformats.org/drawingml/2006/picture">
                   <pic:nvPicPr>
-                    <pic:cNvPr id="19" name="2.PNG"/>
+                    <pic:cNvPr id="25" name="Screen Shot 2020-01-03 at 5.40.23 PM.png"/>
                     <pic:cNvPicPr/>
                   </pic:nvPicPr>
                   <pic:blipFill>
@@ -449,7 +480,7 @@
                   <pic:spPr>
                     <a:xfrm>
                       <a:off x="0" y="0"/>
-                      <a:ext cx="5943600" cy="4633595"/>
+                      <a:ext cx="5943600" cy="4806950"/>
                     </a:xfrm>
                     <a:prstGeom prst="rect">
                       <a:avLst/>
@@ -461,68 +492,116 @@
           </wp:inline>
         </w:drawing>
       </w:r>
-      <w:bookmarkEnd w:id="0"/>
-    </w:p>
-    <w:p>
-      <w:pPr>
-        <w:pStyle w:val="a3"/>
-        <w:spacing w:before="0" w:beforeAutospacing="0" w:after="0" w:afterAutospacing="0" w:line="300" w:lineRule="atLeast"/>
-        <w:rPr>
-          <w:rFonts w:ascii="맑은 고딕" w:eastAsia="맑은 고딕" w:hAnsi="맑은 고딕"/>
-          <w:color w:val="000000"/>
-          <w:sz w:val="20"/>
-          <w:szCs w:val="20"/>
-        </w:rPr>
-      </w:pPr>
-    </w:p>
-    <w:p>
-      <w:pPr>
-        <w:pStyle w:val="a3"/>
-        <w:spacing w:before="0" w:beforeAutospacing="0" w:after="0" w:afterAutospacing="0" w:line="300" w:lineRule="atLeast"/>
-        <w:rPr>
-          <w:rFonts w:ascii="맑은 고딕" w:eastAsia="맑은 고딕" w:hAnsi="맑은 고딕"/>
-          <w:color w:val="000000"/>
-          <w:sz w:val="20"/>
-          <w:szCs w:val="20"/>
-        </w:rPr>
-      </w:pPr>
-      <w:r>
-        <w:rPr>
-          <w:rFonts w:ascii="맑은 고딕" w:eastAsia="맑은 고딕" w:hAnsi="맑은 고딕" w:hint="eastAsia"/>
-          <w:color w:val="000000"/>
-          <w:sz w:val="21"/>
-          <w:szCs w:val="21"/>
-        </w:rPr>
-        <w:t>3. 데이터는</w:t>
-      </w:r>
-      <w:r>
-        <w:rPr>
-          <w:rFonts w:ascii="맑은 고딕" w:eastAsia="맑은 고딕" w:hAnsi="맑은 고딕" w:hint="eastAsia"/>
+    </w:p>
+    <w:p>
+      <w:pPr>
+        <w:pStyle w:val="a3"/>
+        <w:spacing w:before="0" w:beforeAutospacing="0" w:after="0" w:afterAutospacing="0" w:line="300" w:lineRule="atLeast"/>
+        <w:rPr>
+          <w:rFonts w:ascii="맑은 고딕" w:eastAsia="맑은 고딕" w:hAnsi="맑은 고딕"/>
+          <w:color w:val="000000"/>
+          <w:sz w:val="20"/>
+          <w:szCs w:val="20"/>
+        </w:rPr>
+      </w:pPr>
+    </w:p>
+    <w:p>
+      <w:pPr>
+        <w:pStyle w:val="a3"/>
+        <w:spacing w:before="0" w:beforeAutospacing="0" w:after="0" w:afterAutospacing="0" w:line="300" w:lineRule="atLeast"/>
+        <w:rPr>
+          <w:rFonts w:ascii="맑은 고딕" w:eastAsia="맑은 고딕" w:hAnsi="맑은 고딕"/>
+          <w:color w:val="000000"/>
+          <w:sz w:val="20"/>
+          <w:szCs w:val="20"/>
+        </w:rPr>
+      </w:pPr>
+    </w:p>
+    <w:p>
+      <w:pPr>
+        <w:pStyle w:val="a3"/>
+        <w:spacing w:before="0" w:beforeAutospacing="0" w:after="0" w:afterAutospacing="0" w:line="300" w:lineRule="atLeast"/>
+        <w:rPr>
+          <w:rFonts w:ascii="맑은 고딕" w:eastAsia="맑은 고딕" w:hAnsi="맑은 고딕"/>
+          <w:color w:val="000000"/>
+          <w:sz w:val="20"/>
+          <w:szCs w:val="20"/>
+        </w:rPr>
+      </w:pPr>
+    </w:p>
+    <w:p>
+      <w:pPr>
+        <w:pStyle w:val="a3"/>
+        <w:spacing w:before="0" w:beforeAutospacing="0" w:after="0" w:afterAutospacing="0" w:line="300" w:lineRule="atLeast"/>
+        <w:rPr>
+          <w:rFonts w:ascii="맑은 고딕" w:eastAsia="맑은 고딕" w:hAnsi="맑은 고딕"/>
+          <w:color w:val="000000"/>
+          <w:sz w:val="20"/>
+          <w:szCs w:val="20"/>
+        </w:rPr>
+      </w:pPr>
+      <w:r>
+        <w:rPr>
+          <w:rFonts w:ascii="맑은 고딕" w:eastAsia="맑은 고딕" w:hAnsi="맑은 고딕" w:hint="eastAsia"/>
+          <w:color w:val="000000"/>
+          <w:sz w:val="21"/>
+          <w:szCs w:val="21"/>
+        </w:rPr>
+        <w:t>3. </w:t>
+      </w:r>
+      <w:r>
+        <w:rPr>
+          <w:rFonts w:ascii="맑은 고딕" w:eastAsia="맑은 고딕" w:hAnsi="맑은 고딕"/>
+          <w:color w:val="000000"/>
+          <w:sz w:val="21"/>
+          <w:szCs w:val="21"/>
+        </w:rPr>
+        <w:t>Export DDL</w:t>
+      </w:r>
+      <w:r>
+        <w:rPr>
+          <w:rFonts w:ascii="맑은 고딕" w:eastAsia="맑은 고딕" w:hAnsi="맑은 고딕" w:hint="eastAsia"/>
+          <w:color w:val="000000"/>
+          <w:sz w:val="21"/>
+          <w:szCs w:val="21"/>
+        </w:rPr>
+        <w:t xml:space="preserve">에서 </w:t>
+      </w:r>
+      <w:r>
+        <w:rPr>
+          <w:rFonts w:ascii="맑은 고딕" w:eastAsia="맑은 고딕" w:hAnsi="맑은 고딕"/>
+          <w:color w:val="000000"/>
+          <w:sz w:val="21"/>
+          <w:szCs w:val="21"/>
+        </w:rPr>
+        <w:t>Pretty Print, Terminator, Add Force to Views, Add BYTE keyword</w:t>
+      </w:r>
+      <w:r>
+        <w:rPr>
+          <w:rFonts w:ascii="맑은 고딕" w:eastAsia="맑은 고딕" w:hAnsi="맑은 고딕" w:hint="eastAsia"/>
+          <w:color w:val="000000"/>
+          <w:sz w:val="21"/>
+          <w:szCs w:val="21"/>
+        </w:rPr>
+        <w:t>만 선택한다.</w:t>
+      </w:r>
+      <w:r>
+        <w:rPr>
+          <w:rFonts w:ascii="맑은 고딕" w:eastAsia="맑은 고딕" w:hAnsi="맑은 고딕"/>
           <w:color w:val="000000"/>
           <w:sz w:val="21"/>
           <w:szCs w:val="21"/>
         </w:rPr>
         <w:t xml:space="preserve"> </w:t>
       </w:r>
-      <w:proofErr w:type="spellStart"/>
-      <w:r>
-        <w:rPr>
-          <w:rFonts w:ascii="맑은 고딕" w:eastAsia="맑은 고딕" w:hAnsi="맑은 고딕" w:hint="eastAsia"/>
-          <w:color w:val="000000"/>
-          <w:sz w:val="21"/>
-          <w:szCs w:val="21"/>
-        </w:rPr>
-        <w:t>뽑지않을것으로</w:t>
-      </w:r>
-      <w:proofErr w:type="spellEnd"/>
-      <w:r>
-        <w:rPr>
-          <w:rFonts w:ascii="맑은 고딕" w:eastAsia="맑은 고딕" w:hAnsi="맑은 고딕" w:hint="eastAsia"/>
-          <w:color w:val="000000"/>
-          <w:sz w:val="21"/>
-          <w:szCs w:val="21"/>
-        </w:rPr>
-        <w:t>, 데이터</w:t>
+      <w:r>
+        <w:rPr>
+          <w:rFonts w:ascii="맑은 고딕" w:eastAsia="맑은 고딕" w:hAnsi="맑은 고딕" w:hint="eastAsia"/>
+          <w:color w:val="000000"/>
+          <w:sz w:val="21"/>
+          <w:szCs w:val="21"/>
+        </w:rPr>
+        <w:t>데이터는</w:t>
       </w:r>
       <w:r>
         <w:rPr>
@@ -533,17 +612,42 @@
         </w:rPr>
         <w:t xml:space="preserve"> </w:t>
       </w:r>
-      <w:proofErr w:type="spellStart"/>
-      <w:r>
-        <w:rPr>
-          <w:rFonts w:ascii="맑은 고딕" w:eastAsia="맑은 고딕" w:hAnsi="맑은 고딕" w:hint="eastAsia"/>
-          <w:color w:val="000000"/>
-          <w:sz w:val="21"/>
-          <w:szCs w:val="21"/>
-        </w:rPr>
-        <w:t>익스포트</w:t>
-      </w:r>
-      <w:proofErr w:type="spellEnd"/>
+      <w:r>
+        <w:rPr>
+          <w:rFonts w:ascii="맑은 고딕" w:eastAsia="맑은 고딕" w:hAnsi="맑은 고딕" w:hint="eastAsia"/>
+          <w:color w:val="000000"/>
+          <w:sz w:val="21"/>
+          <w:szCs w:val="21"/>
+        </w:rPr>
+        <w:t>Export하지 않으므로</w:t>
+      </w:r>
+      <w:r>
+        <w:rPr>
+          <w:rFonts w:ascii="맑은 고딕" w:eastAsia="맑은 고딕" w:hAnsi="맑은 고딕" w:hint="eastAsia"/>
+          <w:color w:val="000000"/>
+          <w:sz w:val="21"/>
+          <w:szCs w:val="21"/>
+        </w:rPr>
+        <w:t> </w:t>
+      </w:r>
+      <w:r>
+        <w:rPr>
+          <w:rFonts w:ascii="맑은 고딕" w:eastAsia="맑은 고딕" w:hAnsi="맑은 고딕" w:hint="eastAsia"/>
+          <w:color w:val="000000"/>
+          <w:sz w:val="21"/>
+          <w:szCs w:val="21"/>
+        </w:rPr>
+        <w:t>E</w:t>
+      </w:r>
+      <w:r>
+        <w:rPr>
+          <w:rFonts w:ascii="맑은 고딕" w:eastAsia="맑은 고딕" w:hAnsi="맑은 고딕"/>
+          <w:color w:val="000000"/>
+          <w:sz w:val="21"/>
+          <w:szCs w:val="21"/>
+        </w:rPr>
+        <w:t>xport Data</w:t>
+      </w:r>
       <w:r>
         <w:rPr>
           <w:rFonts w:ascii="맑은 고딕" w:eastAsia="맑은 고딕" w:hAnsi="맑은 고딕" w:hint="eastAsia"/>
@@ -560,19 +664,8 @@
           <w:sz w:val="21"/>
           <w:szCs w:val="21"/>
         </w:rPr>
-        <w:t>체크해제, </w:t>
-      </w:r>
-      <w:proofErr w:type="spellStart"/>
-      <w:r>
-        <w:rPr>
-          <w:rFonts w:ascii="맑은 고딕" w:eastAsia="맑은 고딕" w:hAnsi="맑은 고딕" w:hint="eastAsia"/>
-          <w:color w:val="000000"/>
-          <w:sz w:val="21"/>
-          <w:szCs w:val="21"/>
-        </w:rPr>
-        <w:t>인코딩은</w:t>
-      </w:r>
-      <w:proofErr w:type="spellEnd"/>
+        <w:t>체크해제, 인코딩은</w:t>
+      </w:r>
       <w:r>
         <w:rPr>
           <w:rFonts w:ascii="맑은 고딕" w:eastAsia="맑은 고딕" w:hAnsi="맑은 고딕" w:hint="eastAsia"/>
@@ -595,18 +688,6 @@
     </w:p>
     <w:p>
       <w:pPr>
-        <w:pStyle w:val="a3"/>
-        <w:spacing w:before="0" w:beforeAutospacing="0" w:after="0" w:afterAutospacing="0" w:line="300" w:lineRule="atLeast"/>
-        <w:rPr>
-          <w:rFonts w:ascii="맑은 고딕" w:eastAsia="맑은 고딕" w:hAnsi="맑은 고딕"/>
-          <w:color w:val="000000"/>
-          <w:sz w:val="20"/>
-          <w:szCs w:val="20"/>
-        </w:rPr>
-      </w:pPr>
-    </w:p>
-    <w:p>
-      <w:pPr>
         <w:spacing w:after="0" w:line="240" w:lineRule="auto"/>
         <w:rPr>
           <w:rFonts w:ascii="맑은 고딕" w:eastAsia="맑은 고딕" w:hAnsi="맑은 고딕" w:cs="굴림"/>
@@ -624,214 +705,8 @@
           <w:szCs w:val="21"/>
           <w:lang w:eastAsia="ko-KR"/>
         </w:rPr>
-        <w:t>4. ​먼저, 우리 표준에는 byte는 표기하지 않을 것이므로 DDL익스포트 옵션에서 byte키워드 추가를 체크해제한다. </w:t>
-      </w:r>
-    </w:p>
-    <w:p>
-      <w:pPr>
-        <w:spacing w:after="0" w:line="240" w:lineRule="auto"/>
-        <w:rPr>
-          <w:rFonts w:ascii="맑은 고딕" w:eastAsia="맑은 고딕" w:hAnsi="맑은 고딕" w:cs="굴림"/>
-          <w:color w:val="000000"/>
-          <w:sz w:val="21"/>
-          <w:szCs w:val="21"/>
-          <w:lang w:eastAsia="ko-KR"/>
-        </w:rPr>
-      </w:pPr>
-      <w:r>
-        <w:rPr>
-          <w:rFonts w:ascii="맑은 고딕" w:eastAsia="맑은 고딕" w:hAnsi="맑은 고딕" w:cs="굴림" w:hint="eastAsia"/>
-          <w:color w:val="000000"/>
-          <w:sz w:val="21"/>
-          <w:szCs w:val="21"/>
-          <w:lang w:eastAsia="ko-KR"/>
-        </w:rPr>
-        <w:t>DDL익스포트 옵션</w:t>
-      </w:r>
-      <w:r>
-        <w:rPr>
-          <w:rFonts w:ascii="맑은 고딕" w:eastAsia="맑은 고딕" w:hAnsi="맑은 고딕" w:cs="굴림" w:hint="eastAsia"/>
-          <w:color w:val="000000"/>
-          <w:sz w:val="21"/>
-          <w:szCs w:val="21"/>
-          <w:lang w:eastAsia="ko-KR"/>
-        </w:rPr>
         <w:t xml:space="preserve"> </w:t>
       </w:r>
-      <w:r>
-        <w:rPr>
-          <w:rFonts w:ascii="맑은 고딕" w:eastAsia="맑은 고딕" w:hAnsi="맑은 고딕" w:cs="굴림"/>
-          <w:color w:val="000000"/>
-          <w:sz w:val="21"/>
-          <w:szCs w:val="21"/>
-          <w:lang w:eastAsia="ko-KR"/>
-        </w:rPr>
-        <w:t>5</w:t>
-      </w:r>
-      <w:r>
-        <w:rPr>
-          <w:rFonts w:ascii="맑은 고딕" w:eastAsia="맑은 고딕" w:hAnsi="맑은 고딕" w:cs="굴림" w:hint="eastAsia"/>
-          <w:color w:val="000000"/>
-          <w:sz w:val="21"/>
-          <w:szCs w:val="21"/>
-          <w:lang w:eastAsia="ko-KR"/>
-        </w:rPr>
-        <w:t>가지</w:t>
-      </w:r>
-      <w:r>
-        <w:rPr>
-          <w:rFonts w:ascii="맑은 고딕" w:eastAsia="맑은 고딕" w:hAnsi="맑은 고딕" w:cs="굴림" w:hint="eastAsia"/>
-          <w:color w:val="000000"/>
-          <w:sz w:val="21"/>
-          <w:szCs w:val="21"/>
-          <w:lang w:eastAsia="ko-KR"/>
-        </w:rPr>
-        <w:t>(보기</w:t>
-      </w:r>
-      <w:r>
-        <w:rPr>
-          <w:rFonts w:ascii="맑은 고딕" w:eastAsia="맑은 고딕" w:hAnsi="맑은 고딕" w:cs="굴림" w:hint="eastAsia"/>
-          <w:color w:val="000000"/>
-          <w:sz w:val="21"/>
-          <w:szCs w:val="21"/>
-          <w:lang w:eastAsia="ko-KR"/>
-        </w:rPr>
-        <w:t xml:space="preserve"> </w:t>
-      </w:r>
-      <w:r>
-        <w:rPr>
-          <w:rFonts w:ascii="맑은 고딕" w:eastAsia="맑은 고딕" w:hAnsi="맑은 고딕" w:cs="굴림" w:hint="eastAsia"/>
-          <w:color w:val="000000"/>
-          <w:sz w:val="21"/>
-          <w:szCs w:val="21"/>
-          <w:lang w:eastAsia="ko-KR"/>
-        </w:rPr>
-        <w:t>쉽게</w:t>
-      </w:r>
-      <w:r>
-        <w:rPr>
-          <w:rFonts w:ascii="맑은 고딕" w:eastAsia="맑은 고딕" w:hAnsi="맑은 고딕" w:cs="굴림" w:hint="eastAsia"/>
-          <w:color w:val="000000"/>
-          <w:sz w:val="21"/>
-          <w:szCs w:val="21"/>
-          <w:lang w:eastAsia="ko-KR"/>
-        </w:rPr>
-        <w:t xml:space="preserve"> </w:t>
-      </w:r>
-      <w:r>
-        <w:rPr>
-          <w:rFonts w:ascii="맑은 고딕" w:eastAsia="맑은 고딕" w:hAnsi="맑은 고딕" w:cs="굴림" w:hint="eastAsia"/>
-          <w:color w:val="000000"/>
-          <w:sz w:val="21"/>
-          <w:szCs w:val="21"/>
-          <w:lang w:eastAsia="ko-KR"/>
-        </w:rPr>
-        <w:t>인쇄, 스키마에</w:t>
-      </w:r>
-      <w:r>
-        <w:rPr>
-          <w:rFonts w:ascii="맑은 고딕" w:eastAsia="맑은 고딕" w:hAnsi="맑은 고딕" w:cs="굴림" w:hint="eastAsia"/>
-          <w:color w:val="000000"/>
-          <w:sz w:val="21"/>
-          <w:szCs w:val="21"/>
-          <w:lang w:eastAsia="ko-KR"/>
-        </w:rPr>
-        <w:t xml:space="preserve"> </w:t>
-      </w:r>
-      <w:r>
-        <w:rPr>
-          <w:rFonts w:ascii="맑은 고딕" w:eastAsia="맑은 고딕" w:hAnsi="맑은 고딕" w:cs="굴림" w:hint="eastAsia"/>
-          <w:color w:val="000000"/>
-          <w:sz w:val="21"/>
-          <w:szCs w:val="21"/>
-          <w:lang w:eastAsia="ko-KR"/>
-        </w:rPr>
-        <w:t>표시, 터미네이터, 뷰에</w:t>
-      </w:r>
-      <w:proofErr w:type="spellStart"/>
-      <w:r>
-        <w:rPr>
-          <w:rFonts w:ascii="맑은 고딕" w:eastAsia="맑은 고딕" w:hAnsi="맑은 고딕" w:cs="굴림" w:hint="eastAsia"/>
-          <w:color w:val="000000"/>
-          <w:sz w:val="21"/>
-          <w:szCs w:val="21"/>
-          <w:lang w:val="x-none" w:eastAsia="ko-KR"/>
-        </w:rPr>
-        <w:t>force</w:t>
-      </w:r>
-      <w:r>
-        <w:rPr>
-          <w:rFonts w:ascii="맑은 고딕" w:eastAsia="맑은 고딕" w:hAnsi="맑은 고딕" w:cs="굴림" w:hint="eastAsia"/>
-          <w:color w:val="000000"/>
-          <w:sz w:val="21"/>
-          <w:szCs w:val="21"/>
-          <w:lang w:eastAsia="ko-KR"/>
-        </w:rPr>
-        <w:t>추가</w:t>
-      </w:r>
-      <w:proofErr w:type="spellEnd"/>
-      <w:r>
-        <w:rPr>
-          <w:rFonts w:ascii="맑은 고딕" w:eastAsia="맑은 고딕" w:hAnsi="맑은 고딕" w:cs="굴림" w:hint="eastAsia"/>
-          <w:color w:val="000000"/>
-          <w:sz w:val="21"/>
-          <w:szCs w:val="21"/>
-          <w:lang w:eastAsia="ko-KR"/>
-        </w:rPr>
-        <w:t>, 저장</w:t>
-      </w:r>
-      <w:r>
-        <w:rPr>
-          <w:rFonts w:ascii="맑은 고딕" w:eastAsia="맑은 고딕" w:hAnsi="맑은 고딕" w:cs="굴림" w:hint="eastAsia"/>
-          <w:color w:val="000000"/>
-          <w:sz w:val="21"/>
-          <w:szCs w:val="21"/>
-          <w:lang w:eastAsia="ko-KR"/>
-        </w:rPr>
-        <w:t xml:space="preserve"> </w:t>
-      </w:r>
-      <w:r>
-        <w:rPr>
-          <w:rFonts w:ascii="맑은 고딕" w:eastAsia="맑은 고딕" w:hAnsi="맑은 고딕" w:cs="굴림" w:hint="eastAsia"/>
-          <w:color w:val="000000"/>
-          <w:sz w:val="21"/>
-          <w:szCs w:val="21"/>
-          <w:lang w:eastAsia="ko-KR"/>
-        </w:rPr>
-        <w:t>영역)</w:t>
-      </w:r>
-      <w:r>
-        <w:rPr>
-          <w:rFonts w:ascii="맑은 고딕" w:eastAsia="맑은 고딕" w:hAnsi="맑은 고딕" w:cs="굴림"/>
-          <w:color w:val="000000"/>
-          <w:sz w:val="21"/>
-          <w:szCs w:val="21"/>
-          <w:lang w:eastAsia="ko-KR"/>
-        </w:rPr>
-        <w:t xml:space="preserve"> </w:t>
-      </w:r>
-      <w:r>
-        <w:rPr>
-          <w:rFonts w:ascii="맑은 고딕" w:eastAsia="맑은 고딕" w:hAnsi="맑은 고딕" w:cs="굴림" w:hint="eastAsia"/>
-          <w:color w:val="000000"/>
-          <w:sz w:val="21"/>
-          <w:szCs w:val="21"/>
-          <w:lang w:eastAsia="ko-KR"/>
-        </w:rPr>
-        <w:t>가 체크가 잘 되어있는지 확인 후 다음을 누른다.</w:t>
-      </w:r>
-    </w:p>
-    <w:p>
-      <w:pPr>
-        <w:spacing w:after="0" w:line="240" w:lineRule="auto"/>
-        <w:rPr>
-          <w:rFonts w:ascii="맑은 고딕" w:eastAsia="맑은 고딕" w:hAnsi="맑은 고딕" w:cs="굴림"/>
-          <w:color w:val="000000"/>
-          <w:sz w:val="21"/>
-          <w:szCs w:val="21"/>
-          <w:lang w:eastAsia="ko-KR"/>
-        </w:rPr>
-      </w:pPr>
       <w:r>
         <w:rPr>
           <w:rFonts w:ascii="맑은 고딕" w:eastAsia="맑은 고딕" w:hAnsi="맑은 고딕" w:cs="굴림" w:hint="eastAsia"/>
@@ -877,9 +752,9 @@
         <w:lastRenderedPageBreak/>
         <w:drawing>
           <wp:inline distT="0" distB="0" distL="0" distR="0">
-            <wp:extent cx="6721475" cy="5466080"/>
-            <wp:effectExtent l="0" t="0" r="3175" b="1270"/>
-            <wp:docPr id="18" name="그림 18" descr="http://gw.kaoni.com/fileroot/0/files/upload_common/mhtImage/cebd7b5c-7fce-4b8d-9011-f323f9cbbcd8.png"/>
+            <wp:extent cx="5943600" cy="4812030"/>
+            <wp:effectExtent l="0" t="0" r="0" b="7620"/>
+            <wp:docPr id="26" name="그림 26"/>
             <wp:cNvGraphicFramePr>
               <a:graphicFrameLocks xmlns:a="http://schemas.openxmlformats.org/drawingml/2006/main" noChangeAspect="1"/>
             </wp:cNvGraphicFramePr>
@@ -887,10 +762,8 @@
               <a:graphicData uri="http://schemas.openxmlformats.org/drawingml/2006/picture">
                 <pic:pic xmlns:pic="http://schemas.openxmlformats.org/drawingml/2006/picture">
                   <pic:nvPicPr>
-                    <pic:cNvPr id="0" name="Picture 4" descr="http://gw.kaoni.com/fileroot/0/files/upload_common/mhtImage/cebd7b5c-7fce-4b8d-9011-f323f9cbbcd8.png"/>
-                    <pic:cNvPicPr>
-                      <a:picLocks noChangeAspect="1" noChangeArrowheads="1"/>
-                    </pic:cNvPicPr>
+                    <pic:cNvPr id="26" name="Screen Shot 2020-01-03 at 6.19.35 PM.png"/>
+                    <pic:cNvPicPr/>
                   </pic:nvPicPr>
                   <pic:blipFill>
                     <a:blip r:embed="rId7">
@@ -900,23 +773,18 @@
                         </a:ext>
                       </a:extLst>
                     </a:blip>
-                    <a:srcRect/>
                     <a:stretch>
                       <a:fillRect/>
                     </a:stretch>
                   </pic:blipFill>
-                  <pic:spPr bwMode="auto">
+                  <pic:spPr>
                     <a:xfrm>
                       <a:off x="0" y="0"/>
-                      <a:ext cx="6721475" cy="5466080"/>
+                      <a:ext cx="5943600" cy="4812030"/>
                     </a:xfrm>
                     <a:prstGeom prst="rect">
                       <a:avLst/>
                     </a:prstGeom>
-                    <a:noFill/>
-                    <a:ln>
-                      <a:noFill/>
-                    </a:ln>
                   </pic:spPr>
                 </pic:pic>
               </a:graphicData>
@@ -955,27 +823,25 @@
           <w:sz w:val="21"/>
           <w:szCs w:val="21"/>
         </w:rPr>
-        <w:t xml:space="preserve">5. </w:t>
-      </w:r>
-      <w:proofErr w:type="spellStart"/>
-      <w:r>
-        <w:rPr>
-          <w:rFonts w:ascii="맑은 고딕" w:eastAsia="맑은 고딕" w:hAnsi="맑은 고딕" w:hint="eastAsia"/>
-          <w:color w:val="000000"/>
-          <w:sz w:val="21"/>
-          <w:szCs w:val="21"/>
-        </w:rPr>
-        <w:t>익스포트할유형을</w:t>
-      </w:r>
-      <w:proofErr w:type="spellEnd"/>
-      <w:r>
-        <w:rPr>
-          <w:rFonts w:ascii="맑은 고딕" w:eastAsia="맑은 고딕" w:hAnsi="맑은 고딕" w:hint="eastAsia"/>
-          <w:color w:val="000000"/>
-          <w:sz w:val="21"/>
-          <w:szCs w:val="21"/>
-        </w:rPr>
-        <w:t>(테이블, 뷰, 인덱스, 트리거, 제약 조건, 참조 제약 조건, 시퀀스)선택한다 &gt; 다음</w:t>
+        <w:t>4</w:t>
+      </w:r>
+      <w:r>
+        <w:rPr>
+          <w:rFonts w:ascii="맑은 고딕" w:eastAsia="맑은 고딕" w:hAnsi="맑은 고딕" w:hint="eastAsia"/>
+          <w:color w:val="000000"/>
+          <w:sz w:val="21"/>
+          <w:szCs w:val="21"/>
+        </w:rPr>
+        <w:t xml:space="preserve">. </w:t>
+      </w:r>
+      <w:r>
+        <w:rPr>
+          <w:rFonts w:ascii="맑은 고딕" w:eastAsia="맑은 고딕" w:hAnsi="맑은 고딕" w:hint="eastAsia"/>
+          <w:color w:val="000000"/>
+          <w:sz w:val="21"/>
+          <w:szCs w:val="21"/>
+        </w:rPr>
+        <w:t>Next 버튼을 누른다.</w:t>
       </w:r>
     </w:p>
     <w:p>
@@ -1012,9 +878,9 @@
         <w:lastRenderedPageBreak/>
         <w:drawing>
           <wp:inline distT="0" distB="0" distL="0" distR="0">
-            <wp:extent cx="6721475" cy="5466080"/>
-            <wp:effectExtent l="0" t="0" r="3175" b="1270"/>
-            <wp:docPr id="17" name="그림 17" descr="http://gw.kaoni.com/fileroot/0/files/upload_common/mhtImage/73ccacca-d9f6-4033-af5a-9a45d13bf8f0.png"/>
+            <wp:extent cx="5943600" cy="4810125"/>
+            <wp:effectExtent l="0" t="0" r="0" b="9525"/>
+            <wp:docPr id="27" name="그림 27"/>
             <wp:cNvGraphicFramePr>
               <a:graphicFrameLocks xmlns:a="http://schemas.openxmlformats.org/drawingml/2006/main" noChangeAspect="1"/>
             </wp:cNvGraphicFramePr>
@@ -1022,10 +888,8 @@
               <a:graphicData uri="http://schemas.openxmlformats.org/drawingml/2006/picture">
                 <pic:pic xmlns:pic="http://schemas.openxmlformats.org/drawingml/2006/picture">
                   <pic:nvPicPr>
-                    <pic:cNvPr id="0" name="Picture 5" descr="http://gw.kaoni.com/fileroot/0/files/upload_common/mhtImage/73ccacca-d9f6-4033-af5a-9a45d13bf8f0.png"/>
-                    <pic:cNvPicPr>
-                      <a:picLocks noChangeAspect="1" noChangeArrowheads="1"/>
-                    </pic:cNvPicPr>
+                    <pic:cNvPr id="27" name="Screen Shot 2020-01-03 at 6.22.22 PM.png"/>
+                    <pic:cNvPicPr/>
                   </pic:nvPicPr>
                   <pic:blipFill>
                     <a:blip r:embed="rId8">
@@ -1035,23 +899,18 @@
                         </a:ext>
                       </a:extLst>
                     </a:blip>
-                    <a:srcRect/>
                     <a:stretch>
                       <a:fillRect/>
                     </a:stretch>
                   </pic:blipFill>
-                  <pic:spPr bwMode="auto">
+                  <pic:spPr>
                     <a:xfrm>
                       <a:off x="0" y="0"/>
-                      <a:ext cx="6721475" cy="5466080"/>
+                      <a:ext cx="5943600" cy="4810125"/>
                     </a:xfrm>
                     <a:prstGeom prst="rect">
                       <a:avLst/>
                     </a:prstGeom>
-                    <a:noFill/>
-                    <a:ln>
-                      <a:noFill/>
-                    </a:ln>
                   </pic:spPr>
                 </pic:pic>
               </a:graphicData>
@@ -1090,7 +949,43 @@
           <w:sz w:val="21"/>
           <w:szCs w:val="21"/>
         </w:rPr>
-        <w:t>6. 자세히 버튼 클릭</w:t>
+        <w:t>5</w:t>
+      </w:r>
+      <w:r>
+        <w:rPr>
+          <w:rFonts w:ascii="맑은 고딕" w:eastAsia="맑은 고딕" w:hAnsi="맑은 고딕" w:hint="eastAsia"/>
+          <w:color w:val="000000"/>
+          <w:sz w:val="21"/>
+          <w:szCs w:val="21"/>
+        </w:rPr>
+        <w:t xml:space="preserve">. </w:t>
+      </w:r>
+      <w:r>
+        <w:rPr>
+          <w:rFonts w:ascii="맑은 고딕" w:eastAsia="맑은 고딕" w:hAnsi="맑은 고딕" w:hint="eastAsia"/>
+          <w:color w:val="000000"/>
+          <w:sz w:val="21"/>
+          <w:szCs w:val="21"/>
+        </w:rPr>
+        <w:t>M</w:t>
+      </w:r>
+      <w:r>
+        <w:rPr>
+          <w:rFonts w:ascii="맑은 고딕" w:eastAsia="맑은 고딕" w:hAnsi="맑은 고딕"/>
+          <w:color w:val="000000"/>
+          <w:sz w:val="21"/>
+          <w:szCs w:val="21"/>
+        </w:rPr>
+        <w:t>ore…</w:t>
+      </w:r>
+      <w:r>
+        <w:rPr>
+          <w:rFonts w:ascii="맑은 고딕" w:eastAsia="맑은 고딕" w:hAnsi="맑은 고딕" w:hint="eastAsia"/>
+          <w:color w:val="000000"/>
+          <w:sz w:val="21"/>
+          <w:szCs w:val="21"/>
+        </w:rPr>
+        <w:t xml:space="preserve"> 버튼 클릭</w:t>
       </w:r>
     </w:p>
     <w:p>
@@ -1127,9 +1022,9 @@
         <w:lastRenderedPageBreak/>
         <w:drawing>
           <wp:inline distT="0" distB="0" distL="0" distR="0">
-            <wp:extent cx="6721475" cy="5466080"/>
-            <wp:effectExtent l="0" t="0" r="3175" b="1270"/>
-            <wp:docPr id="16" name="그림 16" descr="http://gw.kaoni.com/fileroot/0/files/upload_common/mhtImage/dcc2e660-f1a3-41a2-8117-d9b141fdaf8d.png"/>
+            <wp:extent cx="5943600" cy="4822190"/>
+            <wp:effectExtent l="0" t="0" r="0" b="0"/>
+            <wp:docPr id="28" name="그림 28"/>
             <wp:cNvGraphicFramePr>
               <a:graphicFrameLocks xmlns:a="http://schemas.openxmlformats.org/drawingml/2006/main" noChangeAspect="1"/>
             </wp:cNvGraphicFramePr>
@@ -1137,10 +1032,8 @@
               <a:graphicData uri="http://schemas.openxmlformats.org/drawingml/2006/picture">
                 <pic:pic xmlns:pic="http://schemas.openxmlformats.org/drawingml/2006/picture">
                   <pic:nvPicPr>
-                    <pic:cNvPr id="0" name="Picture 6" descr="http://gw.kaoni.com/fileroot/0/files/upload_common/mhtImage/dcc2e660-f1a3-41a2-8117-d9b141fdaf8d.png"/>
-                    <pic:cNvPicPr>
-                      <a:picLocks noChangeAspect="1" noChangeArrowheads="1"/>
-                    </pic:cNvPicPr>
+                    <pic:cNvPr id="28" name="Screen Shot 2020-01-03 at 6.23.06 PM.png"/>
+                    <pic:cNvPicPr/>
                   </pic:nvPicPr>
                   <pic:blipFill>
                     <a:blip r:embed="rId9">
@@ -1150,23 +1043,18 @@
                         </a:ext>
                       </a:extLst>
                     </a:blip>
-                    <a:srcRect/>
                     <a:stretch>
                       <a:fillRect/>
                     </a:stretch>
                   </pic:blipFill>
-                  <pic:spPr bwMode="auto">
+                  <pic:spPr>
                     <a:xfrm>
                       <a:off x="0" y="0"/>
-                      <a:ext cx="6721475" cy="5466080"/>
+                      <a:ext cx="5943600" cy="4822190"/>
                     </a:xfrm>
                     <a:prstGeom prst="rect">
                       <a:avLst/>
                     </a:prstGeom>
-                    <a:noFill/>
-                    <a:ln>
-                      <a:noFill/>
-                    </a:ln>
                   </pic:spPr>
                 </pic:pic>
               </a:graphicData>
@@ -1205,7 +1093,43 @@
           <w:sz w:val="21"/>
           <w:szCs w:val="21"/>
         </w:rPr>
-        <w:t>7. 유형에서 ALL OBJECTS를 선택 후 &gt; 조회버튼 클릭</w:t>
+        <w:t>6</w:t>
+      </w:r>
+      <w:r>
+        <w:rPr>
+          <w:rFonts w:ascii="맑은 고딕" w:eastAsia="맑은 고딕" w:hAnsi="맑은 고딕" w:hint="eastAsia"/>
+          <w:color w:val="000000"/>
+          <w:sz w:val="21"/>
+          <w:szCs w:val="21"/>
+        </w:rPr>
+        <w:t>. 유형에서 ALL OBJECTS를 선택 후 &gt; </w:t>
+      </w:r>
+      <w:r>
+        <w:rPr>
+          <w:rFonts w:ascii="맑은 고딕" w:eastAsia="맑은 고딕" w:hAnsi="맑은 고딕" w:hint="eastAsia"/>
+          <w:color w:val="000000"/>
+          <w:sz w:val="21"/>
+          <w:szCs w:val="21"/>
+        </w:rPr>
+        <w:t>Loo</w:t>
+      </w:r>
+      <w:r>
+        <w:rPr>
+          <w:rFonts w:ascii="맑은 고딕" w:eastAsia="맑은 고딕" w:hAnsi="맑은 고딕"/>
+          <w:color w:val="000000"/>
+          <w:sz w:val="21"/>
+          <w:szCs w:val="21"/>
+        </w:rPr>
+        <w:t xml:space="preserve">kup </w:t>
+      </w:r>
+      <w:r>
+        <w:rPr>
+          <w:rFonts w:ascii="맑은 고딕" w:eastAsia="맑은 고딕" w:hAnsi="맑은 고딕" w:hint="eastAsia"/>
+          <w:color w:val="000000"/>
+          <w:sz w:val="21"/>
+          <w:szCs w:val="21"/>
+        </w:rPr>
+        <w:t>버튼 클릭</w:t>
       </w:r>
     </w:p>
     <w:p>
@@ -1242,9 +1166,9 @@
         <w:lastRenderedPageBreak/>
         <w:drawing>
           <wp:inline distT="0" distB="0" distL="0" distR="0">
-            <wp:extent cx="6721475" cy="5466080"/>
-            <wp:effectExtent l="0" t="0" r="3175" b="1270"/>
-            <wp:docPr id="15" name="그림 15" descr="http://gw.kaoni.com/fileroot/0/files/upload_common/mhtImage/5ac2bd40-0c19-4575-93f7-8fe3c05dd212.png"/>
+            <wp:extent cx="5943600" cy="4850130"/>
+            <wp:effectExtent l="0" t="0" r="0" b="7620"/>
+            <wp:docPr id="29" name="그림 29"/>
             <wp:cNvGraphicFramePr>
               <a:graphicFrameLocks xmlns:a="http://schemas.openxmlformats.org/drawingml/2006/main" noChangeAspect="1"/>
             </wp:cNvGraphicFramePr>
@@ -1252,10 +1176,8 @@
               <a:graphicData uri="http://schemas.openxmlformats.org/drawingml/2006/picture">
                 <pic:pic xmlns:pic="http://schemas.openxmlformats.org/drawingml/2006/picture">
                   <pic:nvPicPr>
-                    <pic:cNvPr id="0" name="Picture 7" descr="http://gw.kaoni.com/fileroot/0/files/upload_common/mhtImage/5ac2bd40-0c19-4575-93f7-8fe3c05dd212.png"/>
-                    <pic:cNvPicPr>
-                      <a:picLocks noChangeAspect="1" noChangeArrowheads="1"/>
-                    </pic:cNvPicPr>
+                    <pic:cNvPr id="29" name="Screen Shot 2020-01-03 at 6.24.52 PM.png"/>
+                    <pic:cNvPicPr/>
                   </pic:nvPicPr>
                   <pic:blipFill>
                     <a:blip r:embed="rId10">
@@ -1265,23 +1187,18 @@
                         </a:ext>
                       </a:extLst>
                     </a:blip>
-                    <a:srcRect/>
                     <a:stretch>
                       <a:fillRect/>
                     </a:stretch>
                   </pic:blipFill>
-                  <pic:spPr bwMode="auto">
+                  <pic:spPr>
                     <a:xfrm>
                       <a:off x="0" y="0"/>
-                      <a:ext cx="6721475" cy="5466080"/>
+                      <a:ext cx="5943600" cy="4850130"/>
                     </a:xfrm>
                     <a:prstGeom prst="rect">
                       <a:avLst/>
                     </a:prstGeom>
-                    <a:noFill/>
-                    <a:ln>
-                      <a:noFill/>
-                    </a:ln>
                   </pic:spPr>
                 </pic:pic>
               </a:graphicData>
@@ -1320,47 +1237,16 @@
           <w:sz w:val="21"/>
           <w:szCs w:val="21"/>
         </w:rPr>
-        <w:t>8. [&gt;&gt;] </w:t>
-      </w:r>
-      <w:proofErr w:type="spellStart"/>
-      <w:r>
-        <w:rPr>
-          <w:rFonts w:ascii="맑은 고딕" w:eastAsia="맑은 고딕" w:hAnsi="맑은 고딕" w:hint="eastAsia"/>
-          <w:color w:val="000000"/>
-          <w:sz w:val="21"/>
-          <w:szCs w:val="21"/>
-        </w:rPr>
-        <w:t>버튼을통해</w:t>
-      </w:r>
-      <w:proofErr w:type="spellEnd"/>
-      <w:r>
-        <w:rPr>
-          <w:rFonts w:ascii="맑은 고딕" w:eastAsia="맑은 고딕" w:hAnsi="맑은 고딕" w:hint="eastAsia"/>
-          <w:color w:val="000000"/>
-          <w:sz w:val="21"/>
-          <w:szCs w:val="21"/>
-        </w:rPr>
-        <w:t xml:space="preserve"> 오른쪽 </w:t>
-      </w:r>
-      <w:proofErr w:type="spellStart"/>
-      <w:r>
-        <w:rPr>
-          <w:rFonts w:ascii="맑은 고딕" w:eastAsia="맑은 고딕" w:hAnsi="맑은 고딕" w:hint="eastAsia"/>
-          <w:color w:val="000000"/>
-          <w:sz w:val="21"/>
-          <w:szCs w:val="21"/>
-        </w:rPr>
-        <w:t>칸으로넣는다</w:t>
-      </w:r>
-      <w:proofErr w:type="spellEnd"/>
-      <w:r>
-        <w:rPr>
-          <w:rFonts w:ascii="맑은 고딕" w:eastAsia="맑은 고딕" w:hAnsi="맑은 고딕" w:hint="eastAsia"/>
-          <w:color w:val="000000"/>
-          <w:sz w:val="21"/>
-          <w:szCs w:val="21"/>
-        </w:rPr>
-        <w:t>.</w:t>
+        <w:t>7</w:t>
+      </w:r>
+      <w:r>
+        <w:rPr>
+          <w:rFonts w:ascii="맑은 고딕" w:eastAsia="맑은 고딕" w:hAnsi="맑은 고딕" w:hint="eastAsia"/>
+          <w:color w:val="000000"/>
+          <w:sz w:val="21"/>
+          <w:szCs w:val="21"/>
+        </w:rPr>
+        <w:t>. [&gt;&gt;] 버튼을통해 오른쪽 칸으로넣는다.</w:t>
       </w:r>
     </w:p>
     <w:p>
@@ -1393,7 +1279,34 @@
           <w:sz w:val="21"/>
           <w:szCs w:val="21"/>
         </w:rPr>
-        <w:t>9. 완료가 되면 다음을 클릭한다.</w:t>
+        <w:t>8</w:t>
+      </w:r>
+      <w:r>
+        <w:rPr>
+          <w:rFonts w:ascii="맑은 고딕" w:eastAsia="맑은 고딕" w:hAnsi="맑은 고딕" w:hint="eastAsia"/>
+          <w:color w:val="000000"/>
+          <w:sz w:val="21"/>
+          <w:szCs w:val="21"/>
+        </w:rPr>
+        <w:t xml:space="preserve">. 완료가 되면 </w:t>
+      </w:r>
+      <w:r>
+        <w:rPr>
+          <w:rFonts w:ascii="맑은 고딕" w:eastAsia="맑은 고딕" w:hAnsi="맑은 고딕" w:hint="eastAsia"/>
+          <w:color w:val="000000"/>
+          <w:sz w:val="21"/>
+          <w:szCs w:val="21"/>
+        </w:rPr>
+        <w:t>Next 버튼</w:t>
+      </w:r>
+      <w:r>
+        <w:rPr>
+          <w:rFonts w:ascii="맑은 고딕" w:eastAsia="맑은 고딕" w:hAnsi="맑은 고딕" w:hint="eastAsia"/>
+          <w:color w:val="000000"/>
+          <w:sz w:val="21"/>
+          <w:szCs w:val="21"/>
+        </w:rPr>
+        <w:t>을 클릭한다.</w:t>
       </w:r>
     </w:p>
     <w:p>
@@ -1430,9 +1343,9 @@
         <w:lastRenderedPageBreak/>
         <w:drawing>
           <wp:inline distT="0" distB="0" distL="0" distR="0">
-            <wp:extent cx="6721475" cy="5466080"/>
-            <wp:effectExtent l="0" t="0" r="3175" b="1270"/>
-            <wp:docPr id="14" name="그림 14" descr="http://gw.kaoni.com/fileroot/0/files/upload_common/mhtImage/753c6e3d-7d0b-446a-8eee-cfbe99cae32f.png"/>
+            <wp:extent cx="5943600" cy="4835525"/>
+            <wp:effectExtent l="0" t="0" r="0" b="3175"/>
+            <wp:docPr id="30" name="그림 30"/>
             <wp:cNvGraphicFramePr>
               <a:graphicFrameLocks xmlns:a="http://schemas.openxmlformats.org/drawingml/2006/main" noChangeAspect="1"/>
             </wp:cNvGraphicFramePr>
@@ -1440,10 +1353,8 @@
               <a:graphicData uri="http://schemas.openxmlformats.org/drawingml/2006/picture">
                 <pic:pic xmlns:pic="http://schemas.openxmlformats.org/drawingml/2006/picture">
                   <pic:nvPicPr>
-                    <pic:cNvPr id="0" name="Picture 8" descr="http://gw.kaoni.com/fileroot/0/files/upload_common/mhtImage/753c6e3d-7d0b-446a-8eee-cfbe99cae32f.png"/>
-                    <pic:cNvPicPr>
-                      <a:picLocks noChangeAspect="1" noChangeArrowheads="1"/>
-                    </pic:cNvPicPr>
+                    <pic:cNvPr id="30" name="Screen Shot 2020-01-03 at 6.28.04 PM.png"/>
+                    <pic:cNvPicPr/>
                   </pic:nvPicPr>
                   <pic:blipFill>
                     <a:blip r:embed="rId11">
@@ -1453,23 +1364,18 @@
                         </a:ext>
                       </a:extLst>
                     </a:blip>
-                    <a:srcRect/>
                     <a:stretch>
                       <a:fillRect/>
                     </a:stretch>
                   </pic:blipFill>
-                  <pic:spPr bwMode="auto">
+                  <pic:spPr>
                     <a:xfrm>
                       <a:off x="0" y="0"/>
-                      <a:ext cx="6721475" cy="5466080"/>
+                      <a:ext cx="5943600" cy="4835525"/>
                     </a:xfrm>
                     <a:prstGeom prst="rect">
                       <a:avLst/>
                     </a:prstGeom>
-                    <a:noFill/>
-                    <a:ln>
-                      <a:noFill/>
-                    </a:ln>
                   </pic:spPr>
                 </pic:pic>
               </a:graphicData>
@@ -1508,30 +1414,798 @@
           <w:sz w:val="21"/>
           <w:szCs w:val="21"/>
         </w:rPr>
-        <w:t>10. 아무것도 하지 않고 다음 버튼을 누른다.</w:t>
-      </w:r>
-    </w:p>
-    <w:p>
-      <w:pPr>
-        <w:pStyle w:val="a3"/>
-        <w:spacing w:before="0" w:beforeAutospacing="0" w:after="0" w:afterAutospacing="0" w:line="300" w:lineRule="atLeast"/>
-        <w:rPr>
-          <w:rFonts w:ascii="맑은 고딕" w:eastAsia="맑은 고딕" w:hAnsi="맑은 고딕"/>
-          <w:color w:val="000000"/>
-          <w:sz w:val="22"/>
-          <w:szCs w:val="22"/>
-        </w:rPr>
-      </w:pPr>
-    </w:p>
-    <w:p>
-      <w:pPr>
-        <w:pStyle w:val="a3"/>
-        <w:spacing w:before="0" w:beforeAutospacing="0" w:after="0" w:afterAutospacing="0" w:line="300" w:lineRule="atLeast"/>
-        <w:rPr>
-          <w:rFonts w:ascii="맑은 고딕" w:eastAsia="맑은 고딕" w:hAnsi="맑은 고딕"/>
-          <w:color w:val="000000"/>
-          <w:sz w:val="22"/>
-          <w:szCs w:val="22"/>
+        <w:t>9</w:t>
+      </w:r>
+      <w:r>
+        <w:rPr>
+          <w:rFonts w:ascii="맑은 고딕" w:eastAsia="맑은 고딕" w:hAnsi="맑은 고딕" w:hint="eastAsia"/>
+          <w:color w:val="000000"/>
+          <w:sz w:val="21"/>
+          <w:szCs w:val="21"/>
+        </w:rPr>
+        <w:t xml:space="preserve">. </w:t>
+      </w:r>
+      <w:r>
+        <w:rPr>
+          <w:rFonts w:ascii="맑은 고딕" w:eastAsia="맑은 고딕" w:hAnsi="맑은 고딕" w:hint="eastAsia"/>
+          <w:color w:val="000000"/>
+          <w:sz w:val="21"/>
+          <w:szCs w:val="21"/>
+        </w:rPr>
+        <w:t>Finish 버튼을</w:t>
+      </w:r>
+      <w:r>
+        <w:rPr>
+          <w:rFonts w:ascii="맑은 고딕" w:eastAsia="맑은 고딕" w:hAnsi="맑은 고딕" w:hint="eastAsia"/>
+          <w:color w:val="000000"/>
+          <w:sz w:val="21"/>
+          <w:szCs w:val="21"/>
+        </w:rPr>
+        <w:t xml:space="preserve"> 누른다.</w:t>
+      </w:r>
+    </w:p>
+    <w:p>
+      <w:pPr>
+        <w:pStyle w:val="a3"/>
+        <w:spacing w:before="0" w:beforeAutospacing="0" w:after="0" w:afterAutospacing="0" w:line="300" w:lineRule="atLeast"/>
+        <w:rPr>
+          <w:rFonts w:ascii="맑은 고딕" w:eastAsia="맑은 고딕" w:hAnsi="맑은 고딕"/>
+          <w:color w:val="000000"/>
+          <w:sz w:val="20"/>
+          <w:szCs w:val="20"/>
+        </w:rPr>
+      </w:pPr>
+    </w:p>
+    <w:p>
+      <w:pPr>
+        <w:pStyle w:val="a3"/>
+        <w:spacing w:before="0" w:beforeAutospacing="0" w:after="0" w:afterAutospacing="0" w:line="300" w:lineRule="atLeast"/>
+        <w:rPr>
+          <w:rFonts w:ascii="맑은 고딕" w:eastAsia="맑은 고딕" w:hAnsi="맑은 고딕"/>
+          <w:color w:val="000000"/>
+          <w:sz w:val="20"/>
+          <w:szCs w:val="20"/>
+        </w:rPr>
+      </w:pPr>
+    </w:p>
+    <w:p>
+      <w:pPr>
+        <w:pStyle w:val="a3"/>
+        <w:spacing w:before="0" w:beforeAutospacing="0" w:after="0" w:afterAutospacing="0" w:line="300" w:lineRule="atLeast"/>
+        <w:rPr>
+          <w:rFonts w:ascii="맑은 고딕" w:eastAsia="맑은 고딕" w:hAnsi="맑은 고딕"/>
+          <w:color w:val="000000"/>
+          <w:sz w:val="20"/>
+          <w:szCs w:val="20"/>
+        </w:rPr>
+      </w:pPr>
+      <w:r>
+        <w:rPr>
+          <w:rFonts w:ascii="맑은 고딕" w:eastAsia="맑은 고딕" w:hAnsi="맑은 고딕" w:hint="eastAsia"/>
+          <w:b/>
+          <w:bCs/>
+          <w:color w:val="000000"/>
+          <w:sz w:val="27"/>
+          <w:szCs w:val="27"/>
+        </w:rPr>
+        <w:t>익스포트를 한 후에 해야할 일</w:t>
+      </w:r>
+    </w:p>
+    <w:p>
+      <w:pPr>
+        <w:pStyle w:val="a3"/>
+        <w:spacing w:before="0" w:beforeAutospacing="0" w:after="0" w:afterAutospacing="0" w:line="300" w:lineRule="atLeast"/>
+        <w:rPr>
+          <w:rFonts w:ascii="맑은 고딕" w:eastAsia="맑은 고딕" w:hAnsi="맑은 고딕"/>
+          <w:color w:val="000000"/>
+          <w:sz w:val="20"/>
+          <w:szCs w:val="20"/>
+        </w:rPr>
+      </w:pPr>
+    </w:p>
+    <w:p>
+      <w:pPr>
+        <w:pStyle w:val="a3"/>
+        <w:spacing w:before="0" w:beforeAutospacing="0" w:after="0" w:afterAutospacing="0" w:line="300" w:lineRule="atLeast"/>
+        <w:rPr>
+          <w:rFonts w:ascii="맑은 고딕" w:eastAsia="맑은 고딕" w:hAnsi="맑은 고딕"/>
+          <w:color w:val="000000"/>
+          <w:sz w:val="20"/>
+          <w:szCs w:val="20"/>
+        </w:rPr>
+      </w:pPr>
+      <w:r>
+        <w:rPr>
+          <w:rFonts w:ascii="맑은 고딕" w:eastAsia="맑은 고딕" w:hAnsi="맑은 고딕" w:hint="eastAsia"/>
+          <w:color w:val="000000"/>
+          <w:sz w:val="21"/>
+          <w:szCs w:val="21"/>
+        </w:rPr>
+        <w:t>1. 익스포트한 파일을 Notepad++ 에디터로 연다.</w:t>
+      </w:r>
+    </w:p>
+    <w:p>
+      <w:pPr>
+        <w:pStyle w:val="a3"/>
+        <w:spacing w:before="0" w:beforeAutospacing="0" w:after="0" w:afterAutospacing="0" w:line="300" w:lineRule="atLeast"/>
+        <w:rPr>
+          <w:rFonts w:ascii="맑은 고딕" w:eastAsia="맑은 고딕" w:hAnsi="맑은 고딕"/>
+          <w:color w:val="000000"/>
+          <w:sz w:val="20"/>
+          <w:szCs w:val="20"/>
+        </w:rPr>
+      </w:pPr>
+    </w:p>
+    <w:p>
+      <w:pPr>
+        <w:pStyle w:val="a3"/>
+        <w:spacing w:before="0" w:beforeAutospacing="0" w:after="0" w:afterAutospacing="0" w:line="300" w:lineRule="atLeast"/>
+        <w:rPr>
+          <w:rFonts w:ascii="맑은 고딕" w:eastAsia="맑은 고딕" w:hAnsi="맑은 고딕"/>
+          <w:color w:val="000000"/>
+          <w:sz w:val="21"/>
+          <w:szCs w:val="21"/>
+        </w:rPr>
+      </w:pPr>
+      <w:r>
+        <w:rPr>
+          <w:rFonts w:ascii="맑은 고딕" w:eastAsia="맑은 고딕" w:hAnsi="맑은 고딕" w:hint="eastAsia"/>
+          <w:color w:val="000000"/>
+          <w:sz w:val="21"/>
+          <w:szCs w:val="21"/>
+        </w:rPr>
+        <w:t>2</w:t>
+      </w:r>
+      <w:r>
+        <w:rPr>
+          <w:rFonts w:ascii="맑은 고딕" w:eastAsia="맑은 고딕" w:hAnsi="맑은 고딕" w:hint="eastAsia"/>
+          <w:color w:val="000000"/>
+          <w:sz w:val="21"/>
+          <w:szCs w:val="21"/>
+        </w:rPr>
+        <w:t>.  SEQUENCE 생성부분에 START WITH 뒤의숫자는현재기준으로되어있으므로파일에 들어갈것은 1로바꾸어주어야한다.  찾기옵션에정규식찾기를통해 START WITH</w:t>
+      </w:r>
+      <w:r>
+        <w:rPr>
+          <w:rFonts w:ascii="맑은 고딕" w:eastAsia="맑은 고딕" w:hAnsi="맑은 고딕" w:hint="eastAsia"/>
+          <w:color w:val="000000"/>
+          <w:sz w:val="21"/>
+          <w:szCs w:val="21"/>
+          <w:lang w:val="x-none"/>
+        </w:rPr>
+        <w:t> \d+</w:t>
+      </w:r>
+      <w:r>
+        <w:rPr>
+          <w:rFonts w:ascii="맑은 고딕" w:eastAsia="맑은 고딕" w:hAnsi="맑은 고딕" w:hint="eastAsia"/>
+          <w:color w:val="000000"/>
+          <w:sz w:val="21"/>
+          <w:szCs w:val="21"/>
+        </w:rPr>
+        <w:t> 정규식을 이용하여 START WITH  뒤의값을 1로바꿔준다.</w:t>
+      </w:r>
+    </w:p>
+    <w:p>
+      <w:pPr>
+        <w:pStyle w:val="a3"/>
+        <w:spacing w:before="0" w:beforeAutospacing="0" w:after="0" w:afterAutospacing="0" w:line="300" w:lineRule="atLeast"/>
+        <w:rPr>
+          <w:rFonts w:ascii="맑은 고딕" w:eastAsia="맑은 고딕" w:hAnsi="맑은 고딕"/>
+          <w:color w:val="000000"/>
+          <w:sz w:val="21"/>
+          <w:szCs w:val="21"/>
+        </w:rPr>
+      </w:pPr>
+    </w:p>
+    <w:p>
+      <w:pPr>
+        <w:pStyle w:val="a3"/>
+        <w:spacing w:before="0" w:beforeAutospacing="0" w:after="0" w:afterAutospacing="0" w:line="300" w:lineRule="atLeast"/>
+        <w:rPr>
+          <w:rFonts w:ascii="맑은 고딕" w:eastAsia="맑은 고딕" w:hAnsi="맑은 고딕"/>
+          <w:color w:val="000000"/>
+          <w:sz w:val="21"/>
+          <w:szCs w:val="21"/>
+        </w:rPr>
+      </w:pPr>
+      <w:r>
+        <w:rPr>
+          <w:rFonts w:ascii="맑은 고딕" w:eastAsia="맑은 고딕" w:hAnsi="맑은 고딕"/>
+          <w:color w:val="000000"/>
+          <w:sz w:val="21"/>
+          <w:szCs w:val="21"/>
+        </w:rPr>
+        <w:lastRenderedPageBreak/>
+        <w:t>3.</w:t>
+      </w:r>
+      <w:r>
+        <w:rPr>
+          <w:rFonts w:ascii="맑은 고딕" w:eastAsia="맑은 고딕" w:hAnsi="맑은 고딕"/>
+          <w:color w:val="000000"/>
+          <w:sz w:val="21"/>
+          <w:szCs w:val="21"/>
+        </w:rPr>
+        <w:t xml:space="preserve"> </w:t>
+      </w:r>
+      <w:r>
+        <w:rPr>
+          <w:rFonts w:ascii="맑은 고딕" w:eastAsia="맑은 고딕" w:hAnsi="맑은 고딕"/>
+          <w:color w:val="000000"/>
+          <w:sz w:val="20"/>
+          <w:szCs w:val="20"/>
+        </w:rPr>
+        <w:t>ALTER TABLE "JMOCHA_MAIL_COUNTRYIP" ADD CONSTRAINT "JMOCHA_MAIL_COUNTRYIP_PK" PRIMARY KEY ("START_IP_NUMBER", "END_IP_NUMBER")</w:t>
+      </w:r>
+    </w:p>
+    <w:p>
+      <w:pPr>
+        <w:pStyle w:val="a3"/>
+        <w:spacing w:after="0" w:line="300" w:lineRule="atLeast"/>
+        <w:rPr>
+          <w:rFonts w:ascii="맑은 고딕" w:eastAsia="맑은 고딕" w:hAnsi="맑은 고딕"/>
+          <w:color w:val="000000"/>
+          <w:sz w:val="20"/>
+          <w:szCs w:val="20"/>
+        </w:rPr>
+      </w:pPr>
+      <w:r>
+        <w:rPr>
+          <w:rFonts w:ascii="맑은 고딕" w:eastAsia="맑은 고딕" w:hAnsi="맑은 고딕"/>
+          <w:color w:val="000000"/>
+          <w:sz w:val="20"/>
+          <w:szCs w:val="20"/>
+        </w:rPr>
+        <w:t xml:space="preserve">  USING INDEX (CREATE UNIQUE INDEX "JMOCHA_MAIL_COUNTRYIP_PK1" ON "JMOCHA_MAIL_COUNTRYIP" ("START_IP_NUMBER", "END_IP_NUMBER")</w:t>
+      </w:r>
+    </w:p>
+    <w:p>
+      <w:pPr>
+        <w:pStyle w:val="a3"/>
+        <w:spacing w:before="0" w:beforeAutospacing="0" w:after="0" w:afterAutospacing="0" w:line="300" w:lineRule="atLeast"/>
+        <w:rPr>
+          <w:rFonts w:ascii="맑은 고딕" w:eastAsia="맑은 고딕" w:hAnsi="맑은 고딕"/>
+          <w:color w:val="000000"/>
+          <w:sz w:val="20"/>
+          <w:szCs w:val="20"/>
+        </w:rPr>
+      </w:pPr>
+      <w:r>
+        <w:rPr>
+          <w:rFonts w:ascii="맑은 고딕" w:eastAsia="맑은 고딕" w:hAnsi="맑은 고딕"/>
+          <w:color w:val="000000"/>
+          <w:sz w:val="20"/>
+          <w:szCs w:val="20"/>
+        </w:rPr>
+        <w:t xml:space="preserve">  )  ENABLE;</w:t>
+      </w:r>
+    </w:p>
+    <w:p>
+      <w:pPr>
+        <w:pStyle w:val="a3"/>
+        <w:spacing w:before="0" w:beforeAutospacing="0" w:after="0" w:afterAutospacing="0" w:line="300" w:lineRule="atLeast"/>
+        <w:rPr>
+          <w:rFonts w:ascii="맑은 고딕" w:eastAsia="맑은 고딕" w:hAnsi="맑은 고딕"/>
+          <w:color w:val="000000"/>
+          <w:sz w:val="20"/>
+          <w:szCs w:val="20"/>
+        </w:rPr>
+      </w:pPr>
+    </w:p>
+    <w:p>
+      <w:pPr>
+        <w:pStyle w:val="a3"/>
+        <w:spacing w:before="0" w:beforeAutospacing="0" w:after="0" w:afterAutospacing="0" w:line="300" w:lineRule="atLeast"/>
+        <w:rPr>
+          <w:rFonts w:ascii="맑은 고딕" w:eastAsia="맑은 고딕" w:hAnsi="맑은 고딕"/>
+          <w:color w:val="000000"/>
+          <w:sz w:val="20"/>
+          <w:szCs w:val="20"/>
+        </w:rPr>
+      </w:pPr>
+      <w:r>
+        <w:rPr>
+          <w:rFonts w:ascii="맑은 고딕" w:eastAsia="맑은 고딕" w:hAnsi="맑은 고딕"/>
+          <w:color w:val="000000"/>
+          <w:sz w:val="20"/>
+          <w:szCs w:val="20"/>
+        </w:rPr>
+        <w:t>USING INDEX (CREATE</w:t>
+      </w:r>
+      <w:r>
+        <w:rPr>
+          <w:rFonts w:ascii="맑은 고딕" w:eastAsia="맑은 고딕" w:hAnsi="맑은 고딕" w:hint="eastAsia"/>
+          <w:color w:val="000000"/>
+          <w:sz w:val="20"/>
+          <w:szCs w:val="20"/>
+        </w:rPr>
+        <w:t xml:space="preserve">로 검색하여 위와 같이 </w:t>
+      </w:r>
+      <w:r>
+        <w:rPr>
+          <w:rFonts w:ascii="맑은 고딕" w:eastAsia="맑은 고딕" w:hAnsi="맑은 고딕"/>
+          <w:color w:val="000000"/>
+          <w:sz w:val="20"/>
+          <w:szCs w:val="20"/>
+        </w:rPr>
+        <w:t xml:space="preserve">USING INDEX </w:t>
+      </w:r>
+      <w:r>
+        <w:rPr>
+          <w:rFonts w:ascii="맑은 고딕" w:eastAsia="맑은 고딕" w:hAnsi="맑은 고딕" w:hint="eastAsia"/>
+          <w:color w:val="000000"/>
+          <w:sz w:val="20"/>
+          <w:szCs w:val="20"/>
+        </w:rPr>
+        <w:t xml:space="preserve">구문 뒤에 </w:t>
+      </w:r>
+      <w:r>
+        <w:rPr>
+          <w:rFonts w:ascii="맑은 고딕" w:eastAsia="맑은 고딕" w:hAnsi="맑은 고딕"/>
+          <w:color w:val="000000"/>
+          <w:sz w:val="20"/>
+          <w:szCs w:val="20"/>
+        </w:rPr>
+        <w:t xml:space="preserve">(CREATE </w:t>
+      </w:r>
+      <w:r>
+        <w:rPr>
+          <w:rFonts w:ascii="맑은 고딕" w:eastAsia="맑은 고딕" w:hAnsi="맑은 고딕" w:hint="eastAsia"/>
+          <w:color w:val="000000"/>
+          <w:sz w:val="20"/>
+          <w:szCs w:val="20"/>
+        </w:rPr>
+        <w:t xml:space="preserve">문이 오는 문장들을 찾아 다음과 같이 </w:t>
+      </w:r>
+      <w:r>
+        <w:rPr>
+          <w:rFonts w:ascii="맑은 고딕" w:eastAsia="맑은 고딕" w:hAnsi="맑은 고딕"/>
+          <w:color w:val="000000"/>
+          <w:sz w:val="20"/>
+          <w:szCs w:val="20"/>
+        </w:rPr>
+        <w:t xml:space="preserve">USING INDEX ENABLE; </w:t>
+      </w:r>
+      <w:r>
+        <w:rPr>
+          <w:rFonts w:ascii="맑은 고딕" w:eastAsia="맑은 고딕" w:hAnsi="맑은 고딕" w:hint="eastAsia"/>
+          <w:color w:val="000000"/>
+          <w:sz w:val="20"/>
+          <w:szCs w:val="20"/>
+        </w:rPr>
+        <w:t>과 같이 변경해 준다.</w:t>
+      </w:r>
+    </w:p>
+    <w:p>
+      <w:pPr>
+        <w:pStyle w:val="a3"/>
+        <w:spacing w:after="0" w:line="300" w:lineRule="atLeast"/>
+        <w:rPr>
+          <w:rFonts w:ascii="맑은 고딕" w:eastAsia="맑은 고딕" w:hAnsi="맑은 고딕"/>
+          <w:color w:val="000000"/>
+          <w:sz w:val="20"/>
+          <w:szCs w:val="20"/>
+        </w:rPr>
+      </w:pPr>
+      <w:r>
+        <w:rPr>
+          <w:rFonts w:ascii="맑은 고딕" w:eastAsia="맑은 고딕" w:hAnsi="맑은 고딕"/>
+          <w:color w:val="000000"/>
+          <w:sz w:val="20"/>
+          <w:szCs w:val="20"/>
+        </w:rPr>
+        <w:t xml:space="preserve">  ALTER TABLE "JMOCHA_MAIL_COUNTRYIP" ADD CONSTRAINT "JMOCHA_MAIL_COUNTRYIP_PK" PRIMARY KEY ("STA</w:t>
+      </w:r>
+      <w:r>
+        <w:rPr>
+          <w:rFonts w:ascii="맑은 고딕" w:eastAsia="맑은 고딕" w:hAnsi="맑은 고딕"/>
+          <w:color w:val="000000"/>
+          <w:sz w:val="20"/>
+          <w:szCs w:val="20"/>
+        </w:rPr>
+        <w:t>RT_IP_NUMBER", "END_IP_NUMBER")</w:t>
+      </w:r>
+    </w:p>
+    <w:p>
+      <w:pPr>
+        <w:pStyle w:val="a3"/>
+        <w:spacing w:after="0" w:line="300" w:lineRule="atLeast"/>
+        <w:rPr>
+          <w:rFonts w:ascii="맑은 고딕" w:eastAsia="맑은 고딕" w:hAnsi="맑은 고딕"/>
+          <w:color w:val="000000"/>
+          <w:sz w:val="20"/>
+          <w:szCs w:val="20"/>
+        </w:rPr>
+      </w:pPr>
+      <w:r>
+        <w:rPr>
+          <w:rFonts w:ascii="맑은 고딕" w:eastAsia="맑은 고딕" w:hAnsi="맑은 고딕"/>
+          <w:color w:val="000000"/>
+          <w:sz w:val="20"/>
+          <w:szCs w:val="20"/>
+        </w:rPr>
+        <w:t xml:space="preserve">  </w:t>
+      </w:r>
+      <w:r>
+        <w:rPr>
+          <w:rFonts w:ascii="맑은 고딕" w:eastAsia="맑은 고딕" w:hAnsi="맑은 고딕"/>
+          <w:color w:val="000000"/>
+          <w:sz w:val="20"/>
+          <w:szCs w:val="20"/>
+        </w:rPr>
+        <w:t>USING INDEX  ENABLE;</w:t>
+      </w:r>
+    </w:p>
+    <w:p>
+      <w:pPr>
+        <w:pStyle w:val="a3"/>
+        <w:spacing w:before="0" w:beforeAutospacing="0" w:after="0" w:afterAutospacing="0" w:line="300" w:lineRule="atLeast"/>
+        <w:rPr>
+          <w:rFonts w:ascii="맑은 고딕" w:eastAsia="맑은 고딕" w:hAnsi="맑은 고딕"/>
+          <w:color w:val="000000"/>
+          <w:sz w:val="20"/>
+          <w:szCs w:val="20"/>
+        </w:rPr>
+      </w:pPr>
+    </w:p>
+    <w:p>
+      <w:pPr>
+        <w:pStyle w:val="a3"/>
+        <w:spacing w:before="0" w:beforeAutospacing="0" w:after="0" w:afterAutospacing="0" w:line="300" w:lineRule="atLeast"/>
+        <w:rPr>
+          <w:rFonts w:ascii="맑은 고딕" w:eastAsia="맑은 고딕" w:hAnsi="맑은 고딕"/>
+          <w:color w:val="000000"/>
+          <w:sz w:val="20"/>
+          <w:szCs w:val="20"/>
+        </w:rPr>
+      </w:pPr>
+      <w:r>
+        <w:rPr>
+          <w:rFonts w:ascii="맑은 고딕" w:eastAsia="맑은 고딕" w:hAnsi="맑은 고딕" w:hint="eastAsia"/>
+          <w:color w:val="000000"/>
+          <w:sz w:val="20"/>
+          <w:szCs w:val="20"/>
+        </w:rPr>
+        <w:t xml:space="preserve">위와 같이 변경하지 않으면 위 문장 전에 </w:t>
+      </w:r>
+      <w:r>
+        <w:rPr>
+          <w:rFonts w:ascii="맑은 고딕" w:eastAsia="맑은 고딕" w:hAnsi="맑은 고딕" w:hint="eastAsia"/>
+          <w:color w:val="000000"/>
+          <w:sz w:val="20"/>
+          <w:szCs w:val="20"/>
+        </w:rPr>
+        <w:t xml:space="preserve">위치한 </w:t>
+      </w:r>
+      <w:r>
+        <w:rPr>
+          <w:rFonts w:ascii="맑은 고딕" w:eastAsia="맑은 고딕" w:hAnsi="맑은 고딕"/>
+          <w:color w:val="000000"/>
+          <w:sz w:val="20"/>
+          <w:szCs w:val="20"/>
+        </w:rPr>
+        <w:t xml:space="preserve">CREATE UNIQUE INDEX </w:t>
+      </w:r>
+      <w:r>
+        <w:rPr>
+          <w:rFonts w:ascii="맑은 고딕" w:eastAsia="맑은 고딕" w:hAnsi="맑은 고딕" w:hint="eastAsia"/>
+          <w:color w:val="000000"/>
+          <w:sz w:val="20"/>
+          <w:szCs w:val="20"/>
+        </w:rPr>
+        <w:t xml:space="preserve">문에 의해 </w:t>
+      </w:r>
+      <w:r>
+        <w:rPr>
+          <w:rFonts w:ascii="맑은 고딕" w:eastAsia="맑은 고딕" w:hAnsi="맑은 고딕" w:hint="eastAsia"/>
+          <w:color w:val="000000"/>
+          <w:sz w:val="20"/>
+          <w:szCs w:val="20"/>
+        </w:rPr>
+        <w:t xml:space="preserve">이미 </w:t>
+      </w:r>
+      <w:r>
+        <w:rPr>
+          <w:rFonts w:ascii="맑은 고딕" w:eastAsia="맑은 고딕" w:hAnsi="맑은 고딕" w:hint="eastAsia"/>
+          <w:color w:val="000000"/>
+          <w:sz w:val="20"/>
+          <w:szCs w:val="20"/>
+        </w:rPr>
+        <w:t xml:space="preserve">생성이 된 동일한 이름의 </w:t>
+      </w:r>
+      <w:r>
+        <w:rPr>
+          <w:rFonts w:ascii="맑은 고딕" w:eastAsia="맑은 고딕" w:hAnsi="맑은 고딕"/>
+          <w:color w:val="000000"/>
+          <w:sz w:val="20"/>
+          <w:szCs w:val="20"/>
+        </w:rPr>
+        <w:t>Index</w:t>
+      </w:r>
+      <w:r>
+        <w:rPr>
+          <w:rFonts w:ascii="맑은 고딕" w:eastAsia="맑은 고딕" w:hAnsi="맑은 고딕" w:hint="eastAsia"/>
+          <w:color w:val="000000"/>
+          <w:sz w:val="20"/>
+          <w:szCs w:val="20"/>
+        </w:rPr>
+        <w:t xml:space="preserve">를 </w:t>
+      </w:r>
+      <w:r>
+        <w:rPr>
+          <w:rFonts w:ascii="맑은 고딕" w:eastAsia="맑은 고딕" w:hAnsi="맑은 고딕"/>
+          <w:color w:val="000000"/>
+          <w:sz w:val="20"/>
+          <w:szCs w:val="20"/>
+        </w:rPr>
+        <w:t xml:space="preserve">USING INDEX </w:t>
+      </w:r>
+      <w:r>
+        <w:rPr>
+          <w:rFonts w:ascii="맑은 고딕" w:eastAsia="맑은 고딕" w:hAnsi="맑은 고딕" w:hint="eastAsia"/>
+          <w:color w:val="000000"/>
+          <w:sz w:val="20"/>
+          <w:szCs w:val="20"/>
+        </w:rPr>
+        <w:t xml:space="preserve">구문 </w:t>
+      </w:r>
+      <w:r>
+        <w:rPr>
+          <w:rFonts w:ascii="맑은 고딕" w:eastAsia="맑은 고딕" w:hAnsi="맑은 고딕" w:hint="eastAsia"/>
+          <w:color w:val="000000"/>
+          <w:sz w:val="20"/>
+          <w:szCs w:val="20"/>
+        </w:rPr>
+        <w:t xml:space="preserve">안에 있는 </w:t>
+      </w:r>
+      <w:r>
+        <w:rPr>
+          <w:rFonts w:ascii="맑은 고딕" w:eastAsia="맑은 고딕" w:hAnsi="맑은 고딕"/>
+          <w:color w:val="000000"/>
+          <w:sz w:val="20"/>
+          <w:szCs w:val="20"/>
+        </w:rPr>
+        <w:t>CREATE UNIQUE INDEX</w:t>
+      </w:r>
+      <w:r>
+        <w:rPr>
+          <w:rFonts w:ascii="맑은 고딕" w:eastAsia="맑은 고딕" w:hAnsi="맑은 고딕" w:hint="eastAsia"/>
+          <w:color w:val="000000"/>
+          <w:sz w:val="20"/>
+          <w:szCs w:val="20"/>
+        </w:rPr>
+        <w:t>가 다시 생성하게 되어</w:t>
+      </w:r>
+      <w:r>
+        <w:rPr>
+          <w:rFonts w:ascii="맑은 고딕" w:eastAsia="맑은 고딕" w:hAnsi="맑은 고딕"/>
+          <w:color w:val="000000"/>
+          <w:sz w:val="20"/>
+          <w:szCs w:val="20"/>
+        </w:rPr>
+        <w:t xml:space="preserve"> 중복 </w:t>
+      </w:r>
+      <w:bookmarkStart w:id="0" w:name="_GoBack"/>
+      <w:bookmarkEnd w:id="0"/>
+      <w:r>
+        <w:rPr>
+          <w:rFonts w:ascii="맑은 고딕" w:eastAsia="맑은 고딕" w:hAnsi="맑은 고딕" w:hint="eastAsia"/>
+          <w:color w:val="000000"/>
+          <w:sz w:val="20"/>
+          <w:szCs w:val="20"/>
+        </w:rPr>
+        <w:t>오류가 발생한다.</w:t>
+      </w:r>
+    </w:p>
+    <w:p>
+      <w:pPr>
+        <w:pStyle w:val="a3"/>
+        <w:spacing w:before="0" w:beforeAutospacing="0" w:after="0" w:afterAutospacing="0" w:line="300" w:lineRule="atLeast"/>
+        <w:rPr>
+          <w:rFonts w:ascii="맑은 고딕" w:eastAsia="맑은 고딕" w:hAnsi="맑은 고딕"/>
+          <w:color w:val="000000"/>
+          <w:sz w:val="20"/>
+          <w:szCs w:val="20"/>
+        </w:rPr>
+      </w:pPr>
+    </w:p>
+    <w:p>
+      <w:pPr>
+        <w:pStyle w:val="a3"/>
+        <w:spacing w:before="0" w:beforeAutospacing="0" w:after="0" w:afterAutospacing="0" w:line="300" w:lineRule="atLeast"/>
+        <w:rPr>
+          <w:rFonts w:ascii="맑은 고딕" w:eastAsia="맑은 고딕" w:hAnsi="맑은 고딕"/>
+          <w:color w:val="000000"/>
+          <w:sz w:val="20"/>
+          <w:szCs w:val="20"/>
+        </w:rPr>
+      </w:pPr>
+      <w:r>
+        <w:rPr>
+          <w:rFonts w:ascii="맑은 고딕" w:eastAsia="맑은 고딕" w:hAnsi="맑은 고딕"/>
+          <w:color w:val="000000"/>
+          <w:sz w:val="20"/>
+          <w:szCs w:val="20"/>
+        </w:rPr>
+        <w:t xml:space="preserve">4. </w:t>
+      </w:r>
+      <w:r>
+        <w:rPr>
+          <w:rFonts w:ascii="맑은 고딕" w:eastAsia="맑은 고딕" w:hAnsi="맑은 고딕" w:hint="eastAsia"/>
+          <w:color w:val="000000"/>
+          <w:sz w:val="20"/>
+          <w:szCs w:val="20"/>
+        </w:rPr>
+        <w:t xml:space="preserve">새로 </w:t>
+      </w:r>
+      <w:r>
+        <w:rPr>
+          <w:rFonts w:ascii="맑은 고딕" w:eastAsia="맑은 고딕" w:hAnsi="맑은 고딕"/>
+          <w:color w:val="000000"/>
+          <w:sz w:val="20"/>
+          <w:szCs w:val="20"/>
+        </w:rPr>
+        <w:t>Export</w:t>
+      </w:r>
+      <w:r>
+        <w:rPr>
+          <w:rFonts w:ascii="맑은 고딕" w:eastAsia="맑은 고딕" w:hAnsi="맑은 고딕" w:hint="eastAsia"/>
+          <w:color w:val="000000"/>
+          <w:sz w:val="20"/>
+          <w:szCs w:val="20"/>
+        </w:rPr>
+        <w:t xml:space="preserve">한 파일로 기존 </w:t>
+      </w:r>
+      <w:r>
+        <w:rPr>
+          <w:rFonts w:ascii="맑은 고딕" w:eastAsia="맑은 고딕" w:hAnsi="맑은 고딕"/>
+          <w:color w:val="000000"/>
+          <w:sz w:val="20"/>
+          <w:szCs w:val="20"/>
+        </w:rPr>
+        <w:t xml:space="preserve">create_tables_oracle.sql </w:t>
+      </w:r>
+      <w:r>
+        <w:rPr>
+          <w:rFonts w:ascii="맑은 고딕" w:eastAsia="맑은 고딕" w:hAnsi="맑은 고딕" w:hint="eastAsia"/>
+          <w:color w:val="000000"/>
+          <w:sz w:val="20"/>
+          <w:szCs w:val="20"/>
+        </w:rPr>
+        <w:t>파일을 교체한다.</w:t>
+      </w:r>
+    </w:p>
+    <w:p>
+      <w:pPr>
+        <w:pStyle w:val="a3"/>
+        <w:spacing w:before="0" w:beforeAutospacing="0" w:after="0" w:afterAutospacing="0" w:line="300" w:lineRule="atLeast"/>
+        <w:rPr>
+          <w:rFonts w:ascii="맑은 고딕" w:eastAsia="맑은 고딕" w:hAnsi="맑은 고딕"/>
+          <w:color w:val="000000"/>
+          <w:sz w:val="20"/>
+          <w:szCs w:val="20"/>
+        </w:rPr>
+      </w:pPr>
+    </w:p>
+    <w:p>
+      <w:pPr>
+        <w:pStyle w:val="a3"/>
+        <w:spacing w:before="0" w:beforeAutospacing="0" w:after="0" w:afterAutospacing="0" w:line="300" w:lineRule="atLeast"/>
+        <w:rPr>
+          <w:rFonts w:ascii="맑은 고딕" w:eastAsia="맑은 고딕" w:hAnsi="맑은 고딕"/>
+          <w:color w:val="000000"/>
+          <w:sz w:val="20"/>
+          <w:szCs w:val="20"/>
+        </w:rPr>
+      </w:pPr>
+      <w:r>
+        <w:rPr>
+          <w:rFonts w:ascii="맑은 고딕" w:eastAsia="맑은 고딕" w:hAnsi="맑은 고딕" w:hint="eastAsia"/>
+          <w:color w:val="000000"/>
+          <w:sz w:val="20"/>
+          <w:szCs w:val="20"/>
+        </w:rPr>
+        <w:t>위의</w:t>
+      </w:r>
+      <w:r>
+        <w:rPr>
+          <w:rFonts w:ascii="맑은 고딕" w:eastAsia="맑은 고딕" w:hAnsi="맑은 고딕" w:hint="eastAsia"/>
+          <w:color w:val="000000"/>
+          <w:sz w:val="20"/>
+          <w:szCs w:val="20"/>
+        </w:rPr>
+        <w:t xml:space="preserve"> 3</w:t>
+      </w:r>
+      <w:r>
+        <w:rPr>
+          <w:rFonts w:ascii="맑은 고딕" w:eastAsia="맑은 고딕" w:hAnsi="맑은 고딕" w:hint="eastAsia"/>
+          <w:color w:val="000000"/>
+          <w:sz w:val="20"/>
+          <w:szCs w:val="20"/>
+        </w:rPr>
+        <w:t>번의 </w:t>
+      </w:r>
+      <w:r>
+        <w:rPr>
+          <w:rFonts w:ascii="맑은 고딕" w:eastAsia="맑은 고딕" w:hAnsi="맑은 고딕" w:hint="eastAsia"/>
+          <w:b/>
+          <w:bCs/>
+          <w:color w:val="000000"/>
+        </w:rPr>
+        <w:t>DDL 익스포트 옵션</w:t>
+      </w:r>
+      <w:r>
+        <w:rPr>
+          <w:rFonts w:ascii="맑은 고딕" w:eastAsia="맑은 고딕" w:hAnsi="맑은 고딕" w:hint="eastAsia"/>
+          <w:b/>
+          <w:bCs/>
+          <w:color w:val="000000"/>
+        </w:rPr>
+        <w:t xml:space="preserve"> </w:t>
+      </w:r>
+      <w:r>
+        <w:rPr>
+          <w:rFonts w:ascii="맑은 고딕" w:eastAsia="맑은 고딕" w:hAnsi="맑은 고딕" w:hint="eastAsia"/>
+          <w:color w:val="000000"/>
+          <w:sz w:val="20"/>
+          <w:szCs w:val="20"/>
+        </w:rPr>
+        <w:t>설명</w:t>
+      </w:r>
+    </w:p>
+    <w:p>
+      <w:pPr>
+        <w:pStyle w:val="a3"/>
+        <w:spacing w:before="0" w:beforeAutospacing="0" w:after="0" w:afterAutospacing="0" w:line="300" w:lineRule="atLeast"/>
+        <w:rPr>
+          <w:rFonts w:ascii="맑은 고딕" w:eastAsia="맑은 고딕" w:hAnsi="맑은 고딕"/>
+          <w:color w:val="000000"/>
+          <w:sz w:val="20"/>
+          <w:szCs w:val="20"/>
+        </w:rPr>
+      </w:pPr>
+    </w:p>
+    <w:p>
+      <w:pPr>
+        <w:pStyle w:val="a3"/>
+        <w:spacing w:before="0" w:beforeAutospacing="0" w:after="0" w:afterAutospacing="0" w:line="300" w:lineRule="atLeast"/>
+        <w:rPr>
+          <w:rFonts w:ascii="맑은 고딕" w:eastAsia="맑은 고딕" w:hAnsi="맑은 고딕"/>
+          <w:color w:val="000000"/>
+          <w:sz w:val="20"/>
+          <w:szCs w:val="20"/>
+        </w:rPr>
+      </w:pPr>
+    </w:p>
+    <w:p>
+      <w:pPr>
+        <w:pStyle w:val="a3"/>
+        <w:spacing w:before="0" w:beforeAutospacing="0" w:after="0" w:afterAutospacing="0" w:line="300" w:lineRule="atLeast"/>
+        <w:rPr>
+          <w:rFonts w:ascii="맑은 고딕" w:eastAsia="맑은 고딕" w:hAnsi="맑은 고딕"/>
+          <w:color w:val="000000"/>
+          <w:sz w:val="20"/>
+          <w:szCs w:val="20"/>
+        </w:rPr>
+      </w:pPr>
+      <w:r>
+        <w:rPr>
+          <w:rFonts w:ascii="맑은 고딕" w:eastAsia="맑은 고딕" w:hAnsi="맑은 고딕" w:hint="eastAsia"/>
+          <w:color w:val="000000"/>
+          <w:sz w:val="21"/>
+          <w:szCs w:val="21"/>
+        </w:rPr>
+        <w:t>옵션1. 보기 쉽게 인쇄 - 말그대로 보기 쉽게, 개행을 해서 보여준다.</w:t>
+      </w:r>
+    </w:p>
+    <w:p>
+      <w:pPr>
+        <w:pStyle w:val="a3"/>
+        <w:spacing w:before="0" w:beforeAutospacing="0" w:after="0" w:afterAutospacing="0" w:line="300" w:lineRule="atLeast"/>
+        <w:rPr>
+          <w:rFonts w:ascii="맑은 고딕" w:eastAsia="맑은 고딕" w:hAnsi="맑은 고딕"/>
+          <w:color w:val="000000"/>
+          <w:sz w:val="20"/>
+          <w:szCs w:val="20"/>
         </w:rPr>
       </w:pPr>
       <w:r>
@@ -1547,7 +2221,7 @@
           <wp:inline distT="0" distB="0" distL="0" distR="0">
             <wp:extent cx="6721475" cy="5466080"/>
             <wp:effectExtent l="0" t="0" r="3175" b="1270"/>
-            <wp:docPr id="13" name="그림 13" descr="http://gw.kaoni.com/fileroot/0/files/upload_common/mhtImage/8a8dc179-7a1f-4d7c-b11e-e8ae6de3cb10.png"/>
+            <wp:docPr id="12" name="그림 12" descr="http://gw.kaoni.com/fileroot/0/files/upload_common/mhtImage/253b293b-5fa5-4442-a751-bbbb727dddc9.png"/>
             <wp:cNvGraphicFramePr>
               <a:graphicFrameLocks xmlns:a="http://schemas.openxmlformats.org/drawingml/2006/main" noChangeAspect="1"/>
             </wp:cNvGraphicFramePr>
@@ -1555,7 +2229,7 @@
               <a:graphicData uri="http://schemas.openxmlformats.org/drawingml/2006/picture">
                 <pic:pic xmlns:pic="http://schemas.openxmlformats.org/drawingml/2006/picture">
                   <pic:nvPicPr>
-                    <pic:cNvPr id="0" name="Picture 9" descr="http://gw.kaoni.com/fileroot/0/files/upload_common/mhtImage/8a8dc179-7a1f-4d7c-b11e-e8ae6de3cb10.png"/>
+                    <pic:cNvPr id="0" name="Picture 10" descr="http://gw.kaoni.com/fileroot/0/files/upload_common/mhtImage/253b293b-5fa5-4442-a751-bbbb727dddc9.png"/>
                     <pic:cNvPicPr>
                       <a:picLocks noChangeAspect="1" noChangeArrowheads="1"/>
                     </pic:cNvPicPr>
@@ -1600,706 +2274,22 @@
         <w:rPr>
           <w:rFonts w:ascii="맑은 고딕" w:eastAsia="맑은 고딕" w:hAnsi="맑은 고딕"/>
           <w:color w:val="000000"/>
-          <w:sz w:val="22"/>
-          <w:szCs w:val="22"/>
-        </w:rPr>
-      </w:pPr>
-    </w:p>
-    <w:p>
-      <w:pPr>
-        <w:pStyle w:val="a3"/>
-        <w:spacing w:before="0" w:beforeAutospacing="0" w:after="0" w:afterAutospacing="0" w:line="300" w:lineRule="atLeast"/>
-        <w:rPr>
-          <w:rFonts w:ascii="맑은 고딕" w:eastAsia="맑은 고딕" w:hAnsi="맑은 고딕"/>
-          <w:color w:val="000000"/>
-          <w:sz w:val="20"/>
-          <w:szCs w:val="20"/>
-        </w:rPr>
-      </w:pPr>
-      <w:r>
-        <w:rPr>
-          <w:rFonts w:ascii="맑은 고딕" w:eastAsia="맑은 고딕" w:hAnsi="맑은 고딕" w:hint="eastAsia"/>
-          <w:color w:val="000000"/>
-          <w:sz w:val="21"/>
-          <w:szCs w:val="21"/>
-        </w:rPr>
-        <w:t>11. 완료를 누른다.</w:t>
-      </w:r>
-    </w:p>
-    <w:p>
-      <w:pPr>
-        <w:pStyle w:val="a3"/>
-        <w:spacing w:before="0" w:beforeAutospacing="0" w:after="0" w:afterAutospacing="0" w:line="300" w:lineRule="atLeast"/>
-        <w:rPr>
-          <w:rFonts w:ascii="맑은 고딕" w:eastAsia="맑은 고딕" w:hAnsi="맑은 고딕"/>
-          <w:color w:val="000000"/>
-          <w:sz w:val="20"/>
-          <w:szCs w:val="20"/>
-        </w:rPr>
-      </w:pPr>
-    </w:p>
-    <w:p>
-      <w:pPr>
-        <w:pStyle w:val="a3"/>
-        <w:spacing w:before="0" w:beforeAutospacing="0" w:after="0" w:afterAutospacing="0" w:line="300" w:lineRule="atLeast"/>
-        <w:rPr>
-          <w:rFonts w:ascii="맑은 고딕" w:eastAsia="맑은 고딕" w:hAnsi="맑은 고딕"/>
-          <w:color w:val="000000"/>
-          <w:sz w:val="20"/>
-          <w:szCs w:val="20"/>
-        </w:rPr>
-      </w:pPr>
-    </w:p>
-    <w:p>
-      <w:pPr>
-        <w:pStyle w:val="a3"/>
-        <w:spacing w:before="0" w:beforeAutospacing="0" w:after="0" w:afterAutospacing="0" w:line="300" w:lineRule="atLeast"/>
-        <w:rPr>
-          <w:rFonts w:ascii="맑은 고딕" w:eastAsia="맑은 고딕" w:hAnsi="맑은 고딕"/>
-          <w:color w:val="000000"/>
-          <w:sz w:val="20"/>
-          <w:szCs w:val="20"/>
-        </w:rPr>
-      </w:pPr>
-      <w:proofErr w:type="spellStart"/>
-      <w:r>
-        <w:rPr>
-          <w:rFonts w:ascii="맑은 고딕" w:eastAsia="맑은 고딕" w:hAnsi="맑은 고딕" w:hint="eastAsia"/>
-          <w:b/>
-          <w:bCs/>
-          <w:color w:val="000000"/>
-          <w:sz w:val="27"/>
-          <w:szCs w:val="27"/>
-        </w:rPr>
-        <w:t>익스포트를</w:t>
-      </w:r>
-      <w:proofErr w:type="spellEnd"/>
-      <w:r>
-        <w:rPr>
-          <w:rFonts w:ascii="맑은 고딕" w:eastAsia="맑은 고딕" w:hAnsi="맑은 고딕" w:hint="eastAsia"/>
-          <w:b/>
-          <w:bCs/>
-          <w:color w:val="000000"/>
-          <w:sz w:val="27"/>
-          <w:szCs w:val="27"/>
-        </w:rPr>
-        <w:t xml:space="preserve"> 한 후에 해야할 일</w:t>
-      </w:r>
-    </w:p>
-    <w:p>
-      <w:pPr>
-        <w:pStyle w:val="a3"/>
-        <w:spacing w:before="0" w:beforeAutospacing="0" w:after="0" w:afterAutospacing="0" w:line="300" w:lineRule="atLeast"/>
-        <w:rPr>
-          <w:rFonts w:ascii="맑은 고딕" w:eastAsia="맑은 고딕" w:hAnsi="맑은 고딕"/>
-          <w:color w:val="000000"/>
-          <w:sz w:val="20"/>
-          <w:szCs w:val="20"/>
-        </w:rPr>
-      </w:pPr>
-    </w:p>
-    <w:p>
-      <w:pPr>
-        <w:pStyle w:val="a3"/>
-        <w:spacing w:before="0" w:beforeAutospacing="0" w:after="0" w:afterAutospacing="0" w:line="300" w:lineRule="atLeast"/>
-        <w:rPr>
-          <w:rFonts w:ascii="맑은 고딕" w:eastAsia="맑은 고딕" w:hAnsi="맑은 고딕"/>
-          <w:color w:val="000000"/>
-          <w:sz w:val="20"/>
-          <w:szCs w:val="20"/>
-        </w:rPr>
-      </w:pPr>
-      <w:r>
-        <w:rPr>
-          <w:rFonts w:ascii="맑은 고딕" w:eastAsia="맑은 고딕" w:hAnsi="맑은 고딕" w:hint="eastAsia"/>
-          <w:color w:val="000000"/>
-          <w:sz w:val="21"/>
-          <w:szCs w:val="21"/>
-        </w:rPr>
-        <w:t xml:space="preserve">1. </w:t>
-      </w:r>
-      <w:proofErr w:type="spellStart"/>
-      <w:r>
-        <w:rPr>
-          <w:rFonts w:ascii="맑은 고딕" w:eastAsia="맑은 고딕" w:hAnsi="맑은 고딕" w:hint="eastAsia"/>
-          <w:color w:val="000000"/>
-          <w:sz w:val="21"/>
-          <w:szCs w:val="21"/>
-        </w:rPr>
-        <w:t>익스포트한</w:t>
-      </w:r>
-      <w:proofErr w:type="spellEnd"/>
-      <w:r>
-        <w:rPr>
-          <w:rFonts w:ascii="맑은 고딕" w:eastAsia="맑은 고딕" w:hAnsi="맑은 고딕" w:hint="eastAsia"/>
-          <w:color w:val="000000"/>
-          <w:sz w:val="21"/>
-          <w:szCs w:val="21"/>
-        </w:rPr>
-        <w:t xml:space="preserve"> 파일을 Notepad++ 에디터로 연다.</w:t>
-      </w:r>
-    </w:p>
-    <w:p>
-      <w:pPr>
-        <w:pStyle w:val="a3"/>
-        <w:spacing w:before="0" w:beforeAutospacing="0" w:after="0" w:afterAutospacing="0" w:line="300" w:lineRule="atLeast"/>
-        <w:rPr>
-          <w:rFonts w:ascii="맑은 고딕" w:eastAsia="맑은 고딕" w:hAnsi="맑은 고딕"/>
-          <w:color w:val="000000"/>
-          <w:sz w:val="20"/>
-          <w:szCs w:val="20"/>
-        </w:rPr>
-      </w:pPr>
-    </w:p>
-    <w:p>
-      <w:pPr>
-        <w:pStyle w:val="a3"/>
-        <w:spacing w:before="0" w:beforeAutospacing="0" w:after="0" w:afterAutospacing="0" w:line="300" w:lineRule="atLeast"/>
-        <w:rPr>
-          <w:rFonts w:ascii="맑은 고딕" w:eastAsia="맑은 고딕" w:hAnsi="맑은 고딕"/>
-          <w:color w:val="000000"/>
-          <w:sz w:val="20"/>
-          <w:szCs w:val="20"/>
-        </w:rPr>
-      </w:pPr>
-      <w:r>
-        <w:rPr>
-          <w:rFonts w:ascii="맑은 고딕" w:eastAsia="맑은 고딕" w:hAnsi="맑은 고딕" w:hint="eastAsia"/>
-          <w:color w:val="000000"/>
-          <w:sz w:val="21"/>
-          <w:szCs w:val="21"/>
-        </w:rPr>
-        <w:t>2. 저장영역부분을 보면 TABLESPACE "EZEKP2017" 로 되어있는데 이것을 TABLESPACE "USERS" </w:t>
-      </w:r>
-      <w:proofErr w:type="spellStart"/>
-      <w:r>
-        <w:rPr>
-          <w:rFonts w:ascii="맑은 고딕" w:eastAsia="맑은 고딕" w:hAnsi="맑은 고딕" w:hint="eastAsia"/>
-          <w:color w:val="000000"/>
-          <w:sz w:val="21"/>
-          <w:szCs w:val="21"/>
-        </w:rPr>
-        <w:t>로변경해</w:t>
-      </w:r>
-      <w:proofErr w:type="spellEnd"/>
-      <w:r>
-        <w:rPr>
-          <w:rFonts w:ascii="맑은 고딕" w:eastAsia="맑은 고딕" w:hAnsi="맑은 고딕" w:hint="eastAsia"/>
-          <w:color w:val="000000"/>
-          <w:sz w:val="21"/>
-          <w:szCs w:val="21"/>
-        </w:rPr>
-        <w:t xml:space="preserve"> 주어야 한다. </w:t>
-      </w:r>
-    </w:p>
-    <w:p>
-      <w:pPr>
-        <w:pStyle w:val="a3"/>
-        <w:spacing w:before="0" w:beforeAutospacing="0" w:after="0" w:afterAutospacing="0" w:line="300" w:lineRule="atLeast"/>
-        <w:rPr>
-          <w:rFonts w:ascii="맑은 고딕" w:eastAsia="맑은 고딕" w:hAnsi="맑은 고딕"/>
-          <w:color w:val="000000"/>
-          <w:sz w:val="20"/>
-          <w:szCs w:val="20"/>
-        </w:rPr>
-      </w:pPr>
-    </w:p>
-    <w:p>
-      <w:pPr>
-        <w:pStyle w:val="a3"/>
-        <w:spacing w:before="0" w:beforeAutospacing="0" w:after="0" w:afterAutospacing="0" w:line="300" w:lineRule="atLeast"/>
-        <w:rPr>
-          <w:rFonts w:ascii="맑은 고딕" w:eastAsia="맑은 고딕" w:hAnsi="맑은 고딕"/>
-          <w:color w:val="000000"/>
-          <w:sz w:val="20"/>
-          <w:szCs w:val="20"/>
-        </w:rPr>
-      </w:pPr>
-      <w:r>
-        <w:rPr>
-          <w:rFonts w:ascii="맑은 고딕" w:eastAsia="맑은 고딕" w:hAnsi="맑은 고딕" w:hint="eastAsia"/>
-          <w:color w:val="000000"/>
-          <w:sz w:val="21"/>
-          <w:szCs w:val="21"/>
-        </w:rPr>
-        <w:lastRenderedPageBreak/>
-        <w:t>3.  SEQUENCE </w:t>
-      </w:r>
-      <w:proofErr w:type="spellStart"/>
-      <w:r>
-        <w:rPr>
-          <w:rFonts w:ascii="맑은 고딕" w:eastAsia="맑은 고딕" w:hAnsi="맑은 고딕" w:hint="eastAsia"/>
-          <w:color w:val="000000"/>
-          <w:sz w:val="21"/>
-          <w:szCs w:val="21"/>
-        </w:rPr>
-        <w:t>생성부분에</w:t>
-      </w:r>
-      <w:proofErr w:type="spellEnd"/>
-      <w:r>
-        <w:rPr>
-          <w:rFonts w:ascii="맑은 고딕" w:eastAsia="맑은 고딕" w:hAnsi="맑은 고딕" w:hint="eastAsia"/>
-          <w:color w:val="000000"/>
-          <w:sz w:val="21"/>
-          <w:szCs w:val="21"/>
-        </w:rPr>
-        <w:t> START WITH </w:t>
-      </w:r>
-      <w:proofErr w:type="spellStart"/>
-      <w:r>
-        <w:rPr>
-          <w:rFonts w:ascii="맑은 고딕" w:eastAsia="맑은 고딕" w:hAnsi="맑은 고딕" w:hint="eastAsia"/>
-          <w:color w:val="000000"/>
-          <w:sz w:val="21"/>
-          <w:szCs w:val="21"/>
-        </w:rPr>
-        <w:t>뒤의숫자는현재기준으로되어있으므로파일에</w:t>
-      </w:r>
-      <w:proofErr w:type="spellEnd"/>
-      <w:r>
-        <w:rPr>
-          <w:rFonts w:ascii="맑은 고딕" w:eastAsia="맑은 고딕" w:hAnsi="맑은 고딕" w:hint="eastAsia"/>
-          <w:color w:val="000000"/>
-          <w:sz w:val="21"/>
-          <w:szCs w:val="21"/>
-        </w:rPr>
-        <w:t xml:space="preserve"> </w:t>
-      </w:r>
-      <w:proofErr w:type="spellStart"/>
-      <w:r>
-        <w:rPr>
-          <w:rFonts w:ascii="맑은 고딕" w:eastAsia="맑은 고딕" w:hAnsi="맑은 고딕" w:hint="eastAsia"/>
-          <w:color w:val="000000"/>
-          <w:sz w:val="21"/>
-          <w:szCs w:val="21"/>
-        </w:rPr>
-        <w:t>들어갈것은</w:t>
-      </w:r>
-      <w:proofErr w:type="spellEnd"/>
-      <w:r>
-        <w:rPr>
-          <w:rFonts w:ascii="맑은 고딕" w:eastAsia="맑은 고딕" w:hAnsi="맑은 고딕" w:hint="eastAsia"/>
-          <w:color w:val="000000"/>
-          <w:sz w:val="21"/>
-          <w:szCs w:val="21"/>
-        </w:rPr>
-        <w:t> 1로바꾸어주어야한다.  </w:t>
-      </w:r>
-      <w:proofErr w:type="spellStart"/>
-      <w:r>
-        <w:rPr>
-          <w:rFonts w:ascii="맑은 고딕" w:eastAsia="맑은 고딕" w:hAnsi="맑은 고딕" w:hint="eastAsia"/>
-          <w:color w:val="000000"/>
-          <w:sz w:val="21"/>
-          <w:szCs w:val="21"/>
-        </w:rPr>
-        <w:t>찾기옵션에정규식찾기를통해</w:t>
-      </w:r>
-      <w:proofErr w:type="spellEnd"/>
-      <w:r>
-        <w:rPr>
-          <w:rFonts w:ascii="맑은 고딕" w:eastAsia="맑은 고딕" w:hAnsi="맑은 고딕" w:hint="eastAsia"/>
-          <w:color w:val="000000"/>
-          <w:sz w:val="21"/>
-          <w:szCs w:val="21"/>
-        </w:rPr>
-        <w:t> START WITH</w:t>
-      </w:r>
-      <w:r>
-        <w:rPr>
-          <w:rFonts w:ascii="맑은 고딕" w:eastAsia="맑은 고딕" w:hAnsi="맑은 고딕" w:hint="eastAsia"/>
-          <w:color w:val="000000"/>
-          <w:sz w:val="21"/>
-          <w:szCs w:val="21"/>
-          <w:lang w:val="x-none"/>
-        </w:rPr>
-        <w:t> \d+</w:t>
-      </w:r>
-      <w:r>
-        <w:rPr>
-          <w:rFonts w:ascii="맑은 고딕" w:eastAsia="맑은 고딕" w:hAnsi="맑은 고딕" w:hint="eastAsia"/>
-          <w:color w:val="000000"/>
-          <w:sz w:val="21"/>
-          <w:szCs w:val="21"/>
-        </w:rPr>
-        <w:t xml:space="preserve"> 정규식을 이용하여 START </w:t>
-      </w:r>
-      <w:proofErr w:type="gramStart"/>
-      <w:r>
-        <w:rPr>
-          <w:rFonts w:ascii="맑은 고딕" w:eastAsia="맑은 고딕" w:hAnsi="맑은 고딕" w:hint="eastAsia"/>
-          <w:color w:val="000000"/>
-          <w:sz w:val="21"/>
-          <w:szCs w:val="21"/>
-        </w:rPr>
-        <w:t>WITH  </w:t>
-      </w:r>
-      <w:proofErr w:type="spellStart"/>
-      <w:r>
-        <w:rPr>
-          <w:rFonts w:ascii="맑은 고딕" w:eastAsia="맑은 고딕" w:hAnsi="맑은 고딕" w:hint="eastAsia"/>
-          <w:color w:val="000000"/>
-          <w:sz w:val="21"/>
-          <w:szCs w:val="21"/>
-        </w:rPr>
-        <w:t>뒤의값을</w:t>
-      </w:r>
-      <w:proofErr w:type="spellEnd"/>
-      <w:proofErr w:type="gramEnd"/>
-      <w:r>
-        <w:rPr>
-          <w:rFonts w:ascii="맑은 고딕" w:eastAsia="맑은 고딕" w:hAnsi="맑은 고딕" w:hint="eastAsia"/>
-          <w:color w:val="000000"/>
-          <w:sz w:val="21"/>
-          <w:szCs w:val="21"/>
-        </w:rPr>
-        <w:t> 1로바꿔준다.</w:t>
-      </w:r>
-    </w:p>
-    <w:p>
-      <w:pPr>
-        <w:pStyle w:val="a3"/>
-        <w:spacing w:before="0" w:beforeAutospacing="0" w:after="0" w:afterAutospacing="0" w:line="300" w:lineRule="atLeast"/>
-        <w:rPr>
-          <w:rFonts w:ascii="맑은 고딕" w:eastAsia="맑은 고딕" w:hAnsi="맑은 고딕"/>
-          <w:color w:val="000000"/>
-          <w:sz w:val="20"/>
-          <w:szCs w:val="20"/>
-        </w:rPr>
-      </w:pPr>
-    </w:p>
-    <w:p>
-      <w:pPr>
-        <w:pStyle w:val="a3"/>
-        <w:spacing w:before="0" w:beforeAutospacing="0" w:after="0" w:afterAutospacing="0" w:line="300" w:lineRule="atLeast"/>
-        <w:rPr>
-          <w:rFonts w:ascii="맑은 고딕" w:eastAsia="맑은 고딕" w:hAnsi="맑은 고딕"/>
-          <w:color w:val="000000"/>
-          <w:sz w:val="20"/>
-          <w:szCs w:val="20"/>
-        </w:rPr>
-      </w:pPr>
-      <w:r>
-        <w:rPr>
-          <w:rFonts w:ascii="맑은 고딕" w:eastAsia="맑은 고딕" w:hAnsi="맑은 고딕" w:hint="eastAsia"/>
-          <w:color w:val="000000"/>
-          <w:sz w:val="21"/>
-          <w:szCs w:val="21"/>
-        </w:rPr>
-        <w:t xml:space="preserve">4. 이전에는 시퀀스 </w:t>
-      </w:r>
-      <w:proofErr w:type="spellStart"/>
-      <w:r>
-        <w:rPr>
-          <w:rFonts w:ascii="맑은 고딕" w:eastAsia="맑은 고딕" w:hAnsi="맑은 고딕" w:hint="eastAsia"/>
-          <w:color w:val="000000"/>
-          <w:sz w:val="21"/>
-          <w:szCs w:val="21"/>
-        </w:rPr>
-        <w:t>생성문을</w:t>
-      </w:r>
-      <w:proofErr w:type="spellEnd"/>
-      <w:r>
-        <w:rPr>
-          <w:rFonts w:ascii="맑은 고딕" w:eastAsia="맑은 고딕" w:hAnsi="맑은 고딕" w:hint="eastAsia"/>
-          <w:color w:val="000000"/>
-          <w:sz w:val="21"/>
-          <w:szCs w:val="21"/>
-        </w:rPr>
-        <w:t xml:space="preserve"> 보면 맨 끝에, NOCYCLE뒤에 NOKEEP NOSCALE GLOBAL 옵션이 붙었으나, 11g버전부터는 사용하지 않으므로 붙이지 않는다.</w:t>
-      </w:r>
-    </w:p>
-    <w:p>
-      <w:pPr>
-        <w:pStyle w:val="a3"/>
-        <w:spacing w:before="0" w:beforeAutospacing="0" w:after="0" w:afterAutospacing="0" w:line="300" w:lineRule="atLeast"/>
-        <w:rPr>
-          <w:rFonts w:ascii="맑은 고딕" w:eastAsia="맑은 고딕" w:hAnsi="맑은 고딕"/>
-          <w:color w:val="000000"/>
-          <w:sz w:val="20"/>
-          <w:szCs w:val="20"/>
-        </w:rPr>
-      </w:pPr>
-      <w:r>
-        <w:rPr>
-          <w:rFonts w:ascii="맑은 고딕" w:eastAsia="맑은 고딕" w:hAnsi="맑은 고딕" w:hint="eastAsia"/>
-          <w:color w:val="000000"/>
-          <w:sz w:val="21"/>
-          <w:szCs w:val="21"/>
-        </w:rPr>
-        <w:t>   (</w:t>
-      </w:r>
-      <w:proofErr w:type="gramStart"/>
-      <w:r>
-        <w:rPr>
-          <w:rFonts w:ascii="맑은 고딕" w:eastAsia="맑은 고딕" w:hAnsi="맑은 고딕" w:hint="eastAsia"/>
-          <w:color w:val="000000"/>
-          <w:sz w:val="21"/>
-          <w:szCs w:val="21"/>
-        </w:rPr>
-        <w:t>참고 :</w:t>
-      </w:r>
-      <w:proofErr w:type="gramEnd"/>
-      <w:r>
-        <w:rPr>
-          <w:rFonts w:ascii="맑은 고딕" w:eastAsia="맑은 고딕" w:hAnsi="맑은 고딕" w:hint="eastAsia"/>
-          <w:color w:val="000000"/>
-          <w:sz w:val="21"/>
-          <w:szCs w:val="21"/>
-        </w:rPr>
-        <w:t xml:space="preserve"> NOKEEP옵션-</w:t>
-      </w:r>
-      <w:proofErr w:type="spellStart"/>
-      <w:r>
-        <w:rPr>
-          <w:rFonts w:ascii="맑은 고딕" w:eastAsia="맑은 고딕" w:hAnsi="맑은 고딕" w:hint="eastAsia"/>
-          <w:color w:val="000000"/>
-          <w:sz w:val="21"/>
-          <w:szCs w:val="21"/>
-        </w:rPr>
-        <w:t>프로그램테스트혹은성능시험을하는동안현재값보호하지</w:t>
-      </w:r>
-      <w:proofErr w:type="spellEnd"/>
-      <w:r>
-        <w:rPr>
-          <w:rFonts w:ascii="맑은 고딕" w:eastAsia="맑은 고딕" w:hAnsi="맑은 고딕" w:hint="eastAsia"/>
-          <w:color w:val="000000"/>
-          <w:sz w:val="21"/>
-          <w:szCs w:val="21"/>
-        </w:rPr>
-        <w:t xml:space="preserve"> 않음. NOSCALE-SCALE옵션을 사용하게 되면 시퀀스 값 앞에 3자리 세션오프셋과 3자리 인스턴스 오프셋</w:t>
-      </w:r>
-      <w:proofErr w:type="gramStart"/>
-      <w:r>
-        <w:rPr>
-          <w:rFonts w:ascii="맑은 고딕" w:eastAsia="맑은 고딕" w:hAnsi="맑은 고딕" w:hint="eastAsia"/>
-          <w:color w:val="000000"/>
-          <w:sz w:val="21"/>
-          <w:szCs w:val="21"/>
-        </w:rPr>
-        <w:t>,총</w:t>
-      </w:r>
-      <w:proofErr w:type="gramEnd"/>
-      <w:r>
-        <w:rPr>
-          <w:rFonts w:ascii="맑은 고딕" w:eastAsia="맑은 고딕" w:hAnsi="맑은 고딕" w:hint="eastAsia"/>
-          <w:color w:val="000000"/>
-          <w:sz w:val="21"/>
-          <w:szCs w:val="21"/>
-        </w:rPr>
-        <w:t xml:space="preserve"> 6자리의 접두사가 붙는데 이것을 사용하지 </w:t>
-      </w:r>
-      <w:proofErr w:type="spellStart"/>
-      <w:r>
-        <w:rPr>
-          <w:rFonts w:ascii="맑은 고딕" w:eastAsia="맑은 고딕" w:hAnsi="맑은 고딕" w:hint="eastAsia"/>
-          <w:color w:val="000000"/>
-          <w:sz w:val="21"/>
-          <w:szCs w:val="21"/>
-        </w:rPr>
-        <w:t>않는다는것</w:t>
-      </w:r>
-      <w:proofErr w:type="spellEnd"/>
-      <w:r>
-        <w:rPr>
-          <w:rFonts w:ascii="맑은 고딕" w:eastAsia="맑은 고딕" w:hAnsi="맑은 고딕" w:hint="eastAsia"/>
-          <w:color w:val="000000"/>
-          <w:sz w:val="21"/>
-          <w:szCs w:val="21"/>
-        </w:rPr>
-        <w:t>. GLOBAL-</w:t>
-      </w:r>
-      <w:proofErr w:type="spellStart"/>
-      <w:r>
-        <w:rPr>
-          <w:rFonts w:ascii="맑은 고딕" w:eastAsia="맑은 고딕" w:hAnsi="맑은 고딕" w:hint="eastAsia"/>
-          <w:color w:val="000000"/>
-          <w:sz w:val="21"/>
-          <w:szCs w:val="21"/>
-        </w:rPr>
-        <w:t>해당시퀀스를여러사용자가사용가능하다는</w:t>
-      </w:r>
-      <w:proofErr w:type="spellEnd"/>
-      <w:r>
-        <w:rPr>
-          <w:rFonts w:ascii="맑은 고딕" w:eastAsia="맑은 고딕" w:hAnsi="맑은 고딕" w:hint="eastAsia"/>
-          <w:color w:val="000000"/>
-          <w:sz w:val="21"/>
-          <w:szCs w:val="21"/>
-        </w:rPr>
-        <w:t xml:space="preserve"> 것.)</w:t>
-      </w:r>
-    </w:p>
-    <w:p>
-      <w:pPr>
-        <w:pStyle w:val="a3"/>
-        <w:spacing w:before="0" w:beforeAutospacing="0" w:after="0" w:afterAutospacing="0" w:line="300" w:lineRule="atLeast"/>
-        <w:rPr>
-          <w:rFonts w:ascii="맑은 고딕" w:eastAsia="맑은 고딕" w:hAnsi="맑은 고딕"/>
-          <w:color w:val="000000"/>
-          <w:sz w:val="20"/>
-          <w:szCs w:val="20"/>
-        </w:rPr>
-      </w:pPr>
-    </w:p>
-    <w:p>
-      <w:pPr>
-        <w:pStyle w:val="a3"/>
-        <w:spacing w:before="0" w:beforeAutospacing="0" w:after="0" w:afterAutospacing="0" w:line="300" w:lineRule="atLeast"/>
-        <w:rPr>
-          <w:rFonts w:ascii="맑은 고딕" w:eastAsia="맑은 고딕" w:hAnsi="맑은 고딕"/>
-          <w:color w:val="000000"/>
-          <w:sz w:val="20"/>
-          <w:szCs w:val="20"/>
-        </w:rPr>
-      </w:pPr>
-    </w:p>
-    <w:p>
-      <w:pPr>
-        <w:pStyle w:val="a3"/>
-        <w:spacing w:before="0" w:beforeAutospacing="0" w:after="0" w:afterAutospacing="0" w:line="300" w:lineRule="atLeast"/>
-        <w:rPr>
-          <w:rFonts w:ascii="맑은 고딕" w:eastAsia="맑은 고딕" w:hAnsi="맑은 고딕"/>
-          <w:color w:val="000000"/>
-          <w:sz w:val="20"/>
-          <w:szCs w:val="20"/>
-        </w:rPr>
-      </w:pPr>
-    </w:p>
-    <w:p>
-      <w:pPr>
-        <w:pStyle w:val="a3"/>
-        <w:spacing w:before="0" w:beforeAutospacing="0" w:after="0" w:afterAutospacing="0" w:line="300" w:lineRule="atLeast"/>
-        <w:rPr>
-          <w:rFonts w:ascii="맑은 고딕" w:eastAsia="맑은 고딕" w:hAnsi="맑은 고딕"/>
-          <w:color w:val="000000"/>
-          <w:sz w:val="20"/>
-          <w:szCs w:val="20"/>
-        </w:rPr>
-      </w:pPr>
-      <w:r>
-        <w:rPr>
-          <w:rFonts w:ascii="맑은 고딕" w:eastAsia="맑은 고딕" w:hAnsi="맑은 고딕" w:hint="eastAsia"/>
-          <w:color w:val="000000"/>
-          <w:sz w:val="20"/>
-          <w:szCs w:val="20"/>
-        </w:rPr>
-        <w:t>위의 4번의 </w:t>
-      </w:r>
-      <w:r>
-        <w:rPr>
-          <w:rFonts w:ascii="맑은 고딕" w:eastAsia="맑은 고딕" w:hAnsi="맑은 고딕" w:hint="eastAsia"/>
-          <w:b/>
-          <w:bCs/>
-          <w:color w:val="000000"/>
-        </w:rPr>
-        <w:t xml:space="preserve">DDL </w:t>
-      </w:r>
-      <w:proofErr w:type="spellStart"/>
-      <w:r>
-        <w:rPr>
-          <w:rFonts w:ascii="맑은 고딕" w:eastAsia="맑은 고딕" w:hAnsi="맑은 고딕" w:hint="eastAsia"/>
-          <w:b/>
-          <w:bCs/>
-          <w:color w:val="000000"/>
-        </w:rPr>
-        <w:t>익스포트</w:t>
-      </w:r>
-      <w:proofErr w:type="spellEnd"/>
-      <w:r>
-        <w:rPr>
-          <w:rFonts w:ascii="맑은 고딕" w:eastAsia="맑은 고딕" w:hAnsi="맑은 고딕" w:hint="eastAsia"/>
-          <w:b/>
-          <w:bCs/>
-          <w:color w:val="000000"/>
-        </w:rPr>
-        <w:t xml:space="preserve"> </w:t>
-      </w:r>
-      <w:proofErr w:type="spellStart"/>
-      <w:r>
-        <w:rPr>
-          <w:rFonts w:ascii="맑은 고딕" w:eastAsia="맑은 고딕" w:hAnsi="맑은 고딕" w:hint="eastAsia"/>
-          <w:b/>
-          <w:bCs/>
-          <w:color w:val="000000"/>
-        </w:rPr>
-        <w:t>옵션</w:t>
-      </w:r>
-      <w:r>
-        <w:rPr>
-          <w:rFonts w:ascii="맑은 고딕" w:eastAsia="맑은 고딕" w:hAnsi="맑은 고딕" w:hint="eastAsia"/>
-          <w:color w:val="000000"/>
-          <w:sz w:val="20"/>
-          <w:szCs w:val="20"/>
-        </w:rPr>
-        <w:t>설명</w:t>
-      </w:r>
-      <w:proofErr w:type="spellEnd"/>
-    </w:p>
-    <w:p>
-      <w:pPr>
-        <w:pStyle w:val="a3"/>
-        <w:spacing w:before="0" w:beforeAutospacing="0" w:after="0" w:afterAutospacing="0" w:line="300" w:lineRule="atLeast"/>
-        <w:rPr>
-          <w:rFonts w:ascii="맑은 고딕" w:eastAsia="맑은 고딕" w:hAnsi="맑은 고딕"/>
-          <w:color w:val="000000"/>
-          <w:sz w:val="20"/>
-          <w:szCs w:val="20"/>
-        </w:rPr>
-      </w:pPr>
-    </w:p>
-    <w:p>
-      <w:pPr>
-        <w:pStyle w:val="a3"/>
-        <w:spacing w:before="0" w:beforeAutospacing="0" w:after="0" w:afterAutospacing="0" w:line="300" w:lineRule="atLeast"/>
-        <w:rPr>
-          <w:rFonts w:ascii="맑은 고딕" w:eastAsia="맑은 고딕" w:hAnsi="맑은 고딕"/>
-          <w:color w:val="000000"/>
-          <w:sz w:val="20"/>
-          <w:szCs w:val="20"/>
-        </w:rPr>
-      </w:pPr>
-    </w:p>
-    <w:p>
-      <w:pPr>
-        <w:pStyle w:val="a3"/>
-        <w:spacing w:before="0" w:beforeAutospacing="0" w:after="0" w:afterAutospacing="0" w:line="300" w:lineRule="atLeast"/>
-        <w:rPr>
-          <w:rFonts w:ascii="맑은 고딕" w:eastAsia="맑은 고딕" w:hAnsi="맑은 고딕"/>
-          <w:color w:val="000000"/>
-          <w:sz w:val="20"/>
-          <w:szCs w:val="20"/>
-        </w:rPr>
-      </w:pPr>
-      <w:r>
-        <w:rPr>
-          <w:rFonts w:ascii="맑은 고딕" w:eastAsia="맑은 고딕" w:hAnsi="맑은 고딕" w:hint="eastAsia"/>
-          <w:color w:val="000000"/>
-          <w:sz w:val="21"/>
-          <w:szCs w:val="21"/>
-        </w:rPr>
-        <w:t xml:space="preserve">옵션1. 보기 쉽게 인쇄 - 말그대로 보기 쉽게, </w:t>
-      </w:r>
-      <w:proofErr w:type="spellStart"/>
-      <w:r>
-        <w:rPr>
-          <w:rFonts w:ascii="맑은 고딕" w:eastAsia="맑은 고딕" w:hAnsi="맑은 고딕" w:hint="eastAsia"/>
-          <w:color w:val="000000"/>
-          <w:sz w:val="21"/>
-          <w:szCs w:val="21"/>
-        </w:rPr>
-        <w:t>개행을</w:t>
-      </w:r>
-      <w:proofErr w:type="spellEnd"/>
-      <w:r>
-        <w:rPr>
-          <w:rFonts w:ascii="맑은 고딕" w:eastAsia="맑은 고딕" w:hAnsi="맑은 고딕" w:hint="eastAsia"/>
-          <w:color w:val="000000"/>
-          <w:sz w:val="21"/>
-          <w:szCs w:val="21"/>
-        </w:rPr>
-        <w:t xml:space="preserve"> 해서 보여준다.</w:t>
-      </w:r>
+          <w:sz w:val="20"/>
+          <w:szCs w:val="20"/>
+        </w:rPr>
+      </w:pPr>
+    </w:p>
+    <w:p>
+      <w:pPr>
+        <w:pStyle w:val="a3"/>
+        <w:spacing w:before="0" w:beforeAutospacing="0" w:after="0" w:afterAutospacing="0" w:line="300" w:lineRule="atLeast"/>
+        <w:rPr>
+          <w:rFonts w:ascii="맑은 고딕" w:eastAsia="맑은 고딕" w:hAnsi="맑은 고딕"/>
+          <w:color w:val="000000"/>
+          <w:sz w:val="20"/>
+          <w:szCs w:val="20"/>
+        </w:rPr>
+      </w:pPr>
     </w:p>
     <w:p>
       <w:pPr>
@@ -2323,9 +2313,9 @@
         <w:lastRenderedPageBreak/>
         <w:drawing>
           <wp:inline distT="0" distB="0" distL="0" distR="0">
-            <wp:extent cx="6721475" cy="5466080"/>
-            <wp:effectExtent l="0" t="0" r="3175" b="1270"/>
-            <wp:docPr id="12" name="그림 12" descr="http://gw.kaoni.com/fileroot/0/files/upload_common/mhtImage/253b293b-5fa5-4442-a751-bbbb727dddc9.png"/>
+            <wp:extent cx="5274945" cy="4326255"/>
+            <wp:effectExtent l="0" t="0" r="1905" b="0"/>
+            <wp:docPr id="11" name="그림 11" descr="http://gw.kaoni.com/fileroot/0/files/upload_common/mhtImage/c6ed056d-efc8-4d42-9625-24db5dee7c66.png"/>
             <wp:cNvGraphicFramePr>
               <a:graphicFrameLocks xmlns:a="http://schemas.openxmlformats.org/drawingml/2006/main" noChangeAspect="1"/>
             </wp:cNvGraphicFramePr>
@@ -2333,13 +2323,140 @@
               <a:graphicData uri="http://schemas.openxmlformats.org/drawingml/2006/picture">
                 <pic:pic xmlns:pic="http://schemas.openxmlformats.org/drawingml/2006/picture">
                   <pic:nvPicPr>
-                    <pic:cNvPr id="0" name="Picture 10" descr="http://gw.kaoni.com/fileroot/0/files/upload_common/mhtImage/253b293b-5fa5-4442-a751-bbbb727dddc9.png"/>
+                    <pic:cNvPr id="0" name="Picture 11" descr="http://gw.kaoni.com/fileroot/0/files/upload_common/mhtImage/c6ed056d-efc8-4d42-9625-24db5dee7c66.png"/>
                     <pic:cNvPicPr>
                       <a:picLocks noChangeAspect="1" noChangeArrowheads="1"/>
                     </pic:cNvPicPr>
                   </pic:nvPicPr>
                   <pic:blipFill>
                     <a:blip r:embed="rId13">
+                      <a:extLst>
+                        <a:ext uri="{28A0092B-C50C-407E-A947-70E740481C1C}">
+                          <a14:useLocalDpi xmlns:a14="http://schemas.microsoft.com/office/drawing/2010/main" val="0"/>
+                        </a:ext>
+                      </a:extLst>
+                    </a:blip>
+                    <a:srcRect/>
+                    <a:stretch>
+                      <a:fillRect/>
+                    </a:stretch>
+                  </pic:blipFill>
+                  <pic:spPr bwMode="auto">
+                    <a:xfrm>
+                      <a:off x="0" y="0"/>
+                      <a:ext cx="5274945" cy="4326255"/>
+                    </a:xfrm>
+                    <a:prstGeom prst="rect">
+                      <a:avLst/>
+                    </a:prstGeom>
+                    <a:noFill/>
+                    <a:ln>
+                      <a:noFill/>
+                    </a:ln>
+                  </pic:spPr>
+                </pic:pic>
+              </a:graphicData>
+            </a:graphic>
+          </wp:inline>
+        </w:drawing>
+      </w:r>
+    </w:p>
+    <w:p>
+      <w:pPr>
+        <w:pStyle w:val="a3"/>
+        <w:spacing w:before="0" w:beforeAutospacing="0" w:after="0" w:afterAutospacing="0" w:line="300" w:lineRule="atLeast"/>
+        <w:rPr>
+          <w:rFonts w:ascii="맑은 고딕" w:eastAsia="맑은 고딕" w:hAnsi="맑은 고딕"/>
+          <w:color w:val="000000"/>
+          <w:sz w:val="20"/>
+          <w:szCs w:val="20"/>
+        </w:rPr>
+      </w:pPr>
+    </w:p>
+    <w:p>
+      <w:pPr>
+        <w:pStyle w:val="a3"/>
+        <w:spacing w:before="0" w:beforeAutospacing="0" w:after="0" w:afterAutospacing="0" w:line="300" w:lineRule="atLeast"/>
+        <w:rPr>
+          <w:rFonts w:ascii="맑은 고딕" w:eastAsia="맑은 고딕" w:hAnsi="맑은 고딕"/>
+          <w:color w:val="000000"/>
+          <w:sz w:val="20"/>
+          <w:szCs w:val="20"/>
+        </w:rPr>
+      </w:pPr>
+    </w:p>
+    <w:p>
+      <w:pPr>
+        <w:pStyle w:val="a3"/>
+        <w:spacing w:before="0" w:beforeAutospacing="0" w:after="0" w:afterAutospacing="0" w:line="300" w:lineRule="atLeast"/>
+        <w:rPr>
+          <w:rFonts w:ascii="맑은 고딕" w:eastAsia="맑은 고딕" w:hAnsi="맑은 고딕"/>
+          <w:color w:val="000000"/>
+          <w:sz w:val="20"/>
+          <w:szCs w:val="20"/>
+        </w:rPr>
+      </w:pPr>
+    </w:p>
+    <w:p>
+      <w:pPr>
+        <w:pStyle w:val="a3"/>
+        <w:spacing w:before="0" w:beforeAutospacing="0" w:after="0" w:afterAutospacing="0" w:line="300" w:lineRule="atLeast"/>
+        <w:rPr>
+          <w:rFonts w:ascii="맑은 고딕" w:eastAsia="맑은 고딕" w:hAnsi="맑은 고딕"/>
+          <w:color w:val="000000"/>
+          <w:sz w:val="20"/>
+          <w:szCs w:val="20"/>
+        </w:rPr>
+      </w:pPr>
+      <w:r>
+        <w:rPr>
+          <w:rFonts w:ascii="맑은 고딕" w:eastAsia="맑은 고딕" w:hAnsi="맑은 고딕" w:hint="eastAsia"/>
+          <w:color w:val="000000"/>
+          <w:sz w:val="21"/>
+          <w:szCs w:val="21"/>
+        </w:rPr>
+        <w:t>옵션2. 스키마 표시 - 테이블명 앞에 스키마를 표시해 준다.</w:t>
+      </w:r>
+    </w:p>
+    <w:p>
+      <w:pPr>
+        <w:pStyle w:val="a3"/>
+        <w:spacing w:before="0" w:beforeAutospacing="0" w:after="0" w:afterAutospacing="0" w:line="300" w:lineRule="atLeast"/>
+        <w:rPr>
+          <w:rFonts w:ascii="맑은 고딕" w:eastAsia="맑은 고딕" w:hAnsi="맑은 고딕"/>
+          <w:color w:val="000000"/>
+          <w:sz w:val="20"/>
+          <w:szCs w:val="20"/>
+        </w:rPr>
+      </w:pPr>
+      <w:r>
+        <w:rPr>
+          <w:rFonts w:ascii="맑은 고딕" w:eastAsia="맑은 고딕" w:hAnsi="맑은 고딕"/>
+          <w:noProof/>
+          <w:color w:val="000000"/>
+          <w:sz w:val="22"/>
+          <w:szCs w:val="22"/>
+        </w:rPr>
+        <w:lastRenderedPageBreak/>
+        <w:drawing>
+          <wp:inline distT="0" distB="0" distL="0" distR="0">
+            <wp:extent cx="6721475" cy="5466080"/>
+            <wp:effectExtent l="0" t="0" r="3175" b="1270"/>
+            <wp:docPr id="10" name="그림 10" descr="http://gw.kaoni.com/fileroot/0/files/upload_common/mhtImage/aff8cd1e-5be7-47b9-ad99-1e1758695d37.png"/>
+            <wp:cNvGraphicFramePr>
+              <a:graphicFrameLocks xmlns:a="http://schemas.openxmlformats.org/drawingml/2006/main" noChangeAspect="1"/>
+            </wp:cNvGraphicFramePr>
+            <a:graphic xmlns:a="http://schemas.openxmlformats.org/drawingml/2006/main">
+              <a:graphicData uri="http://schemas.openxmlformats.org/drawingml/2006/picture">
+                <pic:pic xmlns:pic="http://schemas.openxmlformats.org/drawingml/2006/picture">
+                  <pic:nvPicPr>
+                    <pic:cNvPr id="0" name="Picture 12" descr="http://gw.kaoni.com/fileroot/0/files/upload_common/mhtImage/aff8cd1e-5be7-47b9-ad99-1e1758695d37.png"/>
+                    <pic:cNvPicPr>
+                      <a:picLocks noChangeAspect="1" noChangeArrowheads="1"/>
+                    </pic:cNvPicPr>
+                  </pic:nvPicPr>
+                  <pic:blipFill>
+                    <a:blip r:embed="rId14">
                       <a:extLst>
                         <a:ext uri="{28A0092B-C50C-407E-A947-70E740481C1C}">
                           <a14:useLocalDpi xmlns:a14="http://schemas.microsoft.com/office/drawing/2010/main" val="0"/>
@@ -2394,32 +2511,19 @@
           <w:szCs w:val="20"/>
         </w:rPr>
       </w:pPr>
-    </w:p>
-    <w:p>
-      <w:pPr>
-        <w:pStyle w:val="a3"/>
-        <w:spacing w:before="0" w:beforeAutospacing="0" w:after="0" w:afterAutospacing="0" w:line="300" w:lineRule="atLeast"/>
-        <w:rPr>
-          <w:rFonts w:ascii="맑은 고딕" w:eastAsia="맑은 고딕" w:hAnsi="맑은 고딕"/>
-          <w:color w:val="000000"/>
-          <w:sz w:val="20"/>
-          <w:szCs w:val="20"/>
-        </w:rPr>
-      </w:pPr>
       <w:r>
         <w:rPr>
           <w:rFonts w:ascii="맑은 고딕" w:eastAsia="맑은 고딕" w:hAnsi="맑은 고딕"/>
           <w:noProof/>
           <w:color w:val="000000"/>
-          <w:sz w:val="22"/>
-          <w:szCs w:val="22"/>
-        </w:rPr>
-        <w:lastRenderedPageBreak/>
+          <w:sz w:val="20"/>
+          <w:szCs w:val="20"/>
+        </w:rPr>
         <w:drawing>
           <wp:inline distT="0" distB="0" distL="0" distR="0">
-            <wp:extent cx="5274945" cy="4326255"/>
-            <wp:effectExtent l="0" t="0" r="1905" b="0"/>
-            <wp:docPr id="11" name="그림 11" descr="http://gw.kaoni.com/fileroot/0/files/upload_common/mhtImage/c6ed056d-efc8-4d42-9625-24db5dee7c66.png"/>
+            <wp:extent cx="8134350" cy="1849120"/>
+            <wp:effectExtent l="0" t="0" r="0" b="0"/>
+            <wp:docPr id="9" name="그림 9" descr="http://gw.kaoni.com/fileroot/0/files/upload_common/mhtImage/28c8e767-acc0-4f52-bb6c-9bcf867ae8cd.png"/>
             <wp:cNvGraphicFramePr>
               <a:graphicFrameLocks xmlns:a="http://schemas.openxmlformats.org/drawingml/2006/main" noChangeAspect="1"/>
             </wp:cNvGraphicFramePr>
@@ -2427,13 +2531,13 @@
               <a:graphicData uri="http://schemas.openxmlformats.org/drawingml/2006/picture">
                 <pic:pic xmlns:pic="http://schemas.openxmlformats.org/drawingml/2006/picture">
                   <pic:nvPicPr>
-                    <pic:cNvPr id="0" name="Picture 11" descr="http://gw.kaoni.com/fileroot/0/files/upload_common/mhtImage/c6ed056d-efc8-4d42-9625-24db5dee7c66.png"/>
+                    <pic:cNvPr id="0" name="Picture 13" descr="http://gw.kaoni.com/fileroot/0/files/upload_common/mhtImage/28c8e767-acc0-4f52-bb6c-9bcf867ae8cd.png"/>
                     <pic:cNvPicPr>
                       <a:picLocks noChangeAspect="1" noChangeArrowheads="1"/>
                     </pic:cNvPicPr>
                   </pic:nvPicPr>
                   <pic:blipFill>
-                    <a:blip r:embed="rId14">
+                    <a:blip r:embed="rId15">
                       <a:extLst>
                         <a:ext uri="{28A0092B-C50C-407E-A947-70E740481C1C}">
                           <a14:useLocalDpi xmlns:a14="http://schemas.microsoft.com/office/drawing/2010/main" val="0"/>
@@ -2448,7 +2552,7 @@
                   <pic:spPr bwMode="auto">
                     <a:xfrm>
                       <a:off x="0" y="0"/>
-                      <a:ext cx="5274945" cy="4326255"/>
+                      <a:ext cx="8134350" cy="1849120"/>
                     </a:xfrm>
                     <a:prstGeom prst="rect">
                       <a:avLst/>
@@ -2500,46 +2604,53 @@
           <w:szCs w:val="20"/>
         </w:rPr>
       </w:pPr>
-    </w:p>
-    <w:p>
-      <w:pPr>
-        <w:pStyle w:val="a3"/>
-        <w:spacing w:before="0" w:beforeAutospacing="0" w:after="0" w:afterAutospacing="0" w:line="300" w:lineRule="atLeast"/>
-        <w:rPr>
-          <w:rFonts w:ascii="맑은 고딕" w:eastAsia="맑은 고딕" w:hAnsi="맑은 고딕"/>
-          <w:color w:val="000000"/>
-          <w:sz w:val="20"/>
-          <w:szCs w:val="20"/>
-        </w:rPr>
-      </w:pPr>
-      <w:r>
-        <w:rPr>
-          <w:rFonts w:ascii="맑은 고딕" w:eastAsia="맑은 고딕" w:hAnsi="맑은 고딕" w:hint="eastAsia"/>
-          <w:color w:val="000000"/>
-          <w:sz w:val="21"/>
-          <w:szCs w:val="21"/>
-        </w:rPr>
-        <w:t xml:space="preserve">옵션2. 스키마 표시 - </w:t>
-      </w:r>
-      <w:proofErr w:type="spellStart"/>
-      <w:r>
-        <w:rPr>
-          <w:rFonts w:ascii="맑은 고딕" w:eastAsia="맑은 고딕" w:hAnsi="맑은 고딕" w:hint="eastAsia"/>
-          <w:color w:val="000000"/>
-          <w:sz w:val="21"/>
-          <w:szCs w:val="21"/>
-        </w:rPr>
-        <w:t>테이블명</w:t>
-      </w:r>
-      <w:proofErr w:type="spellEnd"/>
-      <w:r>
-        <w:rPr>
-          <w:rFonts w:ascii="맑은 고딕" w:eastAsia="맑은 고딕" w:hAnsi="맑은 고딕" w:hint="eastAsia"/>
-          <w:color w:val="000000"/>
-          <w:sz w:val="21"/>
-          <w:szCs w:val="21"/>
-        </w:rPr>
-        <w:t xml:space="preserve"> 앞에 스키마를 표시해 준다.</w:t>
+      <w:r>
+        <w:rPr>
+          <w:rFonts w:ascii="맑은 고딕" w:eastAsia="맑은 고딕" w:hAnsi="맑은 고딕" w:hint="eastAsia"/>
+          <w:color w:val="000000"/>
+          <w:sz w:val="21"/>
+          <w:szCs w:val="21"/>
+        </w:rPr>
+        <w:lastRenderedPageBreak/>
+        <w:t>옵션3.  </w:t>
+      </w:r>
+      <w:r>
+        <w:rPr>
+          <w:rFonts w:ascii="맑은 고딕" w:eastAsia="맑은 고딕" w:hAnsi="맑은 고딕" w:hint="eastAsia"/>
+          <w:color w:val="000000"/>
+          <w:sz w:val="21"/>
+          <w:szCs w:val="21"/>
+          <w:lang w:val="x-none"/>
+        </w:rPr>
+        <w:t>BYTE</w:t>
+      </w:r>
+      <w:r>
+        <w:rPr>
+          <w:rFonts w:ascii="맑은 고딕" w:eastAsia="맑은 고딕" w:hAnsi="맑은 고딕" w:hint="eastAsia"/>
+          <w:color w:val="000000"/>
+          <w:sz w:val="21"/>
+          <w:szCs w:val="21"/>
+        </w:rPr>
+        <w:t>키워드추가 - 컬럼타입에</w:t>
+      </w:r>
+      <w:r>
+        <w:rPr>
+          <w:rFonts w:ascii="맑은 고딕" w:eastAsia="맑은 고딕" w:hAnsi="맑은 고딕" w:hint="eastAsia"/>
+          <w:color w:val="000000"/>
+          <w:sz w:val="21"/>
+          <w:szCs w:val="21"/>
+          <w:lang w:val="x-none"/>
+        </w:rPr>
+        <w:t>BYTE</w:t>
+      </w:r>
+      <w:r>
+        <w:rPr>
+          <w:rFonts w:ascii="맑은 고딕" w:eastAsia="맑은 고딕" w:hAnsi="맑은 고딕" w:hint="eastAsia"/>
+          <w:color w:val="000000"/>
+          <w:sz w:val="21"/>
+          <w:szCs w:val="21"/>
+        </w:rPr>
+        <w:t>를표시해준다.</w:t>
       </w:r>
     </w:p>
     <w:p>
@@ -2561,12 +2672,11 @@
           <w:sz w:val="22"/>
           <w:szCs w:val="22"/>
         </w:rPr>
-        <w:lastRenderedPageBreak/>
         <w:drawing>
           <wp:inline distT="0" distB="0" distL="0" distR="0">
             <wp:extent cx="6721475" cy="5466080"/>
             <wp:effectExtent l="0" t="0" r="3175" b="1270"/>
-            <wp:docPr id="10" name="그림 10" descr="http://gw.kaoni.com/fileroot/0/files/upload_common/mhtImage/aff8cd1e-5be7-47b9-ad99-1e1758695d37.png"/>
+            <wp:docPr id="8" name="그림 8" descr="http://gw.kaoni.com/fileroot/0/files/upload_common/mhtImage/58245c17-aae2-43d9-a51c-591ad340bb07.png"/>
             <wp:cNvGraphicFramePr>
               <a:graphicFrameLocks xmlns:a="http://schemas.openxmlformats.org/drawingml/2006/main" noChangeAspect="1"/>
             </wp:cNvGraphicFramePr>
@@ -2574,13 +2684,13 @@
               <a:graphicData uri="http://schemas.openxmlformats.org/drawingml/2006/picture">
                 <pic:pic xmlns:pic="http://schemas.openxmlformats.org/drawingml/2006/picture">
                   <pic:nvPicPr>
-                    <pic:cNvPr id="0" name="Picture 12" descr="http://gw.kaoni.com/fileroot/0/files/upload_common/mhtImage/aff8cd1e-5be7-47b9-ad99-1e1758695d37.png"/>
+                    <pic:cNvPr id="0" name="Picture 14" descr="http://gw.kaoni.com/fileroot/0/files/upload_common/mhtImage/58245c17-aae2-43d9-a51c-591ad340bb07.png"/>
                     <pic:cNvPicPr>
                       <a:picLocks noChangeAspect="1" noChangeArrowheads="1"/>
                     </pic:cNvPicPr>
                   </pic:nvPicPr>
                   <pic:blipFill>
-                    <a:blip r:embed="rId15">
+                    <a:blip r:embed="rId16">
                       <a:extLst>
                         <a:ext uri="{28A0092B-C50C-407E-A947-70E740481C1C}">
                           <a14:useLocalDpi xmlns:a14="http://schemas.microsoft.com/office/drawing/2010/main" val="0"/>
@@ -2623,31 +2733,19 @@
           <w:szCs w:val="20"/>
         </w:rPr>
       </w:pPr>
-    </w:p>
-    <w:p>
-      <w:pPr>
-        <w:pStyle w:val="a3"/>
-        <w:spacing w:before="0" w:beforeAutospacing="0" w:after="0" w:afterAutospacing="0" w:line="300" w:lineRule="atLeast"/>
-        <w:rPr>
-          <w:rFonts w:ascii="맑은 고딕" w:eastAsia="맑은 고딕" w:hAnsi="맑은 고딕"/>
-          <w:color w:val="000000"/>
-          <w:sz w:val="20"/>
-          <w:szCs w:val="20"/>
-        </w:rPr>
-      </w:pPr>
       <w:r>
         <w:rPr>
           <w:rFonts w:ascii="맑은 고딕" w:eastAsia="맑은 고딕" w:hAnsi="맑은 고딕"/>
           <w:noProof/>
           <w:color w:val="000000"/>
-          <w:sz w:val="20"/>
-          <w:szCs w:val="20"/>
+          <w:sz w:val="22"/>
+          <w:szCs w:val="22"/>
         </w:rPr>
         <w:drawing>
           <wp:inline distT="0" distB="0" distL="0" distR="0">
-            <wp:extent cx="8134350" cy="1849120"/>
+            <wp:extent cx="7049135" cy="1869440"/>
             <wp:effectExtent l="0" t="0" r="0" b="0"/>
-            <wp:docPr id="9" name="그림 9" descr="http://gw.kaoni.com/fileroot/0/files/upload_common/mhtImage/28c8e767-acc0-4f52-bb6c-9bcf867ae8cd.png"/>
+            <wp:docPr id="7" name="그림 7" descr="http://gw.kaoni.com/fileroot/0/files/upload_common/mhtImage/e5de0324-4369-4455-925d-69f297347154.png"/>
             <wp:cNvGraphicFramePr>
               <a:graphicFrameLocks xmlns:a="http://schemas.openxmlformats.org/drawingml/2006/main" noChangeAspect="1"/>
             </wp:cNvGraphicFramePr>
@@ -2655,13 +2753,13 @@
               <a:graphicData uri="http://schemas.openxmlformats.org/drawingml/2006/picture">
                 <pic:pic xmlns:pic="http://schemas.openxmlformats.org/drawingml/2006/picture">
                   <pic:nvPicPr>
-                    <pic:cNvPr id="0" name="Picture 13" descr="http://gw.kaoni.com/fileroot/0/files/upload_common/mhtImage/28c8e767-acc0-4f52-bb6c-9bcf867ae8cd.png"/>
+                    <pic:cNvPr id="0" name="Picture 15" descr="http://gw.kaoni.com/fileroot/0/files/upload_common/mhtImage/e5de0324-4369-4455-925d-69f297347154.png"/>
                     <pic:cNvPicPr>
                       <a:picLocks noChangeAspect="1" noChangeArrowheads="1"/>
                     </pic:cNvPicPr>
                   </pic:nvPicPr>
                   <pic:blipFill>
-                    <a:blip r:embed="rId16">
+                    <a:blip r:embed="rId17">
                       <a:extLst>
                         <a:ext uri="{28A0092B-C50C-407E-A947-70E740481C1C}">
                           <a14:useLocalDpi xmlns:a14="http://schemas.microsoft.com/office/drawing/2010/main" val="0"/>
@@ -2676,7 +2774,7 @@
                   <pic:spPr bwMode="auto">
                     <a:xfrm>
                       <a:off x="0" y="0"/>
-                      <a:ext cx="8134350" cy="1849120"/>
+                      <a:ext cx="7049135" cy="1869440"/>
                     </a:xfrm>
                     <a:prstGeom prst="rect">
                       <a:avLst/>
@@ -2736,76 +2834,7 @@
           <w:szCs w:val="21"/>
         </w:rPr>
         <w:lastRenderedPageBreak/>
-        <w:t>옵션3.  </w:t>
-      </w:r>
-      <w:proofErr w:type="spellStart"/>
-      <w:r>
-        <w:rPr>
-          <w:rFonts w:ascii="맑은 고딕" w:eastAsia="맑은 고딕" w:hAnsi="맑은 고딕" w:hint="eastAsia"/>
-          <w:color w:val="000000"/>
-          <w:sz w:val="21"/>
-          <w:szCs w:val="21"/>
-          <w:lang w:val="x-none"/>
-        </w:rPr>
-        <w:t>BYTE</w:t>
-      </w:r>
-      <w:r>
-        <w:rPr>
-          <w:rFonts w:ascii="맑은 고딕" w:eastAsia="맑은 고딕" w:hAnsi="맑은 고딕" w:hint="eastAsia"/>
-          <w:color w:val="000000"/>
-          <w:sz w:val="21"/>
-          <w:szCs w:val="21"/>
-        </w:rPr>
-        <w:t>키워드추가</w:t>
-      </w:r>
-      <w:proofErr w:type="spellEnd"/>
-      <w:r>
-        <w:rPr>
-          <w:rFonts w:ascii="맑은 고딕" w:eastAsia="맑은 고딕" w:hAnsi="맑은 고딕" w:hint="eastAsia"/>
-          <w:color w:val="000000"/>
-          <w:sz w:val="21"/>
-          <w:szCs w:val="21"/>
-        </w:rPr>
-        <w:t xml:space="preserve"> - </w:t>
-      </w:r>
-      <w:proofErr w:type="spellStart"/>
-      <w:r>
-        <w:rPr>
-          <w:rFonts w:ascii="맑은 고딕" w:eastAsia="맑은 고딕" w:hAnsi="맑은 고딕" w:hint="eastAsia"/>
-          <w:color w:val="000000"/>
-          <w:sz w:val="21"/>
-          <w:szCs w:val="21"/>
-        </w:rPr>
-        <w:t>컬럼타입에</w:t>
-      </w:r>
-      <w:r>
-        <w:rPr>
-          <w:rFonts w:ascii="맑은 고딕" w:eastAsia="맑은 고딕" w:hAnsi="맑은 고딕" w:hint="eastAsia"/>
-          <w:color w:val="000000"/>
-          <w:sz w:val="21"/>
-          <w:szCs w:val="21"/>
-          <w:lang w:val="x-none"/>
-        </w:rPr>
-        <w:t>BYTE</w:t>
-      </w:r>
-      <w:r>
-        <w:rPr>
-          <w:rFonts w:ascii="맑은 고딕" w:eastAsia="맑은 고딕" w:hAnsi="맑은 고딕" w:hint="eastAsia"/>
-          <w:color w:val="000000"/>
-          <w:sz w:val="21"/>
-          <w:szCs w:val="21"/>
-        </w:rPr>
-        <w:t>를표시해준다</w:t>
-      </w:r>
-      <w:proofErr w:type="spellEnd"/>
-      <w:r>
-        <w:rPr>
-          <w:rFonts w:ascii="맑은 고딕" w:eastAsia="맑은 고딕" w:hAnsi="맑은 고딕" w:hint="eastAsia"/>
-          <w:color w:val="000000"/>
-          <w:sz w:val="21"/>
-          <w:szCs w:val="21"/>
-        </w:rPr>
-        <w:t>.</w:t>
+        <w:t>옵션4. 터미네이터 - 맨끝에세미클론이붙는다.</w:t>
       </w:r>
     </w:p>
     <w:p>
@@ -2831,7 +2860,7 @@
           <wp:inline distT="0" distB="0" distL="0" distR="0">
             <wp:extent cx="6721475" cy="5466080"/>
             <wp:effectExtent l="0" t="0" r="3175" b="1270"/>
-            <wp:docPr id="8" name="그림 8" descr="http://gw.kaoni.com/fileroot/0/files/upload_common/mhtImage/58245c17-aae2-43d9-a51c-591ad340bb07.png"/>
+            <wp:docPr id="6" name="그림 6" descr="http://gw.kaoni.com/fileroot/0/files/upload_common/mhtImage/904c9000-a6e3-460b-a688-cd7d520a2524.png"/>
             <wp:cNvGraphicFramePr>
               <a:graphicFrameLocks xmlns:a="http://schemas.openxmlformats.org/drawingml/2006/main" noChangeAspect="1"/>
             </wp:cNvGraphicFramePr>
@@ -2839,13 +2868,13 @@
               <a:graphicData uri="http://schemas.openxmlformats.org/drawingml/2006/picture">
                 <pic:pic xmlns:pic="http://schemas.openxmlformats.org/drawingml/2006/picture">
                   <pic:nvPicPr>
-                    <pic:cNvPr id="0" name="Picture 14" descr="http://gw.kaoni.com/fileroot/0/files/upload_common/mhtImage/58245c17-aae2-43d9-a51c-591ad340bb07.png"/>
+                    <pic:cNvPr id="0" name="Picture 16" descr="http://gw.kaoni.com/fileroot/0/files/upload_common/mhtImage/904c9000-a6e3-460b-a688-cd7d520a2524.png"/>
                     <pic:cNvPicPr>
                       <a:picLocks noChangeAspect="1" noChangeArrowheads="1"/>
                     </pic:cNvPicPr>
                   </pic:nvPicPr>
                   <pic:blipFill>
-                    <a:blip r:embed="rId17">
+                    <a:blip r:embed="rId18">
                       <a:extLst>
                         <a:ext uri="{28A0092B-C50C-407E-A947-70E740481C1C}">
                           <a14:useLocalDpi xmlns:a14="http://schemas.microsoft.com/office/drawing/2010/main" val="0"/>
@@ -2898,9 +2927,9 @@
         </w:rPr>
         <w:drawing>
           <wp:inline distT="0" distB="0" distL="0" distR="0">
-            <wp:extent cx="7049135" cy="1869440"/>
-            <wp:effectExtent l="0" t="0" r="0" b="0"/>
-            <wp:docPr id="7" name="그림 7" descr="http://gw.kaoni.com/fileroot/0/files/upload_common/mhtImage/e5de0324-4369-4455-925d-69f297347154.png"/>
+            <wp:extent cx="7486015" cy="1903730"/>
+            <wp:effectExtent l="0" t="0" r="635" b="1270"/>
+            <wp:docPr id="5" name="그림 5" descr="http://gw.kaoni.com/fileroot/0/files/upload_common/mhtImage/05d79303-2ee4-4bd6-837c-bab78a171164.png"/>
             <wp:cNvGraphicFramePr>
               <a:graphicFrameLocks xmlns:a="http://schemas.openxmlformats.org/drawingml/2006/main" noChangeAspect="1"/>
             </wp:cNvGraphicFramePr>
@@ -2908,13 +2937,13 @@
               <a:graphicData uri="http://schemas.openxmlformats.org/drawingml/2006/picture">
                 <pic:pic xmlns:pic="http://schemas.openxmlformats.org/drawingml/2006/picture">
                   <pic:nvPicPr>
-                    <pic:cNvPr id="0" name="Picture 15" descr="http://gw.kaoni.com/fileroot/0/files/upload_common/mhtImage/e5de0324-4369-4455-925d-69f297347154.png"/>
+                    <pic:cNvPr id="0" name="Picture 17" descr="http://gw.kaoni.com/fileroot/0/files/upload_common/mhtImage/05d79303-2ee4-4bd6-837c-bab78a171164.png"/>
                     <pic:cNvPicPr>
                       <a:picLocks noChangeAspect="1" noChangeArrowheads="1"/>
                     </pic:cNvPicPr>
                   </pic:nvPicPr>
                   <pic:blipFill>
-                    <a:blip r:embed="rId18">
+                    <a:blip r:embed="rId19">
                       <a:extLst>
                         <a:ext uri="{28A0092B-C50C-407E-A947-70E740481C1C}">
                           <a14:useLocalDpi xmlns:a14="http://schemas.microsoft.com/office/drawing/2010/main" val="0"/>
@@ -2929,7 +2958,7 @@
                   <pic:spPr bwMode="auto">
                     <a:xfrm>
                       <a:off x="0" y="0"/>
-                      <a:ext cx="7049135" cy="1869440"/>
+                      <a:ext cx="7486015" cy="1903730"/>
                     </a:xfrm>
                     <a:prstGeom prst="rect">
                       <a:avLst/>
@@ -2989,38 +3018,108 @@
           <w:szCs w:val="21"/>
         </w:rPr>
         <w:lastRenderedPageBreak/>
-        <w:t>옵션4. 터미네이터 - </w:t>
-      </w:r>
-      <w:proofErr w:type="spellStart"/>
-      <w:r>
-        <w:rPr>
-          <w:rFonts w:ascii="맑은 고딕" w:eastAsia="맑은 고딕" w:hAnsi="맑은 고딕" w:hint="eastAsia"/>
-          <w:color w:val="000000"/>
-          <w:sz w:val="21"/>
-          <w:szCs w:val="21"/>
-        </w:rPr>
-        <w:t>맨끝에세미클론이붙는다</w:t>
-      </w:r>
-      <w:proofErr w:type="spellEnd"/>
-      <w:r>
-        <w:rPr>
-          <w:rFonts w:ascii="맑은 고딕" w:eastAsia="맑은 고딕" w:hAnsi="맑은 고딕" w:hint="eastAsia"/>
-          <w:color w:val="000000"/>
-          <w:sz w:val="21"/>
-          <w:szCs w:val="21"/>
-        </w:rPr>
-        <w:t>.</w:t>
-      </w:r>
-    </w:p>
-    <w:p>
-      <w:pPr>
-        <w:pStyle w:val="a3"/>
-        <w:spacing w:before="0" w:beforeAutospacing="0" w:after="0" w:afterAutospacing="0" w:line="300" w:lineRule="atLeast"/>
-        <w:rPr>
-          <w:rFonts w:ascii="맑은 고딕" w:eastAsia="맑은 고딕" w:hAnsi="맑은 고딕"/>
-          <w:color w:val="000000"/>
-          <w:sz w:val="20"/>
-          <w:szCs w:val="20"/>
+        <w:t>옵션5. 뷰에</w:t>
+      </w:r>
+      <w:r>
+        <w:rPr>
+          <w:rFonts w:ascii="맑은 고딕" w:eastAsia="맑은 고딕" w:hAnsi="맑은 고딕" w:hint="eastAsia"/>
+          <w:color w:val="000000"/>
+          <w:sz w:val="21"/>
+          <w:szCs w:val="21"/>
+          <w:lang w:val="x-none"/>
+        </w:rPr>
+        <w:t>FORCE</w:t>
+      </w:r>
+      <w:r>
+        <w:rPr>
+          <w:rFonts w:ascii="맑은 고딕" w:eastAsia="맑은 고딕" w:hAnsi="맑은 고딕" w:hint="eastAsia"/>
+          <w:color w:val="000000"/>
+          <w:sz w:val="21"/>
+          <w:szCs w:val="21"/>
+        </w:rPr>
+        <w:t>추가 - 뷰생성쿼리에</w:t>
+      </w:r>
+      <w:r>
+        <w:rPr>
+          <w:rFonts w:ascii="맑은 고딕" w:eastAsia="맑은 고딕" w:hAnsi="맑은 고딕" w:hint="eastAsia"/>
+          <w:color w:val="000000"/>
+          <w:sz w:val="21"/>
+          <w:szCs w:val="21"/>
+          <w:lang w:val="x-none"/>
+        </w:rPr>
+        <w:t>FORCE</w:t>
+      </w:r>
+      <w:r>
+        <w:rPr>
+          <w:rFonts w:ascii="맑은 고딕" w:eastAsia="맑은 고딕" w:hAnsi="맑은 고딕" w:hint="eastAsia"/>
+          <w:color w:val="000000"/>
+          <w:sz w:val="21"/>
+          <w:szCs w:val="21"/>
+        </w:rPr>
+        <w:t>가붙는다.</w:t>
+      </w:r>
+    </w:p>
+    <w:p>
+      <w:pPr>
+        <w:pStyle w:val="a3"/>
+        <w:spacing w:before="0" w:beforeAutospacing="0" w:after="0" w:afterAutospacing="0" w:line="300" w:lineRule="atLeast"/>
+        <w:rPr>
+          <w:rFonts w:ascii="맑은 고딕" w:eastAsia="맑은 고딕" w:hAnsi="맑은 고딕"/>
+          <w:color w:val="000000"/>
+          <w:sz w:val="20"/>
+          <w:szCs w:val="20"/>
+        </w:rPr>
+      </w:pPr>
+    </w:p>
+    <w:p>
+      <w:pPr>
+        <w:pStyle w:val="a3"/>
+        <w:spacing w:before="0" w:beforeAutospacing="0" w:after="0" w:afterAutospacing="0" w:line="300" w:lineRule="atLeast"/>
+        <w:rPr>
+          <w:rFonts w:ascii="맑은 고딕" w:eastAsia="맑은 고딕" w:hAnsi="맑은 고딕"/>
+          <w:color w:val="000000"/>
+          <w:sz w:val="20"/>
+          <w:szCs w:val="20"/>
+        </w:rPr>
+      </w:pPr>
+      <w:r>
+        <w:rPr>
+          <w:rFonts w:ascii="맑은 고딕" w:eastAsia="맑은 고딕" w:hAnsi="맑은 고딕" w:hint="eastAsia"/>
+          <w:color w:val="000000"/>
+          <w:sz w:val="21"/>
+          <w:szCs w:val="21"/>
+        </w:rPr>
+        <w:t>참고 : </w:t>
+      </w:r>
+      <w:r>
+        <w:rPr>
+          <w:rFonts w:ascii="맑은 고딕" w:eastAsia="맑은 고딕" w:hAnsi="맑은 고딕" w:hint="eastAsia"/>
+          <w:color w:val="000000"/>
+          <w:sz w:val="21"/>
+          <w:szCs w:val="21"/>
+          <w:lang w:val="x-none"/>
+        </w:rPr>
+        <w:t>force</w:t>
+      </w:r>
+      <w:r>
+        <w:rPr>
+          <w:rFonts w:ascii="맑은 고딕" w:eastAsia="맑은 고딕" w:hAnsi="맑은 고딕" w:hint="eastAsia"/>
+          <w:color w:val="000000"/>
+          <w:sz w:val="21"/>
+          <w:szCs w:val="21"/>
+        </w:rPr>
+        <w:t>가붙게되면테이블 (Table) 가 없어도 뷰 (View) 를 만든다는것.</w:t>
+      </w:r>
+    </w:p>
+    <w:p>
+      <w:pPr>
+        <w:pStyle w:val="a3"/>
+        <w:spacing w:before="0" w:beforeAutospacing="0" w:after="0" w:afterAutospacing="0" w:line="300" w:lineRule="atLeast"/>
+        <w:rPr>
+          <w:rFonts w:ascii="맑은 고딕" w:eastAsia="맑은 고딕" w:hAnsi="맑은 고딕"/>
+          <w:color w:val="000000"/>
+          <w:sz w:val="22"/>
+          <w:szCs w:val="22"/>
         </w:rPr>
       </w:pPr>
       <w:r>
@@ -3035,7 +3134,7 @@
           <wp:inline distT="0" distB="0" distL="0" distR="0">
             <wp:extent cx="6721475" cy="5466080"/>
             <wp:effectExtent l="0" t="0" r="3175" b="1270"/>
-            <wp:docPr id="6" name="그림 6" descr="http://gw.kaoni.com/fileroot/0/files/upload_common/mhtImage/904c9000-a6e3-460b-a688-cd7d520a2524.png"/>
+            <wp:docPr id="4" name="그림 4" descr="http://gw.kaoni.com/fileroot/0/files/upload_common/mhtImage/dd017701-ab46-479b-a719-a35780da7dce.png"/>
             <wp:cNvGraphicFramePr>
               <a:graphicFrameLocks xmlns:a="http://schemas.openxmlformats.org/drawingml/2006/main" noChangeAspect="1"/>
             </wp:cNvGraphicFramePr>
@@ -3043,13 +3142,13 @@
               <a:graphicData uri="http://schemas.openxmlformats.org/drawingml/2006/picture">
                 <pic:pic xmlns:pic="http://schemas.openxmlformats.org/drawingml/2006/picture">
                   <pic:nvPicPr>
-                    <pic:cNvPr id="0" name="Picture 16" descr="http://gw.kaoni.com/fileroot/0/files/upload_common/mhtImage/904c9000-a6e3-460b-a688-cd7d520a2524.png"/>
+                    <pic:cNvPr id="0" name="Picture 18" descr="http://gw.kaoni.com/fileroot/0/files/upload_common/mhtImage/dd017701-ab46-479b-a719-a35780da7dce.png"/>
                     <pic:cNvPicPr>
                       <a:picLocks noChangeAspect="1" noChangeArrowheads="1"/>
                     </pic:cNvPicPr>
                   </pic:nvPicPr>
                   <pic:blipFill>
-                    <a:blip r:embed="rId19">
+                    <a:blip r:embed="rId20">
                       <a:extLst>
                         <a:ext uri="{28A0092B-C50C-407E-A947-70E740481C1C}">
                           <a14:useLocalDpi xmlns:a14="http://schemas.microsoft.com/office/drawing/2010/main" val="0"/>
@@ -3092,6 +3191,18 @@
           <w:szCs w:val="20"/>
         </w:rPr>
       </w:pPr>
+    </w:p>
+    <w:p>
+      <w:pPr>
+        <w:pStyle w:val="a3"/>
+        <w:spacing w:before="0" w:beforeAutospacing="0" w:after="0" w:afterAutospacing="0" w:line="300" w:lineRule="atLeast"/>
+        <w:rPr>
+          <w:rFonts w:ascii="맑은 고딕" w:eastAsia="맑은 고딕" w:hAnsi="맑은 고딕"/>
+          <w:color w:val="000000"/>
+          <w:sz w:val="20"/>
+          <w:szCs w:val="20"/>
+        </w:rPr>
+      </w:pPr>
       <w:r>
         <w:rPr>
           <w:rFonts w:ascii="맑은 고딕" w:eastAsia="맑은 고딕" w:hAnsi="맑은 고딕"/>
@@ -3100,11 +3211,12 @@
           <w:sz w:val="22"/>
           <w:szCs w:val="22"/>
         </w:rPr>
+        <w:lastRenderedPageBreak/>
         <w:drawing>
           <wp:inline distT="0" distB="0" distL="0" distR="0">
-            <wp:extent cx="7486015" cy="1903730"/>
-            <wp:effectExtent l="0" t="0" r="635" b="1270"/>
-            <wp:docPr id="5" name="그림 5" descr="http://gw.kaoni.com/fileroot/0/files/upload_common/mhtImage/05d79303-2ee4-4bd6-837c-bab78a171164.png"/>
+            <wp:extent cx="6380480" cy="2797810"/>
+            <wp:effectExtent l="0" t="0" r="1270" b="2540"/>
+            <wp:docPr id="3" name="그림 3" descr="http://gw.kaoni.com/fileroot/0/files/upload_common/mhtImage/53456bce-5ab0-4c0e-aac7-8036ab8c211c.png"/>
             <wp:cNvGraphicFramePr>
               <a:graphicFrameLocks xmlns:a="http://schemas.openxmlformats.org/drawingml/2006/main" noChangeAspect="1"/>
             </wp:cNvGraphicFramePr>
@@ -3112,13 +3224,13 @@
               <a:graphicData uri="http://schemas.openxmlformats.org/drawingml/2006/picture">
                 <pic:pic xmlns:pic="http://schemas.openxmlformats.org/drawingml/2006/picture">
                   <pic:nvPicPr>
-                    <pic:cNvPr id="0" name="Picture 17" descr="http://gw.kaoni.com/fileroot/0/files/upload_common/mhtImage/05d79303-2ee4-4bd6-837c-bab78a171164.png"/>
+                    <pic:cNvPr id="0" name="Picture 19" descr="http://gw.kaoni.com/fileroot/0/files/upload_common/mhtImage/53456bce-5ab0-4c0e-aac7-8036ab8c211c.png"/>
                     <pic:cNvPicPr>
                       <a:picLocks noChangeAspect="1" noChangeArrowheads="1"/>
                     </pic:cNvPicPr>
                   </pic:nvPicPr>
                   <pic:blipFill>
-                    <a:blip r:embed="rId20">
+                    <a:blip r:embed="rId21">
                       <a:extLst>
                         <a:ext uri="{28A0092B-C50C-407E-A947-70E740481C1C}">
                           <a14:useLocalDpi xmlns:a14="http://schemas.microsoft.com/office/drawing/2010/main" val="0"/>
@@ -3133,7 +3245,7 @@
                   <pic:spPr bwMode="auto">
                     <a:xfrm>
                       <a:off x="0" y="0"/>
-                      <a:ext cx="7486015" cy="1903730"/>
+                      <a:ext cx="6380480" cy="2797810"/>
                     </a:xfrm>
                     <a:prstGeom prst="rect">
                       <a:avLst/>
@@ -3169,211 +3281,57 @@
         <w:rPr>
           <w:rFonts w:ascii="맑은 고딕" w:eastAsia="맑은 고딕" w:hAnsi="맑은 고딕"/>
           <w:color w:val="000000"/>
-          <w:sz w:val="20"/>
-          <w:szCs w:val="20"/>
-        </w:rPr>
-      </w:pPr>
-    </w:p>
-    <w:p>
-      <w:pPr>
-        <w:pStyle w:val="a3"/>
-        <w:spacing w:before="0" w:beforeAutospacing="0" w:after="0" w:afterAutospacing="0" w:line="300" w:lineRule="atLeast"/>
-        <w:rPr>
-          <w:rFonts w:ascii="맑은 고딕" w:eastAsia="맑은 고딕" w:hAnsi="맑은 고딕"/>
-          <w:color w:val="000000"/>
-          <w:sz w:val="20"/>
-          <w:szCs w:val="20"/>
-        </w:rPr>
-      </w:pPr>
-      <w:r>
-        <w:rPr>
-          <w:rFonts w:ascii="맑은 고딕" w:eastAsia="맑은 고딕" w:hAnsi="맑은 고딕" w:hint="eastAsia"/>
-          <w:color w:val="000000"/>
-          <w:sz w:val="21"/>
-          <w:szCs w:val="21"/>
-        </w:rPr>
-        <w:lastRenderedPageBreak/>
-        <w:t>옵션5. 뷰에</w:t>
-      </w:r>
-      <w:proofErr w:type="spellStart"/>
-      <w:r>
-        <w:rPr>
-          <w:rFonts w:ascii="맑은 고딕" w:eastAsia="맑은 고딕" w:hAnsi="맑은 고딕" w:hint="eastAsia"/>
-          <w:color w:val="000000"/>
-          <w:sz w:val="21"/>
-          <w:szCs w:val="21"/>
-          <w:lang w:val="x-none"/>
-        </w:rPr>
-        <w:t>FORCE</w:t>
-      </w:r>
-      <w:r>
-        <w:rPr>
-          <w:rFonts w:ascii="맑은 고딕" w:eastAsia="맑은 고딕" w:hAnsi="맑은 고딕" w:hint="eastAsia"/>
-          <w:color w:val="000000"/>
-          <w:sz w:val="21"/>
-          <w:szCs w:val="21"/>
-        </w:rPr>
-        <w:t>추가</w:t>
-      </w:r>
-      <w:proofErr w:type="spellEnd"/>
-      <w:r>
-        <w:rPr>
-          <w:rFonts w:ascii="맑은 고딕" w:eastAsia="맑은 고딕" w:hAnsi="맑은 고딕" w:hint="eastAsia"/>
-          <w:color w:val="000000"/>
-          <w:sz w:val="21"/>
-          <w:szCs w:val="21"/>
-        </w:rPr>
-        <w:t xml:space="preserve"> - 뷰생성쿼리에</w:t>
-      </w:r>
-      <w:proofErr w:type="spellStart"/>
-      <w:r>
-        <w:rPr>
-          <w:rFonts w:ascii="맑은 고딕" w:eastAsia="맑은 고딕" w:hAnsi="맑은 고딕" w:hint="eastAsia"/>
-          <w:color w:val="000000"/>
-          <w:sz w:val="21"/>
-          <w:szCs w:val="21"/>
-          <w:lang w:val="x-none"/>
-        </w:rPr>
-        <w:t>FORCE</w:t>
-      </w:r>
-      <w:r>
-        <w:rPr>
-          <w:rFonts w:ascii="맑은 고딕" w:eastAsia="맑은 고딕" w:hAnsi="맑은 고딕" w:hint="eastAsia"/>
-          <w:color w:val="000000"/>
-          <w:sz w:val="21"/>
-          <w:szCs w:val="21"/>
-        </w:rPr>
-        <w:t>가붙는다</w:t>
-      </w:r>
-      <w:proofErr w:type="spellEnd"/>
-      <w:r>
-        <w:rPr>
-          <w:rFonts w:ascii="맑은 고딕" w:eastAsia="맑은 고딕" w:hAnsi="맑은 고딕" w:hint="eastAsia"/>
-          <w:color w:val="000000"/>
-          <w:sz w:val="21"/>
-          <w:szCs w:val="21"/>
-        </w:rPr>
-        <w:t>.</w:t>
-      </w:r>
-    </w:p>
-    <w:p>
-      <w:pPr>
-        <w:pStyle w:val="a3"/>
-        <w:spacing w:before="0" w:beforeAutospacing="0" w:after="0" w:afterAutospacing="0" w:line="300" w:lineRule="atLeast"/>
-        <w:rPr>
-          <w:rFonts w:ascii="맑은 고딕" w:eastAsia="맑은 고딕" w:hAnsi="맑은 고딕"/>
-          <w:color w:val="000000"/>
-          <w:sz w:val="20"/>
-          <w:szCs w:val="20"/>
-        </w:rPr>
-      </w:pPr>
-    </w:p>
-    <w:p>
-      <w:pPr>
-        <w:pStyle w:val="a3"/>
-        <w:spacing w:before="0" w:beforeAutospacing="0" w:after="0" w:afterAutospacing="0" w:line="300" w:lineRule="atLeast"/>
-        <w:rPr>
-          <w:rFonts w:ascii="맑은 고딕" w:eastAsia="맑은 고딕" w:hAnsi="맑은 고딕"/>
-          <w:color w:val="000000"/>
-          <w:sz w:val="20"/>
-          <w:szCs w:val="20"/>
-        </w:rPr>
-      </w:pPr>
-      <w:proofErr w:type="gramStart"/>
-      <w:r>
-        <w:rPr>
-          <w:rFonts w:ascii="맑은 고딕" w:eastAsia="맑은 고딕" w:hAnsi="맑은 고딕" w:hint="eastAsia"/>
-          <w:color w:val="000000"/>
-          <w:sz w:val="21"/>
-          <w:szCs w:val="21"/>
-        </w:rPr>
-        <w:t>참고 :</w:t>
-      </w:r>
-      <w:proofErr w:type="gramEnd"/>
-      <w:r>
-        <w:rPr>
-          <w:rFonts w:ascii="맑은 고딕" w:eastAsia="맑은 고딕" w:hAnsi="맑은 고딕" w:hint="eastAsia"/>
-          <w:color w:val="000000"/>
-          <w:sz w:val="21"/>
-          <w:szCs w:val="21"/>
-        </w:rPr>
-        <w:t> </w:t>
-      </w:r>
-      <w:proofErr w:type="spellStart"/>
-      <w:r>
-        <w:rPr>
-          <w:rFonts w:ascii="맑은 고딕" w:eastAsia="맑은 고딕" w:hAnsi="맑은 고딕" w:hint="eastAsia"/>
-          <w:color w:val="000000"/>
-          <w:sz w:val="21"/>
-          <w:szCs w:val="21"/>
-          <w:lang w:val="x-none"/>
-        </w:rPr>
-        <w:t>force</w:t>
-      </w:r>
-      <w:r>
-        <w:rPr>
-          <w:rFonts w:ascii="맑은 고딕" w:eastAsia="맑은 고딕" w:hAnsi="맑은 고딕" w:hint="eastAsia"/>
-          <w:color w:val="000000"/>
-          <w:sz w:val="21"/>
-          <w:szCs w:val="21"/>
-        </w:rPr>
-        <w:t>가붙게되면테이블</w:t>
-      </w:r>
-      <w:proofErr w:type="spellEnd"/>
-      <w:r>
-        <w:rPr>
-          <w:rFonts w:ascii="맑은 고딕" w:eastAsia="맑은 고딕" w:hAnsi="맑은 고딕" w:hint="eastAsia"/>
-          <w:color w:val="000000"/>
-          <w:sz w:val="21"/>
-          <w:szCs w:val="21"/>
-        </w:rPr>
-        <w:t xml:space="preserve"> (Table) 가 없어도 뷰 (View) 를 </w:t>
-      </w:r>
-      <w:proofErr w:type="spellStart"/>
-      <w:r>
-        <w:rPr>
-          <w:rFonts w:ascii="맑은 고딕" w:eastAsia="맑은 고딕" w:hAnsi="맑은 고딕" w:hint="eastAsia"/>
-          <w:color w:val="000000"/>
-          <w:sz w:val="21"/>
-          <w:szCs w:val="21"/>
-        </w:rPr>
-        <w:t>만든다는것</w:t>
-      </w:r>
-      <w:proofErr w:type="spellEnd"/>
-      <w:r>
-        <w:rPr>
-          <w:rFonts w:ascii="맑은 고딕" w:eastAsia="맑은 고딕" w:hAnsi="맑은 고딕" w:hint="eastAsia"/>
-          <w:color w:val="000000"/>
-          <w:sz w:val="21"/>
-          <w:szCs w:val="21"/>
-        </w:rPr>
-        <w:t>.</w:t>
-      </w:r>
-    </w:p>
-    <w:p>
-      <w:pPr>
-        <w:pStyle w:val="a3"/>
-        <w:spacing w:before="0" w:beforeAutospacing="0" w:after="0" w:afterAutospacing="0" w:line="300" w:lineRule="atLeast"/>
-        <w:rPr>
-          <w:rFonts w:ascii="맑은 고딕" w:eastAsia="맑은 고딕" w:hAnsi="맑은 고딕"/>
-          <w:color w:val="000000"/>
           <w:sz w:val="22"/>
           <w:szCs w:val="22"/>
         </w:rPr>
       </w:pPr>
-      <w:r>
-        <w:rPr>
-          <w:rFonts w:ascii="맑은 고딕" w:eastAsia="맑은 고딕" w:hAnsi="맑은 고딕"/>
-          <w:noProof/>
+    </w:p>
+    <w:p>
+      <w:pPr>
+        <w:pStyle w:val="a3"/>
+        <w:spacing w:before="0" w:beforeAutospacing="0" w:after="0" w:afterAutospacing="0" w:line="300" w:lineRule="atLeast"/>
+        <w:rPr>
+          <w:rFonts w:ascii="맑은 고딕" w:eastAsia="맑은 고딕" w:hAnsi="맑은 고딕"/>
+          <w:color w:val="000000"/>
+          <w:sz w:val="20"/>
+          <w:szCs w:val="20"/>
+        </w:rPr>
+      </w:pPr>
+      <w:r>
+        <w:rPr>
+          <w:rFonts w:ascii="맑은 고딕" w:eastAsia="맑은 고딕" w:hAnsi="맑은 고딕" w:hint="eastAsia"/>
+          <w:color w:val="000000"/>
+          <w:sz w:val="21"/>
+          <w:szCs w:val="21"/>
+        </w:rPr>
+        <w:t>옵션6. 저장영역 - 저장영역이표시된다. </w:t>
+      </w:r>
+    </w:p>
+    <w:p>
+      <w:pPr>
+        <w:pStyle w:val="a3"/>
+        <w:spacing w:before="0" w:beforeAutospacing="0" w:after="0" w:afterAutospacing="0" w:line="300" w:lineRule="atLeast"/>
+        <w:rPr>
+          <w:rFonts w:ascii="맑은 고딕" w:eastAsia="맑은 고딕" w:hAnsi="맑은 고딕"/>
           <w:color w:val="000000"/>
           <w:sz w:val="22"/>
           <w:szCs w:val="22"/>
         </w:rPr>
+      </w:pPr>
+      <w:r>
+        <w:rPr>
+          <w:rFonts w:ascii="맑은 고딕" w:eastAsia="맑은 고딕" w:hAnsi="맑은 고딕"/>
+          <w:noProof/>
+          <w:color w:val="000000"/>
+          <w:sz w:val="22"/>
+          <w:szCs w:val="22"/>
+        </w:rPr>
+        <w:lastRenderedPageBreak/>
         <w:drawing>
           <wp:inline distT="0" distB="0" distL="0" distR="0">
             <wp:extent cx="6721475" cy="5466080"/>
             <wp:effectExtent l="0" t="0" r="3175" b="1270"/>
-            <wp:docPr id="4" name="그림 4" descr="http://gw.kaoni.com/fileroot/0/files/upload_common/mhtImage/dd017701-ab46-479b-a719-a35780da7dce.png"/>
+            <wp:docPr id="2" name="그림 2" descr="http://gw.kaoni.com/fileroot/0/files/upload_common/mhtImage/3502b7c2-ede7-47b4-aa1e-fe1e57f971b0.png"/>
             <wp:cNvGraphicFramePr>
               <a:graphicFrameLocks xmlns:a="http://schemas.openxmlformats.org/drawingml/2006/main" noChangeAspect="1"/>
             </wp:cNvGraphicFramePr>
@@ -3381,13 +3339,13 @@
               <a:graphicData uri="http://schemas.openxmlformats.org/drawingml/2006/picture">
                 <pic:pic xmlns:pic="http://schemas.openxmlformats.org/drawingml/2006/picture">
                   <pic:nvPicPr>
-                    <pic:cNvPr id="0" name="Picture 18" descr="http://gw.kaoni.com/fileroot/0/files/upload_common/mhtImage/dd017701-ab46-479b-a719-a35780da7dce.png"/>
+                    <pic:cNvPr id="0" name="Picture 20" descr="http://gw.kaoni.com/fileroot/0/files/upload_common/mhtImage/3502b7c2-ede7-47b4-aa1e-fe1e57f971b0.png"/>
                     <pic:cNvPicPr>
                       <a:picLocks noChangeAspect="1" noChangeArrowheads="1"/>
                     </pic:cNvPicPr>
                   </pic:nvPicPr>
                   <pic:blipFill>
-                    <a:blip r:embed="rId21">
+                    <a:blip r:embed="rId22">
                       <a:extLst>
                         <a:ext uri="{28A0092B-C50C-407E-A947-70E740481C1C}">
                           <a14:useLocalDpi xmlns:a14="http://schemas.microsoft.com/office/drawing/2010/main" val="0"/>
@@ -3430,243 +3388,6 @@
           <w:szCs w:val="20"/>
         </w:rPr>
       </w:pPr>
-    </w:p>
-    <w:p>
-      <w:pPr>
-        <w:pStyle w:val="a3"/>
-        <w:spacing w:before="0" w:beforeAutospacing="0" w:after="0" w:afterAutospacing="0" w:line="300" w:lineRule="atLeast"/>
-        <w:rPr>
-          <w:rFonts w:ascii="맑은 고딕" w:eastAsia="맑은 고딕" w:hAnsi="맑은 고딕"/>
-          <w:color w:val="000000"/>
-          <w:sz w:val="20"/>
-          <w:szCs w:val="20"/>
-        </w:rPr>
-      </w:pPr>
-      <w:r>
-        <w:rPr>
-          <w:rFonts w:ascii="맑은 고딕" w:eastAsia="맑은 고딕" w:hAnsi="맑은 고딕"/>
-          <w:noProof/>
-          <w:color w:val="000000"/>
-          <w:sz w:val="22"/>
-          <w:szCs w:val="22"/>
-        </w:rPr>
-        <w:lastRenderedPageBreak/>
-        <w:drawing>
-          <wp:inline distT="0" distB="0" distL="0" distR="0">
-            <wp:extent cx="6380480" cy="2797810"/>
-            <wp:effectExtent l="0" t="0" r="1270" b="2540"/>
-            <wp:docPr id="3" name="그림 3" descr="http://gw.kaoni.com/fileroot/0/files/upload_common/mhtImage/53456bce-5ab0-4c0e-aac7-8036ab8c211c.png"/>
-            <wp:cNvGraphicFramePr>
-              <a:graphicFrameLocks xmlns:a="http://schemas.openxmlformats.org/drawingml/2006/main" noChangeAspect="1"/>
-            </wp:cNvGraphicFramePr>
-            <a:graphic xmlns:a="http://schemas.openxmlformats.org/drawingml/2006/main">
-              <a:graphicData uri="http://schemas.openxmlformats.org/drawingml/2006/picture">
-                <pic:pic xmlns:pic="http://schemas.openxmlformats.org/drawingml/2006/picture">
-                  <pic:nvPicPr>
-                    <pic:cNvPr id="0" name="Picture 19" descr="http://gw.kaoni.com/fileroot/0/files/upload_common/mhtImage/53456bce-5ab0-4c0e-aac7-8036ab8c211c.png"/>
-                    <pic:cNvPicPr>
-                      <a:picLocks noChangeAspect="1" noChangeArrowheads="1"/>
-                    </pic:cNvPicPr>
-                  </pic:nvPicPr>
-                  <pic:blipFill>
-                    <a:blip r:embed="rId22">
-                      <a:extLst>
-                        <a:ext uri="{28A0092B-C50C-407E-A947-70E740481C1C}">
-                          <a14:useLocalDpi xmlns:a14="http://schemas.microsoft.com/office/drawing/2010/main" val="0"/>
-                        </a:ext>
-                      </a:extLst>
-                    </a:blip>
-                    <a:srcRect/>
-                    <a:stretch>
-                      <a:fillRect/>
-                    </a:stretch>
-                  </pic:blipFill>
-                  <pic:spPr bwMode="auto">
-                    <a:xfrm>
-                      <a:off x="0" y="0"/>
-                      <a:ext cx="6380480" cy="2797810"/>
-                    </a:xfrm>
-                    <a:prstGeom prst="rect">
-                      <a:avLst/>
-                    </a:prstGeom>
-                    <a:noFill/>
-                    <a:ln>
-                      <a:noFill/>
-                    </a:ln>
-                  </pic:spPr>
-                </pic:pic>
-              </a:graphicData>
-            </a:graphic>
-          </wp:inline>
-        </w:drawing>
-      </w:r>
-    </w:p>
-    <w:p>
-      <w:pPr>
-        <w:pStyle w:val="a3"/>
-        <w:spacing w:before="0" w:beforeAutospacing="0" w:after="0" w:afterAutospacing="0" w:line="300" w:lineRule="atLeast"/>
-        <w:rPr>
-          <w:rFonts w:ascii="맑은 고딕" w:eastAsia="맑은 고딕" w:hAnsi="맑은 고딕"/>
-          <w:color w:val="000000"/>
-          <w:sz w:val="20"/>
-          <w:szCs w:val="20"/>
-        </w:rPr>
-      </w:pPr>
-    </w:p>
-    <w:p>
-      <w:pPr>
-        <w:pStyle w:val="a3"/>
-        <w:spacing w:before="0" w:beforeAutospacing="0" w:after="0" w:afterAutospacing="0" w:line="300" w:lineRule="atLeast"/>
-        <w:rPr>
-          <w:rFonts w:ascii="맑은 고딕" w:eastAsia="맑은 고딕" w:hAnsi="맑은 고딕"/>
-          <w:color w:val="000000"/>
-          <w:sz w:val="22"/>
-          <w:szCs w:val="22"/>
-        </w:rPr>
-      </w:pPr>
-    </w:p>
-    <w:p>
-      <w:pPr>
-        <w:pStyle w:val="a3"/>
-        <w:spacing w:before="0" w:beforeAutospacing="0" w:after="0" w:afterAutospacing="0" w:line="300" w:lineRule="atLeast"/>
-        <w:rPr>
-          <w:rFonts w:ascii="맑은 고딕" w:eastAsia="맑은 고딕" w:hAnsi="맑은 고딕"/>
-          <w:color w:val="000000"/>
-          <w:sz w:val="20"/>
-          <w:szCs w:val="20"/>
-        </w:rPr>
-      </w:pPr>
-      <w:r>
-        <w:rPr>
-          <w:rFonts w:ascii="맑은 고딕" w:eastAsia="맑은 고딕" w:hAnsi="맑은 고딕" w:hint="eastAsia"/>
-          <w:color w:val="000000"/>
-          <w:sz w:val="21"/>
-          <w:szCs w:val="21"/>
-        </w:rPr>
-        <w:t>옵션6. </w:t>
-      </w:r>
-      <w:proofErr w:type="spellStart"/>
-      <w:r>
-        <w:rPr>
-          <w:rFonts w:ascii="맑은 고딕" w:eastAsia="맑은 고딕" w:hAnsi="맑은 고딕" w:hint="eastAsia"/>
-          <w:color w:val="000000"/>
-          <w:sz w:val="21"/>
-          <w:szCs w:val="21"/>
-        </w:rPr>
-        <w:t>저장영역</w:t>
-      </w:r>
-      <w:proofErr w:type="spellEnd"/>
-      <w:r>
-        <w:rPr>
-          <w:rFonts w:ascii="맑은 고딕" w:eastAsia="맑은 고딕" w:hAnsi="맑은 고딕" w:hint="eastAsia"/>
-          <w:color w:val="000000"/>
-          <w:sz w:val="21"/>
-          <w:szCs w:val="21"/>
-        </w:rPr>
-        <w:t xml:space="preserve"> - </w:t>
-      </w:r>
-      <w:proofErr w:type="spellStart"/>
-      <w:r>
-        <w:rPr>
-          <w:rFonts w:ascii="맑은 고딕" w:eastAsia="맑은 고딕" w:hAnsi="맑은 고딕" w:hint="eastAsia"/>
-          <w:color w:val="000000"/>
-          <w:sz w:val="21"/>
-          <w:szCs w:val="21"/>
-        </w:rPr>
-        <w:t>저장영역이표시된다</w:t>
-      </w:r>
-      <w:proofErr w:type="spellEnd"/>
-      <w:r>
-        <w:rPr>
-          <w:rFonts w:ascii="맑은 고딕" w:eastAsia="맑은 고딕" w:hAnsi="맑은 고딕" w:hint="eastAsia"/>
-          <w:color w:val="000000"/>
-          <w:sz w:val="21"/>
-          <w:szCs w:val="21"/>
-        </w:rPr>
-        <w:t>. </w:t>
-      </w:r>
-    </w:p>
-    <w:p>
-      <w:pPr>
-        <w:pStyle w:val="a3"/>
-        <w:spacing w:before="0" w:beforeAutospacing="0" w:after="0" w:afterAutospacing="0" w:line="300" w:lineRule="atLeast"/>
-        <w:rPr>
-          <w:rFonts w:ascii="맑은 고딕" w:eastAsia="맑은 고딕" w:hAnsi="맑은 고딕"/>
-          <w:color w:val="000000"/>
-          <w:sz w:val="22"/>
-          <w:szCs w:val="22"/>
-        </w:rPr>
-      </w:pPr>
-      <w:r>
-        <w:rPr>
-          <w:rFonts w:ascii="맑은 고딕" w:eastAsia="맑은 고딕" w:hAnsi="맑은 고딕"/>
-          <w:noProof/>
-          <w:color w:val="000000"/>
-          <w:sz w:val="22"/>
-          <w:szCs w:val="22"/>
-        </w:rPr>
-        <w:lastRenderedPageBreak/>
-        <w:drawing>
-          <wp:inline distT="0" distB="0" distL="0" distR="0">
-            <wp:extent cx="6721475" cy="5466080"/>
-            <wp:effectExtent l="0" t="0" r="3175" b="1270"/>
-            <wp:docPr id="2" name="그림 2" descr="http://gw.kaoni.com/fileroot/0/files/upload_common/mhtImage/3502b7c2-ede7-47b4-aa1e-fe1e57f971b0.png"/>
-            <wp:cNvGraphicFramePr>
-              <a:graphicFrameLocks xmlns:a="http://schemas.openxmlformats.org/drawingml/2006/main" noChangeAspect="1"/>
-            </wp:cNvGraphicFramePr>
-            <a:graphic xmlns:a="http://schemas.openxmlformats.org/drawingml/2006/main">
-              <a:graphicData uri="http://schemas.openxmlformats.org/drawingml/2006/picture">
-                <pic:pic xmlns:pic="http://schemas.openxmlformats.org/drawingml/2006/picture">
-                  <pic:nvPicPr>
-                    <pic:cNvPr id="0" name="Picture 20" descr="http://gw.kaoni.com/fileroot/0/files/upload_common/mhtImage/3502b7c2-ede7-47b4-aa1e-fe1e57f971b0.png"/>
-                    <pic:cNvPicPr>
-                      <a:picLocks noChangeAspect="1" noChangeArrowheads="1"/>
-                    </pic:cNvPicPr>
-                  </pic:nvPicPr>
-                  <pic:blipFill>
-                    <a:blip r:embed="rId23">
-                      <a:extLst>
-                        <a:ext uri="{28A0092B-C50C-407E-A947-70E740481C1C}">
-                          <a14:useLocalDpi xmlns:a14="http://schemas.microsoft.com/office/drawing/2010/main" val="0"/>
-                        </a:ext>
-                      </a:extLst>
-                    </a:blip>
-                    <a:srcRect/>
-                    <a:stretch>
-                      <a:fillRect/>
-                    </a:stretch>
-                  </pic:blipFill>
-                  <pic:spPr bwMode="auto">
-                    <a:xfrm>
-                      <a:off x="0" y="0"/>
-                      <a:ext cx="6721475" cy="5466080"/>
-                    </a:xfrm>
-                    <a:prstGeom prst="rect">
-                      <a:avLst/>
-                    </a:prstGeom>
-                    <a:noFill/>
-                    <a:ln>
-                      <a:noFill/>
-                    </a:ln>
-                  </pic:spPr>
-                </pic:pic>
-              </a:graphicData>
-            </a:graphic>
-          </wp:inline>
-        </w:drawing>
-      </w:r>
-    </w:p>
-    <w:p>
-      <w:pPr>
-        <w:pStyle w:val="a3"/>
-        <w:spacing w:before="0" w:beforeAutospacing="0" w:after="0" w:afterAutospacing="0" w:line="300" w:lineRule="atLeast"/>
-        <w:rPr>
-          <w:rFonts w:ascii="맑은 고딕" w:eastAsia="맑은 고딕" w:hAnsi="맑은 고딕"/>
-          <w:color w:val="000000"/>
-          <w:sz w:val="20"/>
-          <w:szCs w:val="20"/>
-        </w:rPr>
-      </w:pPr>
       <w:r>
         <w:rPr>
           <w:rFonts w:ascii="맑은 고딕" w:eastAsia="맑은 고딕" w:hAnsi="맑은 고딕"/>
@@ -3694,7 +3415,7 @@
                     </pic:cNvPicPr>
                   </pic:nvPicPr>
                   <pic:blipFill>
-                    <a:blip r:embed="rId24">
+                    <a:blip r:embed="rId23">
                       <a:extLst>
                         <a:ext uri="{28A0092B-C50C-407E-A947-70E740481C1C}">
                           <a14:useLocalDpi xmlns:a14="http://schemas.microsoft.com/office/drawing/2010/main" val="0"/>
@@ -3738,7 +3459,7 @@
 </file>
 
 <file path=word/styles.xml><?xml version="1.0" encoding="utf-8"?>
-<w:styles xmlns:mc="http://schemas.openxmlformats.org/markup-compatibility/2006" xmlns:r="http://schemas.openxmlformats.org/officeDocument/2006/relationships" xmlns:w="http://schemas.openxmlformats.org/wordprocessingml/2006/main" xmlns:w14="http://schemas.microsoft.com/office/word/2010/wordml" xmlns:w15="http://schemas.microsoft.com/office/word/2012/wordml" xmlns:w16se="http://schemas.microsoft.com/office/word/2015/wordml/symex" mc:Ignorable="w14 w15 w16se">
+<w:styles xmlns:mc="http://schemas.openxmlformats.org/markup-compatibility/2006" xmlns:r="http://schemas.openxmlformats.org/officeDocument/2006/relationships" xmlns:w="http://schemas.openxmlformats.org/wordprocessingml/2006/main" xmlns:w14="http://schemas.microsoft.com/office/word/2010/wordml" xmlns:w15="http://schemas.microsoft.com/office/word/2012/wordml" mc:Ignorable="w14 w15">
   <w:docDefaults>
     <w:rPrDefault>
       <w:rPr>

--- a/docs/tech/ezEKP_Java_DB_Schema_export_방법(Oracle).docx
+++ b/docs/tech/ezEKP_Java_DB_Schema_export_방법(Oracle).docx
@@ -875,7 +875,6 @@
           <w:sz w:val="22"/>
           <w:szCs w:val="22"/>
         </w:rPr>
-        <w:lastRenderedPageBreak/>
         <w:drawing>
           <wp:inline distT="0" distB="0" distL="0" distR="0">
             <wp:extent cx="5943600" cy="4810125"/>
@@ -1019,7 +1018,6 @@
           <w:sz w:val="22"/>
           <w:szCs w:val="22"/>
         </w:rPr>
-        <w:lastRenderedPageBreak/>
         <w:drawing>
           <wp:inline distT="0" distB="0" distL="0" distR="0">
             <wp:extent cx="5943600" cy="4822190"/>
@@ -1163,7 +1161,6 @@
           <w:sz w:val="22"/>
           <w:szCs w:val="22"/>
         </w:rPr>
-        <w:lastRenderedPageBreak/>
         <w:drawing>
           <wp:inline distT="0" distB="0" distL="0" distR="0">
             <wp:extent cx="5943600" cy="4850130"/>
@@ -1340,7 +1337,6 @@
           <w:sz w:val="22"/>
           <w:szCs w:val="22"/>
         </w:rPr>
-        <w:lastRenderedPageBreak/>
         <w:drawing>
           <wp:inline distT="0" distB="0" distL="0" distR="0">
             <wp:extent cx="5943600" cy="4835525"/>
@@ -1563,7 +1559,223 @@
           <w:sz w:val="21"/>
           <w:szCs w:val="21"/>
         </w:rPr>
-        <w:t>.  SEQUENCE 생성부분에 START WITH 뒤의숫자는현재기준으로되어있으므로파일에 들어갈것은 1로바꾸어주어야한다.  찾기옵션에정규식찾기를통해 START WITH</w:t>
+        <w:t>.  SEQUENCE 생성</w:t>
+      </w:r>
+      <w:r>
+        <w:rPr>
+          <w:rFonts w:ascii="맑은 고딕" w:eastAsia="맑은 고딕" w:hAnsi="맑은 고딕" w:hint="eastAsia"/>
+          <w:color w:val="000000"/>
+          <w:sz w:val="21"/>
+          <w:szCs w:val="21"/>
+        </w:rPr>
+        <w:t xml:space="preserve"> </w:t>
+      </w:r>
+      <w:r>
+        <w:rPr>
+          <w:rFonts w:ascii="맑은 고딕" w:eastAsia="맑은 고딕" w:hAnsi="맑은 고딕" w:hint="eastAsia"/>
+          <w:color w:val="000000"/>
+          <w:sz w:val="21"/>
+          <w:szCs w:val="21"/>
+        </w:rPr>
+        <w:t>부분에 START WITH 뒤의</w:t>
+      </w:r>
+      <w:r>
+        <w:rPr>
+          <w:rFonts w:ascii="맑은 고딕" w:eastAsia="맑은 고딕" w:hAnsi="맑은 고딕" w:hint="eastAsia"/>
+          <w:color w:val="000000"/>
+          <w:sz w:val="21"/>
+          <w:szCs w:val="21"/>
+        </w:rPr>
+        <w:t xml:space="preserve"> </w:t>
+      </w:r>
+      <w:r>
+        <w:rPr>
+          <w:rFonts w:ascii="맑은 고딕" w:eastAsia="맑은 고딕" w:hAnsi="맑은 고딕" w:hint="eastAsia"/>
+          <w:color w:val="000000"/>
+          <w:sz w:val="21"/>
+          <w:szCs w:val="21"/>
+        </w:rPr>
+        <w:t>숫자는</w:t>
+      </w:r>
+      <w:r>
+        <w:rPr>
+          <w:rFonts w:ascii="맑은 고딕" w:eastAsia="맑은 고딕" w:hAnsi="맑은 고딕" w:hint="eastAsia"/>
+          <w:color w:val="000000"/>
+          <w:sz w:val="21"/>
+          <w:szCs w:val="21"/>
+        </w:rPr>
+        <w:t xml:space="preserve"> </w:t>
+      </w:r>
+      <w:r>
+        <w:rPr>
+          <w:rFonts w:ascii="맑은 고딕" w:eastAsia="맑은 고딕" w:hAnsi="맑은 고딕" w:hint="eastAsia"/>
+          <w:color w:val="000000"/>
+          <w:sz w:val="21"/>
+          <w:szCs w:val="21"/>
+        </w:rPr>
+        <w:t>현재</w:t>
+      </w:r>
+      <w:r>
+        <w:rPr>
+          <w:rFonts w:ascii="맑은 고딕" w:eastAsia="맑은 고딕" w:hAnsi="맑은 고딕" w:hint="eastAsia"/>
+          <w:color w:val="000000"/>
+          <w:sz w:val="21"/>
+          <w:szCs w:val="21"/>
+        </w:rPr>
+        <w:t xml:space="preserve"> </w:t>
+      </w:r>
+      <w:r>
+        <w:rPr>
+          <w:rFonts w:ascii="맑은 고딕" w:eastAsia="맑은 고딕" w:hAnsi="맑은 고딕" w:hint="eastAsia"/>
+          <w:color w:val="000000"/>
+          <w:sz w:val="21"/>
+          <w:szCs w:val="21"/>
+        </w:rPr>
+        <w:t>기준으로</w:t>
+      </w:r>
+      <w:r>
+        <w:rPr>
+          <w:rFonts w:ascii="맑은 고딕" w:eastAsia="맑은 고딕" w:hAnsi="맑은 고딕" w:hint="eastAsia"/>
+          <w:color w:val="000000"/>
+          <w:sz w:val="21"/>
+          <w:szCs w:val="21"/>
+        </w:rPr>
+        <w:t xml:space="preserve"> </w:t>
+      </w:r>
+      <w:r>
+        <w:rPr>
+          <w:rFonts w:ascii="맑은 고딕" w:eastAsia="맑은 고딕" w:hAnsi="맑은 고딕" w:hint="eastAsia"/>
+          <w:color w:val="000000"/>
+          <w:sz w:val="21"/>
+          <w:szCs w:val="21"/>
+        </w:rPr>
+        <w:t>되어</w:t>
+      </w:r>
+      <w:r>
+        <w:rPr>
+          <w:rFonts w:ascii="맑은 고딕" w:eastAsia="맑은 고딕" w:hAnsi="맑은 고딕" w:hint="eastAsia"/>
+          <w:color w:val="000000"/>
+          <w:sz w:val="21"/>
+          <w:szCs w:val="21"/>
+        </w:rPr>
+        <w:t xml:space="preserve"> </w:t>
+      </w:r>
+      <w:r>
+        <w:rPr>
+          <w:rFonts w:ascii="맑은 고딕" w:eastAsia="맑은 고딕" w:hAnsi="맑은 고딕" w:hint="eastAsia"/>
+          <w:color w:val="000000"/>
+          <w:sz w:val="21"/>
+          <w:szCs w:val="21"/>
+        </w:rPr>
+        <w:t>있으므로</w:t>
+      </w:r>
+      <w:r>
+        <w:rPr>
+          <w:rFonts w:ascii="맑은 고딕" w:eastAsia="맑은 고딕" w:hAnsi="맑은 고딕" w:hint="eastAsia"/>
+          <w:color w:val="000000"/>
+          <w:sz w:val="21"/>
+          <w:szCs w:val="21"/>
+        </w:rPr>
+        <w:t xml:space="preserve"> </w:t>
+      </w:r>
+      <w:r>
+        <w:rPr>
+          <w:rFonts w:ascii="맑은 고딕" w:eastAsia="맑은 고딕" w:hAnsi="맑은 고딕" w:hint="eastAsia"/>
+          <w:color w:val="000000"/>
+          <w:sz w:val="21"/>
+          <w:szCs w:val="21"/>
+        </w:rPr>
+        <w:t>파일에 들어갈</w:t>
+      </w:r>
+      <w:r>
+        <w:rPr>
+          <w:rFonts w:ascii="맑은 고딕" w:eastAsia="맑은 고딕" w:hAnsi="맑은 고딕" w:hint="eastAsia"/>
+          <w:color w:val="000000"/>
+          <w:sz w:val="21"/>
+          <w:szCs w:val="21"/>
+        </w:rPr>
+        <w:t xml:space="preserve"> </w:t>
+      </w:r>
+      <w:r>
+        <w:rPr>
+          <w:rFonts w:ascii="맑은 고딕" w:eastAsia="맑은 고딕" w:hAnsi="맑은 고딕" w:hint="eastAsia"/>
+          <w:color w:val="000000"/>
+          <w:sz w:val="21"/>
+          <w:szCs w:val="21"/>
+        </w:rPr>
+        <w:t>것은 1로바꾸어주어야한다.  찾기</w:t>
+      </w:r>
+      <w:r>
+        <w:rPr>
+          <w:rFonts w:ascii="맑은 고딕" w:eastAsia="맑은 고딕" w:hAnsi="맑은 고딕" w:hint="eastAsia"/>
+          <w:color w:val="000000"/>
+          <w:sz w:val="21"/>
+          <w:szCs w:val="21"/>
+        </w:rPr>
+        <w:t xml:space="preserve"> </w:t>
+      </w:r>
+      <w:r>
+        <w:rPr>
+          <w:rFonts w:ascii="맑은 고딕" w:eastAsia="맑은 고딕" w:hAnsi="맑은 고딕" w:hint="eastAsia"/>
+          <w:color w:val="000000"/>
+          <w:sz w:val="21"/>
+          <w:szCs w:val="21"/>
+        </w:rPr>
+        <w:t>옵션에</w:t>
+      </w:r>
+      <w:r>
+        <w:rPr>
+          <w:rFonts w:ascii="맑은 고딕" w:eastAsia="맑은 고딕" w:hAnsi="맑은 고딕" w:hint="eastAsia"/>
+          <w:color w:val="000000"/>
+          <w:sz w:val="21"/>
+          <w:szCs w:val="21"/>
+        </w:rPr>
+        <w:t xml:space="preserve"> </w:t>
+      </w:r>
+      <w:r>
+        <w:rPr>
+          <w:rFonts w:ascii="맑은 고딕" w:eastAsia="맑은 고딕" w:hAnsi="맑은 고딕" w:hint="eastAsia"/>
+          <w:color w:val="000000"/>
+          <w:sz w:val="21"/>
+          <w:szCs w:val="21"/>
+        </w:rPr>
+        <w:t>정규식</w:t>
+      </w:r>
+      <w:r>
+        <w:rPr>
+          <w:rFonts w:ascii="맑은 고딕" w:eastAsia="맑은 고딕" w:hAnsi="맑은 고딕" w:hint="eastAsia"/>
+          <w:color w:val="000000"/>
+          <w:sz w:val="21"/>
+          <w:szCs w:val="21"/>
+        </w:rPr>
+        <w:t xml:space="preserve"> </w:t>
+      </w:r>
+      <w:r>
+        <w:rPr>
+          <w:rFonts w:ascii="맑은 고딕" w:eastAsia="맑은 고딕" w:hAnsi="맑은 고딕" w:hint="eastAsia"/>
+          <w:color w:val="000000"/>
+          <w:sz w:val="21"/>
+          <w:szCs w:val="21"/>
+        </w:rPr>
+        <w:t>찾기를</w:t>
+      </w:r>
+      <w:r>
+        <w:rPr>
+          <w:rFonts w:ascii="맑은 고딕" w:eastAsia="맑은 고딕" w:hAnsi="맑은 고딕" w:hint="eastAsia"/>
+          <w:color w:val="000000"/>
+          <w:sz w:val="21"/>
+          <w:szCs w:val="21"/>
+        </w:rPr>
+        <w:t xml:space="preserve"> </w:t>
+      </w:r>
+      <w:r>
+        <w:rPr>
+          <w:rFonts w:ascii="맑은 고딕" w:eastAsia="맑은 고딕" w:hAnsi="맑은 고딕" w:hint="eastAsia"/>
+          <w:color w:val="000000"/>
+          <w:sz w:val="21"/>
+          <w:szCs w:val="21"/>
+        </w:rPr>
+        <w:t>통해 START WITH</w:t>
       </w:r>
       <w:r>
         <w:rPr>
@@ -1582,45 +1794,29 @@
           <w:sz w:val="21"/>
           <w:szCs w:val="21"/>
         </w:rPr>
-        <w:t> 정규식을 이용하여 START WITH  뒤의값을 1로바꿔준다.</w:t>
-      </w:r>
-    </w:p>
-    <w:p>
-      <w:pPr>
-        <w:pStyle w:val="a3"/>
-        <w:spacing w:before="0" w:beforeAutospacing="0" w:after="0" w:afterAutospacing="0" w:line="300" w:lineRule="atLeast"/>
-        <w:rPr>
-          <w:rFonts w:ascii="맑은 고딕" w:eastAsia="맑은 고딕" w:hAnsi="맑은 고딕"/>
-          <w:color w:val="000000"/>
-          <w:sz w:val="21"/>
-          <w:szCs w:val="21"/>
-        </w:rPr>
-      </w:pPr>
-    </w:p>
-    <w:p>
-      <w:pPr>
-        <w:pStyle w:val="a3"/>
-        <w:spacing w:before="0" w:beforeAutospacing="0" w:after="0" w:afterAutospacing="0" w:line="300" w:lineRule="atLeast"/>
-        <w:rPr>
-          <w:rFonts w:ascii="맑은 고딕" w:eastAsia="맑은 고딕" w:hAnsi="맑은 고딕"/>
-          <w:color w:val="000000"/>
-          <w:sz w:val="21"/>
-          <w:szCs w:val="21"/>
-        </w:rPr>
-      </w:pPr>
-      <w:r>
-        <w:rPr>
-          <w:rFonts w:ascii="맑은 고딕" w:eastAsia="맑은 고딕" w:hAnsi="맑은 고딕"/>
-          <w:color w:val="000000"/>
-          <w:sz w:val="21"/>
-          <w:szCs w:val="21"/>
-        </w:rPr>
-        <w:lastRenderedPageBreak/>
-        <w:t>3.</w:t>
-      </w:r>
-      <w:r>
-        <w:rPr>
-          <w:rFonts w:ascii="맑은 고딕" w:eastAsia="맑은 고딕" w:hAnsi="맑은 고딕"/>
+        <w:t> 정규식을 이용하여</w:t>
+      </w:r>
+      <w:r>
+        <w:rPr>
+          <w:rFonts w:ascii="맑은 고딕" w:eastAsia="맑은 고딕" w:hAnsi="맑은 고딕" w:hint="eastAsia"/>
+          <w:color w:val="000000"/>
+          <w:sz w:val="21"/>
+          <w:szCs w:val="21"/>
+        </w:rPr>
+        <w:t> START WITH </w:t>
+      </w:r>
+      <w:r>
+        <w:rPr>
+          <w:rFonts w:ascii="맑은 고딕" w:eastAsia="맑은 고딕" w:hAnsi="맑은 고딕" w:hint="eastAsia"/>
+          <w:color w:val="000000"/>
+          <w:sz w:val="21"/>
+          <w:szCs w:val="21"/>
+        </w:rPr>
+        <w:t>뒤의</w:t>
+      </w:r>
+      <w:r>
+        <w:rPr>
+          <w:rFonts w:ascii="맑은 고딕" w:eastAsia="맑은 고딕" w:hAnsi="맑은 고딕" w:hint="eastAsia"/>
           <w:color w:val="000000"/>
           <w:sz w:val="21"/>
           <w:szCs w:val="21"/>
@@ -1629,363 +1825,486 @@
       </w:r>
       <w:r>
         <w:rPr>
-          <w:rFonts w:ascii="맑은 고딕" w:eastAsia="맑은 고딕" w:hAnsi="맑은 고딕"/>
-          <w:color w:val="000000"/>
-          <w:sz w:val="20"/>
-          <w:szCs w:val="20"/>
-        </w:rPr>
-        <w:t>ALTER TABLE "JMOCHA_MAIL_COUNTRYIP" ADD CONSTRAINT "JMOCHA_MAIL_COUNTRYIP_PK" PRIMARY KEY ("START_IP_NUMBER", "END_IP_NUMBER")</w:t>
-      </w:r>
-    </w:p>
-    <w:p>
-      <w:pPr>
-        <w:pStyle w:val="a3"/>
-        <w:spacing w:after="0" w:line="300" w:lineRule="atLeast"/>
-        <w:rPr>
-          <w:rFonts w:ascii="맑은 고딕" w:eastAsia="맑은 고딕" w:hAnsi="맑은 고딕"/>
-          <w:color w:val="000000"/>
-          <w:sz w:val="20"/>
-          <w:szCs w:val="20"/>
-        </w:rPr>
-      </w:pPr>
-      <w:r>
-        <w:rPr>
-          <w:rFonts w:ascii="맑은 고딕" w:eastAsia="맑은 고딕" w:hAnsi="맑은 고딕"/>
-          <w:color w:val="000000"/>
-          <w:sz w:val="20"/>
-          <w:szCs w:val="20"/>
-        </w:rPr>
-        <w:t xml:space="preserve">  USING INDEX (CREATE UNIQUE INDEX "JMOCHA_MAIL_COUNTRYIP_PK1" ON "JMOCHA_MAIL_COUNTRYIP" ("START_IP_NUMBER", "END_IP_NUMBER")</w:t>
-      </w:r>
-    </w:p>
-    <w:p>
-      <w:pPr>
-        <w:pStyle w:val="a3"/>
-        <w:spacing w:before="0" w:beforeAutospacing="0" w:after="0" w:afterAutospacing="0" w:line="300" w:lineRule="atLeast"/>
-        <w:rPr>
-          <w:rFonts w:ascii="맑은 고딕" w:eastAsia="맑은 고딕" w:hAnsi="맑은 고딕"/>
-          <w:color w:val="000000"/>
-          <w:sz w:val="20"/>
-          <w:szCs w:val="20"/>
-        </w:rPr>
-      </w:pPr>
-      <w:r>
-        <w:rPr>
-          <w:rFonts w:ascii="맑은 고딕" w:eastAsia="맑은 고딕" w:hAnsi="맑은 고딕"/>
-          <w:color w:val="000000"/>
-          <w:sz w:val="20"/>
-          <w:szCs w:val="20"/>
-        </w:rPr>
-        <w:t xml:space="preserve">  )  ENABLE;</w:t>
-      </w:r>
-    </w:p>
-    <w:p>
-      <w:pPr>
-        <w:pStyle w:val="a3"/>
-        <w:spacing w:before="0" w:beforeAutospacing="0" w:after="0" w:afterAutospacing="0" w:line="300" w:lineRule="atLeast"/>
-        <w:rPr>
-          <w:rFonts w:ascii="맑은 고딕" w:eastAsia="맑은 고딕" w:hAnsi="맑은 고딕"/>
-          <w:color w:val="000000"/>
-          <w:sz w:val="20"/>
-          <w:szCs w:val="20"/>
-        </w:rPr>
-      </w:pPr>
-    </w:p>
-    <w:p>
-      <w:pPr>
-        <w:pStyle w:val="a3"/>
-        <w:spacing w:before="0" w:beforeAutospacing="0" w:after="0" w:afterAutospacing="0" w:line="300" w:lineRule="atLeast"/>
-        <w:rPr>
-          <w:rFonts w:ascii="맑은 고딕" w:eastAsia="맑은 고딕" w:hAnsi="맑은 고딕"/>
-          <w:color w:val="000000"/>
-          <w:sz w:val="20"/>
-          <w:szCs w:val="20"/>
-        </w:rPr>
-      </w:pPr>
-      <w:r>
-        <w:rPr>
-          <w:rFonts w:ascii="맑은 고딕" w:eastAsia="맑은 고딕" w:hAnsi="맑은 고딕"/>
-          <w:color w:val="000000"/>
-          <w:sz w:val="20"/>
-          <w:szCs w:val="20"/>
-        </w:rPr>
-        <w:t>USING INDEX (CREATE</w:t>
-      </w:r>
-      <w:r>
-        <w:rPr>
-          <w:rFonts w:ascii="맑은 고딕" w:eastAsia="맑은 고딕" w:hAnsi="맑은 고딕" w:hint="eastAsia"/>
-          <w:color w:val="000000"/>
-          <w:sz w:val="20"/>
-          <w:szCs w:val="20"/>
-        </w:rPr>
-        <w:t xml:space="preserve">로 검색하여 위와 같이 </w:t>
-      </w:r>
-      <w:r>
-        <w:rPr>
-          <w:rFonts w:ascii="맑은 고딕" w:eastAsia="맑은 고딕" w:hAnsi="맑은 고딕"/>
-          <w:color w:val="000000"/>
-          <w:sz w:val="20"/>
-          <w:szCs w:val="20"/>
-        </w:rPr>
-        <w:t xml:space="preserve">USING INDEX </w:t>
-      </w:r>
-      <w:r>
-        <w:rPr>
-          <w:rFonts w:ascii="맑은 고딕" w:eastAsia="맑은 고딕" w:hAnsi="맑은 고딕" w:hint="eastAsia"/>
-          <w:color w:val="000000"/>
-          <w:sz w:val="20"/>
-          <w:szCs w:val="20"/>
-        </w:rPr>
-        <w:t xml:space="preserve">구문 뒤에 </w:t>
-      </w:r>
-      <w:r>
-        <w:rPr>
-          <w:rFonts w:ascii="맑은 고딕" w:eastAsia="맑은 고딕" w:hAnsi="맑은 고딕"/>
-          <w:color w:val="000000"/>
-          <w:sz w:val="20"/>
-          <w:szCs w:val="20"/>
-        </w:rPr>
-        <w:t xml:space="preserve">(CREATE </w:t>
-      </w:r>
-      <w:r>
-        <w:rPr>
-          <w:rFonts w:ascii="맑은 고딕" w:eastAsia="맑은 고딕" w:hAnsi="맑은 고딕" w:hint="eastAsia"/>
-          <w:color w:val="000000"/>
-          <w:sz w:val="20"/>
-          <w:szCs w:val="20"/>
-        </w:rPr>
-        <w:t xml:space="preserve">문이 오는 문장들을 찾아 다음과 같이 </w:t>
-      </w:r>
-      <w:r>
-        <w:rPr>
-          <w:rFonts w:ascii="맑은 고딕" w:eastAsia="맑은 고딕" w:hAnsi="맑은 고딕"/>
-          <w:color w:val="000000"/>
-          <w:sz w:val="20"/>
-          <w:szCs w:val="20"/>
-        </w:rPr>
-        <w:t xml:space="preserve">USING INDEX ENABLE; </w:t>
-      </w:r>
-      <w:r>
-        <w:rPr>
-          <w:rFonts w:ascii="맑은 고딕" w:eastAsia="맑은 고딕" w:hAnsi="맑은 고딕" w:hint="eastAsia"/>
-          <w:color w:val="000000"/>
-          <w:sz w:val="20"/>
-          <w:szCs w:val="20"/>
-        </w:rPr>
-        <w:t>과 같이 변경해 준다.</w:t>
-      </w:r>
-    </w:p>
-    <w:p>
-      <w:pPr>
-        <w:pStyle w:val="a3"/>
-        <w:spacing w:after="0" w:line="300" w:lineRule="atLeast"/>
-        <w:rPr>
-          <w:rFonts w:ascii="맑은 고딕" w:eastAsia="맑은 고딕" w:hAnsi="맑은 고딕"/>
-          <w:color w:val="000000"/>
-          <w:sz w:val="20"/>
-          <w:szCs w:val="20"/>
-        </w:rPr>
-      </w:pPr>
-      <w:r>
-        <w:rPr>
-          <w:rFonts w:ascii="맑은 고딕" w:eastAsia="맑은 고딕" w:hAnsi="맑은 고딕"/>
-          <w:color w:val="000000"/>
-          <w:sz w:val="20"/>
-          <w:szCs w:val="20"/>
-        </w:rPr>
-        <w:t xml:space="preserve">  ALTER TABLE "JMOCHA_MAIL_COUNTRYIP" ADD CONSTRAINT "JMOCHA_MAIL_COUNTRYIP_PK" PRIMARY KEY ("STA</w:t>
-      </w:r>
-      <w:r>
-        <w:rPr>
-          <w:rFonts w:ascii="맑은 고딕" w:eastAsia="맑은 고딕" w:hAnsi="맑은 고딕"/>
-          <w:color w:val="000000"/>
-          <w:sz w:val="20"/>
-          <w:szCs w:val="20"/>
-        </w:rPr>
-        <w:t>RT_IP_NUMBER", "END_IP_NUMBER")</w:t>
-      </w:r>
-    </w:p>
-    <w:p>
-      <w:pPr>
-        <w:pStyle w:val="a3"/>
-        <w:spacing w:after="0" w:line="300" w:lineRule="atLeast"/>
-        <w:rPr>
-          <w:rFonts w:ascii="맑은 고딕" w:eastAsia="맑은 고딕" w:hAnsi="맑은 고딕"/>
-          <w:color w:val="000000"/>
-          <w:sz w:val="20"/>
-          <w:szCs w:val="20"/>
-        </w:rPr>
-      </w:pPr>
-      <w:r>
-        <w:rPr>
-          <w:rFonts w:ascii="맑은 고딕" w:eastAsia="맑은 고딕" w:hAnsi="맑은 고딕"/>
-          <w:color w:val="000000"/>
-          <w:sz w:val="20"/>
-          <w:szCs w:val="20"/>
-        </w:rPr>
-        <w:t xml:space="preserve">  </w:t>
-      </w:r>
-      <w:r>
-        <w:rPr>
-          <w:rFonts w:ascii="맑은 고딕" w:eastAsia="맑은 고딕" w:hAnsi="맑은 고딕"/>
-          <w:color w:val="000000"/>
-          <w:sz w:val="20"/>
-          <w:szCs w:val="20"/>
-        </w:rPr>
-        <w:t>USING INDEX  ENABLE;</w:t>
-      </w:r>
-    </w:p>
-    <w:p>
-      <w:pPr>
-        <w:pStyle w:val="a3"/>
-        <w:spacing w:before="0" w:beforeAutospacing="0" w:after="0" w:afterAutospacing="0" w:line="300" w:lineRule="atLeast"/>
-        <w:rPr>
-          <w:rFonts w:ascii="맑은 고딕" w:eastAsia="맑은 고딕" w:hAnsi="맑은 고딕"/>
-          <w:color w:val="000000"/>
-          <w:sz w:val="20"/>
-          <w:szCs w:val="20"/>
-        </w:rPr>
-      </w:pPr>
-    </w:p>
-    <w:p>
-      <w:pPr>
-        <w:pStyle w:val="a3"/>
-        <w:spacing w:before="0" w:beforeAutospacing="0" w:after="0" w:afterAutospacing="0" w:line="300" w:lineRule="atLeast"/>
-        <w:rPr>
-          <w:rFonts w:ascii="맑은 고딕" w:eastAsia="맑은 고딕" w:hAnsi="맑은 고딕"/>
-          <w:color w:val="000000"/>
-          <w:sz w:val="20"/>
-          <w:szCs w:val="20"/>
-        </w:rPr>
-      </w:pPr>
-      <w:r>
-        <w:rPr>
-          <w:rFonts w:ascii="맑은 고딕" w:eastAsia="맑은 고딕" w:hAnsi="맑은 고딕" w:hint="eastAsia"/>
-          <w:color w:val="000000"/>
-          <w:sz w:val="20"/>
-          <w:szCs w:val="20"/>
-        </w:rPr>
-        <w:t xml:space="preserve">위와 같이 변경하지 않으면 위 문장 전에 </w:t>
-      </w:r>
-      <w:r>
-        <w:rPr>
-          <w:rFonts w:ascii="맑은 고딕" w:eastAsia="맑은 고딕" w:hAnsi="맑은 고딕" w:hint="eastAsia"/>
-          <w:color w:val="000000"/>
-          <w:sz w:val="20"/>
-          <w:szCs w:val="20"/>
-        </w:rPr>
-        <w:t xml:space="preserve">위치한 </w:t>
-      </w:r>
-      <w:r>
-        <w:rPr>
-          <w:rFonts w:ascii="맑은 고딕" w:eastAsia="맑은 고딕" w:hAnsi="맑은 고딕"/>
-          <w:color w:val="000000"/>
-          <w:sz w:val="20"/>
-          <w:szCs w:val="20"/>
-        </w:rPr>
-        <w:t xml:space="preserve">CREATE UNIQUE INDEX </w:t>
-      </w:r>
-      <w:r>
-        <w:rPr>
-          <w:rFonts w:ascii="맑은 고딕" w:eastAsia="맑은 고딕" w:hAnsi="맑은 고딕" w:hint="eastAsia"/>
-          <w:color w:val="000000"/>
-          <w:sz w:val="20"/>
-          <w:szCs w:val="20"/>
-        </w:rPr>
-        <w:t xml:space="preserve">문에 의해 </w:t>
-      </w:r>
-      <w:r>
-        <w:rPr>
-          <w:rFonts w:ascii="맑은 고딕" w:eastAsia="맑은 고딕" w:hAnsi="맑은 고딕" w:hint="eastAsia"/>
-          <w:color w:val="000000"/>
-          <w:sz w:val="20"/>
-          <w:szCs w:val="20"/>
-        </w:rPr>
-        <w:t xml:space="preserve">이미 </w:t>
-      </w:r>
-      <w:r>
-        <w:rPr>
-          <w:rFonts w:ascii="맑은 고딕" w:eastAsia="맑은 고딕" w:hAnsi="맑은 고딕" w:hint="eastAsia"/>
-          <w:color w:val="000000"/>
-          <w:sz w:val="20"/>
-          <w:szCs w:val="20"/>
-        </w:rPr>
-        <w:t xml:space="preserve">생성이 된 동일한 이름의 </w:t>
-      </w:r>
-      <w:r>
-        <w:rPr>
-          <w:rFonts w:ascii="맑은 고딕" w:eastAsia="맑은 고딕" w:hAnsi="맑은 고딕"/>
-          <w:color w:val="000000"/>
-          <w:sz w:val="20"/>
-          <w:szCs w:val="20"/>
-        </w:rPr>
-        <w:t>Index</w:t>
-      </w:r>
-      <w:r>
-        <w:rPr>
-          <w:rFonts w:ascii="맑은 고딕" w:eastAsia="맑은 고딕" w:hAnsi="맑은 고딕" w:hint="eastAsia"/>
-          <w:color w:val="000000"/>
-          <w:sz w:val="20"/>
-          <w:szCs w:val="20"/>
-        </w:rPr>
-        <w:t xml:space="preserve">를 </w:t>
-      </w:r>
-      <w:r>
-        <w:rPr>
-          <w:rFonts w:ascii="맑은 고딕" w:eastAsia="맑은 고딕" w:hAnsi="맑은 고딕"/>
-          <w:color w:val="000000"/>
-          <w:sz w:val="20"/>
-          <w:szCs w:val="20"/>
-        </w:rPr>
-        <w:t xml:space="preserve">USING INDEX </w:t>
-      </w:r>
-      <w:r>
-        <w:rPr>
-          <w:rFonts w:ascii="맑은 고딕" w:eastAsia="맑은 고딕" w:hAnsi="맑은 고딕" w:hint="eastAsia"/>
-          <w:color w:val="000000"/>
-          <w:sz w:val="20"/>
-          <w:szCs w:val="20"/>
-        </w:rPr>
-        <w:t xml:space="preserve">구문 </w:t>
-      </w:r>
-      <w:r>
-        <w:rPr>
-          <w:rFonts w:ascii="맑은 고딕" w:eastAsia="맑은 고딕" w:hAnsi="맑은 고딕" w:hint="eastAsia"/>
-          <w:color w:val="000000"/>
-          <w:sz w:val="20"/>
-          <w:szCs w:val="20"/>
-        </w:rPr>
-        <w:t xml:space="preserve">안에 있는 </w:t>
-      </w:r>
-      <w:r>
-        <w:rPr>
-          <w:rFonts w:ascii="맑은 고딕" w:eastAsia="맑은 고딕" w:hAnsi="맑은 고딕"/>
-          <w:color w:val="000000"/>
-          <w:sz w:val="20"/>
-          <w:szCs w:val="20"/>
-        </w:rPr>
-        <w:t>CREATE UNIQUE INDEX</w:t>
-      </w:r>
-      <w:r>
-        <w:rPr>
-          <w:rFonts w:ascii="맑은 고딕" w:eastAsia="맑은 고딕" w:hAnsi="맑은 고딕" w:hint="eastAsia"/>
-          <w:color w:val="000000"/>
-          <w:sz w:val="20"/>
-          <w:szCs w:val="20"/>
-        </w:rPr>
-        <w:t>가 다시 생성하게 되어</w:t>
-      </w:r>
-      <w:r>
-        <w:rPr>
-          <w:rFonts w:ascii="맑은 고딕" w:eastAsia="맑은 고딕" w:hAnsi="맑은 고딕"/>
-          <w:color w:val="000000"/>
-          <w:sz w:val="20"/>
-          <w:szCs w:val="20"/>
-        </w:rPr>
-        <w:t xml:space="preserve"> 중복 </w:t>
+          <w:rFonts w:ascii="맑은 고딕" w:eastAsia="맑은 고딕" w:hAnsi="맑은 고딕" w:hint="eastAsia"/>
+          <w:color w:val="000000"/>
+          <w:sz w:val="21"/>
+          <w:szCs w:val="21"/>
+        </w:rPr>
+        <w:t>값을 1로</w:t>
+      </w:r>
+      <w:r>
+        <w:rPr>
+          <w:rFonts w:ascii="맑은 고딕" w:eastAsia="맑은 고딕" w:hAnsi="맑은 고딕" w:hint="eastAsia"/>
+          <w:color w:val="000000"/>
+          <w:sz w:val="21"/>
+          <w:szCs w:val="21"/>
+        </w:rPr>
+        <w:t xml:space="preserve"> </w:t>
+      </w:r>
+      <w:r>
+        <w:rPr>
+          <w:rFonts w:ascii="맑은 고딕" w:eastAsia="맑은 고딕" w:hAnsi="맑은 고딕" w:hint="eastAsia"/>
+          <w:color w:val="000000"/>
+          <w:sz w:val="21"/>
+          <w:szCs w:val="21"/>
+        </w:rPr>
+        <w:t>바꿔준다.</w:t>
+      </w:r>
+      <w:r>
+        <w:rPr>
+          <w:rFonts w:ascii="맑은 고딕" w:eastAsia="맑은 고딕" w:hAnsi="맑은 고딕"/>
+          <w:color w:val="000000"/>
+          <w:sz w:val="21"/>
+          <w:szCs w:val="21"/>
+        </w:rPr>
+        <w:t xml:space="preserve"> </w:t>
+      </w:r>
+      <w:r>
+        <w:rPr>
+          <w:rFonts w:ascii="맑은 고딕" w:eastAsia="맑은 고딕" w:hAnsi="맑은 고딕" w:hint="eastAsia"/>
+          <w:color w:val="000000"/>
+          <w:sz w:val="21"/>
+          <w:szCs w:val="21"/>
+        </w:rPr>
+        <w:t xml:space="preserve">또한 </w:t>
+      </w:r>
+      <w:r>
+        <w:rPr>
+          <w:rFonts w:ascii="맑은 고딕" w:eastAsia="맑은 고딕" w:hAnsi="맑은 고딕"/>
+          <w:color w:val="000000"/>
+          <w:sz w:val="21"/>
+          <w:szCs w:val="21"/>
+        </w:rPr>
+        <w:t xml:space="preserve">NOSCALE </w:t>
+      </w:r>
+      <w:r>
+        <w:rPr>
+          <w:rFonts w:ascii="맑은 고딕" w:eastAsia="맑은 고딕" w:hAnsi="맑은 고딕" w:hint="eastAsia"/>
+          <w:color w:val="000000"/>
+          <w:sz w:val="21"/>
+          <w:szCs w:val="21"/>
+        </w:rPr>
+        <w:t xml:space="preserve">옵션은 </w:t>
+      </w:r>
+      <w:r>
+        <w:rPr>
+          <w:rFonts w:ascii="맑은 고딕" w:eastAsia="맑은 고딕" w:hAnsi="맑은 고딕"/>
+          <w:color w:val="000000"/>
+          <w:sz w:val="21"/>
+          <w:szCs w:val="21"/>
+        </w:rPr>
+        <w:t>12c R2</w:t>
+      </w:r>
+      <w:r>
+        <w:rPr>
+          <w:rFonts w:ascii="맑은 고딕" w:eastAsia="맑은 고딕" w:hAnsi="맑은 고딕" w:hint="eastAsia"/>
+          <w:color w:val="000000"/>
+          <w:sz w:val="21"/>
+          <w:szCs w:val="21"/>
+        </w:rPr>
+        <w:t xml:space="preserve"> 미만에서는 지원되지 않으므로 제외하도록 한다.</w:t>
       </w:r>
       <w:bookmarkStart w:id="0" w:name="_GoBack"/>
       <w:bookmarkEnd w:id="0"/>
+    </w:p>
+    <w:p>
+      <w:pPr>
+        <w:pStyle w:val="a3"/>
+        <w:spacing w:before="0" w:beforeAutospacing="0" w:after="0" w:afterAutospacing="0" w:line="300" w:lineRule="atLeast"/>
+        <w:rPr>
+          <w:rFonts w:ascii="맑은 고딕" w:eastAsia="맑은 고딕" w:hAnsi="맑은 고딕"/>
+          <w:color w:val="000000"/>
+          <w:sz w:val="21"/>
+          <w:szCs w:val="21"/>
+        </w:rPr>
+      </w:pPr>
+    </w:p>
+    <w:p>
+      <w:pPr>
+        <w:pStyle w:val="a3"/>
+        <w:spacing w:before="0" w:beforeAutospacing="0" w:after="0" w:afterAutospacing="0" w:line="300" w:lineRule="atLeast"/>
+        <w:rPr>
+          <w:rFonts w:ascii="맑은 고딕" w:eastAsia="맑은 고딕" w:hAnsi="맑은 고딕"/>
+          <w:color w:val="000000"/>
+          <w:sz w:val="21"/>
+          <w:szCs w:val="21"/>
+        </w:rPr>
+      </w:pPr>
+      <w:r>
+        <w:rPr>
+          <w:rFonts w:ascii="맑은 고딕" w:eastAsia="맑은 고딕" w:hAnsi="맑은 고딕"/>
+          <w:color w:val="000000"/>
+          <w:sz w:val="21"/>
+          <w:szCs w:val="21"/>
+        </w:rPr>
+        <w:t>3.</w:t>
+      </w:r>
+      <w:r>
+        <w:rPr>
+          <w:rFonts w:ascii="맑은 고딕" w:eastAsia="맑은 고딕" w:hAnsi="맑은 고딕"/>
+          <w:color w:val="000000"/>
+          <w:sz w:val="21"/>
+          <w:szCs w:val="21"/>
+        </w:rPr>
+        <w:t xml:space="preserve"> </w:t>
+      </w:r>
+      <w:r>
+        <w:rPr>
+          <w:rFonts w:ascii="맑은 고딕" w:eastAsia="맑은 고딕" w:hAnsi="맑은 고딕"/>
+          <w:color w:val="000000"/>
+          <w:sz w:val="20"/>
+          <w:szCs w:val="20"/>
+        </w:rPr>
+        <w:t>ALTER TABLE "JMOCHA_MAIL_COUNTRYIP" ADD CONSTRAINT "JMOCHA_MAIL_COUNTRYIP_PK" PRIMARY KEY ("START_IP_NUMBER", "END_IP_NUMBER")</w:t>
+      </w:r>
+    </w:p>
+    <w:p>
+      <w:pPr>
+        <w:pStyle w:val="a3"/>
+        <w:spacing w:after="0" w:line="300" w:lineRule="atLeast"/>
+        <w:rPr>
+          <w:rFonts w:ascii="맑은 고딕" w:eastAsia="맑은 고딕" w:hAnsi="맑은 고딕"/>
+          <w:color w:val="000000"/>
+          <w:sz w:val="20"/>
+          <w:szCs w:val="20"/>
+        </w:rPr>
+      </w:pPr>
+      <w:r>
+        <w:rPr>
+          <w:rFonts w:ascii="맑은 고딕" w:eastAsia="맑은 고딕" w:hAnsi="맑은 고딕"/>
+          <w:color w:val="000000"/>
+          <w:sz w:val="20"/>
+          <w:szCs w:val="20"/>
+        </w:rPr>
+        <w:t xml:space="preserve">  USING INDEX (CREATE UNIQUE INDEX "JMOCHA_MAIL_COUNTRYIP_PK1" ON "JMOCHA_MAIL_COUNTRYIP" ("START_IP_NUMBER", "END_IP_NUMBER")</w:t>
+      </w:r>
+    </w:p>
+    <w:p>
+      <w:pPr>
+        <w:pStyle w:val="a3"/>
+        <w:spacing w:before="0" w:beforeAutospacing="0" w:after="0" w:afterAutospacing="0" w:line="300" w:lineRule="atLeast"/>
+        <w:rPr>
+          <w:rFonts w:ascii="맑은 고딕" w:eastAsia="맑은 고딕" w:hAnsi="맑은 고딕"/>
+          <w:color w:val="000000"/>
+          <w:sz w:val="20"/>
+          <w:szCs w:val="20"/>
+        </w:rPr>
+      </w:pPr>
+      <w:r>
+        <w:rPr>
+          <w:rFonts w:ascii="맑은 고딕" w:eastAsia="맑은 고딕" w:hAnsi="맑은 고딕"/>
+          <w:color w:val="000000"/>
+          <w:sz w:val="20"/>
+          <w:szCs w:val="20"/>
+        </w:rPr>
+        <w:t xml:space="preserve">  )  ENABLE;</w:t>
+      </w:r>
+    </w:p>
+    <w:p>
+      <w:pPr>
+        <w:pStyle w:val="a3"/>
+        <w:spacing w:before="0" w:beforeAutospacing="0" w:after="0" w:afterAutospacing="0" w:line="300" w:lineRule="atLeast"/>
+        <w:rPr>
+          <w:rFonts w:ascii="맑은 고딕" w:eastAsia="맑은 고딕" w:hAnsi="맑은 고딕"/>
+          <w:color w:val="000000"/>
+          <w:sz w:val="20"/>
+          <w:szCs w:val="20"/>
+        </w:rPr>
+      </w:pPr>
+    </w:p>
+    <w:p>
+      <w:pPr>
+        <w:pStyle w:val="a3"/>
+        <w:spacing w:before="0" w:beforeAutospacing="0" w:after="0" w:afterAutospacing="0" w:line="300" w:lineRule="atLeast"/>
+        <w:rPr>
+          <w:rFonts w:ascii="맑은 고딕" w:eastAsia="맑은 고딕" w:hAnsi="맑은 고딕"/>
+          <w:color w:val="000000"/>
+          <w:sz w:val="20"/>
+          <w:szCs w:val="20"/>
+        </w:rPr>
+      </w:pPr>
+      <w:r>
+        <w:rPr>
+          <w:rFonts w:ascii="맑은 고딕" w:eastAsia="맑은 고딕" w:hAnsi="맑은 고딕"/>
+          <w:color w:val="000000"/>
+          <w:sz w:val="20"/>
+          <w:szCs w:val="20"/>
+        </w:rPr>
+        <w:t>USING INDEX (CREATE</w:t>
+      </w:r>
+      <w:r>
+        <w:rPr>
+          <w:rFonts w:ascii="맑은 고딕" w:eastAsia="맑은 고딕" w:hAnsi="맑은 고딕" w:hint="eastAsia"/>
+          <w:color w:val="000000"/>
+          <w:sz w:val="20"/>
+          <w:szCs w:val="20"/>
+        </w:rPr>
+        <w:t xml:space="preserve">로 검색하여 위와 같이 </w:t>
+      </w:r>
+      <w:r>
+        <w:rPr>
+          <w:rFonts w:ascii="맑은 고딕" w:eastAsia="맑은 고딕" w:hAnsi="맑은 고딕"/>
+          <w:color w:val="000000"/>
+          <w:sz w:val="20"/>
+          <w:szCs w:val="20"/>
+        </w:rPr>
+        <w:t xml:space="preserve">USING INDEX </w:t>
+      </w:r>
+      <w:r>
+        <w:rPr>
+          <w:rFonts w:ascii="맑은 고딕" w:eastAsia="맑은 고딕" w:hAnsi="맑은 고딕" w:hint="eastAsia"/>
+          <w:color w:val="000000"/>
+          <w:sz w:val="20"/>
+          <w:szCs w:val="20"/>
+        </w:rPr>
+        <w:t xml:space="preserve">구문 뒤에 </w:t>
+      </w:r>
+      <w:r>
+        <w:rPr>
+          <w:rFonts w:ascii="맑은 고딕" w:eastAsia="맑은 고딕" w:hAnsi="맑은 고딕"/>
+          <w:color w:val="000000"/>
+          <w:sz w:val="20"/>
+          <w:szCs w:val="20"/>
+        </w:rPr>
+        <w:t xml:space="preserve">(CREATE </w:t>
+      </w:r>
+      <w:r>
+        <w:rPr>
+          <w:rFonts w:ascii="맑은 고딕" w:eastAsia="맑은 고딕" w:hAnsi="맑은 고딕" w:hint="eastAsia"/>
+          <w:color w:val="000000"/>
+          <w:sz w:val="20"/>
+          <w:szCs w:val="20"/>
+        </w:rPr>
+        <w:t xml:space="preserve">문이 오는 문장들을 찾아 다음과 같이 </w:t>
+      </w:r>
+      <w:r>
+        <w:rPr>
+          <w:rFonts w:ascii="맑은 고딕" w:eastAsia="맑은 고딕" w:hAnsi="맑은 고딕"/>
+          <w:color w:val="000000"/>
+          <w:sz w:val="20"/>
+          <w:szCs w:val="20"/>
+        </w:rPr>
+        <w:t xml:space="preserve">USING INDEX ENABLE; </w:t>
+      </w:r>
+      <w:r>
+        <w:rPr>
+          <w:rFonts w:ascii="맑은 고딕" w:eastAsia="맑은 고딕" w:hAnsi="맑은 고딕" w:hint="eastAsia"/>
+          <w:color w:val="000000"/>
+          <w:sz w:val="20"/>
+          <w:szCs w:val="20"/>
+        </w:rPr>
+        <w:t>과 같이 변경해 준다.</w:t>
+      </w:r>
+    </w:p>
+    <w:p>
+      <w:pPr>
+        <w:pStyle w:val="a3"/>
+        <w:spacing w:after="0" w:line="300" w:lineRule="atLeast"/>
+        <w:rPr>
+          <w:rFonts w:ascii="맑은 고딕" w:eastAsia="맑은 고딕" w:hAnsi="맑은 고딕"/>
+          <w:color w:val="000000"/>
+          <w:sz w:val="20"/>
+          <w:szCs w:val="20"/>
+        </w:rPr>
+      </w:pPr>
+      <w:r>
+        <w:rPr>
+          <w:rFonts w:ascii="맑은 고딕" w:eastAsia="맑은 고딕" w:hAnsi="맑은 고딕"/>
+          <w:color w:val="000000"/>
+          <w:sz w:val="20"/>
+          <w:szCs w:val="20"/>
+        </w:rPr>
+        <w:t xml:space="preserve">  ALTER TABLE "JMOCHA_MAIL_COUNTRYIP" ADD CONSTRAINT "JMOCHA_MAIL_COUNTRYIP_PK" PRIMARY KEY ("STA</w:t>
+      </w:r>
+      <w:r>
+        <w:rPr>
+          <w:rFonts w:ascii="맑은 고딕" w:eastAsia="맑은 고딕" w:hAnsi="맑은 고딕"/>
+          <w:color w:val="000000"/>
+          <w:sz w:val="20"/>
+          <w:szCs w:val="20"/>
+        </w:rPr>
+        <w:t>RT_IP_NUMBER", "END_IP_NUMBER")</w:t>
+      </w:r>
+    </w:p>
+    <w:p>
+      <w:pPr>
+        <w:pStyle w:val="a3"/>
+        <w:spacing w:after="0" w:line="300" w:lineRule="atLeast"/>
+        <w:rPr>
+          <w:rFonts w:ascii="맑은 고딕" w:eastAsia="맑은 고딕" w:hAnsi="맑은 고딕"/>
+          <w:color w:val="000000"/>
+          <w:sz w:val="20"/>
+          <w:szCs w:val="20"/>
+        </w:rPr>
+      </w:pPr>
+      <w:r>
+        <w:rPr>
+          <w:rFonts w:ascii="맑은 고딕" w:eastAsia="맑은 고딕" w:hAnsi="맑은 고딕"/>
+          <w:color w:val="000000"/>
+          <w:sz w:val="20"/>
+          <w:szCs w:val="20"/>
+        </w:rPr>
+        <w:t xml:space="preserve">  </w:t>
+      </w:r>
+      <w:r>
+        <w:rPr>
+          <w:rFonts w:ascii="맑은 고딕" w:eastAsia="맑은 고딕" w:hAnsi="맑은 고딕"/>
+          <w:color w:val="000000"/>
+          <w:sz w:val="20"/>
+          <w:szCs w:val="20"/>
+        </w:rPr>
+        <w:t>USING INDEX  ENABLE;</w:t>
+      </w:r>
+    </w:p>
+    <w:p>
+      <w:pPr>
+        <w:pStyle w:val="a3"/>
+        <w:spacing w:before="0" w:beforeAutospacing="0" w:after="0" w:afterAutospacing="0" w:line="300" w:lineRule="atLeast"/>
+        <w:rPr>
+          <w:rFonts w:ascii="맑은 고딕" w:eastAsia="맑은 고딕" w:hAnsi="맑은 고딕"/>
+          <w:color w:val="000000"/>
+          <w:sz w:val="20"/>
+          <w:szCs w:val="20"/>
+        </w:rPr>
+      </w:pPr>
+    </w:p>
+    <w:p>
+      <w:pPr>
+        <w:pStyle w:val="a3"/>
+        <w:spacing w:before="0" w:beforeAutospacing="0" w:after="0" w:afterAutospacing="0" w:line="300" w:lineRule="atLeast"/>
+        <w:rPr>
+          <w:rFonts w:ascii="맑은 고딕" w:eastAsia="맑은 고딕" w:hAnsi="맑은 고딕"/>
+          <w:color w:val="000000"/>
+          <w:sz w:val="20"/>
+          <w:szCs w:val="20"/>
+        </w:rPr>
+      </w:pPr>
+      <w:r>
+        <w:rPr>
+          <w:rFonts w:ascii="맑은 고딕" w:eastAsia="맑은 고딕" w:hAnsi="맑은 고딕" w:hint="eastAsia"/>
+          <w:color w:val="000000"/>
+          <w:sz w:val="20"/>
+          <w:szCs w:val="20"/>
+        </w:rPr>
+        <w:t xml:space="preserve">위와 같이 변경하지 않으면 위 문장 전에 </w:t>
+      </w:r>
+      <w:r>
+        <w:rPr>
+          <w:rFonts w:ascii="맑은 고딕" w:eastAsia="맑은 고딕" w:hAnsi="맑은 고딕" w:hint="eastAsia"/>
+          <w:color w:val="000000"/>
+          <w:sz w:val="20"/>
+          <w:szCs w:val="20"/>
+        </w:rPr>
+        <w:t xml:space="preserve">위치한 </w:t>
+      </w:r>
+      <w:r>
+        <w:rPr>
+          <w:rFonts w:ascii="맑은 고딕" w:eastAsia="맑은 고딕" w:hAnsi="맑은 고딕"/>
+          <w:color w:val="000000"/>
+          <w:sz w:val="20"/>
+          <w:szCs w:val="20"/>
+        </w:rPr>
+        <w:t xml:space="preserve">CREATE UNIQUE INDEX </w:t>
+      </w:r>
+      <w:r>
+        <w:rPr>
+          <w:rFonts w:ascii="맑은 고딕" w:eastAsia="맑은 고딕" w:hAnsi="맑은 고딕" w:hint="eastAsia"/>
+          <w:color w:val="000000"/>
+          <w:sz w:val="20"/>
+          <w:szCs w:val="20"/>
+        </w:rPr>
+        <w:t xml:space="preserve">문에 의해 </w:t>
+      </w:r>
+      <w:r>
+        <w:rPr>
+          <w:rFonts w:ascii="맑은 고딕" w:eastAsia="맑은 고딕" w:hAnsi="맑은 고딕" w:hint="eastAsia"/>
+          <w:color w:val="000000"/>
+          <w:sz w:val="20"/>
+          <w:szCs w:val="20"/>
+        </w:rPr>
+        <w:t xml:space="preserve">이미 </w:t>
+      </w:r>
+      <w:r>
+        <w:rPr>
+          <w:rFonts w:ascii="맑은 고딕" w:eastAsia="맑은 고딕" w:hAnsi="맑은 고딕" w:hint="eastAsia"/>
+          <w:color w:val="000000"/>
+          <w:sz w:val="20"/>
+          <w:szCs w:val="20"/>
+        </w:rPr>
+        <w:t xml:space="preserve">생성이 된 동일한 이름의 </w:t>
+      </w:r>
+      <w:r>
+        <w:rPr>
+          <w:rFonts w:ascii="맑은 고딕" w:eastAsia="맑은 고딕" w:hAnsi="맑은 고딕"/>
+          <w:color w:val="000000"/>
+          <w:sz w:val="20"/>
+          <w:szCs w:val="20"/>
+        </w:rPr>
+        <w:t>Index</w:t>
+      </w:r>
+      <w:r>
+        <w:rPr>
+          <w:rFonts w:ascii="맑은 고딕" w:eastAsia="맑은 고딕" w:hAnsi="맑은 고딕" w:hint="eastAsia"/>
+          <w:color w:val="000000"/>
+          <w:sz w:val="20"/>
+          <w:szCs w:val="20"/>
+        </w:rPr>
+        <w:t xml:space="preserve">를 </w:t>
+      </w:r>
+      <w:r>
+        <w:rPr>
+          <w:rFonts w:ascii="맑은 고딕" w:eastAsia="맑은 고딕" w:hAnsi="맑은 고딕"/>
+          <w:color w:val="000000"/>
+          <w:sz w:val="20"/>
+          <w:szCs w:val="20"/>
+        </w:rPr>
+        <w:t xml:space="preserve">USING INDEX </w:t>
+      </w:r>
+      <w:r>
+        <w:rPr>
+          <w:rFonts w:ascii="맑은 고딕" w:eastAsia="맑은 고딕" w:hAnsi="맑은 고딕" w:hint="eastAsia"/>
+          <w:color w:val="000000"/>
+          <w:sz w:val="20"/>
+          <w:szCs w:val="20"/>
+        </w:rPr>
+        <w:t xml:space="preserve">구문 </w:t>
+      </w:r>
+      <w:r>
+        <w:rPr>
+          <w:rFonts w:ascii="맑은 고딕" w:eastAsia="맑은 고딕" w:hAnsi="맑은 고딕" w:hint="eastAsia"/>
+          <w:color w:val="000000"/>
+          <w:sz w:val="20"/>
+          <w:szCs w:val="20"/>
+        </w:rPr>
+        <w:t xml:space="preserve">안에 있는 </w:t>
+      </w:r>
+      <w:r>
+        <w:rPr>
+          <w:rFonts w:ascii="맑은 고딕" w:eastAsia="맑은 고딕" w:hAnsi="맑은 고딕"/>
+          <w:color w:val="000000"/>
+          <w:sz w:val="20"/>
+          <w:szCs w:val="20"/>
+        </w:rPr>
+        <w:t>CREATE UNIQUE INDEX</w:t>
+      </w:r>
+      <w:r>
+        <w:rPr>
+          <w:rFonts w:ascii="맑은 고딕" w:eastAsia="맑은 고딕" w:hAnsi="맑은 고딕" w:hint="eastAsia"/>
+          <w:color w:val="000000"/>
+          <w:sz w:val="20"/>
+          <w:szCs w:val="20"/>
+        </w:rPr>
+        <w:t>가 다시 생성하게 되어</w:t>
+      </w:r>
+      <w:r>
+        <w:rPr>
+          <w:rFonts w:ascii="맑은 고딕" w:eastAsia="맑은 고딕" w:hAnsi="맑은 고딕"/>
+          <w:color w:val="000000"/>
+          <w:sz w:val="20"/>
+          <w:szCs w:val="20"/>
+        </w:rPr>
+        <w:t xml:space="preserve"> 중복 </w:t>
+      </w:r>
       <w:r>
         <w:rPr>
           <w:rFonts w:ascii="맑은 고딕" w:eastAsia="맑은 고딕" w:hAnsi="맑은 고딕" w:hint="eastAsia"/>
@@ -2216,7 +2535,6 @@
           <w:sz w:val="22"/>
           <w:szCs w:val="22"/>
         </w:rPr>
-        <w:lastRenderedPageBreak/>
         <w:drawing>
           <wp:inline distT="0" distB="0" distL="0" distR="0">
             <wp:extent cx="6721475" cy="5466080"/>
@@ -2310,7 +2628,6 @@
           <w:sz w:val="22"/>
           <w:szCs w:val="22"/>
         </w:rPr>
-        <w:lastRenderedPageBreak/>
         <w:drawing>
           <wp:inline distT="0" distB="0" distL="0" distR="0">
             <wp:extent cx="5274945" cy="4326255"/>
@@ -2437,7 +2754,6 @@
           <w:sz w:val="22"/>
           <w:szCs w:val="22"/>
         </w:rPr>
-        <w:lastRenderedPageBreak/>
         <w:drawing>
           <wp:inline distT="0" distB="0" distL="0" distR="0">
             <wp:extent cx="6721475" cy="5466080"/>
@@ -2611,7 +2927,6 @@
           <w:sz w:val="21"/>
           <w:szCs w:val="21"/>
         </w:rPr>
-        <w:lastRenderedPageBreak/>
         <w:t>옵션3.  </w:t>
       </w:r>
       <w:r>
@@ -2833,7 +3148,6 @@
           <w:sz w:val="21"/>
           <w:szCs w:val="21"/>
         </w:rPr>
-        <w:lastRenderedPageBreak/>
         <w:t>옵션4. 터미네이터 - 맨끝에세미클론이붙는다.</w:t>
       </w:r>
     </w:p>
@@ -3017,7 +3331,6 @@
           <w:sz w:val="21"/>
           <w:szCs w:val="21"/>
         </w:rPr>
-        <w:lastRenderedPageBreak/>
         <w:t>옵션5. 뷰에</w:t>
       </w:r>
       <w:r>
@@ -3211,7 +3524,6 @@
           <w:sz w:val="22"/>
           <w:szCs w:val="22"/>
         </w:rPr>
-        <w:lastRenderedPageBreak/>
         <w:drawing>
           <wp:inline distT="0" distB="0" distL="0" distR="0">
             <wp:extent cx="6380480" cy="2797810"/>
@@ -3326,7 +3638,6 @@
           <w:sz w:val="22"/>
           <w:szCs w:val="22"/>
         </w:rPr>
-        <w:lastRenderedPageBreak/>
         <w:drawing>
           <wp:inline distT="0" distB="0" distL="0" distR="0">
             <wp:extent cx="6721475" cy="5466080"/>
@@ -3396,7 +3707,6 @@
           <w:sz w:val="22"/>
           <w:szCs w:val="22"/>
         </w:rPr>
-        <w:lastRenderedPageBreak/>
         <w:drawing>
           <wp:inline distT="0" distB="0" distL="0" distR="0">
             <wp:extent cx="8018145" cy="5063490"/>
